--- a/00-首页/题组Word/第一轮·竞赛教材版/第一轮结构·4-晶体结构（学生版）.docx
+++ b/00-首页/题组Word/第一轮·竞赛教材版/第一轮结构·4-晶体结构（学生版）.docx
@@ -20533,33 +20533,69 @@
       </w:pPr>
       <w:r>
         <w:rPr>
-          <w:rFonts w:hint="eastAsia" w:ascii="Times New Roman" w:hAnsi="Times New Roman" w:eastAsia="FangSong" w:cs="Times New Roman"/>
-        </w:rPr>
-        <w:t xml:space="preserve">本题干见</w:t>
-      </w:r>
-      <w:r>
-        <w:rPr>
-          <w:rFonts w:ascii="Times New Roman" w:hAnsi="Times New Roman" w:eastAsia="Times New Roman" w:cs="Times New Roman"/>
-        </w:rPr>
-        <w:t xml:space="preserve"> </w:t>
-      </w:r>
-      <w:r>
-        <w:rPr>
-          <w:rFonts w:hint="eastAsia" w:ascii="Times New Roman" w:hAnsi="Times New Roman" w:eastAsia="FangSong" w:cs="Times New Roman"/>
-        </w:rPr>
-        <w:t>题</w:t>
-      </w:r>
-      <w:r>
-        <w:rPr>
-          <w:rFonts w:hint="eastAsia" w:ascii="Times New Roman" w:hAnsi="Times New Roman" w:eastAsia="Times New Roman" w:cs="Times New Roman"/>
-        </w:rPr>
-        <w:t>-034-7-</w:t>
-      </w:r>
-      <w:r>
-        <w:rPr>
-          <w:rFonts w:hint="eastAsia" w:ascii="Times New Roman" w:hAnsi="Times New Roman" w:eastAsia="FangSong" w:cs="Times New Roman"/>
-        </w:rPr>
-        <w:t>咔咯环芳香性判断</w:t>
+          <w:rFonts w:ascii="Times New Roman" w:hAnsi="Times New Roman" w:eastAsia="Times New Roman" w:cs="Times New Roman"/>
+        </w:rPr>
+        <w:t xml:space="preserve">7-2 </w:t>
+      </w:r>
+      <w:r>
+        <w:rPr>
+          <w:rFonts w:hint="eastAsia" w:ascii="Times New Roman" w:hAnsi="Times New Roman" w:eastAsia="FangSong" w:cs="Times New Roman"/>
+        </w:rPr>
+        <w:t xml:space="preserve">写出</w:t>
+      </w:r>
+      <w:r>
+        <w:rPr>
+          <w:rFonts w:ascii="Times New Roman" w:hAnsi="Times New Roman" w:eastAsia="Times New Roman" w:cs="Times New Roman"/>
+        </w:rPr>
+        <w:t xml:space="preserve"> B、C </w:t>
+      </w:r>
+      <w:r>
+        <w:rPr>
+          <w:rFonts w:hint="eastAsia" w:ascii="Times New Roman" w:hAnsi="Times New Roman" w:eastAsia="FangSong" w:cs="Times New Roman"/>
+        </w:rPr>
+        <w:t xml:space="preserve">和</w:t>
+      </w:r>
+      <w:r>
+        <w:rPr>
+          <w:rFonts w:ascii="Times New Roman" w:hAnsi="Times New Roman" w:eastAsia="Times New Roman" w:cs="Times New Roman"/>
+        </w:rPr>
+        <w:t xml:space="preserve"> D </w:t>
+      </w:r>
+      <w:r>
+        <w:rPr>
+          <w:rFonts w:hint="eastAsia" w:ascii="Times New Roman" w:hAnsi="Times New Roman" w:eastAsia="FangSong" w:cs="Times New Roman"/>
+        </w:rPr>
+        <w:t>的化学式</w:t>
+      </w:r>
+      <w:r>
+        <w:rPr>
+          <w:rFonts w:hint="eastAsia" w:ascii="Times New Roman" w:hAnsi="Times New Roman" w:eastAsia="Times New Roman" w:cs="Times New Roman"/>
+        </w:rPr>
+        <w:t>（</w:t>
+      </w:r>
+      <w:r>
+        <w:rPr>
+          <w:rFonts w:hint="eastAsia" w:ascii="Times New Roman" w:hAnsi="Times New Roman" w:eastAsia="FangSong" w:cs="Times New Roman"/>
+        </w:rPr>
+        <w:t>要求</w:t>
+      </w:r>
+      <w:r>
+        <w:rPr>
+          <w:rFonts w:hint="eastAsia" w:ascii="Times New Roman" w:hAnsi="Times New Roman" w:eastAsia="Times New Roman" w:cs="Times New Roman"/>
+        </w:rPr>
+        <w:t>：</w:t>
+      </w:r>
+      <w:r>
+        <w:rPr>
+          <w:rFonts w:hint="eastAsia" w:ascii="Times New Roman" w:hAnsi="Times New Roman" w:eastAsia="FangSong" w:cs="Times New Roman"/>
+        </w:rPr>
+        <w:t>配体均用简写符号表示</w:t>
+      </w:r>
+      <w:r>
+        <w:rPr>
+          <w:rFonts w:hint="eastAsia" w:ascii="Times New Roman" w:hAnsi="Times New Roman" w:eastAsia="Times New Roman" w:cs="Times New Roman"/>
+        </w:rPr>
+        <w:t>）。</w:t>
       </w:r>
     </w:p>
     <w:p>
@@ -20570,7 +20606,7 @@
         <w:rPr>
           <w:rFonts w:ascii="Times New Roman" w:hAnsi="Times New Roman" w:eastAsia="Times New Roman" w:cs="Times New Roman"/>
         </w:rPr>
-        <w:t xml:space="preserve">7-2 </w:t>
+        <w:t xml:space="preserve">7-3 </w:t>
       </w:r>
       <w:r>
         <w:rPr>
@@ -20600,7 +20636,7 @@
         <w:rPr>
           <w:rFonts w:hint="eastAsia" w:ascii="Times New Roman" w:hAnsi="Times New Roman" w:eastAsia="FangSong" w:cs="Times New Roman"/>
         </w:rPr>
-        <w:t>的化学式</w:t>
+        <w:t>中金属离子的价电子组态</w:t>
       </w:r>
       <w:r>
         <w:rPr>
@@ -20612,19 +20648,39 @@
         <w:rPr>
           <w:rFonts w:hint="eastAsia" w:ascii="Times New Roman" w:hAnsi="Times New Roman" w:eastAsia="FangSong" w:cs="Times New Roman"/>
         </w:rPr>
-        <w:t>要求</w:t>
-      </w:r>
-      <w:r>
-        <w:rPr>
-          <w:rFonts w:hint="eastAsia" w:ascii="Times New Roman" w:hAnsi="Times New Roman" w:eastAsia="Times New Roman" w:cs="Times New Roman"/>
-        </w:rPr>
-        <w:t>：</w:t>
-      </w:r>
-      <w:r>
-        <w:rPr>
-          <w:rFonts w:hint="eastAsia" w:ascii="Times New Roman" w:hAnsi="Times New Roman" w:eastAsia="FangSong" w:cs="Times New Roman"/>
-        </w:rPr>
-        <w:t>配体均用简写符号表示</w:t>
+        <w:t>均用</w:t>
+      </w:r>
+      <w:r>
+        <w:rPr>
+          <w:rFonts w:ascii="Times New Roman" w:hAnsi="Times New Roman" w:eastAsia="Times New Roman" w:cs="Times New Roman"/>
+        </w:rPr>
+        <w:t xml:space="preserve"> </w:t>
+      </w:r>
+      <m:oMath>
+        <m:sSup>
+          <m:e>
+            <m:r>
+              <m:t>d</m:t>
+            </m:r>
+          </m:e>
+          <m:sup>
+            <m:r>
+              <m:t>n</m:t>
+            </m:r>
+          </m:sup>
+        </m:sSup>
+      </m:oMath>
+      <w:r>
+        <w:rPr>
+          <w:rFonts w:ascii="Times New Roman" w:hAnsi="Times New Roman" w:eastAsia="Times New Roman" w:cs="Times New Roman"/>
+        </w:rPr>
+        <w:t xml:space="preserve"> </w:t>
+      </w:r>
+      <w:r>
+        <w:rPr>
+          <w:rFonts w:hint="eastAsia" w:ascii="Times New Roman" w:hAnsi="Times New Roman" w:eastAsia="FangSong" w:cs="Times New Roman"/>
+        </w:rPr>
+        <w:t>方式表示</w:t>
       </w:r>
       <w:r>
         <w:rPr>
@@ -20639,50 +20695,15 @@
       </w:pPr>
       <w:r>
         <w:rPr>
-          <w:rFonts w:hint="eastAsia" w:ascii="Times New Roman" w:hAnsi="Times New Roman" w:eastAsia="FangSong" w:cs="Times New Roman"/>
-        </w:rPr>
-        <w:t xml:space="preserve">本题干见</w:t>
-      </w:r>
-      <w:r>
-        <w:rPr>
-          <w:rFonts w:ascii="Times New Roman" w:hAnsi="Times New Roman" w:eastAsia="Times New Roman" w:cs="Times New Roman"/>
-        </w:rPr>
-        <w:t xml:space="preserve"> </w:t>
-      </w:r>
-      <w:r>
-        <w:rPr>
-          <w:rFonts w:hint="eastAsia" w:ascii="Times New Roman" w:hAnsi="Times New Roman" w:eastAsia="FangSong" w:cs="Times New Roman"/>
-        </w:rPr>
-        <w:t>题</w:t>
-      </w:r>
-      <w:r>
-        <w:rPr>
-          <w:rFonts w:hint="eastAsia" w:ascii="Times New Roman" w:hAnsi="Times New Roman" w:eastAsia="Times New Roman" w:cs="Times New Roman"/>
-        </w:rPr>
-        <w:t>-034-7-</w:t>
-      </w:r>
-      <w:r>
-        <w:rPr>
-          <w:rFonts w:hint="eastAsia" w:ascii="Times New Roman" w:hAnsi="Times New Roman" w:eastAsia="FangSong" w:cs="Times New Roman"/>
-        </w:rPr>
-        <w:t>咔咯环芳香性判断</w:t>
-      </w:r>
-    </w:p>
-    <w:p>
-      <w:pPr>
-        <w:pStyle w:val="BodyText"/>
-      </w:pPr>
-      <w:r>
-        <w:rPr>
-          <w:rFonts w:ascii="Times New Roman" w:hAnsi="Times New Roman" w:eastAsia="Times New Roman" w:cs="Times New Roman"/>
-        </w:rPr>
-        <w:t xml:space="preserve">7-3 </w:t>
-      </w:r>
-      <w:r>
-        <w:rPr>
-          <w:rFonts w:hint="eastAsia" w:ascii="Times New Roman" w:hAnsi="Times New Roman" w:eastAsia="FangSong" w:cs="Times New Roman"/>
-        </w:rPr>
-        <w:t xml:space="preserve">写出</w:t>
+          <w:rFonts w:ascii="Times New Roman" w:hAnsi="Times New Roman" w:eastAsia="Times New Roman" w:cs="Times New Roman"/>
+        </w:rPr>
+        <w:t xml:space="preserve">7-4 </w:t>
+      </w:r>
+      <w:r>
+        <w:rPr>
+          <w:rFonts w:hint="eastAsia" w:ascii="Times New Roman" w:hAnsi="Times New Roman" w:eastAsia="FangSong" w:cs="Times New Roman"/>
+        </w:rPr>
+        <w:t xml:space="preserve">写出制备</w:t>
       </w:r>
       <w:r>
         <w:rPr>
@@ -20706,7 +20727,7 @@
         <w:rPr>
           <w:rFonts w:hint="eastAsia" w:ascii="Times New Roman" w:hAnsi="Times New Roman" w:eastAsia="FangSong" w:cs="Times New Roman"/>
         </w:rPr>
-        <w:t>中金属离子的价电子组态</w:t>
+        <w:t>的反应方程式</w:t>
       </w:r>
       <w:r>
         <w:rPr>
@@ -20718,198 +20739,37 @@
         <w:rPr>
           <w:rFonts w:hint="eastAsia" w:ascii="Times New Roman" w:hAnsi="Times New Roman" w:eastAsia="FangSong" w:cs="Times New Roman"/>
         </w:rPr>
-        <w:t>均用</w:t>
-      </w:r>
-      <w:r>
-        <w:rPr>
-          <w:rFonts w:ascii="Times New Roman" w:hAnsi="Times New Roman" w:eastAsia="Times New Roman" w:cs="Times New Roman"/>
-        </w:rPr>
-        <w:t xml:space="preserve"> </w:t>
-      </w:r>
-      <m:oMath>
-        <m:sSup>
-          <m:e>
-            <m:r>
-              <m:t>d</m:t>
-            </m:r>
-          </m:e>
-          <m:sup>
-            <m:r>
-              <m:t>n</m:t>
-            </m:r>
-          </m:sup>
-        </m:sSup>
-      </m:oMath>
-      <w:r>
-        <w:rPr>
-          <w:rFonts w:ascii="Times New Roman" w:hAnsi="Times New Roman" w:eastAsia="Times New Roman" w:cs="Times New Roman"/>
-        </w:rPr>
-        <w:t xml:space="preserve"> </w:t>
-      </w:r>
-      <w:r>
-        <w:rPr>
-          <w:rFonts w:hint="eastAsia" w:ascii="Times New Roman" w:hAnsi="Times New Roman" w:eastAsia="FangSong" w:cs="Times New Roman"/>
-        </w:rPr>
-        <w:t>方式表示</w:t>
+        <w:t>要求</w:t>
+      </w:r>
+      <w:r>
+        <w:rPr>
+          <w:rFonts w:hint="eastAsia" w:ascii="Times New Roman" w:hAnsi="Times New Roman" w:eastAsia="Times New Roman" w:cs="Times New Roman"/>
+        </w:rPr>
+        <w:t>：</w:t>
+      </w:r>
+      <w:r>
+        <w:rPr>
+          <w:rFonts w:hint="eastAsia" w:ascii="Times New Roman" w:hAnsi="Times New Roman" w:eastAsia="FangSong" w:cs="Times New Roman"/>
+        </w:rPr>
+        <w:t>配体均用简写符号</w:t>
+      </w:r>
+      <w:r>
+        <w:rPr>
+          <w:rFonts w:hint="eastAsia" w:ascii="Times New Roman" w:hAnsi="Times New Roman" w:eastAsia="Times New Roman" w:cs="Times New Roman"/>
+        </w:rPr>
+        <w:t>，</w:t>
+      </w:r>
+      <w:r>
+        <w:rPr>
+          <w:rFonts w:hint="eastAsia" w:ascii="Times New Roman" w:hAnsi="Times New Roman" w:eastAsia="FangSong" w:cs="Times New Roman"/>
+        </w:rPr>
+        <w:t>系数为最简整数比</w:t>
       </w:r>
       <w:r>
         <w:rPr>
           <w:rFonts w:hint="eastAsia" w:ascii="Times New Roman" w:hAnsi="Times New Roman" w:eastAsia="Times New Roman" w:cs="Times New Roman"/>
         </w:rPr>
         <w:t>）。</w:t>
-      </w:r>
-    </w:p>
-    <w:p>
-      <w:pPr>
-        <w:pStyle w:val="BodyText"/>
-      </w:pPr>
-      <w:r>
-        <w:rPr>
-          <w:rFonts w:hint="eastAsia" w:ascii="Times New Roman" w:hAnsi="Times New Roman" w:eastAsia="FangSong" w:cs="Times New Roman"/>
-        </w:rPr>
-        <w:t xml:space="preserve">本题干见</w:t>
-      </w:r>
-      <w:r>
-        <w:rPr>
-          <w:rFonts w:ascii="Times New Roman" w:hAnsi="Times New Roman" w:eastAsia="Times New Roman" w:cs="Times New Roman"/>
-        </w:rPr>
-        <w:t xml:space="preserve"> </w:t>
-      </w:r>
-      <w:r>
-        <w:rPr>
-          <w:rFonts w:hint="eastAsia" w:ascii="Times New Roman" w:hAnsi="Times New Roman" w:eastAsia="FangSong" w:cs="Times New Roman"/>
-        </w:rPr>
-        <w:t>题</w:t>
-      </w:r>
-      <w:r>
-        <w:rPr>
-          <w:rFonts w:hint="eastAsia" w:ascii="Times New Roman" w:hAnsi="Times New Roman" w:eastAsia="Times New Roman" w:cs="Times New Roman"/>
-        </w:rPr>
-        <w:t>-034-7-</w:t>
-      </w:r>
-      <w:r>
-        <w:rPr>
-          <w:rFonts w:hint="eastAsia" w:ascii="Times New Roman" w:hAnsi="Times New Roman" w:eastAsia="FangSong" w:cs="Times New Roman"/>
-        </w:rPr>
-        <w:t>咔咯环芳香性判断</w:t>
-      </w:r>
-    </w:p>
-    <w:p>
-      <w:pPr>
-        <w:pStyle w:val="BodyText"/>
-      </w:pPr>
-      <w:r>
-        <w:rPr>
-          <w:rFonts w:ascii="Times New Roman" w:hAnsi="Times New Roman" w:eastAsia="Times New Roman" w:cs="Times New Roman"/>
-        </w:rPr>
-        <w:t xml:space="preserve">7-4 </w:t>
-      </w:r>
-      <w:r>
-        <w:rPr>
-          <w:rFonts w:hint="eastAsia" w:ascii="Times New Roman" w:hAnsi="Times New Roman" w:eastAsia="FangSong" w:cs="Times New Roman"/>
-        </w:rPr>
-        <w:t xml:space="preserve">写出制备</w:t>
-      </w:r>
-      <w:r>
-        <w:rPr>
-          <w:rFonts w:ascii="Times New Roman" w:hAnsi="Times New Roman" w:eastAsia="Times New Roman" w:cs="Times New Roman"/>
-        </w:rPr>
-        <w:t xml:space="preserve"> B、C </w:t>
-      </w:r>
-      <w:r>
-        <w:rPr>
-          <w:rFonts w:hint="eastAsia" w:ascii="Times New Roman" w:hAnsi="Times New Roman" w:eastAsia="FangSong" w:cs="Times New Roman"/>
-        </w:rPr>
-        <w:t xml:space="preserve">和</w:t>
-      </w:r>
-      <w:r>
-        <w:rPr>
-          <w:rFonts w:ascii="Times New Roman" w:hAnsi="Times New Roman" w:eastAsia="Times New Roman" w:cs="Times New Roman"/>
-        </w:rPr>
-        <w:t xml:space="preserve"> D </w:t>
-      </w:r>
-      <w:r>
-        <w:rPr>
-          <w:rFonts w:hint="eastAsia" w:ascii="Times New Roman" w:hAnsi="Times New Roman" w:eastAsia="FangSong" w:cs="Times New Roman"/>
-        </w:rPr>
-        <w:t>的反应方程式</w:t>
-      </w:r>
-      <w:r>
-        <w:rPr>
-          <w:rFonts w:hint="eastAsia" w:ascii="Times New Roman" w:hAnsi="Times New Roman" w:eastAsia="Times New Roman" w:cs="Times New Roman"/>
-        </w:rPr>
-        <w:t>（</w:t>
-      </w:r>
-      <w:r>
-        <w:rPr>
-          <w:rFonts w:hint="eastAsia" w:ascii="Times New Roman" w:hAnsi="Times New Roman" w:eastAsia="FangSong" w:cs="Times New Roman"/>
-        </w:rPr>
-        <w:t>要求</w:t>
-      </w:r>
-      <w:r>
-        <w:rPr>
-          <w:rFonts w:hint="eastAsia" w:ascii="Times New Roman" w:hAnsi="Times New Roman" w:eastAsia="Times New Roman" w:cs="Times New Roman"/>
-        </w:rPr>
-        <w:t>：</w:t>
-      </w:r>
-      <w:r>
-        <w:rPr>
-          <w:rFonts w:hint="eastAsia" w:ascii="Times New Roman" w:hAnsi="Times New Roman" w:eastAsia="FangSong" w:cs="Times New Roman"/>
-        </w:rPr>
-        <w:t>配体均用简写符号</w:t>
-      </w:r>
-      <w:r>
-        <w:rPr>
-          <w:rFonts w:hint="eastAsia" w:ascii="Times New Roman" w:hAnsi="Times New Roman" w:eastAsia="Times New Roman" w:cs="Times New Roman"/>
-        </w:rPr>
-        <w:t>，</w:t>
-      </w:r>
-      <w:r>
-        <w:rPr>
-          <w:rFonts w:hint="eastAsia" w:ascii="Times New Roman" w:hAnsi="Times New Roman" w:eastAsia="FangSong" w:cs="Times New Roman"/>
-        </w:rPr>
-        <w:t>系数为最简整数比</w:t>
-      </w:r>
-      <w:r>
-        <w:rPr>
-          <w:rFonts w:hint="eastAsia" w:ascii="Times New Roman" w:hAnsi="Times New Roman" w:eastAsia="Times New Roman" w:cs="Times New Roman"/>
-        </w:rPr>
-        <w:t>）。</w:t>
-      </w:r>
-    </w:p>
-    <w:p>
-      <w:pPr>
-        <w:pStyle w:val="BodyText"/>
-      </w:pPr>
-      <w:r>
-        <w:rPr>
-          <w:rFonts w:hint="eastAsia" w:ascii="Times New Roman" w:hAnsi="Times New Roman" w:eastAsia="FangSong" w:cs="Times New Roman"/>
-        </w:rPr>
-        <w:t xml:space="preserve">本题干见</w:t>
-      </w:r>
-      <w:r>
-        <w:rPr>
-          <w:rFonts w:ascii="Times New Roman" w:hAnsi="Times New Roman" w:eastAsia="Times New Roman" w:cs="Times New Roman"/>
-        </w:rPr>
-        <w:t xml:space="preserve"> </w:t>
-      </w:r>
-      <w:r>
-        <w:rPr>
-          <w:rFonts w:hint="eastAsia" w:ascii="Times New Roman" w:hAnsi="Times New Roman" w:eastAsia="FangSong" w:cs="Times New Roman"/>
-        </w:rPr>
-        <w:t>题</w:t>
-      </w:r>
-      <w:r>
-        <w:rPr>
-          <w:rFonts w:hint="eastAsia" w:ascii="Times New Roman" w:hAnsi="Times New Roman" w:eastAsia="Times New Roman" w:cs="Times New Roman"/>
-        </w:rPr>
-        <w:t>-034-7-</w:t>
-      </w:r>
-      <w:r>
-        <w:rPr>
-          <w:rFonts w:hint="eastAsia" w:ascii="Times New Roman" w:hAnsi="Times New Roman" w:eastAsia="FangSong" w:cs="Times New Roman"/>
-        </w:rPr>
-        <w:t>咔咯环芳香性判断</w:t>
       </w:r>
     </w:p>
     <w:p>

--- a/00-首页/题组Word/第一轮·竞赛教材版/第一轮结构·4-晶体结构（学生版）.docx
+++ b/00-首页/题组Word/第一轮·竞赛教材版/第一轮结构·4-晶体结构（学生版）.docx
@@ -490,14 +490,14 @@
         </w:rPr>
         <w:drawing>
           <wp:inline>
-            <wp:extent cx="3240000" cy="4584609"/>
+            <wp:extent cx="3600000" cy="1196647"/>
             <wp:effectExtent b="0" l="0" r="0" t="0"/>
             <wp:docPr descr="" title="" id="11" name="Picture"/>
             <a:graphic>
               <a:graphicData uri="http://schemas.openxmlformats.org/drawingml/2006/picture">
                 <pic:pic>
                   <pic:nvPicPr>
-                    <pic:cNvPr descr="2023-浙江预赛_p03.png" id="12" name="Picture"/>
+                    <pic:cNvPr descr="02c2c9dee83f246d.png" id="12" name="Picture"/>
                     <pic:cNvPicPr>
                       <a:picLocks noChangeArrowheads="1" noChangeAspect="1"/>
                     </pic:cNvPicPr>
@@ -511,7 +511,7 @@
                   <pic:spPr bwMode="auto">
                     <a:xfrm>
                       <a:off x="0" y="0"/>
-                      <a:ext cx="3240000" cy="4584609"/>
+                      <a:ext cx="3600000" cy="1196647"/>
                     </a:xfrm>
                     <a:prstGeom prst="rect">
                       <a:avLst/>

--- a/00-首页/题组Word/第一轮·竞赛教材版/第一轮结构·4-晶体结构（学生版）.docx
+++ b/00-首页/题组Word/第一轮·竞赛教材版/第一轮结构·4-晶体结构（学生版）.docx
@@ -240,10 +240,8 @@
     <w:p>
       <w:pPr>
         <w:pStyle w:val="Compact"/>
-        <w:numPr>
-          <w:ilvl w:val="0"/>
-          <w:numId w:val="1001"/>
-        </w:numPr>
+        <w:ind w:left="480" w:hanging="480"/>
+        <w:spacing w:after="0"/>
       </w:pPr>
       <w:r>
         <w:rPr>
@@ -288,7 +286,20 @@
         <w:rPr>
           <w:rFonts w:ascii="Times New Roman" w:hAnsi="Times New Roman" w:eastAsia="Times New Roman" w:cs="Times New Roman"/>
         </w:rPr>
-        <w:t xml:space="preserve">　　B. Au</w:t>
+        <w:t xml:space="preserve">　　</w:t>
+      </w:r>
+    </w:p>
+    <w:p>
+      <w:pPr>
+        <w:pStyle w:val="Compact"/>
+        <w:ind w:left="480" w:hanging="480"/>
+        <w:spacing w:before="0" w:after="0"/>
+      </w:pPr>
+      <w:r>
+        <w:rPr>
+          <w:rFonts w:ascii="Times New Roman" w:hAnsi="Times New Roman" w:eastAsia="Times New Roman" w:cs="Times New Roman"/>
+        </w:rPr>
+        <w:t xml:space="preserve">B. Au</w:t>
       </w:r>
       <w:r>
         <w:rPr>
@@ -327,7 +338,20 @@
         <w:rPr>
           <w:rFonts w:ascii="Times New Roman" w:hAnsi="Times New Roman" w:eastAsia="Times New Roman" w:cs="Times New Roman"/>
         </w:rPr>
-        <w:t xml:space="preserve">　　C. AuCu</w:t>
+        <w:t xml:space="preserve">　　</w:t>
+      </w:r>
+    </w:p>
+    <w:p>
+      <w:pPr>
+        <w:pStyle w:val="Compact"/>
+        <w:ind w:left="480" w:hanging="480"/>
+        <w:spacing w:before="0" w:after="0"/>
+      </w:pPr>
+      <w:r>
+        <w:rPr>
+          <w:rFonts w:ascii="Times New Roman" w:hAnsi="Times New Roman" w:eastAsia="Times New Roman" w:cs="Times New Roman"/>
+        </w:rPr>
+        <w:t xml:space="preserve">C. AuCu</w:t>
       </w:r>
       <w:r>
         <w:rPr>
@@ -353,7 +377,20 @@
         <w:rPr>
           <w:rFonts w:ascii="Times New Roman" w:hAnsi="Times New Roman" w:eastAsia="Times New Roman" w:cs="Times New Roman"/>
         </w:rPr>
-        <w:t xml:space="preserve">　　D. AuCu</w:t>
+        <w:t xml:space="preserve">　　</w:t>
+      </w:r>
+    </w:p>
+    <w:p>
+      <w:pPr>
+        <w:pStyle w:val="Compact"/>
+        <w:ind w:left="480" w:hanging="480"/>
+        <w:spacing w:before="0" w:after="36"/>
+      </w:pPr>
+      <w:r>
+        <w:rPr>
+          <w:rFonts w:ascii="Times New Roman" w:hAnsi="Times New Roman" w:eastAsia="Times New Roman" w:cs="Times New Roman"/>
+        </w:rPr>
+        <w:t xml:space="preserve">D. AuCu</w:t>
       </w:r>
       <w:r>
         <w:rPr>
@@ -375,6 +412,16 @@
         </w:rPr>
         <w:t>8</w:t>
       </w:r>
+    </w:p>
+    <w:p>
+      <w:pPr>
+        <w:spacing w:before="0" w:after="0"/>
+      </w:pPr>
+    </w:p>
+    <w:p>
+      <w:pPr>
+        <w:spacing w:before="0" w:after="0"/>
+      </w:pPr>
     </w:p>
     <w:p>
       <w:pPr>
@@ -533,10 +580,6 @@
     <w:p>
       <w:pPr>
         <w:pStyle w:val="Compact"/>
-        <w:numPr>
-          <w:ilvl w:val="0"/>
-          <w:numId w:val="1002"/>
-        </w:numPr>
       </w:pPr>
       <w:r>
         <w:rPr>
@@ -592,10 +635,6 @@
     <w:p>
       <w:pPr>
         <w:pStyle w:val="Compact"/>
-        <w:numPr>
-          <w:ilvl w:val="0"/>
-          <w:numId w:val="1002"/>
-        </w:numPr>
       </w:pPr>
       <w:r>
         <w:rPr>
@@ -613,10 +652,6 @@
     <w:p>
       <w:pPr>
         <w:pStyle w:val="Compact"/>
-        <w:numPr>
-          <w:ilvl w:val="0"/>
-          <w:numId w:val="1002"/>
-        </w:numPr>
       </w:pPr>
       <w:r>
         <w:rPr>
@@ -640,10 +675,6 @@
     <w:p>
       <w:pPr>
         <w:pStyle w:val="Compact"/>
-        <w:numPr>
-          <w:ilvl w:val="0"/>
-          <w:numId w:val="1002"/>
-        </w:numPr>
       </w:pPr>
       <w:r>
         <w:rPr>
@@ -699,6 +730,16 @@
         </w:rPr>
         <w:t xml:space="preserve">原子</w:t>
       </w:r>
+    </w:p>
+    <w:p>
+      <w:pPr>
+        <w:spacing w:before="0" w:after="0"/>
+      </w:pPr>
+    </w:p>
+    <w:p>
+      <w:pPr>
+        <w:spacing w:before="0" w:after="0"/>
+      </w:pPr>
     </w:p>
     <w:p>
       <w:pPr>
@@ -1397,7 +1438,7 @@
         </w:rPr>
         <w:drawing>
           <wp:inline>
-            <wp:extent cx="3600000" cy="2560000"/>
+            <wp:extent cx="3584000" cy="2560000"/>
             <wp:effectExtent b="0" l="0" r="0" t="0"/>
             <wp:docPr descr="" title="" id="15" name="Picture"/>
             <a:graphic>
@@ -1418,7 +1459,7 @@
                   <pic:spPr bwMode="auto">
                     <a:xfrm>
                       <a:off x="0" y="0"/>
-                      <a:ext cx="3600000" cy="2560000"/>
+                      <a:ext cx="3584000" cy="2560000"/>
                     </a:xfrm>
                     <a:prstGeom prst="rect">
                       <a:avLst/>
@@ -1449,7 +1490,7 @@
         </w:rPr>
         <w:drawing>
           <wp:inline>
-            <wp:extent cx="3240000" cy="2979440"/>
+            <wp:extent cx="3183356" cy="2979440"/>
             <wp:effectExtent b="0" l="0" r="0" t="0"/>
             <wp:docPr descr="" title="" id="18" name="Picture"/>
             <a:graphic>
@@ -1470,7 +1511,7 @@
                   <pic:spPr bwMode="auto">
                     <a:xfrm>
                       <a:off x="0" y="0"/>
-                      <a:ext cx="3240000" cy="2979440"/>
+                      <a:ext cx="3183356" cy="2979440"/>
                     </a:xfrm>
                     <a:prstGeom prst="rect">
                       <a:avLst/>
@@ -1488,6 +1529,31 @@
           </wp:inline>
         </w:drawing>
       </w:r>
+    </w:p>
+    <w:p>
+      <w:pPr>
+        <w:spacing w:before="0" w:after="0"/>
+      </w:pPr>
+    </w:p>
+    <w:p>
+      <w:pPr>
+        <w:spacing w:before="0" w:after="0"/>
+      </w:pPr>
+    </w:p>
+    <w:p>
+      <w:pPr>
+        <w:spacing w:before="0" w:after="0"/>
+      </w:pPr>
+    </w:p>
+    <w:p>
+      <w:pPr>
+        <w:spacing w:before="0" w:after="0"/>
+      </w:pPr>
+    </w:p>
+    <w:p>
+      <w:pPr>
+        <w:spacing w:before="0" w:after="0"/>
+      </w:pPr>
     </w:p>
     <w:p>
       <w:pPr>
@@ -2443,7 +2509,7 @@
         </w:rPr>
         <w:drawing>
           <wp:inline>
-            <wp:extent cx="3600000" cy="2362499"/>
+            <wp:extent cx="3600000" cy="2276821"/>
             <wp:effectExtent b="0" l="0" r="0" t="0"/>
             <wp:docPr descr="" title="" id="22" name="Picture"/>
             <a:graphic>
@@ -2464,7 +2530,7 @@
                   <pic:spPr bwMode="auto">
                     <a:xfrm>
                       <a:off x="0" y="0"/>
-                      <a:ext cx="3600000" cy="2362499"/>
+                      <a:ext cx="3600000" cy="2276821"/>
                     </a:xfrm>
                     <a:prstGeom prst="rect">
                       <a:avLst/>
@@ -2495,7 +2561,7 @@
         </w:rPr>
         <w:drawing>
           <wp:inline>
-            <wp:extent cx="3600000" cy="2590243"/>
+            <wp:extent cx="3600000" cy="2405310"/>
             <wp:effectExtent b="0" l="0" r="0" t="0"/>
             <wp:docPr descr="" title="" id="25" name="Picture"/>
             <a:graphic>
@@ -2516,7 +2582,7 @@
                   <pic:spPr bwMode="auto">
                     <a:xfrm>
                       <a:off x="0" y="0"/>
-                      <a:ext cx="3600000" cy="2590243"/>
+                      <a:ext cx="3600000" cy="2405310"/>
                     </a:xfrm>
                     <a:prstGeom prst="rect">
                       <a:avLst/>
@@ -2534,6 +2600,31 @@
           </wp:inline>
         </w:drawing>
       </w:r>
+    </w:p>
+    <w:p>
+      <w:pPr>
+        <w:spacing w:before="0" w:after="0"/>
+      </w:pPr>
+    </w:p>
+    <w:p>
+      <w:pPr>
+        <w:spacing w:before="0" w:after="0"/>
+      </w:pPr>
+    </w:p>
+    <w:p>
+      <w:pPr>
+        <w:spacing w:before="0" w:after="0"/>
+      </w:pPr>
+    </w:p>
+    <w:p>
+      <w:pPr>
+        <w:spacing w:before="0" w:after="0"/>
+      </w:pPr>
+    </w:p>
+    <w:p>
+      <w:pPr>
+        <w:spacing w:before="0" w:after="0"/>
+      </w:pPr>
     </w:p>
     <w:p>
       <w:pPr>
@@ -3945,7 +4036,7 @@
         </w:rPr>
         <w:drawing>
           <wp:inline>
-            <wp:extent cx="3240000" cy="2875850"/>
+            <wp:extent cx="3240000" cy="2872674"/>
             <wp:effectExtent b="0" l="0" r="0" t="0"/>
             <wp:docPr descr="" title="" id="29" name="Picture"/>
             <a:graphic>
@@ -3966,7 +4057,7 @@
                   <pic:spPr bwMode="auto">
                     <a:xfrm>
                       <a:off x="0" y="0"/>
-                      <a:ext cx="3240000" cy="2875850"/>
+                      <a:ext cx="3240000" cy="2872674"/>
                     </a:xfrm>
                     <a:prstGeom prst="rect">
                       <a:avLst/>
@@ -3987,6 +4078,46 @@
     </w:p>
     <w:p>
       <w:pPr>
+        <w:spacing w:before="0" w:after="0"/>
+      </w:pPr>
+    </w:p>
+    <w:p>
+      <w:pPr>
+        <w:spacing w:before="0" w:after="0"/>
+      </w:pPr>
+    </w:p>
+    <w:p>
+      <w:pPr>
+        <w:spacing w:before="0" w:after="0"/>
+      </w:pPr>
+    </w:p>
+    <w:p>
+      <w:pPr>
+        <w:spacing w:before="0" w:after="0"/>
+      </w:pPr>
+    </w:p>
+    <w:p>
+      <w:pPr>
+        <w:spacing w:before="0" w:after="0"/>
+      </w:pPr>
+    </w:p>
+    <w:p>
+      <w:pPr>
+        <w:spacing w:before="0" w:after="0"/>
+      </w:pPr>
+    </w:p>
+    <w:p>
+      <w:pPr>
+        <w:spacing w:before="0" w:after="0"/>
+      </w:pPr>
+    </w:p>
+    <w:p>
+      <w:pPr>
+        <w:spacing w:before="0" w:after="0"/>
+      </w:pPr>
+    </w:p>
+    <w:p>
+      <w:pPr>
         <w:spacing w:before="160" w:after="80"/>
       </w:pPr>
       <w:r>
@@ -4200,7 +4331,7 @@
         </w:rPr>
         <w:drawing>
           <wp:inline>
-            <wp:extent cx="3600000" cy="1877142"/>
+            <wp:extent cx="3600000" cy="1874061"/>
             <wp:effectExtent b="0" l="0" r="0" t="0"/>
             <wp:docPr descr="" title="" id="33" name="Picture"/>
             <a:graphic>
@@ -4221,7 +4352,7 @@
                   <pic:spPr bwMode="auto">
                     <a:xfrm>
                       <a:off x="0" y="0"/>
-                      <a:ext cx="3600000" cy="1877142"/>
+                      <a:ext cx="3600000" cy="1874061"/>
                     </a:xfrm>
                     <a:prstGeom prst="rect">
                       <a:avLst/>
@@ -4242,6 +4373,31 @@
     </w:p>
     <w:p>
       <w:pPr>
+        <w:spacing w:before="0" w:after="0"/>
+      </w:pPr>
+    </w:p>
+    <w:p>
+      <w:pPr>
+        <w:spacing w:before="0" w:after="0"/>
+      </w:pPr>
+    </w:p>
+    <w:p>
+      <w:pPr>
+        <w:spacing w:before="0" w:after="0"/>
+      </w:pPr>
+    </w:p>
+    <w:p>
+      <w:pPr>
+        <w:spacing w:before="0" w:after="0"/>
+      </w:pPr>
+    </w:p>
+    <w:p>
+      <w:pPr>
+        <w:spacing w:before="0" w:after="0"/>
+      </w:pPr>
+    </w:p>
+    <w:p>
+      <w:pPr>
         <w:spacing w:before="160" w:after="80"/>
       </w:pPr>
       <w:r>
@@ -4603,7 +4759,7 @@
         </w:rPr>
         <w:drawing>
           <wp:inline>
-            <wp:extent cx="3240000" cy="3268842"/>
+            <wp:extent cx="3229811" cy="3268842"/>
             <wp:effectExtent b="0" l="0" r="0" t="0"/>
             <wp:docPr descr="" title="" id="37" name="Picture"/>
             <a:graphic>
@@ -4624,7 +4780,7 @@
                   <pic:spPr bwMode="auto">
                     <a:xfrm>
                       <a:off x="0" y="0"/>
-                      <a:ext cx="3240000" cy="3268842"/>
+                      <a:ext cx="3229811" cy="3268842"/>
                     </a:xfrm>
                     <a:prstGeom prst="rect">
                       <a:avLst/>
@@ -4645,6 +4801,31 @@
     </w:p>
     <w:p>
       <w:pPr>
+        <w:spacing w:before="0" w:after="0"/>
+      </w:pPr>
+    </w:p>
+    <w:p>
+      <w:pPr>
+        <w:spacing w:before="0" w:after="0"/>
+      </w:pPr>
+    </w:p>
+    <w:p>
+      <w:pPr>
+        <w:spacing w:before="0" w:after="0"/>
+      </w:pPr>
+    </w:p>
+    <w:p>
+      <w:pPr>
+        <w:spacing w:before="0" w:after="0"/>
+      </w:pPr>
+    </w:p>
+    <w:p>
+      <w:pPr>
+        <w:spacing w:before="0" w:after="0"/>
+      </w:pPr>
+    </w:p>
+    <w:p>
+      <w:pPr>
         <w:spacing w:before="160" w:after="80"/>
       </w:pPr>
       <w:r>
@@ -4756,7 +4937,7 @@
         </w:rPr>
         <w:drawing>
           <wp:inline>
-            <wp:extent cx="2520000" cy="5010810"/>
+            <wp:extent cx="2520000" cy="5001081"/>
             <wp:effectExtent b="0" l="0" r="0" t="0"/>
             <wp:docPr descr="" title="" id="41" name="Picture"/>
             <a:graphic>
@@ -4777,7 +4958,7 @@
                   <pic:spPr bwMode="auto">
                     <a:xfrm>
                       <a:off x="0" y="0"/>
-                      <a:ext cx="2520000" cy="5010810"/>
+                      <a:ext cx="2520000" cy="5001081"/>
                     </a:xfrm>
                     <a:prstGeom prst="rect">
                       <a:avLst/>
@@ -4798,6 +4979,31 @@
     </w:p>
     <w:p>
       <w:pPr>
+        <w:spacing w:before="0" w:after="0"/>
+      </w:pPr>
+    </w:p>
+    <w:p>
+      <w:pPr>
+        <w:spacing w:before="0" w:after="0"/>
+      </w:pPr>
+    </w:p>
+    <w:p>
+      <w:pPr>
+        <w:spacing w:before="0" w:after="0"/>
+      </w:pPr>
+    </w:p>
+    <w:p>
+      <w:pPr>
+        <w:spacing w:before="0" w:after="0"/>
+      </w:pPr>
+    </w:p>
+    <w:p>
+      <w:pPr>
+        <w:spacing w:before="0" w:after="0"/>
+      </w:pPr>
+    </w:p>
+    <w:p>
+      <w:pPr>
         <w:spacing w:before="160" w:after="80"/>
       </w:pPr>
       <w:r>
@@ -5506,7 +5712,7 @@
         </w:rPr>
         <w:drawing>
           <wp:inline>
-            <wp:extent cx="3240000" cy="3483975"/>
+            <wp:extent cx="3240000" cy="3476353"/>
             <wp:effectExtent b="0" l="0" r="0" t="0"/>
             <wp:docPr descr="" title="" id="45" name="Picture"/>
             <a:graphic>
@@ -5527,7 +5733,7 @@
                   <pic:spPr bwMode="auto">
                     <a:xfrm>
                       <a:off x="0" y="0"/>
-                      <a:ext cx="3240000" cy="3483975"/>
+                      <a:ext cx="3240000" cy="3476353"/>
                     </a:xfrm>
                     <a:prstGeom prst="rect">
                       <a:avLst/>
@@ -5570,7 +5776,7 @@
         </w:rPr>
         <w:drawing>
           <wp:inline>
-            <wp:extent cx="3240000" cy="3955034"/>
+            <wp:extent cx="3231828" cy="3955034"/>
             <wp:effectExtent b="0" l="0" r="0" t="0"/>
             <wp:docPr descr="" title="" id="48" name="Picture"/>
             <a:graphic>
@@ -5591,7 +5797,7 @@
                   <pic:spPr bwMode="auto">
                     <a:xfrm>
                       <a:off x="0" y="0"/>
-                      <a:ext cx="3240000" cy="3955034"/>
+                      <a:ext cx="3231828" cy="3955034"/>
                     </a:xfrm>
                     <a:prstGeom prst="rect">
                       <a:avLst/>
@@ -5622,7 +5828,7 @@
         </w:rPr>
         <w:drawing>
           <wp:inline>
-            <wp:extent cx="3240000" cy="3504747"/>
+            <wp:extent cx="3240000" cy="3497143"/>
             <wp:effectExtent b="0" l="0" r="0" t="0"/>
             <wp:docPr descr="" title="" id="51" name="Picture"/>
             <a:graphic>
@@ -5643,7 +5849,7 @@
                   <pic:spPr bwMode="auto">
                     <a:xfrm>
                       <a:off x="0" y="0"/>
-                      <a:ext cx="3240000" cy="3504747"/>
+                      <a:ext cx="3240000" cy="3497143"/>
                     </a:xfrm>
                     <a:prstGeom prst="rect">
                       <a:avLst/>
@@ -5674,7 +5880,7 @@
         </w:rPr>
         <w:drawing>
           <wp:inline>
-            <wp:extent cx="3009900" cy="3225800"/>
+            <wp:extent cx="3009900" cy="3177834"/>
             <wp:effectExtent b="0" l="0" r="0" t="0"/>
             <wp:docPr descr="" title="" id="54" name="Picture"/>
             <a:graphic>
@@ -5695,7 +5901,7 @@
                   <pic:spPr bwMode="auto">
                     <a:xfrm>
                       <a:off x="0" y="0"/>
-                      <a:ext cx="3009900" cy="3225800"/>
+                      <a:ext cx="3009900" cy="3177834"/>
                     </a:xfrm>
                     <a:prstGeom prst="rect">
                       <a:avLst/>
@@ -7676,7 +7882,7 @@
         </w:rPr>
         <w:drawing>
           <wp:inline>
-            <wp:extent cx="2520000" cy="3930717"/>
+            <wp:extent cx="2520000" cy="3901154"/>
             <wp:effectExtent b="0" l="0" r="0" t="0"/>
             <wp:docPr descr="" title="" id="57" name="Picture"/>
             <a:graphic>
@@ -7697,7 +7903,7 @@
                   <pic:spPr bwMode="auto">
                     <a:xfrm>
                       <a:off x="0" y="0"/>
-                      <a:ext cx="2520000" cy="3930717"/>
+                      <a:ext cx="2520000" cy="3901154"/>
                     </a:xfrm>
                     <a:prstGeom prst="rect">
                       <a:avLst/>
@@ -8306,6 +8512,46 @@
     </w:p>
     <w:p>
       <w:pPr>
+        <w:spacing w:before="0" w:after="0"/>
+      </w:pPr>
+    </w:p>
+    <w:p>
+      <w:pPr>
+        <w:spacing w:before="0" w:after="0"/>
+      </w:pPr>
+    </w:p>
+    <w:p>
+      <w:pPr>
+        <w:spacing w:before="0" w:after="0"/>
+      </w:pPr>
+    </w:p>
+    <w:p>
+      <w:pPr>
+        <w:spacing w:before="0" w:after="0"/>
+      </w:pPr>
+    </w:p>
+    <w:p>
+      <w:pPr>
+        <w:spacing w:before="0" w:after="0"/>
+      </w:pPr>
+    </w:p>
+    <w:p>
+      <w:pPr>
+        <w:spacing w:before="0" w:after="0"/>
+      </w:pPr>
+    </w:p>
+    <w:p>
+      <w:pPr>
+        <w:spacing w:before="0" w:after="0"/>
+      </w:pPr>
+    </w:p>
+    <w:p>
+      <w:pPr>
+        <w:spacing w:before="0" w:after="0"/>
+      </w:pPr>
+    </w:p>
+    <w:p>
+      <w:pPr>
         <w:spacing w:before="160" w:after="80"/>
       </w:pPr>
       <w:r>
@@ -9047,6 +9293,31 @@
     </w:p>
     <w:p>
       <w:pPr>
+        <w:spacing w:before="0" w:after="0"/>
+      </w:pPr>
+    </w:p>
+    <w:p>
+      <w:pPr>
+        <w:spacing w:before="0" w:after="0"/>
+      </w:pPr>
+    </w:p>
+    <w:p>
+      <w:pPr>
+        <w:spacing w:before="0" w:after="0"/>
+      </w:pPr>
+    </w:p>
+    <w:p>
+      <w:pPr>
+        <w:spacing w:before="0" w:after="0"/>
+      </w:pPr>
+    </w:p>
+    <w:p>
+      <w:pPr>
+        <w:spacing w:before="0" w:after="0"/>
+      </w:pPr>
+    </w:p>
+    <w:p>
+      <w:pPr>
         <w:spacing w:before="160" w:after="80"/>
       </w:pPr>
       <w:r>
@@ -9252,7 +9523,7 @@
         </w:rPr>
         <w:drawing>
           <wp:inline>
-            <wp:extent cx="3240000" cy="2957770"/>
+            <wp:extent cx="3240000" cy="2931972"/>
             <wp:effectExtent b="0" l="0" r="0" t="0"/>
             <wp:docPr descr="" title="" id="62" name="Picture"/>
             <a:graphic>
@@ -9273,7 +9544,7 @@
                   <pic:spPr bwMode="auto">
                     <a:xfrm>
                       <a:off x="0" y="0"/>
-                      <a:ext cx="3240000" cy="2957770"/>
+                      <a:ext cx="3240000" cy="2931972"/>
                     </a:xfrm>
                     <a:prstGeom prst="rect">
                       <a:avLst/>
@@ -9294,6 +9565,31 @@
     </w:p>
     <w:p>
       <w:pPr>
+        <w:spacing w:before="0" w:after="0"/>
+      </w:pPr>
+    </w:p>
+    <w:p>
+      <w:pPr>
+        <w:spacing w:before="0" w:after="0"/>
+      </w:pPr>
+    </w:p>
+    <w:p>
+      <w:pPr>
+        <w:spacing w:before="0" w:after="0"/>
+      </w:pPr>
+    </w:p>
+    <w:p>
+      <w:pPr>
+        <w:spacing w:before="0" w:after="0"/>
+      </w:pPr>
+    </w:p>
+    <w:p>
+      <w:pPr>
+        <w:spacing w:before="0" w:after="0"/>
+      </w:pPr>
+    </w:p>
+    <w:p>
+      <w:pPr>
         <w:spacing w:before="160" w:after="80"/>
       </w:pPr>
       <w:r>
@@ -9633,6 +9929,31 @@
     </w:p>
     <w:p>
       <w:pPr>
+        <w:spacing w:before="0" w:after="0"/>
+      </w:pPr>
+    </w:p>
+    <w:p>
+      <w:pPr>
+        <w:spacing w:before="0" w:after="0"/>
+      </w:pPr>
+    </w:p>
+    <w:p>
+      <w:pPr>
+        <w:spacing w:before="0" w:after="0"/>
+      </w:pPr>
+    </w:p>
+    <w:p>
+      <w:pPr>
+        <w:spacing w:before="0" w:after="0"/>
+      </w:pPr>
+    </w:p>
+    <w:p>
+      <w:pPr>
+        <w:spacing w:before="0" w:after="0"/>
+      </w:pPr>
+    </w:p>
+    <w:p>
+      <w:pPr>
         <w:spacing w:before="160" w:after="80"/>
       </w:pPr>
       <w:r>
@@ -9767,7 +10088,7 @@
         </w:rPr>
         <w:drawing>
           <wp:inline>
-            <wp:extent cx="3213100" cy="3073400"/>
+            <wp:extent cx="3213100" cy="3058252"/>
             <wp:effectExtent b="0" l="0" r="0" t="0"/>
             <wp:docPr descr="" title="" id="67" name="Picture"/>
             <a:graphic>
@@ -9788,7 +10109,7 @@
                   <pic:spPr bwMode="auto">
                     <a:xfrm>
                       <a:off x="0" y="0"/>
-                      <a:ext cx="3213100" cy="3073400"/>
+                      <a:ext cx="3213100" cy="3058252"/>
                     </a:xfrm>
                     <a:prstGeom prst="rect">
                       <a:avLst/>
@@ -9806,6 +10127,31 @@
           </wp:inline>
         </w:drawing>
       </w:r>
+    </w:p>
+    <w:p>
+      <w:pPr>
+        <w:spacing w:before="0" w:after="0"/>
+      </w:pPr>
+    </w:p>
+    <w:p>
+      <w:pPr>
+        <w:spacing w:before="0" w:after="0"/>
+      </w:pPr>
+    </w:p>
+    <w:p>
+      <w:pPr>
+        <w:spacing w:before="0" w:after="0"/>
+      </w:pPr>
+    </w:p>
+    <w:p>
+      <w:pPr>
+        <w:spacing w:before="0" w:after="0"/>
+      </w:pPr>
+    </w:p>
+    <w:p>
+      <w:pPr>
+        <w:spacing w:before="0" w:after="0"/>
+      </w:pPr>
     </w:p>
     <w:p>
       <w:pPr>
@@ -9986,6 +10332,21 @@
     </w:p>
     <w:p>
       <w:pPr>
+        <w:spacing w:before="0" w:after="0"/>
+      </w:pPr>
+    </w:p>
+    <w:p>
+      <w:pPr>
+        <w:spacing w:before="0" w:after="0"/>
+      </w:pPr>
+    </w:p>
+    <w:p>
+      <w:pPr>
+        <w:spacing w:before="0" w:after="0"/>
+      </w:pPr>
+    </w:p>
+    <w:p>
+      <w:pPr>
         <w:spacing w:before="160" w:after="80"/>
       </w:pPr>
       <w:r>
@@ -10556,6 +10917,31 @@
         </w:rPr>
         <w:t>。</w:t>
       </w:r>
+    </w:p>
+    <w:p>
+      <w:pPr>
+        <w:spacing w:before="0" w:after="0"/>
+      </w:pPr>
+    </w:p>
+    <w:p>
+      <w:pPr>
+        <w:spacing w:before="0" w:after="0"/>
+      </w:pPr>
+    </w:p>
+    <w:p>
+      <w:pPr>
+        <w:spacing w:before="0" w:after="0"/>
+      </w:pPr>
+    </w:p>
+    <w:p>
+      <w:pPr>
+        <w:spacing w:before="0" w:after="0"/>
+      </w:pPr>
+    </w:p>
+    <w:p>
+      <w:pPr>
+        <w:spacing w:before="0" w:after="0"/>
+      </w:pPr>
     </w:p>
     <w:p>
       <w:pPr>
@@ -11025,6 +11411,31 @@
     </w:p>
     <w:p>
       <w:pPr>
+        <w:spacing w:before="0" w:after="0"/>
+      </w:pPr>
+    </w:p>
+    <w:p>
+      <w:pPr>
+        <w:spacing w:before="0" w:after="0"/>
+      </w:pPr>
+    </w:p>
+    <w:p>
+      <w:pPr>
+        <w:spacing w:before="0" w:after="0"/>
+      </w:pPr>
+    </w:p>
+    <w:p>
+      <w:pPr>
+        <w:spacing w:before="0" w:after="0"/>
+      </w:pPr>
+    </w:p>
+    <w:p>
+      <w:pPr>
+        <w:spacing w:before="0" w:after="0"/>
+      </w:pPr>
+    </w:p>
+    <w:p>
+      <w:pPr>
         <w:spacing w:before="160" w:after="80"/>
       </w:pPr>
       <w:r>
@@ -11426,6 +11837,31 @@
     </w:p>
     <w:p>
       <w:pPr>
+        <w:spacing w:before="0" w:after="0"/>
+      </w:pPr>
+    </w:p>
+    <w:p>
+      <w:pPr>
+        <w:spacing w:before="0" w:after="0"/>
+      </w:pPr>
+    </w:p>
+    <w:p>
+      <w:pPr>
+        <w:spacing w:before="0" w:after="0"/>
+      </w:pPr>
+    </w:p>
+    <w:p>
+      <w:pPr>
+        <w:spacing w:before="0" w:after="0"/>
+      </w:pPr>
+    </w:p>
+    <w:p>
+      <w:pPr>
+        <w:spacing w:before="0" w:after="0"/>
+      </w:pPr>
+    </w:p>
+    <w:p>
+      <w:pPr>
         <w:spacing w:before="160" w:after="80"/>
       </w:pPr>
       <w:r>
@@ -11574,6 +12010,31 @@
         </w:rPr>
         <w:t>。</w:t>
       </w:r>
+    </w:p>
+    <w:p>
+      <w:pPr>
+        <w:spacing w:before="0" w:after="0"/>
+      </w:pPr>
+    </w:p>
+    <w:p>
+      <w:pPr>
+        <w:spacing w:before="0" w:after="0"/>
+      </w:pPr>
+    </w:p>
+    <w:p>
+      <w:pPr>
+        <w:spacing w:before="0" w:after="0"/>
+      </w:pPr>
+    </w:p>
+    <w:p>
+      <w:pPr>
+        <w:spacing w:before="0" w:after="0"/>
+      </w:pPr>
+    </w:p>
+    <w:p>
+      <w:pPr>
+        <w:spacing w:before="0" w:after="0"/>
+      </w:pPr>
     </w:p>
     <w:p>
       <w:pPr>
@@ -11896,7 +12357,7 @@
         </w:rPr>
         <w:drawing>
           <wp:inline>
-            <wp:extent cx="2616200" cy="2628900"/>
+            <wp:extent cx="2615821" cy="2628900"/>
             <wp:effectExtent b="0" l="0" r="0" t="0"/>
             <wp:docPr descr="" title="" id="82" name="Picture"/>
             <a:graphic>
@@ -11917,7 +12378,7 @@
                   <pic:spPr bwMode="auto">
                     <a:xfrm>
                       <a:off x="0" y="0"/>
-                      <a:ext cx="2616200" cy="2628900"/>
+                      <a:ext cx="2615821" cy="2628900"/>
                     </a:xfrm>
                     <a:prstGeom prst="rect">
                       <a:avLst/>
@@ -12398,6 +12859,46 @@
     </w:p>
     <w:p>
       <w:pPr>
+        <w:spacing w:before="0" w:after="0"/>
+      </w:pPr>
+    </w:p>
+    <w:p>
+      <w:pPr>
+        <w:spacing w:before="0" w:after="0"/>
+      </w:pPr>
+    </w:p>
+    <w:p>
+      <w:pPr>
+        <w:spacing w:before="0" w:after="0"/>
+      </w:pPr>
+    </w:p>
+    <w:p>
+      <w:pPr>
+        <w:spacing w:before="0" w:after="0"/>
+      </w:pPr>
+    </w:p>
+    <w:p>
+      <w:pPr>
+        <w:spacing w:before="0" w:after="0"/>
+      </w:pPr>
+    </w:p>
+    <w:p>
+      <w:pPr>
+        <w:spacing w:before="0" w:after="0"/>
+      </w:pPr>
+    </w:p>
+    <w:p>
+      <w:pPr>
+        <w:spacing w:before="0" w:after="0"/>
+      </w:pPr>
+    </w:p>
+    <w:p>
+      <w:pPr>
+        <w:spacing w:before="0" w:after="0"/>
+      </w:pPr>
+    </w:p>
+    <w:p>
+      <w:pPr>
         <w:spacing w:before="160" w:after="80"/>
       </w:pPr>
       <w:r>
@@ -12461,7 +12962,7 @@
         </w:rPr>
         <w:drawing>
           <wp:inline>
-            <wp:extent cx="3240000" cy="3096531"/>
+            <wp:extent cx="3240000" cy="3072620"/>
             <wp:effectExtent b="0" l="0" r="0" t="0"/>
             <wp:docPr descr="" title="" id="86" name="Picture"/>
             <a:graphic>
@@ -12482,7 +12983,7 @@
                   <pic:spPr bwMode="auto">
                     <a:xfrm>
                       <a:off x="0" y="0"/>
-                      <a:ext cx="3240000" cy="3096531"/>
+                      <a:ext cx="3240000" cy="3072620"/>
                     </a:xfrm>
                     <a:prstGeom prst="rect">
                       <a:avLst/>
@@ -12524,7 +13025,7 @@
         </w:rPr>
         <w:drawing>
           <wp:inline>
-            <wp:extent cx="3240000" cy="3120402"/>
+            <wp:extent cx="3240000" cy="3076913"/>
             <wp:effectExtent b="0" l="0" r="0" t="0"/>
             <wp:docPr descr="" title="" id="89" name="Picture"/>
             <a:graphic>
@@ -12545,7 +13046,7 @@
                   <pic:spPr bwMode="auto">
                     <a:xfrm>
                       <a:off x="0" y="0"/>
-                      <a:ext cx="3240000" cy="3120402"/>
+                      <a:ext cx="3240000" cy="3076913"/>
                     </a:xfrm>
                     <a:prstGeom prst="rect">
                       <a:avLst/>
@@ -12768,6 +13269,16 @@
         </w:rPr>
         <w:t>每个最小碳环里所含的实际碳原子数</w:t>
       </w:r>
+    </w:p>
+    <w:p>
+      <w:pPr>
+        <w:spacing w:before="0" w:after="0"/>
+      </w:pPr>
+    </w:p>
+    <w:p>
+      <w:pPr>
+        <w:spacing w:before="0" w:after="0"/>
+      </w:pPr>
     </w:p>
     <w:p>
       <w:pPr>
@@ -14263,7 +14774,7 @@
         </w:rPr>
         <w:drawing>
           <wp:inline>
-            <wp:extent cx="3240000" cy="2960056"/>
+            <wp:extent cx="3240000" cy="2950468"/>
             <wp:effectExtent b="0" l="0" r="0" t="0"/>
             <wp:docPr descr="" title="" id="96" name="Picture"/>
             <a:graphic>
@@ -14284,7 +14795,7 @@
                   <pic:spPr bwMode="auto">
                     <a:xfrm>
                       <a:off x="0" y="0"/>
-                      <a:ext cx="3240000" cy="2960056"/>
+                      <a:ext cx="3240000" cy="2950468"/>
                     </a:xfrm>
                     <a:prstGeom prst="rect">
                       <a:avLst/>
@@ -15269,6 +15780,46 @@
         </w:rPr>
         <w:t>。</w:t>
       </w:r>
+    </w:p>
+    <w:p>
+      <w:pPr>
+        <w:spacing w:before="0" w:after="0"/>
+      </w:pPr>
+    </w:p>
+    <w:p>
+      <w:pPr>
+        <w:spacing w:before="0" w:after="0"/>
+      </w:pPr>
+    </w:p>
+    <w:p>
+      <w:pPr>
+        <w:spacing w:before="0" w:after="0"/>
+      </w:pPr>
+    </w:p>
+    <w:p>
+      <w:pPr>
+        <w:spacing w:before="0" w:after="0"/>
+      </w:pPr>
+    </w:p>
+    <w:p>
+      <w:pPr>
+        <w:spacing w:before="0" w:after="0"/>
+      </w:pPr>
+    </w:p>
+    <w:p>
+      <w:pPr>
+        <w:spacing w:before="0" w:after="0"/>
+      </w:pPr>
+    </w:p>
+    <w:p>
+      <w:pPr>
+        <w:spacing w:before="0" w:after="0"/>
+      </w:pPr>
+    </w:p>
+    <w:p>
+      <w:pPr>
+        <w:spacing w:before="0" w:after="0"/>
+      </w:pPr>
     </w:p>
     <w:p>
       <w:pPr>
@@ -17654,6 +18205,46 @@
     </w:p>
     <w:p>
       <w:pPr>
+        <w:spacing w:before="0" w:after="0"/>
+      </w:pPr>
+    </w:p>
+    <w:p>
+      <w:pPr>
+        <w:spacing w:before="0" w:after="0"/>
+      </w:pPr>
+    </w:p>
+    <w:p>
+      <w:pPr>
+        <w:spacing w:before="0" w:after="0"/>
+      </w:pPr>
+    </w:p>
+    <w:p>
+      <w:pPr>
+        <w:spacing w:before="0" w:after="0"/>
+      </w:pPr>
+    </w:p>
+    <w:p>
+      <w:pPr>
+        <w:spacing w:before="0" w:after="0"/>
+      </w:pPr>
+    </w:p>
+    <w:p>
+      <w:pPr>
+        <w:spacing w:before="0" w:after="0"/>
+      </w:pPr>
+    </w:p>
+    <w:p>
+      <w:pPr>
+        <w:spacing w:before="0" w:after="0"/>
+      </w:pPr>
+    </w:p>
+    <w:p>
+      <w:pPr>
+        <w:spacing w:before="0" w:after="0"/>
+      </w:pPr>
+    </w:p>
+    <w:p>
+      <w:pPr>
         <w:spacing w:before="160" w:after="80"/>
       </w:pPr>
       <w:r>
@@ -18676,7 +19267,7 @@
         </w:rPr>
         <w:drawing>
           <wp:inline>
-            <wp:extent cx="3240000" cy="2502321"/>
+            <wp:extent cx="3240000" cy="2455426"/>
             <wp:effectExtent b="0" l="0" r="0" t="0"/>
             <wp:docPr descr="" title="" id="110" name="Picture"/>
             <a:graphic>
@@ -18697,7 +19288,7 @@
                   <pic:spPr bwMode="auto">
                     <a:xfrm>
                       <a:off x="0" y="0"/>
-                      <a:ext cx="3240000" cy="2502321"/>
+                      <a:ext cx="3240000" cy="2455426"/>
                     </a:xfrm>
                     <a:prstGeom prst="rect">
                       <a:avLst/>
@@ -18728,7 +19319,7 @@
         </w:rPr>
         <w:drawing>
           <wp:inline>
-            <wp:extent cx="3240000" cy="3696644"/>
+            <wp:extent cx="3227583" cy="3696644"/>
             <wp:effectExtent b="0" l="0" r="0" t="0"/>
             <wp:docPr descr="" title="" id="113" name="Picture"/>
             <a:graphic>
@@ -18749,7 +19340,7 @@
                   <pic:spPr bwMode="auto">
                     <a:xfrm>
                       <a:off x="0" y="0"/>
-                      <a:ext cx="3240000" cy="3696644"/>
+                      <a:ext cx="3227583" cy="3696644"/>
                     </a:xfrm>
                     <a:prstGeom prst="rect">
                       <a:avLst/>
@@ -18780,7 +19371,7 @@
         </w:rPr>
         <w:drawing>
           <wp:inline>
-            <wp:extent cx="3240000" cy="2860851"/>
+            <wp:extent cx="3233629" cy="2860851"/>
             <wp:effectExtent b="0" l="0" r="0" t="0"/>
             <wp:docPr descr="" title="" id="116" name="Picture"/>
             <a:graphic>
@@ -18801,7 +19392,7 @@
                   <pic:spPr bwMode="auto">
                     <a:xfrm>
                       <a:off x="0" y="0"/>
-                      <a:ext cx="3240000" cy="2860851"/>
+                      <a:ext cx="3233629" cy="2860851"/>
                     </a:xfrm>
                     <a:prstGeom prst="rect">
                       <a:avLst/>
@@ -19864,6 +20455,46 @@
         </w:rPr>
         <w:t>。</w:t>
       </w:r>
+    </w:p>
+    <w:p>
+      <w:pPr>
+        <w:spacing w:before="0" w:after="0"/>
+      </w:pPr>
+    </w:p>
+    <w:p>
+      <w:pPr>
+        <w:spacing w:before="0" w:after="0"/>
+      </w:pPr>
+    </w:p>
+    <w:p>
+      <w:pPr>
+        <w:spacing w:before="0" w:after="0"/>
+      </w:pPr>
+    </w:p>
+    <w:p>
+      <w:pPr>
+        <w:spacing w:before="0" w:after="0"/>
+      </w:pPr>
+    </w:p>
+    <w:p>
+      <w:pPr>
+        <w:spacing w:before="0" w:after="0"/>
+      </w:pPr>
+    </w:p>
+    <w:p>
+      <w:pPr>
+        <w:spacing w:before="0" w:after="0"/>
+      </w:pPr>
+    </w:p>
+    <w:p>
+      <w:pPr>
+        <w:spacing w:before="0" w:after="0"/>
+      </w:pPr>
+    </w:p>
+    <w:p>
+      <w:pPr>
+        <w:spacing w:before="0" w:after="0"/>
+      </w:pPr>
     </w:p>
     <w:p>
       <w:pPr>
@@ -20692,7 +21323,7 @@
         </w:rPr>
         <w:drawing>
           <wp:inline>
-            <wp:extent cx="3240000" cy="2714136"/>
+            <wp:extent cx="3206073" cy="2714136"/>
             <wp:effectExtent b="0" l="0" r="0" t="0"/>
             <wp:docPr descr="" title="" id="123" name="Picture"/>
             <a:graphic>
@@ -20713,7 +21344,7 @@
                   <pic:spPr bwMode="auto">
                     <a:xfrm>
                       <a:off x="0" y="0"/>
-                      <a:ext cx="3240000" cy="2714136"/>
+                      <a:ext cx="3206073" cy="2714136"/>
                     </a:xfrm>
                     <a:prstGeom prst="rect">
                       <a:avLst/>
@@ -21523,6 +22154,46 @@
     </w:p>
     <w:p>
       <w:pPr>
+        <w:spacing w:before="0" w:after="0"/>
+      </w:pPr>
+    </w:p>
+    <w:p>
+      <w:pPr>
+        <w:spacing w:before="0" w:after="0"/>
+      </w:pPr>
+    </w:p>
+    <w:p>
+      <w:pPr>
+        <w:spacing w:before="0" w:after="0"/>
+      </w:pPr>
+    </w:p>
+    <w:p>
+      <w:pPr>
+        <w:spacing w:before="0" w:after="0"/>
+      </w:pPr>
+    </w:p>
+    <w:p>
+      <w:pPr>
+        <w:spacing w:before="0" w:after="0"/>
+      </w:pPr>
+    </w:p>
+    <w:p>
+      <w:pPr>
+        <w:spacing w:before="0" w:after="0"/>
+      </w:pPr>
+    </w:p>
+    <w:p>
+      <w:pPr>
+        <w:spacing w:before="0" w:after="0"/>
+      </w:pPr>
+    </w:p>
+    <w:p>
+      <w:pPr>
+        <w:spacing w:before="0" w:after="0"/>
+      </w:pPr>
+    </w:p>
+    <w:p>
+      <w:pPr>
         <w:spacing w:before="160" w:after="80"/>
       </w:pPr>
       <w:r>
@@ -23396,6 +24067,46 @@
     </w:p>
     <w:p>
       <w:pPr>
+        <w:spacing w:before="0" w:after="0"/>
+      </w:pPr>
+    </w:p>
+    <w:p>
+      <w:pPr>
+        <w:spacing w:before="0" w:after="0"/>
+      </w:pPr>
+    </w:p>
+    <w:p>
+      <w:pPr>
+        <w:spacing w:before="0" w:after="0"/>
+      </w:pPr>
+    </w:p>
+    <w:p>
+      <w:pPr>
+        <w:spacing w:before="0" w:after="0"/>
+      </w:pPr>
+    </w:p>
+    <w:p>
+      <w:pPr>
+        <w:spacing w:before="0" w:after="0"/>
+      </w:pPr>
+    </w:p>
+    <w:p>
+      <w:pPr>
+        <w:spacing w:before="0" w:after="0"/>
+      </w:pPr>
+    </w:p>
+    <w:p>
+      <w:pPr>
+        <w:spacing w:before="0" w:after="0"/>
+      </w:pPr>
+    </w:p>
+    <w:p>
+      <w:pPr>
+        <w:spacing w:before="0" w:after="0"/>
+      </w:pPr>
+    </w:p>
+    <w:p>
+      <w:pPr>
         <w:spacing w:before="160" w:after="80"/>
       </w:pPr>
       <w:r>
@@ -24048,6 +24759,46 @@
     </w:p>
     <w:p>
       <w:pPr>
+        <w:spacing w:before="0" w:after="0"/>
+      </w:pPr>
+    </w:p>
+    <w:p>
+      <w:pPr>
+        <w:spacing w:before="0" w:after="0"/>
+      </w:pPr>
+    </w:p>
+    <w:p>
+      <w:pPr>
+        <w:spacing w:before="0" w:after="0"/>
+      </w:pPr>
+    </w:p>
+    <w:p>
+      <w:pPr>
+        <w:spacing w:before="0" w:after="0"/>
+      </w:pPr>
+    </w:p>
+    <w:p>
+      <w:pPr>
+        <w:spacing w:before="0" w:after="0"/>
+      </w:pPr>
+    </w:p>
+    <w:p>
+      <w:pPr>
+        <w:spacing w:before="0" w:after="0"/>
+      </w:pPr>
+    </w:p>
+    <w:p>
+      <w:pPr>
+        <w:spacing w:before="0" w:after="0"/>
+      </w:pPr>
+    </w:p>
+    <w:p>
+      <w:pPr>
+        <w:spacing w:before="0" w:after="0"/>
+      </w:pPr>
+    </w:p>
+    <w:p>
+      <w:pPr>
         <w:spacing w:before="160" w:after="80"/>
       </w:pPr>
       <w:r>
@@ -27669,6 +28420,46 @@
     </w:p>
     <w:p>
       <w:pPr>
+        <w:spacing w:before="0" w:after="0"/>
+      </w:pPr>
+    </w:p>
+    <w:p>
+      <w:pPr>
+        <w:spacing w:before="0" w:after="0"/>
+      </w:pPr>
+    </w:p>
+    <w:p>
+      <w:pPr>
+        <w:spacing w:before="0" w:after="0"/>
+      </w:pPr>
+    </w:p>
+    <w:p>
+      <w:pPr>
+        <w:spacing w:before="0" w:after="0"/>
+      </w:pPr>
+    </w:p>
+    <w:p>
+      <w:pPr>
+        <w:spacing w:before="0" w:after="0"/>
+      </w:pPr>
+    </w:p>
+    <w:p>
+      <w:pPr>
+        <w:spacing w:before="0" w:after="0"/>
+      </w:pPr>
+    </w:p>
+    <w:p>
+      <w:pPr>
+        <w:spacing w:before="0" w:after="0"/>
+      </w:pPr>
+    </w:p>
+    <w:p>
+      <w:pPr>
+        <w:spacing w:before="0" w:after="0"/>
+      </w:pPr>
+    </w:p>
+    <w:p>
+      <w:pPr>
         <w:spacing w:before="160" w:after="80"/>
       </w:pPr>
       <w:r>
@@ -28188,7 +28979,7 @@
         </w:rPr>
         <w:drawing>
           <wp:inline>
-            <wp:extent cx="3240000" cy="3660458"/>
+            <wp:extent cx="3240000" cy="3635725"/>
             <wp:effectExtent b="0" l="0" r="0" t="0"/>
             <wp:docPr descr="" title="" id="145" name="Picture"/>
             <a:graphic>
@@ -28209,7 +29000,7 @@
                   <pic:spPr bwMode="auto">
                     <a:xfrm>
                       <a:off x="0" y="0"/>
-                      <a:ext cx="3240000" cy="3660458"/>
+                      <a:ext cx="3240000" cy="3635725"/>
                     </a:xfrm>
                     <a:prstGeom prst="rect">
                       <a:avLst/>
@@ -28240,7 +29031,7 @@
         </w:rPr>
         <w:drawing>
           <wp:inline>
-            <wp:extent cx="3086100" cy="3746500"/>
+            <wp:extent cx="3086100" cy="3708400"/>
             <wp:effectExtent b="0" l="0" r="0" t="0"/>
             <wp:docPr descr="" title="" id="148" name="Picture"/>
             <a:graphic>
@@ -28261,7 +29052,7 @@
                   <pic:spPr bwMode="auto">
                     <a:xfrm>
                       <a:off x="0" y="0"/>
-                      <a:ext cx="3086100" cy="3746500"/>
+                      <a:ext cx="3086100" cy="3708400"/>
                     </a:xfrm>
                     <a:prstGeom prst="rect">
                       <a:avLst/>
@@ -30124,6 +30915,46 @@
     </w:p>
     <w:p>
       <w:pPr>
+        <w:spacing w:before="0" w:after="0"/>
+      </w:pPr>
+    </w:p>
+    <w:p>
+      <w:pPr>
+        <w:spacing w:before="0" w:after="0"/>
+      </w:pPr>
+    </w:p>
+    <w:p>
+      <w:pPr>
+        <w:spacing w:before="0" w:after="0"/>
+      </w:pPr>
+    </w:p>
+    <w:p>
+      <w:pPr>
+        <w:spacing w:before="0" w:after="0"/>
+      </w:pPr>
+    </w:p>
+    <w:p>
+      <w:pPr>
+        <w:spacing w:before="0" w:after="0"/>
+      </w:pPr>
+    </w:p>
+    <w:p>
+      <w:pPr>
+        <w:spacing w:before="0" w:after="0"/>
+      </w:pPr>
+    </w:p>
+    <w:p>
+      <w:pPr>
+        <w:spacing w:before="0" w:after="0"/>
+      </w:pPr>
+    </w:p>
+    <w:p>
+      <w:pPr>
+        <w:spacing w:before="0" w:after="0"/>
+      </w:pPr>
+    </w:p>
+    <w:p>
+      <w:pPr>
         <w:spacing w:before="160" w:after="80"/>
       </w:pPr>
       <w:r>
@@ -30406,7 +31237,7 @@
         </w:rPr>
         <w:drawing>
           <wp:inline>
-            <wp:extent cx="2540000" cy="2514600"/>
+            <wp:extent cx="2527629" cy="2514600"/>
             <wp:effectExtent b="0" l="0" r="0" t="0"/>
             <wp:docPr descr="" title="" id="158" name="Picture"/>
             <a:graphic>
@@ -30427,7 +31258,7 @@
                   <pic:spPr bwMode="auto">
                     <a:xfrm>
                       <a:off x="0" y="0"/>
-                      <a:ext cx="2540000" cy="2514600"/>
+                      <a:ext cx="2527629" cy="2514600"/>
                     </a:xfrm>
                     <a:prstGeom prst="rect">
                       <a:avLst/>
@@ -30470,7 +31301,7 @@
         </w:rPr>
         <w:drawing>
           <wp:inline>
-            <wp:extent cx="2578100" cy="2552700"/>
+            <wp:extent cx="2565791" cy="2552700"/>
             <wp:effectExtent b="0" l="0" r="0" t="0"/>
             <wp:docPr descr="" title="" id="161" name="Picture"/>
             <a:graphic>
@@ -30491,7 +31322,7 @@
                   <pic:spPr bwMode="auto">
                     <a:xfrm>
                       <a:off x="0" y="0"/>
-                      <a:ext cx="2578100" cy="2552700"/>
+                      <a:ext cx="2565791" cy="2552700"/>
                     </a:xfrm>
                     <a:prstGeom prst="rect">
                       <a:avLst/>
@@ -30534,7 +31365,7 @@
         </w:rPr>
         <w:drawing>
           <wp:inline>
-            <wp:extent cx="2578100" cy="2590800"/>
+            <wp:extent cx="2551938" cy="2590800"/>
             <wp:effectExtent b="0" l="0" r="0" t="0"/>
             <wp:docPr descr="" title="" id="164" name="Picture"/>
             <a:graphic>
@@ -30555,7 +31386,7 @@
                   <pic:spPr bwMode="auto">
                     <a:xfrm>
                       <a:off x="0" y="0"/>
-                      <a:ext cx="2578100" cy="2590800"/>
+                      <a:ext cx="2551938" cy="2590800"/>
                     </a:xfrm>
                     <a:prstGeom prst="rect">
                       <a:avLst/>
@@ -31562,7 +32393,7 @@
         </w:rPr>
         <w:drawing>
           <wp:inline>
-            <wp:extent cx="3240000" cy="3178167"/>
+            <wp:extent cx="3240000" cy="3153103"/>
             <wp:effectExtent b="0" l="0" r="0" t="0"/>
             <wp:docPr descr="" title="" id="167" name="Picture"/>
             <a:graphic>
@@ -31583,7 +32414,7 @@
                   <pic:spPr bwMode="auto">
                     <a:xfrm>
                       <a:off x="0" y="0"/>
-                      <a:ext cx="3240000" cy="3178167"/>
+                      <a:ext cx="3240000" cy="3153103"/>
                     </a:xfrm>
                     <a:prstGeom prst="rect">
                       <a:avLst/>
@@ -31614,7 +32445,7 @@
         </w:rPr>
         <w:drawing>
           <wp:inline>
-            <wp:extent cx="3240000" cy="3142921"/>
+            <wp:extent cx="3240000" cy="3106517"/>
             <wp:effectExtent b="0" l="0" r="0" t="0"/>
             <wp:docPr descr="" title="" id="170" name="Picture"/>
             <a:graphic>
@@ -31635,7 +32466,7 @@
                   <pic:spPr bwMode="auto">
                     <a:xfrm>
                       <a:off x="0" y="0"/>
-                      <a:ext cx="3240000" cy="3142921"/>
+                      <a:ext cx="3240000" cy="3106517"/>
                     </a:xfrm>
                     <a:prstGeom prst="rect">
                       <a:avLst/>
@@ -31718,7 +32549,7 @@
         </w:rPr>
         <w:drawing>
           <wp:inline>
-            <wp:extent cx="3240000" cy="3352586"/>
+            <wp:extent cx="3240000" cy="3290039"/>
             <wp:effectExtent b="0" l="0" r="0" t="0"/>
             <wp:docPr descr="" title="" id="176" name="Picture"/>
             <a:graphic>
@@ -31739,7 +32570,7 @@
                   <pic:spPr bwMode="auto">
                     <a:xfrm>
                       <a:off x="0" y="0"/>
-                      <a:ext cx="3240000" cy="3352586"/>
+                      <a:ext cx="3240000" cy="3290039"/>
                     </a:xfrm>
                     <a:prstGeom prst="rect">
                       <a:avLst/>
@@ -31840,6 +32671,46 @@
         </w:rPr>
         <w:t>。</w:t>
       </w:r>
+    </w:p>
+    <w:p>
+      <w:pPr>
+        <w:spacing w:before="0" w:after="0"/>
+      </w:pPr>
+    </w:p>
+    <w:p>
+      <w:pPr>
+        <w:spacing w:before="0" w:after="0"/>
+      </w:pPr>
+    </w:p>
+    <w:p>
+      <w:pPr>
+        <w:spacing w:before="0" w:after="0"/>
+      </w:pPr>
+    </w:p>
+    <w:p>
+      <w:pPr>
+        <w:spacing w:before="0" w:after="0"/>
+      </w:pPr>
+    </w:p>
+    <w:p>
+      <w:pPr>
+        <w:spacing w:before="0" w:after="0"/>
+      </w:pPr>
+    </w:p>
+    <w:p>
+      <w:pPr>
+        <w:spacing w:before="0" w:after="0"/>
+      </w:pPr>
+    </w:p>
+    <w:p>
+      <w:pPr>
+        <w:spacing w:before="0" w:after="0"/>
+      </w:pPr>
+    </w:p>
+    <w:p>
+      <w:pPr>
+        <w:spacing w:before="0" w:after="0"/>
+      </w:pPr>
     </w:p>
     <w:p>
       <w:pPr>
@@ -33375,7 +34246,7 @@
         </w:rPr>
         <w:drawing>
           <wp:inline>
-            <wp:extent cx="3111500" cy="2908300"/>
+            <wp:extent cx="3111500" cy="2818203"/>
             <wp:effectExtent b="0" l="0" r="0" t="0"/>
             <wp:docPr descr="" title="" id="180" name="Picture"/>
             <a:graphic>
@@ -33396,7 +34267,7 @@
                   <pic:spPr bwMode="auto">
                     <a:xfrm>
                       <a:off x="0" y="0"/>
-                      <a:ext cx="3111500" cy="2908300"/>
+                      <a:ext cx="3111500" cy="2818203"/>
                     </a:xfrm>
                     <a:prstGeom prst="rect">
                       <a:avLst/>
@@ -33427,7 +34298,7 @@
         </w:rPr>
         <w:drawing>
           <wp:inline>
-            <wp:extent cx="3240000" cy="2582775"/>
+            <wp:extent cx="3240000" cy="2561588"/>
             <wp:effectExtent b="0" l="0" r="0" t="0"/>
             <wp:docPr descr="" title="" id="183" name="Picture"/>
             <a:graphic>
@@ -33448,7 +34319,7 @@
                   <pic:spPr bwMode="auto">
                     <a:xfrm>
                       <a:off x="0" y="0"/>
-                      <a:ext cx="3240000" cy="2582775"/>
+                      <a:ext cx="3240000" cy="2561588"/>
                     </a:xfrm>
                     <a:prstGeom prst="rect">
                       <a:avLst/>
@@ -33479,7 +34350,7 @@
         </w:rPr>
         <w:drawing>
           <wp:inline>
-            <wp:extent cx="3240000" cy="2523913"/>
+            <wp:extent cx="3240000" cy="2474182"/>
             <wp:effectExtent b="0" l="0" r="0" t="0"/>
             <wp:docPr descr="" title="" id="186" name="Picture"/>
             <a:graphic>
@@ -33500,7 +34371,7 @@
                   <pic:spPr bwMode="auto">
                     <a:xfrm>
                       <a:off x="0" y="0"/>
-                      <a:ext cx="3240000" cy="2523913"/>
+                      <a:ext cx="3240000" cy="2474182"/>
                     </a:xfrm>
                     <a:prstGeom prst="rect">
                       <a:avLst/>
@@ -33780,6 +34651,46 @@
     </w:p>
     <w:p>
       <w:pPr>
+        <w:spacing w:before="0" w:after="0"/>
+      </w:pPr>
+    </w:p>
+    <w:p>
+      <w:pPr>
+        <w:spacing w:before="0" w:after="0"/>
+      </w:pPr>
+    </w:p>
+    <w:p>
+      <w:pPr>
+        <w:spacing w:before="0" w:after="0"/>
+      </w:pPr>
+    </w:p>
+    <w:p>
+      <w:pPr>
+        <w:spacing w:before="0" w:after="0"/>
+      </w:pPr>
+    </w:p>
+    <w:p>
+      <w:pPr>
+        <w:spacing w:before="0" w:after="0"/>
+      </w:pPr>
+    </w:p>
+    <w:p>
+      <w:pPr>
+        <w:spacing w:before="0" w:after="0"/>
+      </w:pPr>
+    </w:p>
+    <w:p>
+      <w:pPr>
+        <w:spacing w:before="0" w:after="0"/>
+      </w:pPr>
+    </w:p>
+    <w:p>
+      <w:pPr>
+        <w:spacing w:before="0" w:after="0"/>
+      </w:pPr>
+    </w:p>
+    <w:p>
+      <w:pPr>
         <w:spacing w:before="160" w:after="80"/>
       </w:pPr>
       <w:r>
@@ -34592,6 +35503,46 @@
         </w:rPr>
         <w:t>。</w:t>
       </w:r>
+    </w:p>
+    <w:p>
+      <w:pPr>
+        <w:spacing w:before="0" w:after="0"/>
+      </w:pPr>
+    </w:p>
+    <w:p>
+      <w:pPr>
+        <w:spacing w:before="0" w:after="0"/>
+      </w:pPr>
+    </w:p>
+    <w:p>
+      <w:pPr>
+        <w:spacing w:before="0" w:after="0"/>
+      </w:pPr>
+    </w:p>
+    <w:p>
+      <w:pPr>
+        <w:spacing w:before="0" w:after="0"/>
+      </w:pPr>
+    </w:p>
+    <w:p>
+      <w:pPr>
+        <w:spacing w:before="0" w:after="0"/>
+      </w:pPr>
+    </w:p>
+    <w:p>
+      <w:pPr>
+        <w:spacing w:before="0" w:after="0"/>
+      </w:pPr>
+    </w:p>
+    <w:p>
+      <w:pPr>
+        <w:spacing w:before="0" w:after="0"/>
+      </w:pPr>
+    </w:p>
+    <w:p>
+      <w:pPr>
+        <w:spacing w:before="0" w:after="0"/>
+      </w:pPr>
     </w:p>
     <w:p>
       <w:pPr>
@@ -35142,6 +36093,31 @@
     </w:tbl>
     <w:p>
       <w:pPr>
+        <w:spacing w:before="0" w:after="0"/>
+      </w:pPr>
+    </w:p>
+    <w:p>
+      <w:pPr>
+        <w:spacing w:before="0" w:after="0"/>
+      </w:pPr>
+    </w:p>
+    <w:p>
+      <w:pPr>
+        <w:spacing w:before="0" w:after="0"/>
+      </w:pPr>
+    </w:p>
+    <w:p>
+      <w:pPr>
+        <w:spacing w:before="0" w:after="0"/>
+      </w:pPr>
+    </w:p>
+    <w:p>
+      <w:pPr>
+        <w:spacing w:before="0" w:after="0"/>
+      </w:pPr>
+    </w:p>
+    <w:p>
+      <w:pPr>
         <w:spacing w:before="160" w:after="80"/>
       </w:pPr>
       <w:r>
@@ -35926,6 +36902,46 @@
     </w:p>
     <w:p>
       <w:pPr>
+        <w:spacing w:before="0" w:after="0"/>
+      </w:pPr>
+    </w:p>
+    <w:p>
+      <w:pPr>
+        <w:spacing w:before="0" w:after="0"/>
+      </w:pPr>
+    </w:p>
+    <w:p>
+      <w:pPr>
+        <w:spacing w:before="0" w:after="0"/>
+      </w:pPr>
+    </w:p>
+    <w:p>
+      <w:pPr>
+        <w:spacing w:before="0" w:after="0"/>
+      </w:pPr>
+    </w:p>
+    <w:p>
+      <w:pPr>
+        <w:spacing w:before="0" w:after="0"/>
+      </w:pPr>
+    </w:p>
+    <w:p>
+      <w:pPr>
+        <w:spacing w:before="0" w:after="0"/>
+      </w:pPr>
+    </w:p>
+    <w:p>
+      <w:pPr>
+        <w:spacing w:before="0" w:after="0"/>
+      </w:pPr>
+    </w:p>
+    <w:p>
+      <w:pPr>
+        <w:spacing w:before="0" w:after="0"/>
+      </w:pPr>
+    </w:p>
+    <w:p>
+      <w:pPr>
         <w:spacing w:before="160" w:after="80"/>
       </w:pPr>
       <w:r>
@@ -36600,7 +37616,7 @@
         </w:rPr>
         <w:drawing>
           <wp:inline>
-            <wp:extent cx="3600000" cy="1062463"/>
+            <wp:extent cx="3600000" cy="1036676"/>
             <wp:effectExtent b="0" l="0" r="0" t="0"/>
             <wp:docPr descr="" title="" id="193" name="Picture"/>
             <a:graphic>
@@ -36621,7 +37637,7 @@
                   <pic:spPr bwMode="auto">
                     <a:xfrm>
                       <a:off x="0" y="0"/>
-                      <a:ext cx="3600000" cy="1062463"/>
+                      <a:ext cx="3600000" cy="1036676"/>
                     </a:xfrm>
                     <a:prstGeom prst="rect">
                       <a:avLst/>
@@ -36714,6 +37730,46 @@
     </w:p>
     <w:p>
       <w:pPr>
+        <w:spacing w:before="0" w:after="0"/>
+      </w:pPr>
+    </w:p>
+    <w:p>
+      <w:pPr>
+        <w:spacing w:before="0" w:after="0"/>
+      </w:pPr>
+    </w:p>
+    <w:p>
+      <w:pPr>
+        <w:spacing w:before="0" w:after="0"/>
+      </w:pPr>
+    </w:p>
+    <w:p>
+      <w:pPr>
+        <w:spacing w:before="0" w:after="0"/>
+      </w:pPr>
+    </w:p>
+    <w:p>
+      <w:pPr>
+        <w:spacing w:before="0" w:after="0"/>
+      </w:pPr>
+    </w:p>
+    <w:p>
+      <w:pPr>
+        <w:spacing w:before="0" w:after="0"/>
+      </w:pPr>
+    </w:p>
+    <w:p>
+      <w:pPr>
+        <w:spacing w:before="0" w:after="0"/>
+      </w:pPr>
+    </w:p>
+    <w:p>
+      <w:pPr>
+        <w:spacing w:before="0" w:after="0"/>
+      </w:pPr>
+    </w:p>
+    <w:p>
+      <w:pPr>
         <w:spacing w:before="160" w:after="80"/>
       </w:pPr>
       <w:r>
@@ -37056,7 +38112,7 @@
         </w:rPr>
         <w:drawing>
           <wp:inline>
-            <wp:extent cx="3240000" cy="3184520"/>
+            <wp:extent cx="3206868" cy="3184520"/>
             <wp:effectExtent b="0" l="0" r="0" t="0"/>
             <wp:docPr descr="" title="" id="197" name="Picture"/>
             <a:graphic>
@@ -37077,7 +38133,7 @@
                   <pic:spPr bwMode="auto">
                     <a:xfrm>
                       <a:off x="0" y="0"/>
-                      <a:ext cx="3240000" cy="3184520"/>
+                      <a:ext cx="3206868" cy="3184520"/>
                     </a:xfrm>
                     <a:prstGeom prst="rect">
                       <a:avLst/>
@@ -37575,6 +38631,46 @@
         </w:rPr>
         <w:t>。</w:t>
       </w:r>
+    </w:p>
+    <w:p>
+      <w:pPr>
+        <w:spacing w:before="0" w:after="0"/>
+      </w:pPr>
+    </w:p>
+    <w:p>
+      <w:pPr>
+        <w:spacing w:before="0" w:after="0"/>
+      </w:pPr>
+    </w:p>
+    <w:p>
+      <w:pPr>
+        <w:spacing w:before="0" w:after="0"/>
+      </w:pPr>
+    </w:p>
+    <w:p>
+      <w:pPr>
+        <w:spacing w:before="0" w:after="0"/>
+      </w:pPr>
+    </w:p>
+    <w:p>
+      <w:pPr>
+        <w:spacing w:before="0" w:after="0"/>
+      </w:pPr>
+    </w:p>
+    <w:p>
+      <w:pPr>
+        <w:spacing w:before="0" w:after="0"/>
+      </w:pPr>
+    </w:p>
+    <w:p>
+      <w:pPr>
+        <w:spacing w:before="0" w:after="0"/>
+      </w:pPr>
+    </w:p>
+    <w:p>
+      <w:pPr>
+        <w:spacing w:before="0" w:after="0"/>
+      </w:pPr>
     </w:p>
     <w:p>
       <w:pPr>
@@ -38331,6 +39427,46 @@
     </w:p>
     <w:p>
       <w:pPr>
+        <w:spacing w:before="0" w:after="0"/>
+      </w:pPr>
+    </w:p>
+    <w:p>
+      <w:pPr>
+        <w:spacing w:before="0" w:after="0"/>
+      </w:pPr>
+    </w:p>
+    <w:p>
+      <w:pPr>
+        <w:spacing w:before="0" w:after="0"/>
+      </w:pPr>
+    </w:p>
+    <w:p>
+      <w:pPr>
+        <w:spacing w:before="0" w:after="0"/>
+      </w:pPr>
+    </w:p>
+    <w:p>
+      <w:pPr>
+        <w:spacing w:before="0" w:after="0"/>
+      </w:pPr>
+    </w:p>
+    <w:p>
+      <w:pPr>
+        <w:spacing w:before="0" w:after="0"/>
+      </w:pPr>
+    </w:p>
+    <w:p>
+      <w:pPr>
+        <w:spacing w:before="0" w:after="0"/>
+      </w:pPr>
+    </w:p>
+    <w:p>
+      <w:pPr>
+        <w:spacing w:before="0" w:after="0"/>
+      </w:pPr>
+    </w:p>
+    <w:p>
+      <w:pPr>
         <w:spacing w:before="160" w:after="80"/>
       </w:pPr>
       <w:r>
@@ -38541,7 +39677,7 @@
         </w:rPr>
         <w:drawing>
           <wp:inline>
-            <wp:extent cx="3240000" cy="3594014"/>
+            <wp:extent cx="3186128" cy="3594014"/>
             <wp:effectExtent b="0" l="0" r="0" t="0"/>
             <wp:docPr descr="" title="" id="208" name="Picture"/>
             <a:graphic>
@@ -38562,7 +39698,7 @@
                   <pic:spPr bwMode="auto">
                     <a:xfrm>
                       <a:off x="0" y="0"/>
-                      <a:ext cx="3240000" cy="3594014"/>
+                      <a:ext cx="3186128" cy="3594014"/>
                     </a:xfrm>
                     <a:prstGeom prst="rect">
                       <a:avLst/>
@@ -39427,6 +40563,46 @@
     </w:p>
     <w:p>
       <w:pPr>
+        <w:spacing w:before="0" w:after="0"/>
+      </w:pPr>
+    </w:p>
+    <w:p>
+      <w:pPr>
+        <w:spacing w:before="0" w:after="0"/>
+      </w:pPr>
+    </w:p>
+    <w:p>
+      <w:pPr>
+        <w:spacing w:before="0" w:after="0"/>
+      </w:pPr>
+    </w:p>
+    <w:p>
+      <w:pPr>
+        <w:spacing w:before="0" w:after="0"/>
+      </w:pPr>
+    </w:p>
+    <w:p>
+      <w:pPr>
+        <w:spacing w:before="0" w:after="0"/>
+      </w:pPr>
+    </w:p>
+    <w:p>
+      <w:pPr>
+        <w:spacing w:before="0" w:after="0"/>
+      </w:pPr>
+    </w:p>
+    <w:p>
+      <w:pPr>
+        <w:spacing w:before="0" w:after="0"/>
+      </w:pPr>
+    </w:p>
+    <w:p>
+      <w:pPr>
+        <w:spacing w:before="0" w:after="0"/>
+      </w:pPr>
+    </w:p>
+    <w:p>
+      <w:pPr>
         <w:spacing w:before="160" w:after="80"/>
       </w:pPr>
       <w:r>
@@ -39680,7 +40856,7 @@
         </w:rPr>
         <w:drawing>
           <wp:inline>
-            <wp:extent cx="1800000" cy="1644230"/>
+            <wp:extent cx="1800000" cy="1629474"/>
             <wp:effectExtent b="0" l="0" r="0" t="0"/>
             <wp:docPr descr="" title="" id="215" name="Picture"/>
             <a:graphic>
@@ -39701,7 +40877,7 @@
                   <pic:spPr bwMode="auto">
                     <a:xfrm>
                       <a:off x="0" y="0"/>
-                      <a:ext cx="1800000" cy="1644230"/>
+                      <a:ext cx="1800000" cy="1629474"/>
                     </a:xfrm>
                     <a:prstGeom prst="rect">
                       <a:avLst/>
@@ -39732,7 +40908,7 @@
         </w:rPr>
         <w:drawing>
           <wp:inline>
-            <wp:extent cx="2552700" cy="2057400"/>
+            <wp:extent cx="2552700" cy="2019300"/>
             <wp:effectExtent b="0" l="0" r="0" t="0"/>
             <wp:docPr descr="" title="" id="218" name="Picture"/>
             <a:graphic>
@@ -39753,7 +40929,7 @@
                   <pic:spPr bwMode="auto">
                     <a:xfrm>
                       <a:off x="0" y="0"/>
-                      <a:ext cx="2552700" cy="2057400"/>
+                      <a:ext cx="2552700" cy="2019300"/>
                     </a:xfrm>
                     <a:prstGeom prst="rect">
                       <a:avLst/>
@@ -39784,7 +40960,7 @@
         </w:rPr>
         <w:drawing>
           <wp:inline>
-            <wp:extent cx="2628900" cy="2413000"/>
+            <wp:extent cx="2628900" cy="2377899"/>
             <wp:effectExtent b="0" l="0" r="0" t="0"/>
             <wp:docPr descr="" title="" id="221" name="Picture"/>
             <a:graphic>
@@ -39805,7 +40981,7 @@
                   <pic:spPr bwMode="auto">
                     <a:xfrm>
                       <a:off x="0" y="0"/>
-                      <a:ext cx="2628900" cy="2413000"/>
+                      <a:ext cx="2628900" cy="2377899"/>
                     </a:xfrm>
                     <a:prstGeom prst="rect">
                       <a:avLst/>
@@ -39836,7 +41012,7 @@
         </w:rPr>
         <w:drawing>
           <wp:inline>
-            <wp:extent cx="1524000" cy="1943100"/>
+            <wp:extent cx="1524000" cy="1866900"/>
             <wp:effectExtent b="0" l="0" r="0" t="0"/>
             <wp:docPr descr="" title="" id="224" name="Picture"/>
             <a:graphic>
@@ -39857,7 +41033,7 @@
                   <pic:spPr bwMode="auto">
                     <a:xfrm>
                       <a:off x="0" y="0"/>
-                      <a:ext cx="1524000" cy="1943100"/>
+                      <a:ext cx="1524000" cy="1866900"/>
                     </a:xfrm>
                     <a:prstGeom prst="rect">
                       <a:avLst/>
@@ -39888,7 +41064,7 @@
         </w:rPr>
         <w:drawing>
           <wp:inline>
-            <wp:extent cx="2273300" cy="2133600"/>
+            <wp:extent cx="2273300" cy="2044700"/>
             <wp:effectExtent b="0" l="0" r="0" t="0"/>
             <wp:docPr descr="" title="" id="227" name="Picture"/>
             <a:graphic>
@@ -39909,7 +41085,7 @@
                   <pic:spPr bwMode="auto">
                     <a:xfrm>
                       <a:off x="0" y="0"/>
-                      <a:ext cx="2273300" cy="2133600"/>
+                      <a:ext cx="2273300" cy="2044700"/>
                     </a:xfrm>
                     <a:prstGeom prst="rect">
                       <a:avLst/>
@@ -40714,6 +41890,46 @@
     </w:p>
     <w:p>
       <w:pPr>
+        <w:spacing w:before="0" w:after="0"/>
+      </w:pPr>
+    </w:p>
+    <w:p>
+      <w:pPr>
+        <w:spacing w:before="0" w:after="0"/>
+      </w:pPr>
+    </w:p>
+    <w:p>
+      <w:pPr>
+        <w:spacing w:before="0" w:after="0"/>
+      </w:pPr>
+    </w:p>
+    <w:p>
+      <w:pPr>
+        <w:spacing w:before="0" w:after="0"/>
+      </w:pPr>
+    </w:p>
+    <w:p>
+      <w:pPr>
+        <w:spacing w:before="0" w:after="0"/>
+      </w:pPr>
+    </w:p>
+    <w:p>
+      <w:pPr>
+        <w:spacing w:before="0" w:after="0"/>
+      </w:pPr>
+    </w:p>
+    <w:p>
+      <w:pPr>
+        <w:spacing w:before="0" w:after="0"/>
+      </w:pPr>
+    </w:p>
+    <w:p>
+      <w:pPr>
+        <w:spacing w:before="0" w:after="0"/>
+      </w:pPr>
+    </w:p>
+    <w:p>
+      <w:pPr>
         <w:spacing w:before="160" w:after="80"/>
       </w:pPr>
       <w:r>
@@ -41759,7 +42975,7 @@
         </w:rPr>
         <w:drawing>
           <wp:inline>
-            <wp:extent cx="3124200" cy="3086100"/>
+            <wp:extent cx="3124200" cy="3085310"/>
             <wp:effectExtent b="0" l="0" r="0" t="0"/>
             <wp:docPr descr="" title="" id="234" name="Picture"/>
             <a:graphic>
@@ -41780,7 +42996,7 @@
                   <pic:spPr bwMode="auto">
                     <a:xfrm>
                       <a:off x="0" y="0"/>
-                      <a:ext cx="3124200" cy="3086100"/>
+                      <a:ext cx="3124200" cy="3085310"/>
                     </a:xfrm>
                     <a:prstGeom prst="rect">
                       <a:avLst/>
@@ -41801,6 +43017,46 @@
     </w:p>
     <w:p>
       <w:pPr>
+        <w:spacing w:before="0" w:after="0"/>
+      </w:pPr>
+    </w:p>
+    <w:p>
+      <w:pPr>
+        <w:spacing w:before="0" w:after="0"/>
+      </w:pPr>
+    </w:p>
+    <w:p>
+      <w:pPr>
+        <w:spacing w:before="0" w:after="0"/>
+      </w:pPr>
+    </w:p>
+    <w:p>
+      <w:pPr>
+        <w:spacing w:before="0" w:after="0"/>
+      </w:pPr>
+    </w:p>
+    <w:p>
+      <w:pPr>
+        <w:spacing w:before="0" w:after="0"/>
+      </w:pPr>
+    </w:p>
+    <w:p>
+      <w:pPr>
+        <w:spacing w:before="0" w:after="0"/>
+      </w:pPr>
+    </w:p>
+    <w:p>
+      <w:pPr>
+        <w:spacing w:before="0" w:after="0"/>
+      </w:pPr>
+    </w:p>
+    <w:p>
+      <w:pPr>
+        <w:spacing w:before="0" w:after="0"/>
+      </w:pPr>
+    </w:p>
+    <w:p>
+      <w:pPr>
         <w:spacing w:before="160" w:after="80"/>
       </w:pPr>
       <w:r>
@@ -42740,7 +43996,7 @@
         </w:rPr>
         <w:drawing>
           <wp:inline>
-            <wp:extent cx="3240000" cy="3146086"/>
+            <wp:extent cx="3240000" cy="3086836"/>
             <wp:effectExtent b="0" l="0" r="0" t="0"/>
             <wp:docPr descr="" title="" id="238" name="Picture"/>
             <a:graphic>
@@ -42761,7 +44017,7 @@
                   <pic:spPr bwMode="auto">
                     <a:xfrm>
                       <a:off x="0" y="0"/>
-                      <a:ext cx="3240000" cy="3146086"/>
+                      <a:ext cx="3240000" cy="3086836"/>
                     </a:xfrm>
                     <a:prstGeom prst="rect">
                       <a:avLst/>
@@ -42804,7 +44060,7 @@
         </w:rPr>
         <w:drawing>
           <wp:inline>
-            <wp:extent cx="3073400" cy="2667000"/>
+            <wp:extent cx="3073400" cy="2606554"/>
             <wp:effectExtent b="0" l="0" r="0" t="0"/>
             <wp:docPr descr="" title="" id="241" name="Picture"/>
             <a:graphic>
@@ -42825,7 +44081,7 @@
                   <pic:spPr bwMode="auto">
                     <a:xfrm>
                       <a:off x="0" y="0"/>
-                      <a:ext cx="3073400" cy="2667000"/>
+                      <a:ext cx="3073400" cy="2606554"/>
                     </a:xfrm>
                     <a:prstGeom prst="rect">
                       <a:avLst/>
@@ -42868,7 +44124,7 @@
         </w:rPr>
         <w:drawing>
           <wp:inline>
-            <wp:extent cx="3240000" cy="3024843"/>
+            <wp:extent cx="3240000" cy="3007649"/>
             <wp:effectExtent b="0" l="0" r="0" t="0"/>
             <wp:docPr descr="" title="" id="244" name="Picture"/>
             <a:graphic>
@@ -42889,7 +44145,7 @@
                   <pic:spPr bwMode="auto">
                     <a:xfrm>
                       <a:off x="0" y="0"/>
-                      <a:ext cx="3240000" cy="3024843"/>
+                      <a:ext cx="3240000" cy="3007649"/>
                     </a:xfrm>
                     <a:prstGeom prst="rect">
                       <a:avLst/>
@@ -42932,7 +44188,7 @@
         </w:rPr>
         <w:drawing>
           <wp:inline>
-            <wp:extent cx="2235200" cy="2336800"/>
+            <wp:extent cx="2235200" cy="2248348"/>
             <wp:effectExtent b="0" l="0" r="0" t="0"/>
             <wp:docPr descr="" title="" id="247" name="Picture"/>
             <a:graphic>
@@ -42953,7 +44209,7 @@
                   <pic:spPr bwMode="auto">
                     <a:xfrm>
                       <a:off x="0" y="0"/>
-                      <a:ext cx="2235200" cy="2336800"/>
+                      <a:ext cx="2235200" cy="2248348"/>
                     </a:xfrm>
                     <a:prstGeom prst="rect">
                       <a:avLst/>
@@ -42996,7 +44252,7 @@
         </w:rPr>
         <w:drawing>
           <wp:inline>
-            <wp:extent cx="2946400" cy="2768600"/>
+            <wp:extent cx="2946400" cy="2764684"/>
             <wp:effectExtent b="0" l="0" r="0" t="0"/>
             <wp:docPr descr="" title="" id="250" name="Picture"/>
             <a:graphic>
@@ -43017,7 +44273,7 @@
                   <pic:spPr bwMode="auto">
                     <a:xfrm>
                       <a:off x="0" y="0"/>
-                      <a:ext cx="2946400" cy="2768600"/>
+                      <a:ext cx="2946400" cy="2764684"/>
                     </a:xfrm>
                     <a:prstGeom prst="rect">
                       <a:avLst/>
@@ -43060,7 +44316,7 @@
         </w:rPr>
         <w:drawing>
           <wp:inline>
-            <wp:extent cx="3429000" cy="2552700"/>
+            <wp:extent cx="3429000" cy="2489200"/>
             <wp:effectExtent b="0" l="0" r="0" t="0"/>
             <wp:docPr descr="" title="" id="253" name="Picture"/>
             <a:graphic>
@@ -43081,7 +44337,7 @@
                   <pic:spPr bwMode="auto">
                     <a:xfrm>
                       <a:off x="0" y="0"/>
-                      <a:ext cx="3429000" cy="2552700"/>
+                      <a:ext cx="3429000" cy="2489200"/>
                     </a:xfrm>
                     <a:prstGeom prst="rect">
                       <a:avLst/>
@@ -43124,7 +44380,7 @@
         </w:rPr>
         <w:drawing>
           <wp:inline>
-            <wp:extent cx="2857500" cy="2730500"/>
+            <wp:extent cx="2781300" cy="2730500"/>
             <wp:effectExtent b="0" l="0" r="0" t="0"/>
             <wp:docPr descr="" title="" id="256" name="Picture"/>
             <a:graphic>
@@ -43145,7 +44401,7 @@
                   <pic:spPr bwMode="auto">
                     <a:xfrm>
                       <a:off x="0" y="0"/>
-                      <a:ext cx="2857500" cy="2730500"/>
+                      <a:ext cx="2781300" cy="2730500"/>
                     </a:xfrm>
                     <a:prstGeom prst="rect">
                       <a:avLst/>
@@ -43188,7 +44444,7 @@
         </w:rPr>
         <w:drawing>
           <wp:inline>
-            <wp:extent cx="3009900" cy="2768600"/>
+            <wp:extent cx="3009900" cy="2750426"/>
             <wp:effectExtent b="0" l="0" r="0" t="0"/>
             <wp:docPr descr="" title="" id="259" name="Picture"/>
             <a:graphic>
@@ -43209,7 +44465,7 @@
                   <pic:spPr bwMode="auto">
                     <a:xfrm>
                       <a:off x="0" y="0"/>
-                      <a:ext cx="3009900" cy="2768600"/>
+                      <a:ext cx="3009900" cy="2750426"/>
                     </a:xfrm>
                     <a:prstGeom prst="rect">
                       <a:avLst/>
@@ -43328,6 +44584,46 @@
         </w:rPr>
         <w:t>。</w:t>
       </w:r>
+    </w:p>
+    <w:p>
+      <w:pPr>
+        <w:spacing w:before="0" w:after="0"/>
+      </w:pPr>
+    </w:p>
+    <w:p>
+      <w:pPr>
+        <w:spacing w:before="0" w:after="0"/>
+      </w:pPr>
+    </w:p>
+    <w:p>
+      <w:pPr>
+        <w:spacing w:before="0" w:after="0"/>
+      </w:pPr>
+    </w:p>
+    <w:p>
+      <w:pPr>
+        <w:spacing w:before="0" w:after="0"/>
+      </w:pPr>
+    </w:p>
+    <w:p>
+      <w:pPr>
+        <w:spacing w:before="0" w:after="0"/>
+      </w:pPr>
+    </w:p>
+    <w:p>
+      <w:pPr>
+        <w:spacing w:before="0" w:after="0"/>
+      </w:pPr>
+    </w:p>
+    <w:p>
+      <w:pPr>
+        <w:spacing w:before="0" w:after="0"/>
+      </w:pPr>
+    </w:p>
+    <w:p>
+      <w:pPr>
+        <w:spacing w:before="0" w:after="0"/>
+      </w:pPr>
     </w:p>
     <w:p>
       <w:pPr>

--- a/00-首页/题组Word/第一轮·竞赛教材版/第一轮结构·4-晶体结构（学生版）.docx
+++ b/00-首页/题组Word/第一轮·竞赛教材版/第一轮结构·4-晶体结构（学生版）.docx
@@ -240,8 +240,8 @@
     <w:p>
       <w:pPr>
         <w:pStyle w:val="Compact"/>
+        <w:spacing w:before="0" w:after="0"/>
         <w:ind w:left="480" w:hanging="480"/>
-        <w:spacing w:after="0"/>
       </w:pPr>
       <w:r>
         <w:rPr>
@@ -292,99 +292,99 @@
     <w:p>
       <w:pPr>
         <w:pStyle w:val="Compact"/>
+        <w:spacing w:before="0" w:after="0"/>
         <w:ind w:left="480" w:hanging="480"/>
+      </w:pPr>
+      <w:r>
+        <w:rPr>
+          <w:rFonts w:ascii="Times New Roman" w:hAnsi="Times New Roman" w:eastAsia="Times New Roman" w:cs="Times New Roman"/>
+        </w:rPr>
+        <w:t xml:space="preserve">B. Au</w:t>
+      </w:r>
+      <w:r>
+        <w:rPr>
+          <w:rFonts w:ascii="Times New Roman" w:hAnsi="Times New Roman" w:eastAsia="Times New Roman" w:cs="Times New Roman"/>
+          <w:vertAlign w:val="subscript"/>
+        </w:rPr>
+        <w:t>4</w:t>
+      </w:r>
+      <w:r>
+        <w:rPr>
+          <w:rFonts w:ascii="Times New Roman" w:hAnsi="Times New Roman" w:eastAsia="Times New Roman" w:cs="Times New Roman"/>
+        </w:rPr>
+        <w:t>Cu</w:t>
+      </w:r>
+      <w:r>
+        <w:rPr>
+          <w:rFonts w:ascii="Times New Roman" w:hAnsi="Times New Roman" w:eastAsia="Times New Roman" w:cs="Times New Roman"/>
+          <w:vertAlign w:val="subscript"/>
+        </w:rPr>
+        <w:t>3</w:t>
+      </w:r>
+      <w:r>
+        <w:rPr>
+          <w:rFonts w:ascii="Times New Roman" w:hAnsi="Times New Roman" w:eastAsia="Times New Roman" w:cs="Times New Roman"/>
+        </w:rPr>
+        <w:t>H</w:t>
+      </w:r>
+      <w:r>
+        <w:rPr>
+          <w:rFonts w:ascii="Times New Roman" w:hAnsi="Times New Roman" w:eastAsia="Times New Roman" w:cs="Times New Roman"/>
+          <w:vertAlign w:val="subscript"/>
+        </w:rPr>
+        <w:t>4</w:t>
+      </w:r>
+      <w:r>
+        <w:rPr>
+          <w:rFonts w:ascii="Times New Roman" w:hAnsi="Times New Roman" w:eastAsia="Times New Roman" w:cs="Times New Roman"/>
+        </w:rPr>
+        <w:t xml:space="preserve">　　</w:t>
+      </w:r>
+    </w:p>
+    <w:p>
+      <w:pPr>
+        <w:pStyle w:val="Compact"/>
         <w:spacing w:before="0" w:after="0"/>
-      </w:pPr>
-      <w:r>
-        <w:rPr>
-          <w:rFonts w:ascii="Times New Roman" w:hAnsi="Times New Roman" w:eastAsia="Times New Roman" w:cs="Times New Roman"/>
-        </w:rPr>
-        <w:t xml:space="preserve">B. Au</w:t>
+        <w:ind w:left="480" w:hanging="480"/>
+      </w:pPr>
+      <w:r>
+        <w:rPr>
+          <w:rFonts w:ascii="Times New Roman" w:hAnsi="Times New Roman" w:eastAsia="Times New Roman" w:cs="Times New Roman"/>
+        </w:rPr>
+        <w:t xml:space="preserve">C. AuCu</w:t>
       </w:r>
       <w:r>
         <w:rPr>
           <w:rFonts w:ascii="Times New Roman" w:hAnsi="Times New Roman" w:eastAsia="Times New Roman" w:cs="Times New Roman"/>
           <w:vertAlign w:val="subscript"/>
         </w:rPr>
+        <w:t>3</w:t>
+      </w:r>
+      <w:r>
+        <w:rPr>
+          <w:rFonts w:ascii="Times New Roman" w:hAnsi="Times New Roman" w:eastAsia="Times New Roman" w:cs="Times New Roman"/>
+        </w:rPr>
+        <w:t>H</w:t>
+      </w:r>
+      <w:r>
+        <w:rPr>
+          <w:rFonts w:ascii="Times New Roman" w:hAnsi="Times New Roman" w:eastAsia="Times New Roman" w:cs="Times New Roman"/>
+          <w:vertAlign w:val="subscript"/>
+        </w:rPr>
         <w:t>4</w:t>
       </w:r>
       <w:r>
         <w:rPr>
           <w:rFonts w:ascii="Times New Roman" w:hAnsi="Times New Roman" w:eastAsia="Times New Roman" w:cs="Times New Roman"/>
         </w:rPr>
-        <w:t>Cu</w:t>
-      </w:r>
-      <w:r>
-        <w:rPr>
-          <w:rFonts w:ascii="Times New Roman" w:hAnsi="Times New Roman" w:eastAsia="Times New Roman" w:cs="Times New Roman"/>
-          <w:vertAlign w:val="subscript"/>
-        </w:rPr>
-        <w:t>3</w:t>
-      </w:r>
-      <w:r>
-        <w:rPr>
-          <w:rFonts w:ascii="Times New Roman" w:hAnsi="Times New Roman" w:eastAsia="Times New Roman" w:cs="Times New Roman"/>
-        </w:rPr>
-        <w:t>H</w:t>
-      </w:r>
-      <w:r>
-        <w:rPr>
-          <w:rFonts w:ascii="Times New Roman" w:hAnsi="Times New Roman" w:eastAsia="Times New Roman" w:cs="Times New Roman"/>
-          <w:vertAlign w:val="subscript"/>
-        </w:rPr>
-        <w:t>4</w:t>
-      </w:r>
-      <w:r>
-        <w:rPr>
-          <w:rFonts w:ascii="Times New Roman" w:hAnsi="Times New Roman" w:eastAsia="Times New Roman" w:cs="Times New Roman"/>
-        </w:rPr>
         <w:t xml:space="preserve">　　</w:t>
       </w:r>
     </w:p>
     <w:p>
       <w:pPr>
         <w:pStyle w:val="Compact"/>
+        <w:spacing w:before="0" w:after="0"/>
         <w:ind w:left="480" w:hanging="480"/>
-        <w:spacing w:before="0" w:after="0"/>
-      </w:pPr>
-      <w:r>
-        <w:rPr>
-          <w:rFonts w:ascii="Times New Roman" w:hAnsi="Times New Roman" w:eastAsia="Times New Roman" w:cs="Times New Roman"/>
-        </w:rPr>
-        <w:t xml:space="preserve">C. AuCu</w:t>
-      </w:r>
-      <w:r>
-        <w:rPr>
-          <w:rFonts w:ascii="Times New Roman" w:hAnsi="Times New Roman" w:eastAsia="Times New Roman" w:cs="Times New Roman"/>
-          <w:vertAlign w:val="subscript"/>
-        </w:rPr>
-        <w:t>3</w:t>
-      </w:r>
-      <w:r>
-        <w:rPr>
-          <w:rFonts w:ascii="Times New Roman" w:hAnsi="Times New Roman" w:eastAsia="Times New Roman" w:cs="Times New Roman"/>
-        </w:rPr>
-        <w:t>H</w:t>
-      </w:r>
-      <w:r>
-        <w:rPr>
-          <w:rFonts w:ascii="Times New Roman" w:hAnsi="Times New Roman" w:eastAsia="Times New Roman" w:cs="Times New Roman"/>
-          <w:vertAlign w:val="subscript"/>
-        </w:rPr>
-        <w:t>4</w:t>
-      </w:r>
-      <w:r>
-        <w:rPr>
-          <w:rFonts w:ascii="Times New Roman" w:hAnsi="Times New Roman" w:eastAsia="Times New Roman" w:cs="Times New Roman"/>
-        </w:rPr>
-        <w:t xml:space="preserve">　　</w:t>
-      </w:r>
-    </w:p>
-    <w:p>
-      <w:pPr>
-        <w:pStyle w:val="Compact"/>
-        <w:ind w:left="480" w:hanging="480"/>
-        <w:spacing w:before="0" w:after="36"/>
       </w:pPr>
       <w:r>
         <w:rPr>
@@ -580,6 +580,7 @@
     <w:p>
       <w:pPr>
         <w:pStyle w:val="Compact"/>
+        <w:spacing w:before="0" w:after="0"/>
       </w:pPr>
       <w:r>
         <w:rPr>
@@ -635,6 +636,7 @@
     <w:p>
       <w:pPr>
         <w:pStyle w:val="Compact"/>
+        <w:spacing w:before="0" w:after="0"/>
       </w:pPr>
       <w:r>
         <w:rPr>
@@ -652,6 +654,7 @@
     <w:p>
       <w:pPr>
         <w:pStyle w:val="Compact"/>
+        <w:spacing w:before="0" w:after="0"/>
       </w:pPr>
       <w:r>
         <w:rPr>
@@ -675,6 +678,7 @@
     <w:p>
       <w:pPr>
         <w:pStyle w:val="Compact"/>
+        <w:spacing w:before="0" w:after="0"/>
       </w:pPr>
       <w:r>
         <w:rPr>
@@ -1625,6 +1629,14 @@
       <w:tblPr>
         <w:tblStyle w:val="Table"/>
         <w:tblW w:type="auto" w:w="0"/>
+        <w:tblBorders>
+          <w:top w:val="single" w:sz="12" w:space="0" w:color="000000"/>
+          <w:left w:val="none" w:sz="0" w:space="0" w:color="auto"/>
+          <w:bottom w:val="single" w:sz="12" w:space="0" w:color="000000"/>
+          <w:right w:val="none" w:sz="0" w:space="0" w:color="auto"/>
+          <w:insideH w:val="none" w:sz="0" w:space="0" w:color="auto"/>
+          <w:insideV w:val="none" w:sz="0" w:space="0" w:color="auto"/>
+        </w:tblBorders>
         <w:tblLook w:firstRow="1" w:lastRow="0" w:firstColumn="0" w:lastColumn="0" w:noHBand="0" w:noVBand="0" w:val="0020"/>
       </w:tblPr>
       <w:tblGrid>
@@ -1636,7 +1648,11 @@
           <w:tblHeader w:val="on"/>
         </w:trPr>
         <w:tc>
-          <w:tcPr/>
+          <w:tcPr>
+            <w:tcBorders>
+              <w:bottom w:val="single" w:sz="8" w:space="0" w:color="000000"/>
+            </w:tcBorders>
+          </w:tcPr>
           <w:p>
             <w:pPr>
               <w:pStyle w:val="Compact"/>
@@ -1652,7 +1668,11 @@
           </w:p>
         </w:tc>
         <w:tc>
-          <w:tcPr/>
+          <w:tcPr>
+            <w:tcBorders>
+              <w:bottom w:val="single" w:sz="8" w:space="0" w:color="000000"/>
+            </w:tcBorders>
+          </w:tcPr>
           <w:p>
             <w:pPr>
               <w:pStyle w:val="Compact"/>
@@ -13120,6 +13140,7 @@
     <w:p>
       <w:pPr>
         <w:pStyle w:val="BodyText"/>
+        <w:spacing w:before="0" w:after="0"/>
       </w:pPr>
       <w:r>
         <w:rPr>
@@ -13198,6 +13219,7 @@
     <w:p>
       <w:pPr>
         <w:pStyle w:val="BodyText"/>
+        <w:spacing w:before="0" w:after="0"/>
       </w:pPr>
       <w:r>
         <w:rPr>
@@ -13227,6 +13249,7 @@
     <w:p>
       <w:pPr>
         <w:pStyle w:val="BodyText"/>
+        <w:spacing w:before="0" w:after="0"/>
       </w:pPr>
       <w:r>
         <w:rPr>
@@ -13244,6 +13267,7 @@
     <w:p>
       <w:pPr>
         <w:pStyle w:val="BodyText"/>
+        <w:spacing w:before="0" w:after="0"/>
       </w:pPr>
       <w:r>
         <w:rPr>
@@ -33334,6 +33358,14 @@
       <w:tblPr>
         <w:tblStyle w:val="Table"/>
         <w:tblW w:type="auto" w:w="0"/>
+        <w:tblBorders>
+          <w:top w:val="single" w:sz="12" w:space="0" w:color="000000"/>
+          <w:left w:val="none" w:sz="0" w:space="0" w:color="auto"/>
+          <w:bottom w:val="single" w:sz="12" w:space="0" w:color="000000"/>
+          <w:right w:val="none" w:sz="0" w:space="0" w:color="auto"/>
+          <w:insideH w:val="none" w:sz="0" w:space="0" w:color="auto"/>
+          <w:insideV w:val="none" w:sz="0" w:space="0" w:color="auto"/>
+        </w:tblBorders>
         <w:tblLook w:firstRow="1" w:lastRow="0" w:firstColumn="0" w:lastColumn="0" w:noHBand="0" w:noVBand="0" w:val="0020"/>
       </w:tblPr>
       <w:tblGrid>
@@ -33346,7 +33378,11 @@
           <w:tblHeader w:val="on"/>
         </w:trPr>
         <w:tc>
-          <w:tcPr/>
+          <w:tcPr>
+            <w:tcBorders>
+              <w:bottom w:val="single" w:sz="8" w:space="0" w:color="000000"/>
+            </w:tcBorders>
+          </w:tcPr>
           <w:p>
             <w:pPr>
               <w:pStyle w:val="Compact"/>
@@ -33362,7 +33398,11 @@
           </w:p>
         </w:tc>
         <w:tc>
-          <w:tcPr/>
+          <w:tcPr>
+            <w:tcBorders>
+              <w:bottom w:val="single" w:sz="8" w:space="0" w:color="000000"/>
+            </w:tcBorders>
+          </w:tcPr>
           <w:p>
             <w:pPr>
               <w:pStyle w:val="Compact"/>
@@ -33378,7 +33418,11 @@
           </w:p>
         </w:tc>
         <w:tc>
-          <w:tcPr/>
+          <w:tcPr>
+            <w:tcBorders>
+              <w:bottom w:val="single" w:sz="8" w:space="0" w:color="000000"/>
+            </w:tcBorders>
+          </w:tcPr>
           <w:p>
             <w:pPr>
               <w:pStyle w:val="Compact"/>
@@ -35725,6 +35769,14 @@
       <w:tblPr>
         <w:tblStyle w:val="Table"/>
         <w:tblW w:type="auto" w:w="0"/>
+        <w:tblBorders>
+          <w:top w:val="single" w:sz="12" w:space="0" w:color="000000"/>
+          <w:left w:val="none" w:sz="0" w:space="0" w:color="auto"/>
+          <w:bottom w:val="single" w:sz="12" w:space="0" w:color="000000"/>
+          <w:right w:val="none" w:sz="0" w:space="0" w:color="auto"/>
+          <w:insideH w:val="none" w:sz="0" w:space="0" w:color="auto"/>
+          <w:insideV w:val="none" w:sz="0" w:space="0" w:color="auto"/>
+        </w:tblBorders>
         <w:tblLook w:firstRow="1" w:lastRow="0" w:firstColumn="0" w:lastColumn="0" w:noHBand="0" w:noVBand="0" w:val="0020"/>
       </w:tblPr>
       <w:tblGrid>
@@ -35738,7 +35790,11 @@
           <w:tblHeader w:val="on"/>
         </w:trPr>
         <w:tc>
-          <w:tcPr/>
+          <w:tcPr>
+            <w:tcBorders>
+              <w:bottom w:val="single" w:sz="8" w:space="0" w:color="000000"/>
+            </w:tcBorders>
+          </w:tcPr>
           <w:p>
             <w:pPr>
               <w:pStyle w:val="Compact"/>
@@ -35754,7 +35810,11 @@
           </w:p>
         </w:tc>
         <w:tc>
-          <w:tcPr/>
+          <w:tcPr>
+            <w:tcBorders>
+              <w:bottom w:val="single" w:sz="8" w:space="0" w:color="000000"/>
+            </w:tcBorders>
+          </w:tcPr>
           <w:p>
             <w:pPr>
               <w:pStyle w:val="Compact"/>
@@ -35770,7 +35830,11 @@
           </w:p>
         </w:tc>
         <w:tc>
-          <w:tcPr/>
+          <w:tcPr>
+            <w:tcBorders>
+              <w:bottom w:val="single" w:sz="8" w:space="0" w:color="000000"/>
+            </w:tcBorders>
+          </w:tcPr>
           <w:p>
             <w:pPr>
               <w:pStyle w:val="Compact"/>
@@ -35786,7 +35850,11 @@
           </w:p>
         </w:tc>
         <w:tc>
-          <w:tcPr/>
+          <w:tcPr>
+            <w:tcBorders>
+              <w:bottom w:val="single" w:sz="8" w:space="0" w:color="000000"/>
+            </w:tcBorders>
+          </w:tcPr>
           <w:p>
             <w:pPr>
               <w:pStyle w:val="Compact"/>
@@ -45851,7 +45919,7 @@
     <ns0:rPr>
       <ns0:rFonts ns0:ascii="Times New Roman" ns0:cs="Times New Roman" ns0:eastAsia="SimHei" ns0:hAnsi="Times New Roman"/>
       <ns0:b/>
-      <ns0:color ns0:val="17324D"/>
+      <ns0:color ns0:val="000000"/>
       <ns0:sz ns0:val="44"/>
       <ns0:szCs ns0:val="56"/>
     </ns0:rPr>
@@ -45993,7 +46061,7 @@
     <ns0:rPr>
       <ns0:rFonts ns0:ascii="Times New Roman" ns0:cs="Times New Roman" ns0:eastAsia="SimHei" ns0:hAnsi="Times New Roman"/>
       <ns0:b/>
-      <ns0:color ns0:val="17324D"/>
+      <ns0:color ns0:val="000000"/>
       <ns0:sz ns0:val="32"/>
       <ns0:szCs ns0:val="40"/>
     </ns0:rPr>
@@ -46017,7 +46085,7 @@
     <ns0:rPr>
       <ns0:rFonts ns0:ascii="Times New Roman" ns0:cs="Times New Roman" ns0:eastAsia="SimHei" ns0:hAnsi="Times New Roman"/>
       <ns0:b/>
-      <ns0:color ns0:val="17324D"/>
+      <ns0:color ns0:val="000000"/>
       <ns0:sz ns0:val="28"/>
       <ns0:szCs ns0:val="32"/>
     </ns0:rPr>
@@ -46041,7 +46109,7 @@
     <ns0:rPr>
       <ns0:rFonts ns0:ascii="Times New Roman" ns0:cs="Times New Roman" ns0:eastAsia="SimHei" ns0:hAnsi="Times New Roman"/>
       <ns0:b/>
-      <ns0:color ns0:val="17324D"/>
+      <ns0:color ns0:val="000000"/>
       <ns0:sz ns0:val="25"/>
       <ns0:szCs ns0:val="28"/>
     </ns0:rPr>

--- a/00-首页/题组Word/第一轮·竞赛教材版/第一轮结构·4-晶体结构（学生版）.docx
+++ b/00-首页/题组Word/第一轮·竞赛教材版/第一轮结构·4-晶体结构（学生版）.docx
@@ -42,6 +42,60 @@
     </w:p>
     <w:p>
       <w:pPr>
+        <w:pStyle w:val="BlockText"/>
+        <w:ind w:firstLine="420"/>
+      </w:pPr>
+      <w:r>
+        <w:rPr>
+          <w:rFonts w:hint="eastAsia" w:ascii="Times New Roman" w:hAnsi="Times New Roman" w:eastAsia="FangSong" w:cs="Times New Roman"/>
+        </w:rPr>
+        <w:t xml:space="preserve">共</w:t>
+      </w:r>
+      <w:r>
+        <w:rPr>
+          <w:rFonts w:ascii="Times New Roman" w:hAnsi="Times New Roman" w:eastAsia="Times New Roman" w:cs="Times New Roman"/>
+        </w:rPr>
+        <w:t xml:space="preserve"> 40 </w:t>
+      </w:r>
+      <w:r>
+        <w:rPr>
+          <w:rFonts w:hint="eastAsia" w:ascii="Times New Roman" w:hAnsi="Times New Roman" w:eastAsia="FangSong" w:cs="Times New Roman"/>
+        </w:rPr>
+        <w:t>题</w:t>
+      </w:r>
+      <w:r>
+        <w:rPr>
+          <w:rFonts w:hint="eastAsia" w:ascii="Times New Roman" w:hAnsi="Times New Roman" w:eastAsia="Times New Roman" w:cs="Times New Roman"/>
+        </w:rPr>
+        <w:t>。</w:t>
+      </w:r>
+      <w:r>
+        <w:rPr>
+          <w:rFonts w:hint="eastAsia" w:ascii="Times New Roman" w:hAnsi="Times New Roman" w:eastAsia="FangSong" w:cs="Times New Roman"/>
+        </w:rPr>
+        <w:t>建议先独立完成</w:t>
+      </w:r>
+      <w:r>
+        <w:rPr>
+          <w:rFonts w:hint="eastAsia" w:ascii="Times New Roman" w:hAnsi="Times New Roman" w:eastAsia="Times New Roman" w:cs="Times New Roman"/>
+        </w:rPr>
+        <w:t>，</w:t>
+      </w:r>
+      <w:r>
+        <w:rPr>
+          <w:rFonts w:hint="eastAsia" w:ascii="Times New Roman" w:hAnsi="Times New Roman" w:eastAsia="FangSong" w:cs="Times New Roman"/>
+        </w:rPr>
+        <w:t>再核对答案</w:t>
+      </w:r>
+      <w:r>
+        <w:rPr>
+          <w:rFonts w:hint="eastAsia" w:ascii="Times New Roman" w:hAnsi="Times New Roman" w:eastAsia="Times New Roman" w:cs="Times New Roman"/>
+        </w:rPr>
+        <w:t>。</w:t>
+      </w:r>
+    </w:p>
+    <w:p>
+      <w:pPr>
         <w:spacing w:before="160" w:after="80"/>
       </w:pPr>
       <w:r>
@@ -91,6 +145,7 @@
     <w:p>
       <w:pPr>
         <w:pStyle w:val="FirstParagraph"/>
+        <w:ind w:firstLine="420"/>
       </w:pPr>
       <w:r>
         <w:rPr>
@@ -240,8 +295,10 @@
     <w:p>
       <w:pPr>
         <w:pStyle w:val="Compact"/>
-        <w:spacing w:before="0" w:after="0"/>
-        <w:ind w:left="480" w:hanging="480"/>
+        <w:numPr>
+          <w:ilvl w:val="0"/>
+          <w:numId w:val="1001"/>
+        </w:numPr>
       </w:pPr>
       <w:r>
         <w:rPr>
@@ -281,25 +338,21 @@
           <w:vertAlign w:val="subscript"/>
         </w:rPr>
         <w:t>8</w:t>
-      </w:r>
-      <w:r>
-        <w:rPr>
-          <w:rFonts w:ascii="Times New Roman" w:hAnsi="Times New Roman" w:eastAsia="Times New Roman" w:cs="Times New Roman"/>
-        </w:rPr>
-        <w:t xml:space="preserve">　　</w:t>
       </w:r>
     </w:p>
     <w:p>
       <w:pPr>
         <w:pStyle w:val="Compact"/>
-        <w:spacing w:before="0" w:after="0"/>
-        <w:ind w:left="480" w:hanging="480"/>
-      </w:pPr>
-      <w:r>
-        <w:rPr>
-          <w:rFonts w:ascii="Times New Roman" w:hAnsi="Times New Roman" w:eastAsia="Times New Roman" w:cs="Times New Roman"/>
-        </w:rPr>
-        <w:t xml:space="preserve">B. Au</w:t>
+        <w:numPr>
+          <w:ilvl w:val="0"/>
+          <w:numId w:val="1001"/>
+        </w:numPr>
+      </w:pPr>
+      <w:r>
+        <w:rPr>
+          <w:rFonts w:ascii="Times New Roman" w:hAnsi="Times New Roman" w:eastAsia="Times New Roman" w:cs="Times New Roman"/>
+        </w:rPr>
+        <w:t>B. Au</w:t>
       </w:r>
       <w:r>
         <w:rPr>
@@ -333,25 +386,21 @@
           <w:vertAlign w:val="subscript"/>
         </w:rPr>
         <w:t>4</w:t>
-      </w:r>
-      <w:r>
-        <w:rPr>
-          <w:rFonts w:ascii="Times New Roman" w:hAnsi="Times New Roman" w:eastAsia="Times New Roman" w:cs="Times New Roman"/>
-        </w:rPr>
-        <w:t xml:space="preserve">　　</w:t>
       </w:r>
     </w:p>
     <w:p>
       <w:pPr>
         <w:pStyle w:val="Compact"/>
-        <w:spacing w:before="0" w:after="0"/>
-        <w:ind w:left="480" w:hanging="480"/>
-      </w:pPr>
-      <w:r>
-        <w:rPr>
-          <w:rFonts w:ascii="Times New Roman" w:hAnsi="Times New Roman" w:eastAsia="Times New Roman" w:cs="Times New Roman"/>
-        </w:rPr>
-        <w:t xml:space="preserve">C. AuCu</w:t>
+        <w:numPr>
+          <w:ilvl w:val="0"/>
+          <w:numId w:val="1001"/>
+        </w:numPr>
+      </w:pPr>
+      <w:r>
+        <w:rPr>
+          <w:rFonts w:ascii="Times New Roman" w:hAnsi="Times New Roman" w:eastAsia="Times New Roman" w:cs="Times New Roman"/>
+        </w:rPr>
+        <w:t>C. AuCu</w:t>
       </w:r>
       <w:r>
         <w:rPr>
@@ -372,25 +421,21 @@
           <w:vertAlign w:val="subscript"/>
         </w:rPr>
         <w:t>4</w:t>
-      </w:r>
-      <w:r>
-        <w:rPr>
-          <w:rFonts w:ascii="Times New Roman" w:hAnsi="Times New Roman" w:eastAsia="Times New Roman" w:cs="Times New Roman"/>
-        </w:rPr>
-        <w:t xml:space="preserve">　　</w:t>
       </w:r>
     </w:p>
     <w:p>
       <w:pPr>
         <w:pStyle w:val="Compact"/>
-        <w:spacing w:before="0" w:after="0"/>
-        <w:ind w:left="480" w:hanging="480"/>
-      </w:pPr>
-      <w:r>
-        <w:rPr>
-          <w:rFonts w:ascii="Times New Roman" w:hAnsi="Times New Roman" w:eastAsia="Times New Roman" w:cs="Times New Roman"/>
-        </w:rPr>
-        <w:t xml:space="preserve">D. AuCu</w:t>
+        <w:numPr>
+          <w:ilvl w:val="0"/>
+          <w:numId w:val="1001"/>
+        </w:numPr>
+      </w:pPr>
+      <w:r>
+        <w:rPr>
+          <w:rFonts w:ascii="Times New Roman" w:hAnsi="Times New Roman" w:eastAsia="Times New Roman" w:cs="Times New Roman"/>
+        </w:rPr>
+        <w:t>D. AuCu</w:t>
       </w:r>
       <w:r>
         <w:rPr>
@@ -415,13 +460,13 @@
     </w:p>
     <w:p>
       <w:pPr>
-        <w:spacing w:before="0" w:after="0"/>
-      </w:pPr>
-    </w:p>
-    <w:p>
-      <w:pPr>
-        <w:spacing w:before="0" w:after="0"/>
-      </w:pPr>
+        <w:spacing w:before="160" w:after="80"/>
+      </w:pPr>
+      <w:r>
+        <w:pict>
+          <v:rect style="width:0;height:1.5pt" o:hralign="center" o:hrstd="t" o:hr="t"/>
+        </w:pict>
+      </w:r>
     </w:p>
     <w:p>
       <w:pPr>
@@ -462,6 +507,7 @@
     <w:p>
       <w:pPr>
         <w:pStyle w:val="FirstParagraph"/>
+        <w:ind w:firstLine="420"/>
       </w:pPr>
       <w:r>
         <w:rPr>
@@ -580,7 +626,11 @@
     <w:p>
       <w:pPr>
         <w:pStyle w:val="Compact"/>
-        <w:spacing w:before="0" w:after="0"/>
+        <w:numPr>
+          <w:ilvl w:val="0"/>
+          <w:numId w:val="1002"/>
+        </w:numPr>
+        <w:ind w:firstLine="420"/>
       </w:pPr>
       <w:r>
         <w:rPr>
@@ -636,7 +686,11 @@
     <w:p>
       <w:pPr>
         <w:pStyle w:val="Compact"/>
-        <w:spacing w:before="0" w:after="0"/>
+        <w:numPr>
+          <w:ilvl w:val="0"/>
+          <w:numId w:val="1002"/>
+        </w:numPr>
+        <w:ind w:firstLine="420"/>
       </w:pPr>
       <w:r>
         <w:rPr>
@@ -654,7 +708,11 @@
     <w:p>
       <w:pPr>
         <w:pStyle w:val="Compact"/>
-        <w:spacing w:before="0" w:after="0"/>
+        <w:numPr>
+          <w:ilvl w:val="0"/>
+          <w:numId w:val="1002"/>
+        </w:numPr>
+        <w:ind w:firstLine="420"/>
       </w:pPr>
       <w:r>
         <w:rPr>
@@ -678,7 +736,11 @@
     <w:p>
       <w:pPr>
         <w:pStyle w:val="Compact"/>
-        <w:spacing w:before="0" w:after="0"/>
+        <w:numPr>
+          <w:ilvl w:val="0"/>
+          <w:numId w:val="1002"/>
+        </w:numPr>
+        <w:ind w:firstLine="420"/>
       </w:pPr>
       <w:r>
         <w:rPr>
@@ -737,13 +799,13 @@
     </w:p>
     <w:p>
       <w:pPr>
-        <w:spacing w:before="0" w:after="0"/>
-      </w:pPr>
-    </w:p>
-    <w:p>
-      <w:pPr>
-        <w:spacing w:before="0" w:after="0"/>
-      </w:pPr>
+        <w:spacing w:before="160" w:after="80"/>
+      </w:pPr>
+      <w:r>
+        <w:pict>
+          <v:rect style="width:0;height:1.5pt" o:hralign="center" o:hrstd="t" o:hr="t"/>
+        </w:pict>
+      </w:r>
     </w:p>
     <w:p>
       <w:pPr>
@@ -784,6 +846,7 @@
     <w:p>
       <w:pPr>
         <w:pStyle w:val="FirstParagraph"/>
+        <w:ind w:firstLine="420"/>
       </w:pPr>
       <w:r>
         <w:rPr>
@@ -1012,6 +1075,7 @@
           <w:ilvl w:val="0"/>
           <w:numId w:val="1003"/>
         </w:numPr>
+        <w:ind w:firstLine="420"/>
       </w:pPr>
       <w:r>
         <w:rPr>
@@ -1073,6 +1137,7 @@
           <w:ilvl w:val="0"/>
           <w:numId w:val="1003"/>
         </w:numPr>
+        <w:ind w:firstLine="420"/>
       </w:pPr>
       <w:r>
         <w:rPr>
@@ -1207,6 +1272,7 @@
     <w:p>
       <w:pPr>
         <w:pStyle w:val="FirstParagraph"/>
+        <w:ind w:firstLine="420"/>
       </w:pPr>
       <w:r>
         <w:rPr>
@@ -1442,7 +1508,7 @@
         </w:rPr>
         <w:drawing>
           <wp:inline>
-            <wp:extent cx="3584000" cy="2560000"/>
+            <wp:extent cx="3600000" cy="2560000"/>
             <wp:effectExtent b="0" l="0" r="0" t="0"/>
             <wp:docPr descr="" title="" id="15" name="Picture"/>
             <a:graphic>
@@ -1463,7 +1529,7 @@
                   <pic:spPr bwMode="auto">
                     <a:xfrm>
                       <a:off x="0" y="0"/>
-                      <a:ext cx="3584000" cy="2560000"/>
+                      <a:ext cx="3600000" cy="2560000"/>
                     </a:xfrm>
                     <a:prstGeom prst="rect">
                       <a:avLst/>
@@ -1494,7 +1560,7 @@
         </w:rPr>
         <w:drawing>
           <wp:inline>
-            <wp:extent cx="3183356" cy="2979440"/>
+            <wp:extent cx="3240000" cy="2979440"/>
             <wp:effectExtent b="0" l="0" r="0" t="0"/>
             <wp:docPr descr="" title="" id="18" name="Picture"/>
             <a:graphic>
@@ -1515,7 +1581,7 @@
                   <pic:spPr bwMode="auto">
                     <a:xfrm>
                       <a:off x="0" y="0"/>
-                      <a:ext cx="3183356" cy="2979440"/>
+                      <a:ext cx="3240000" cy="2979440"/>
                     </a:xfrm>
                     <a:prstGeom prst="rect">
                       <a:avLst/>
@@ -1536,28 +1602,13 @@
     </w:p>
     <w:p>
       <w:pPr>
-        <w:spacing w:before="0" w:after="0"/>
-      </w:pPr>
-    </w:p>
-    <w:p>
-      <w:pPr>
-        <w:spacing w:before="0" w:after="0"/>
-      </w:pPr>
-    </w:p>
-    <w:p>
-      <w:pPr>
-        <w:spacing w:before="0" w:after="0"/>
-      </w:pPr>
-    </w:p>
-    <w:p>
-      <w:pPr>
-        <w:spacing w:before="0" w:after="0"/>
-      </w:pPr>
-    </w:p>
-    <w:p>
-      <w:pPr>
-        <w:spacing w:before="0" w:after="0"/>
-      </w:pPr>
+        <w:spacing w:before="160" w:after="80"/>
+      </w:pPr>
+      <w:r>
+        <w:pict>
+          <v:rect style="width:0;height:1.5pt" o:hralign="center" o:hrstd="t" o:hr="t"/>
+        </w:pict>
+      </w:r>
     </w:p>
     <w:p>
       <w:pPr>
@@ -1599,6 +1650,7 @@
       <w:pPr>
         <w:pStyle w:val="FirstParagraph"/>
         <w:spacing w:after="80"/>
+        <w:ind w:firstLine="420"/>
       </w:pPr>
       <w:r>
         <w:rPr>
@@ -1629,15 +1681,16 @@
       <w:tblPr>
         <w:tblStyle w:val="Table"/>
         <w:tblW w:type="auto" w:w="0"/>
+        <w:tblLook w:firstRow="1" w:lastRow="0" w:firstColumn="0" w:lastColumn="0" w:noHBand="0" w:noVBand="0" w:val="0020"/>
+        <w:jc w:val="center"/>
         <w:tblBorders>
-          <w:top w:val="single" w:sz="12" w:space="0" w:color="000000"/>
-          <w:left w:val="none" w:sz="0" w:space="0" w:color="auto"/>
-          <w:bottom w:val="single" w:sz="12" w:space="0" w:color="000000"/>
-          <w:right w:val="none" w:sz="0" w:space="0" w:color="auto"/>
-          <w:insideH w:val="none" w:sz="0" w:space="0" w:color="auto"/>
-          <w:insideV w:val="none" w:sz="0" w:space="0" w:color="auto"/>
+          <w:top w:val="single" w:sz="12" w:space="0" w:color="333333"/>
+          <w:bottom w:val="single" w:sz="12" w:space="0" w:color="333333"/>
+          <w:left w:val="none"/>
+          <w:right w:val="none"/>
+          <w:insideH w:val="none"/>
+          <w:insideV w:val="none"/>
         </w:tblBorders>
-        <w:tblLook w:firstRow="1" w:lastRow="0" w:firstColumn="0" w:lastColumn="0" w:noHBand="0" w:noVBand="0" w:val="0020"/>
       </w:tblPr>
       <w:tblGrid>
         <w:gridCol w:w="3960"/>
@@ -1650,7 +1703,7 @@
         <w:tc>
           <w:tcPr>
             <w:tcBorders>
-              <w:bottom w:val="single" w:sz="8" w:space="0" w:color="000000"/>
+              <w:bottom w:val="single" w:sz="6" w:space="0" w:color="333333"/>
             </w:tcBorders>
           </w:tcPr>
           <w:p>
@@ -1670,7 +1723,7 @@
         <w:tc>
           <w:tcPr>
             <w:tcBorders>
-              <w:bottom w:val="single" w:sz="8" w:space="0" w:color="000000"/>
+              <w:bottom w:val="single" w:sz="6" w:space="0" w:color="333333"/>
             </w:tcBorders>
           </w:tcPr>
           <w:p>
@@ -1992,6 +2045,7 @@
           <w:numId w:val="1004"/>
         </w:numPr>
         <w:spacing w:before="120"/>
+        <w:ind w:firstLine="420"/>
       </w:pPr>
       <w:r>
         <w:rPr>
@@ -2355,6 +2409,7 @@
           <w:ilvl w:val="0"/>
           <w:numId w:val="1004"/>
         </w:numPr>
+        <w:ind w:firstLine="420"/>
       </w:pPr>
       <w:r>
         <w:rPr>
@@ -2387,6 +2442,7 @@
           <w:ilvl w:val="0"/>
           <w:numId w:val="1004"/>
         </w:numPr>
+        <w:ind w:firstLine="420"/>
       </w:pPr>
       <w:r>
         <w:rPr>
@@ -2529,7 +2585,7 @@
         </w:rPr>
         <w:drawing>
           <wp:inline>
-            <wp:extent cx="3600000" cy="2276821"/>
+            <wp:extent cx="3600000" cy="2245032"/>
             <wp:effectExtent b="0" l="0" r="0" t="0"/>
             <wp:docPr descr="" title="" id="22" name="Picture"/>
             <a:graphic>
@@ -2550,7 +2606,7 @@
                   <pic:spPr bwMode="auto">
                     <a:xfrm>
                       <a:off x="0" y="0"/>
-                      <a:ext cx="3600000" cy="2276821"/>
+                      <a:ext cx="3600000" cy="2245032"/>
                     </a:xfrm>
                     <a:prstGeom prst="rect">
                       <a:avLst/>
@@ -2581,7 +2637,7 @@
         </w:rPr>
         <w:drawing>
           <wp:inline>
-            <wp:extent cx="3600000" cy="2405310"/>
+            <wp:extent cx="3600000" cy="2379506"/>
             <wp:effectExtent b="0" l="0" r="0" t="0"/>
             <wp:docPr descr="" title="" id="25" name="Picture"/>
             <a:graphic>
@@ -2602,7 +2658,7 @@
                   <pic:spPr bwMode="auto">
                     <a:xfrm>
                       <a:off x="0" y="0"/>
-                      <a:ext cx="3600000" cy="2405310"/>
+                      <a:ext cx="3600000" cy="2379506"/>
                     </a:xfrm>
                     <a:prstGeom prst="rect">
                       <a:avLst/>
@@ -2623,28 +2679,13 @@
     </w:p>
     <w:p>
       <w:pPr>
-        <w:spacing w:before="0" w:after="0"/>
-      </w:pPr>
-    </w:p>
-    <w:p>
-      <w:pPr>
-        <w:spacing w:before="0" w:after="0"/>
-      </w:pPr>
-    </w:p>
-    <w:p>
-      <w:pPr>
-        <w:spacing w:before="0" w:after="0"/>
-      </w:pPr>
-    </w:p>
-    <w:p>
-      <w:pPr>
-        <w:spacing w:before="0" w:after="0"/>
-      </w:pPr>
-    </w:p>
-    <w:p>
-      <w:pPr>
-        <w:spacing w:before="0" w:after="0"/>
-      </w:pPr>
+        <w:spacing w:before="160" w:after="80"/>
+      </w:pPr>
+      <w:r>
+        <w:pict>
+          <v:rect style="width:0;height:1.5pt" o:hralign="center" o:hrstd="t" o:hr="t"/>
+        </w:pict>
+      </w:r>
     </w:p>
     <w:p>
       <w:pPr>
@@ -2685,6 +2726,7 @@
     <w:p>
       <w:pPr>
         <w:pStyle w:val="FirstParagraph"/>
+        <w:ind w:firstLine="420"/>
       </w:pPr>
       <w:r>
         <w:rPr>
@@ -2932,6 +2974,7 @@
           <w:ilvl w:val="0"/>
           <w:numId w:val="1005"/>
         </w:numPr>
+        <w:ind w:firstLine="420"/>
       </w:pPr>
       <w:r>
         <w:rPr>
@@ -3096,6 +3139,7 @@
           <w:ilvl w:val="0"/>
           <w:numId w:val="1005"/>
         </w:numPr>
+        <w:ind w:firstLine="420"/>
       </w:pPr>
       <w:r>
         <w:rPr>
@@ -3440,6 +3484,7 @@
           <w:ilvl w:val="0"/>
           <w:numId w:val="1005"/>
         </w:numPr>
+        <w:ind w:firstLine="420"/>
       </w:pPr>
       <w:r>
         <w:rPr>
@@ -4056,7 +4101,7 @@
         </w:rPr>
         <w:drawing>
           <wp:inline>
-            <wp:extent cx="3240000" cy="2872674"/>
+            <wp:extent cx="3240000" cy="2875850"/>
             <wp:effectExtent b="0" l="0" r="0" t="0"/>
             <wp:docPr descr="" title="" id="29" name="Picture"/>
             <a:graphic>
@@ -4077,7 +4122,7 @@
                   <pic:spPr bwMode="auto">
                     <a:xfrm>
                       <a:off x="0" y="0"/>
-                      <a:ext cx="3240000" cy="2872674"/>
+                      <a:ext cx="3240000" cy="2875850"/>
                     </a:xfrm>
                     <a:prstGeom prst="rect">
                       <a:avLst/>
@@ -4098,43 +4143,13 @@
     </w:p>
     <w:p>
       <w:pPr>
-        <w:spacing w:before="0" w:after="0"/>
-      </w:pPr>
-    </w:p>
-    <w:p>
-      <w:pPr>
-        <w:spacing w:before="0" w:after="0"/>
-      </w:pPr>
-    </w:p>
-    <w:p>
-      <w:pPr>
-        <w:spacing w:before="0" w:after="0"/>
-      </w:pPr>
-    </w:p>
-    <w:p>
-      <w:pPr>
-        <w:spacing w:before="0" w:after="0"/>
-      </w:pPr>
-    </w:p>
-    <w:p>
-      <w:pPr>
-        <w:spacing w:before="0" w:after="0"/>
-      </w:pPr>
-    </w:p>
-    <w:p>
-      <w:pPr>
-        <w:spacing w:before="0" w:after="0"/>
-      </w:pPr>
-    </w:p>
-    <w:p>
-      <w:pPr>
-        <w:spacing w:before="0" w:after="0"/>
-      </w:pPr>
-    </w:p>
-    <w:p>
-      <w:pPr>
-        <w:spacing w:before="0" w:after="0"/>
-      </w:pPr>
+        <w:spacing w:before="160" w:after="80"/>
+      </w:pPr>
+      <w:r>
+        <w:pict>
+          <v:rect style="width:0;height:1.5pt" o:hralign="center" o:hrstd="t" o:hr="t"/>
+        </w:pict>
+      </w:r>
     </w:p>
     <w:p>
       <w:pPr>
@@ -4175,6 +4190,7 @@
     <w:p>
       <w:pPr>
         <w:pStyle w:val="FirstParagraph"/>
+        <w:ind w:firstLine="420"/>
       </w:pPr>
       <w:r>
         <w:rPr>
@@ -4351,7 +4367,7 @@
         </w:rPr>
         <w:drawing>
           <wp:inline>
-            <wp:extent cx="3600000" cy="1874061"/>
+            <wp:extent cx="3600000" cy="1877142"/>
             <wp:effectExtent b="0" l="0" r="0" t="0"/>
             <wp:docPr descr="" title="" id="33" name="Picture"/>
             <a:graphic>
@@ -4372,7 +4388,7 @@
                   <pic:spPr bwMode="auto">
                     <a:xfrm>
                       <a:off x="0" y="0"/>
-                      <a:ext cx="3600000" cy="1874061"/>
+                      <a:ext cx="3600000" cy="1877142"/>
                     </a:xfrm>
                     <a:prstGeom prst="rect">
                       <a:avLst/>
@@ -4393,28 +4409,13 @@
     </w:p>
     <w:p>
       <w:pPr>
-        <w:spacing w:before="0" w:after="0"/>
-      </w:pPr>
-    </w:p>
-    <w:p>
-      <w:pPr>
-        <w:spacing w:before="0" w:after="0"/>
-      </w:pPr>
-    </w:p>
-    <w:p>
-      <w:pPr>
-        <w:spacing w:before="0" w:after="0"/>
-      </w:pPr>
-    </w:p>
-    <w:p>
-      <w:pPr>
-        <w:spacing w:before="0" w:after="0"/>
-      </w:pPr>
-    </w:p>
-    <w:p>
-      <w:pPr>
-        <w:spacing w:before="0" w:after="0"/>
-      </w:pPr>
+        <w:spacing w:before="160" w:after="80"/>
+      </w:pPr>
+      <w:r>
+        <w:pict>
+          <v:rect style="width:0;height:1.5pt" o:hralign="center" o:hrstd="t" o:hr="t"/>
+        </w:pict>
+      </w:r>
     </w:p>
     <w:p>
       <w:pPr>
@@ -4455,6 +4456,7 @@
     <w:p>
       <w:pPr>
         <w:pStyle w:val="FirstParagraph"/>
+        <w:ind w:firstLine="420"/>
       </w:pPr>
       <w:r>
         <w:rPr>
@@ -4779,7 +4781,7 @@
         </w:rPr>
         <w:drawing>
           <wp:inline>
-            <wp:extent cx="3229811" cy="3268842"/>
+            <wp:extent cx="3240000" cy="3268842"/>
             <wp:effectExtent b="0" l="0" r="0" t="0"/>
             <wp:docPr descr="" title="" id="37" name="Picture"/>
             <a:graphic>
@@ -4800,7 +4802,7 @@
                   <pic:spPr bwMode="auto">
                     <a:xfrm>
                       <a:off x="0" y="0"/>
-                      <a:ext cx="3229811" cy="3268842"/>
+                      <a:ext cx="3240000" cy="3268842"/>
                     </a:xfrm>
                     <a:prstGeom prst="rect">
                       <a:avLst/>
@@ -4821,28 +4823,13 @@
     </w:p>
     <w:p>
       <w:pPr>
-        <w:spacing w:before="0" w:after="0"/>
-      </w:pPr>
-    </w:p>
-    <w:p>
-      <w:pPr>
-        <w:spacing w:before="0" w:after="0"/>
-      </w:pPr>
-    </w:p>
-    <w:p>
-      <w:pPr>
-        <w:spacing w:before="0" w:after="0"/>
-      </w:pPr>
-    </w:p>
-    <w:p>
-      <w:pPr>
-        <w:spacing w:before="0" w:after="0"/>
-      </w:pPr>
-    </w:p>
-    <w:p>
-      <w:pPr>
-        <w:spacing w:before="0" w:after="0"/>
-      </w:pPr>
+        <w:spacing w:before="160" w:after="80"/>
+      </w:pPr>
+      <w:r>
+        <w:pict>
+          <v:rect style="width:0;height:1.5pt" o:hralign="center" o:hrstd="t" o:hr="t"/>
+        </w:pict>
+      </w:r>
     </w:p>
     <w:p>
       <w:pPr>
@@ -4883,6 +4870,7 @@
     <w:p>
       <w:pPr>
         <w:pStyle w:val="FirstParagraph"/>
+        <w:ind w:firstLine="420"/>
       </w:pPr>
       <w:r>
         <w:rPr>
@@ -4957,7 +4945,7 @@
         </w:rPr>
         <w:drawing>
           <wp:inline>
-            <wp:extent cx="2520000" cy="5001081"/>
+            <wp:extent cx="2520000" cy="5010810"/>
             <wp:effectExtent b="0" l="0" r="0" t="0"/>
             <wp:docPr descr="" title="" id="41" name="Picture"/>
             <a:graphic>
@@ -4978,7 +4966,7 @@
                   <pic:spPr bwMode="auto">
                     <a:xfrm>
                       <a:off x="0" y="0"/>
-                      <a:ext cx="2520000" cy="5001081"/>
+                      <a:ext cx="2520000" cy="5010810"/>
                     </a:xfrm>
                     <a:prstGeom prst="rect">
                       <a:avLst/>
@@ -4999,28 +4987,13 @@
     </w:p>
     <w:p>
       <w:pPr>
-        <w:spacing w:before="0" w:after="0"/>
-      </w:pPr>
-    </w:p>
-    <w:p>
-      <w:pPr>
-        <w:spacing w:before="0" w:after="0"/>
-      </w:pPr>
-    </w:p>
-    <w:p>
-      <w:pPr>
-        <w:spacing w:before="0" w:after="0"/>
-      </w:pPr>
-    </w:p>
-    <w:p>
-      <w:pPr>
-        <w:spacing w:before="0" w:after="0"/>
-      </w:pPr>
-    </w:p>
-    <w:p>
-      <w:pPr>
-        <w:spacing w:before="0" w:after="0"/>
-      </w:pPr>
+        <w:spacing w:before="160" w:after="80"/>
+      </w:pPr>
+      <w:r>
+        <w:pict>
+          <v:rect style="width:0;height:1.5pt" o:hralign="center" o:hrstd="t" o:hr="t"/>
+        </w:pict>
+      </w:r>
     </w:p>
     <w:p>
       <w:pPr>
@@ -5061,6 +5034,7 @@
     <w:p>
       <w:pPr>
         <w:pStyle w:val="FirstParagraph"/>
+        <w:ind w:firstLine="420"/>
       </w:pPr>
       <w:r>
         <w:rPr>
@@ -5732,7 +5706,7 @@
         </w:rPr>
         <w:drawing>
           <wp:inline>
-            <wp:extent cx="3240000" cy="3476353"/>
+            <wp:extent cx="3240000" cy="3483975"/>
             <wp:effectExtent b="0" l="0" r="0" t="0"/>
             <wp:docPr descr="" title="" id="45" name="Picture"/>
             <a:graphic>
@@ -5753,7 +5727,7 @@
                   <pic:spPr bwMode="auto">
                     <a:xfrm>
                       <a:off x="0" y="0"/>
-                      <a:ext cx="3240000" cy="3476353"/>
+                      <a:ext cx="3240000" cy="3483975"/>
                     </a:xfrm>
                     <a:prstGeom prst="rect">
                       <a:avLst/>
@@ -5796,7 +5770,7 @@
         </w:rPr>
         <w:drawing>
           <wp:inline>
-            <wp:extent cx="3231828" cy="3955034"/>
+            <wp:extent cx="3240000" cy="3955034"/>
             <wp:effectExtent b="0" l="0" r="0" t="0"/>
             <wp:docPr descr="" title="" id="48" name="Picture"/>
             <a:graphic>
@@ -5817,7 +5791,7 @@
                   <pic:spPr bwMode="auto">
                     <a:xfrm>
                       <a:off x="0" y="0"/>
-                      <a:ext cx="3231828" cy="3955034"/>
+                      <a:ext cx="3240000" cy="3955034"/>
                     </a:xfrm>
                     <a:prstGeom prst="rect">
                       <a:avLst/>
@@ -5848,7 +5822,7 @@
         </w:rPr>
         <w:drawing>
           <wp:inline>
-            <wp:extent cx="3240000" cy="3497143"/>
+            <wp:extent cx="3240000" cy="3504747"/>
             <wp:effectExtent b="0" l="0" r="0" t="0"/>
             <wp:docPr descr="" title="" id="51" name="Picture"/>
             <a:graphic>
@@ -5869,7 +5843,7 @@
                   <pic:spPr bwMode="auto">
                     <a:xfrm>
                       <a:off x="0" y="0"/>
-                      <a:ext cx="3240000" cy="3497143"/>
+                      <a:ext cx="3240000" cy="3504747"/>
                     </a:xfrm>
                     <a:prstGeom prst="rect">
                       <a:avLst/>
@@ -5900,7 +5874,7 @@
         </w:rPr>
         <w:drawing>
           <wp:inline>
-            <wp:extent cx="3009900" cy="3177834"/>
+            <wp:extent cx="3009900" cy="3225800"/>
             <wp:effectExtent b="0" l="0" r="0" t="0"/>
             <wp:docPr descr="" title="" id="54" name="Picture"/>
             <a:graphic>
@@ -5921,7 +5895,7 @@
                   <pic:spPr bwMode="auto">
                     <a:xfrm>
                       <a:off x="0" y="0"/>
-                      <a:ext cx="3009900" cy="3177834"/>
+                      <a:ext cx="3009900" cy="3225800"/>
                     </a:xfrm>
                     <a:prstGeom prst="rect">
                       <a:avLst/>
@@ -5955,12 +5929,13 @@
     <w:p>
       <w:pPr>
         <w:pStyle w:val="BodyText"/>
-      </w:pPr>
-      <w:r>
-        <w:rPr>
-          <w:rFonts w:ascii="Times New Roman" w:hAnsi="Times New Roman" w:eastAsia="Times New Roman" w:cs="Times New Roman"/>
-        </w:rPr>
-        <w:t xml:space="preserve">54-1C </w:t>
+        <w:ind w:firstLine="420"/>
+      </w:pPr>
+      <w:r>
+        <w:rPr>
+          <w:rFonts w:ascii="Times New Roman" w:hAnsi="Times New Roman" w:eastAsia="Times New Roman" w:cs="Times New Roman"/>
+        </w:rPr>
+        <w:t xml:space="preserve">(1)C </w:t>
       </w:r>
       <w:r>
         <w:rPr>
@@ -6098,14 +6073,12 @@
     </w:p>
     <w:p>
       <w:pPr>
-        <w:pStyle w:val="BodyText"/>
-      </w:pPr>
-      <w:r>
-        <w:rPr>
-          <w:rFonts w:ascii="Times New Roman" w:hAnsi="Times New Roman" w:eastAsia="Times New Roman" w:cs="Times New Roman"/>
-        </w:rPr>
-        <w:t xml:space="preserve">54-2 </w:t>
-      </w:r>
+        <w:numPr>
+          <w:ilvl w:val="0"/>
+          <w:numId w:val="1006"/>
+        </w:numPr>
+        <w:ind w:firstLine="420"/>
+      </w:pPr>
       <w:r>
         <w:rPr>
           <w:rFonts w:hint="eastAsia" w:ascii="Times New Roman" w:hAnsi="Times New Roman" w:eastAsia="FangSong" w:cs="Times New Roman"/>
@@ -6192,14 +6165,12 @@
     </w:p>
     <w:p>
       <w:pPr>
-        <w:pStyle w:val="BodyText"/>
-      </w:pPr>
-      <w:r>
-        <w:rPr>
-          <w:rFonts w:ascii="Times New Roman" w:hAnsi="Times New Roman" w:eastAsia="Times New Roman" w:cs="Times New Roman"/>
-        </w:rPr>
-        <w:t xml:space="preserve">54-3 </w:t>
-      </w:r>
+        <w:numPr>
+          <w:ilvl w:val="0"/>
+          <w:numId w:val="1006"/>
+        </w:numPr>
+        <w:ind w:firstLine="420"/>
+      </w:pPr>
       <w:r>
         <w:rPr>
           <w:rFonts w:hint="eastAsia" w:ascii="Times New Roman" w:hAnsi="Times New Roman" w:eastAsia="FangSong" w:cs="Times New Roman"/>
@@ -6280,14 +6251,12 @@
     </w:p>
     <w:p>
       <w:pPr>
-        <w:pStyle w:val="BodyText"/>
-      </w:pPr>
-      <w:r>
-        <w:rPr>
-          <w:rFonts w:ascii="Times New Roman" w:hAnsi="Times New Roman" w:eastAsia="Times New Roman" w:cs="Times New Roman"/>
-        </w:rPr>
-        <w:t xml:space="preserve">54-4 </w:t>
-      </w:r>
+        <w:numPr>
+          <w:ilvl w:val="0"/>
+          <w:numId w:val="1006"/>
+        </w:numPr>
+        <w:ind w:firstLine="420"/>
+      </w:pPr>
       <w:r>
         <w:rPr>
           <w:rFonts w:hint="eastAsia" w:ascii="Times New Roman" w:hAnsi="Times New Roman" w:eastAsia="FangSong" w:cs="Times New Roman"/>
@@ -6459,14 +6428,12 @@
     </w:p>
     <w:p>
       <w:pPr>
-        <w:pStyle w:val="BodyText"/>
-      </w:pPr>
-      <w:r>
-        <w:rPr>
-          <w:rFonts w:ascii="Times New Roman" w:hAnsi="Times New Roman" w:eastAsia="Times New Roman" w:cs="Times New Roman"/>
-        </w:rPr>
-        <w:t xml:space="preserve">54-5 </w:t>
-      </w:r>
+        <w:numPr>
+          <w:ilvl w:val="0"/>
+          <w:numId w:val="1006"/>
+        </w:numPr>
+        <w:ind w:firstLine="420"/>
+      </w:pPr>
       <w:r>
         <w:rPr>
           <w:rFonts w:hint="eastAsia" w:ascii="Times New Roman" w:hAnsi="Times New Roman" w:eastAsia="Times New Roman" w:cs="Times New Roman"/>
@@ -6718,14 +6685,12 @@
     </w:p>
     <w:p>
       <w:pPr>
-        <w:pStyle w:val="BodyText"/>
-      </w:pPr>
-      <w:r>
-        <w:rPr>
-          <w:rFonts w:ascii="Times New Roman" w:hAnsi="Times New Roman" w:eastAsia="Times New Roman" w:cs="Times New Roman"/>
-        </w:rPr>
-        <w:t xml:space="preserve">54-6 </w:t>
-      </w:r>
+        <w:numPr>
+          <w:ilvl w:val="0"/>
+          <w:numId w:val="1006"/>
+        </w:numPr>
+        <w:ind w:firstLine="420"/>
+      </w:pPr>
       <w:r>
         <w:rPr>
           <w:rFonts w:hint="eastAsia" w:ascii="Times New Roman" w:hAnsi="Times New Roman" w:eastAsia="FangSong" w:cs="Times New Roman"/>
@@ -6812,7 +6777,8 @@
     </w:p>
     <w:p>
       <w:pPr>
-        <w:pStyle w:val="BodyText"/>
+        <w:pStyle w:val="FirstParagraph"/>
+        <w:ind w:firstLine="420"/>
       </w:pPr>
       <w:r>
         <w:rPr>
@@ -6883,6 +6849,7 @@
     <w:p>
       <w:pPr>
         <w:pStyle w:val="BodyText"/>
+        <w:ind w:firstLine="420"/>
       </w:pPr>
       <w:r>
         <w:rPr>
@@ -7018,6 +6985,7 @@
     <w:p>
       <w:pPr>
         <w:pStyle w:val="BodyText"/>
+        <w:ind w:firstLine="420"/>
       </w:pPr>
       <w:r>
         <w:rPr>
@@ -7532,20 +7500,13 @@
     </w:p>
     <w:p>
       <w:pPr>
-        <w:pStyle w:val="BodyText"/>
-      </w:pPr>
-      <w:r>
-        <w:rPr>
-          <w:rFonts w:ascii="Times New Roman" w:hAnsi="Times New Roman" w:eastAsia="Times New Roman" w:cs="Times New Roman"/>
-        </w:rPr>
-        <w:t xml:space="preserve">54-8</w:t>
-      </w:r>
-      <w:r>
-        <w:rPr>
-          <w:rFonts w:ascii="Times New Roman" w:hAnsi="Times New Roman" w:eastAsia="Times New Roman" w:cs="Times New Roman"/>
-        </w:rPr>
-        <w:t xml:space="preserve"> </w:t>
-      </w:r>
+        <w:pStyle w:val="Compact"/>
+        <w:numPr>
+          <w:ilvl w:val="0"/>
+          <w:numId w:val="1007"/>
+        </w:numPr>
+        <w:ind w:firstLine="420"/>
+      </w:pPr>
       <m:oMath>
         <m:r>
           <m:t>γ</m:t>
@@ -7892,7 +7853,7 @@
     </w:p>
     <w:p>
       <w:pPr>
-        <w:pStyle w:val="BodyText"/>
+        <w:pStyle w:val="FirstParagraph"/>
         <w:spacing w:before="160" w:after="80"/>
         <w:jc w:val="center"/>
       </w:pPr>
@@ -7902,7 +7863,7 @@
         </w:rPr>
         <w:drawing>
           <wp:inline>
-            <wp:extent cx="2520000" cy="3901154"/>
+            <wp:extent cx="2520000" cy="3930717"/>
             <wp:effectExtent b="0" l="0" r="0" t="0"/>
             <wp:docPr descr="" title="" id="57" name="Picture"/>
             <a:graphic>
@@ -7923,7 +7884,7 @@
                   <pic:spPr bwMode="auto">
                     <a:xfrm>
                       <a:off x="0" y="0"/>
-                      <a:ext cx="2520000" cy="3901154"/>
+                      <a:ext cx="2520000" cy="3930717"/>
                     </a:xfrm>
                     <a:prstGeom prst="rect">
                       <a:avLst/>
@@ -7945,6 +7906,7 @@
     <w:p>
       <w:pPr>
         <w:pStyle w:val="BodyText"/>
+        <w:ind w:firstLine="420"/>
       </w:pPr>
       <w:r>
         <w:rPr>
@@ -7980,6 +7942,7 @@
     <w:p>
       <w:pPr>
         <w:pStyle w:val="BodyText"/>
+        <w:ind w:firstLine="420"/>
       </w:pPr>
       <w:r>
         <w:rPr>
@@ -8038,6 +8001,7 @@
     <w:p>
       <w:pPr>
         <w:pStyle w:val="BodyText"/>
+        <w:ind w:firstLine="420"/>
       </w:pPr>
       <w:r>
         <w:rPr>
@@ -8149,6 +8113,7 @@
     <w:p>
       <w:pPr>
         <w:pStyle w:val="BodyText"/>
+        <w:ind w:firstLine="420"/>
       </w:pPr>
       <w:r>
         <w:rPr>
@@ -8532,43 +8497,13 @@
     </w:p>
     <w:p>
       <w:pPr>
-        <w:spacing w:before="0" w:after="0"/>
-      </w:pPr>
-    </w:p>
-    <w:p>
-      <w:pPr>
-        <w:spacing w:before="0" w:after="0"/>
-      </w:pPr>
-    </w:p>
-    <w:p>
-      <w:pPr>
-        <w:spacing w:before="0" w:after="0"/>
-      </w:pPr>
-    </w:p>
-    <w:p>
-      <w:pPr>
-        <w:spacing w:before="0" w:after="0"/>
-      </w:pPr>
-    </w:p>
-    <w:p>
-      <w:pPr>
-        <w:spacing w:before="0" w:after="0"/>
-      </w:pPr>
-    </w:p>
-    <w:p>
-      <w:pPr>
-        <w:spacing w:before="0" w:after="0"/>
-      </w:pPr>
-    </w:p>
-    <w:p>
-      <w:pPr>
-        <w:spacing w:before="0" w:after="0"/>
-      </w:pPr>
-    </w:p>
-    <w:p>
-      <w:pPr>
-        <w:spacing w:before="0" w:after="0"/>
-      </w:pPr>
+        <w:spacing w:before="160" w:after="80"/>
+      </w:pPr>
+      <w:r>
+        <w:pict>
+          <v:rect style="width:0;height:1.5pt" o:hralign="center" o:hrstd="t" o:hr="t"/>
+        </w:pict>
+      </w:r>
     </w:p>
     <w:p>
       <w:pPr>
@@ -8609,6 +8544,7 @@
     <w:p>
       <w:pPr>
         <w:pStyle w:val="FirstParagraph"/>
+        <w:ind w:firstLine="420"/>
       </w:pPr>
       <w:r>
         <w:rPr>
@@ -9313,28 +9249,13 @@
     </w:p>
     <w:p>
       <w:pPr>
-        <w:spacing w:before="0" w:after="0"/>
-      </w:pPr>
-    </w:p>
-    <w:p>
-      <w:pPr>
-        <w:spacing w:before="0" w:after="0"/>
-      </w:pPr>
-    </w:p>
-    <w:p>
-      <w:pPr>
-        <w:spacing w:before="0" w:after="0"/>
-      </w:pPr>
-    </w:p>
-    <w:p>
-      <w:pPr>
-        <w:spacing w:before="0" w:after="0"/>
-      </w:pPr>
-    </w:p>
-    <w:p>
-      <w:pPr>
-        <w:spacing w:before="0" w:after="0"/>
-      </w:pPr>
+        <w:spacing w:before="160" w:after="80"/>
+      </w:pPr>
+      <w:r>
+        <w:pict>
+          <v:rect style="width:0;height:1.5pt" o:hralign="center" o:hrstd="t" o:hr="t"/>
+        </w:pict>
+      </w:r>
     </w:p>
     <w:p>
       <w:pPr>
@@ -9375,6 +9296,7 @@
     <w:p>
       <w:pPr>
         <w:pStyle w:val="FirstParagraph"/>
+        <w:ind w:firstLine="420"/>
       </w:pPr>
       <w:r>
         <w:rPr>
@@ -9543,7 +9465,7 @@
         </w:rPr>
         <w:drawing>
           <wp:inline>
-            <wp:extent cx="3240000" cy="2931972"/>
+            <wp:extent cx="3240000" cy="2957770"/>
             <wp:effectExtent b="0" l="0" r="0" t="0"/>
             <wp:docPr descr="" title="" id="62" name="Picture"/>
             <a:graphic>
@@ -9564,7 +9486,7 @@
                   <pic:spPr bwMode="auto">
                     <a:xfrm>
                       <a:off x="0" y="0"/>
-                      <a:ext cx="3240000" cy="2931972"/>
+                      <a:ext cx="3240000" cy="2957770"/>
                     </a:xfrm>
                     <a:prstGeom prst="rect">
                       <a:avLst/>
@@ -9585,28 +9507,13 @@
     </w:p>
     <w:p>
       <w:pPr>
-        <w:spacing w:before="0" w:after="0"/>
-      </w:pPr>
-    </w:p>
-    <w:p>
-      <w:pPr>
-        <w:spacing w:before="0" w:after="0"/>
-      </w:pPr>
-    </w:p>
-    <w:p>
-      <w:pPr>
-        <w:spacing w:before="0" w:after="0"/>
-      </w:pPr>
-    </w:p>
-    <w:p>
-      <w:pPr>
-        <w:spacing w:before="0" w:after="0"/>
-      </w:pPr>
-    </w:p>
-    <w:p>
-      <w:pPr>
-        <w:spacing w:before="0" w:after="0"/>
-      </w:pPr>
+        <w:spacing w:before="160" w:after="80"/>
+      </w:pPr>
+      <w:r>
+        <w:pict>
+          <v:rect style="width:0;height:1.5pt" o:hralign="center" o:hrstd="t" o:hr="t"/>
+        </w:pict>
+      </w:r>
     </w:p>
     <w:p>
       <w:pPr>
@@ -9647,6 +9554,7 @@
     <w:p>
       <w:pPr>
         <w:pStyle w:val="FirstParagraph"/>
+        <w:ind w:firstLine="420"/>
       </w:pPr>
       <w:r>
         <w:rPr>
@@ -9949,28 +9857,13 @@
     </w:p>
     <w:p>
       <w:pPr>
-        <w:spacing w:before="0" w:after="0"/>
-      </w:pPr>
-    </w:p>
-    <w:p>
-      <w:pPr>
-        <w:spacing w:before="0" w:after="0"/>
-      </w:pPr>
-    </w:p>
-    <w:p>
-      <w:pPr>
-        <w:spacing w:before="0" w:after="0"/>
-      </w:pPr>
-    </w:p>
-    <w:p>
-      <w:pPr>
-        <w:spacing w:before="0" w:after="0"/>
-      </w:pPr>
-    </w:p>
-    <w:p>
-      <w:pPr>
-        <w:spacing w:before="0" w:after="0"/>
-      </w:pPr>
+        <w:spacing w:before="160" w:after="80"/>
+      </w:pPr>
+      <w:r>
+        <w:pict>
+          <v:rect style="width:0;height:1.5pt" o:hralign="center" o:hrstd="t" o:hr="t"/>
+        </w:pict>
+      </w:r>
     </w:p>
     <w:p>
       <w:pPr>
@@ -10011,6 +9904,7 @@
     <w:p>
       <w:pPr>
         <w:pStyle w:val="FirstParagraph"/>
+        <w:ind w:firstLine="420"/>
       </w:pPr>
       <w:r>
         <w:rPr>
@@ -10108,7 +10002,7 @@
         </w:rPr>
         <w:drawing>
           <wp:inline>
-            <wp:extent cx="3213100" cy="3058252"/>
+            <wp:extent cx="3213100" cy="3073400"/>
             <wp:effectExtent b="0" l="0" r="0" t="0"/>
             <wp:docPr descr="" title="" id="67" name="Picture"/>
             <a:graphic>
@@ -10129,7 +10023,7 @@
                   <pic:spPr bwMode="auto">
                     <a:xfrm>
                       <a:off x="0" y="0"/>
-                      <a:ext cx="3213100" cy="3058252"/>
+                      <a:ext cx="3213100" cy="3073400"/>
                     </a:xfrm>
                     <a:prstGeom prst="rect">
                       <a:avLst/>
@@ -10150,28 +10044,13 @@
     </w:p>
     <w:p>
       <w:pPr>
-        <w:spacing w:before="0" w:after="0"/>
-      </w:pPr>
-    </w:p>
-    <w:p>
-      <w:pPr>
-        <w:spacing w:before="0" w:after="0"/>
-      </w:pPr>
-    </w:p>
-    <w:p>
-      <w:pPr>
-        <w:spacing w:before="0" w:after="0"/>
-      </w:pPr>
-    </w:p>
-    <w:p>
-      <w:pPr>
-        <w:spacing w:before="0" w:after="0"/>
-      </w:pPr>
-    </w:p>
-    <w:p>
-      <w:pPr>
-        <w:spacing w:before="0" w:after="0"/>
-      </w:pPr>
+        <w:spacing w:before="160" w:after="80"/>
+      </w:pPr>
+      <w:r>
+        <w:pict>
+          <v:rect style="width:0;height:1.5pt" o:hralign="center" o:hrstd="t" o:hr="t"/>
+        </w:pict>
+      </w:r>
     </w:p>
     <w:p>
       <w:pPr>
@@ -10212,6 +10091,7 @@
     <w:p>
       <w:pPr>
         <w:pStyle w:val="FirstParagraph"/>
+        <w:ind w:firstLine="420"/>
       </w:pPr>
       <w:r>
         <w:rPr>
@@ -10352,18 +10232,13 @@
     </w:p>
     <w:p>
       <w:pPr>
-        <w:spacing w:before="0" w:after="0"/>
-      </w:pPr>
-    </w:p>
-    <w:p>
-      <w:pPr>
-        <w:spacing w:before="0" w:after="0"/>
-      </w:pPr>
-    </w:p>
-    <w:p>
-      <w:pPr>
-        <w:spacing w:before="0" w:after="0"/>
-      </w:pPr>
+        <w:spacing w:before="160" w:after="80"/>
+      </w:pPr>
+      <w:r>
+        <w:pict>
+          <v:rect style="width:0;height:1.5pt" o:hralign="center" o:hrstd="t" o:hr="t"/>
+        </w:pict>
+      </w:r>
     </w:p>
     <w:p>
       <w:pPr>
@@ -10404,6 +10279,7 @@
     <w:p>
       <w:pPr>
         <w:pStyle w:val="FirstParagraph"/>
+        <w:ind w:firstLine="420"/>
       </w:pPr>
       <w:r>
         <w:rPr>
@@ -10940,28 +10816,13 @@
     </w:p>
     <w:p>
       <w:pPr>
-        <w:spacing w:before="0" w:after="0"/>
-      </w:pPr>
-    </w:p>
-    <w:p>
-      <w:pPr>
-        <w:spacing w:before="0" w:after="0"/>
-      </w:pPr>
-    </w:p>
-    <w:p>
-      <w:pPr>
-        <w:spacing w:before="0" w:after="0"/>
-      </w:pPr>
-    </w:p>
-    <w:p>
-      <w:pPr>
-        <w:spacing w:before="0" w:after="0"/>
-      </w:pPr>
-    </w:p>
-    <w:p>
-      <w:pPr>
-        <w:spacing w:before="0" w:after="0"/>
-      </w:pPr>
+        <w:spacing w:before="160" w:after="80"/>
+      </w:pPr>
+      <w:r>
+        <w:pict>
+          <v:rect style="width:0;height:1.5pt" o:hralign="center" o:hrstd="t" o:hr="t"/>
+        </w:pict>
+      </w:r>
     </w:p>
     <w:p>
       <w:pPr>
@@ -11002,6 +10863,7 @@
     <w:p>
       <w:pPr>
         <w:pStyle w:val="FirstParagraph"/>
+        <w:ind w:firstLine="420"/>
       </w:pPr>
       <w:r>
         <w:rPr>
@@ -11431,28 +11293,13 @@
     </w:p>
     <w:p>
       <w:pPr>
-        <w:spacing w:before="0" w:after="0"/>
-      </w:pPr>
-    </w:p>
-    <w:p>
-      <w:pPr>
-        <w:spacing w:before="0" w:after="0"/>
-      </w:pPr>
-    </w:p>
-    <w:p>
-      <w:pPr>
-        <w:spacing w:before="0" w:after="0"/>
-      </w:pPr>
-    </w:p>
-    <w:p>
-      <w:pPr>
-        <w:spacing w:before="0" w:after="0"/>
-      </w:pPr>
-    </w:p>
-    <w:p>
-      <w:pPr>
-        <w:spacing w:before="0" w:after="0"/>
-      </w:pPr>
+        <w:spacing w:before="160" w:after="80"/>
+      </w:pPr>
+      <w:r>
+        <w:pict>
+          <v:rect style="width:0;height:1.5pt" o:hralign="center" o:hrstd="t" o:hr="t"/>
+        </w:pict>
+      </w:r>
     </w:p>
     <w:p>
       <w:pPr>
@@ -11493,6 +11340,7 @@
     <w:p>
       <w:pPr>
         <w:pStyle w:val="FirstParagraph"/>
+        <w:ind w:firstLine="420"/>
       </w:pPr>
       <w:r>
         <w:rPr>
@@ -11857,28 +11705,13 @@
     </w:p>
     <w:p>
       <w:pPr>
-        <w:spacing w:before="0" w:after="0"/>
-      </w:pPr>
-    </w:p>
-    <w:p>
-      <w:pPr>
-        <w:spacing w:before="0" w:after="0"/>
-      </w:pPr>
-    </w:p>
-    <w:p>
-      <w:pPr>
-        <w:spacing w:before="0" w:after="0"/>
-      </w:pPr>
-    </w:p>
-    <w:p>
-      <w:pPr>
-        <w:spacing w:before="0" w:after="0"/>
-      </w:pPr>
-    </w:p>
-    <w:p>
-      <w:pPr>
-        <w:spacing w:before="0" w:after="0"/>
-      </w:pPr>
+        <w:spacing w:before="160" w:after="80"/>
+      </w:pPr>
+      <w:r>
+        <w:pict>
+          <v:rect style="width:0;height:1.5pt" o:hralign="center" o:hrstd="t" o:hr="t"/>
+        </w:pict>
+      </w:r>
     </w:p>
     <w:p>
       <w:pPr>
@@ -11919,6 +11752,7 @@
     <w:p>
       <w:pPr>
         <w:pStyle w:val="FirstParagraph"/>
+        <w:ind w:firstLine="420"/>
       </w:pPr>
       <w:r>
         <w:rPr>
@@ -11954,7 +11788,7 @@
         <w:rPr>
           <w:rFonts w:ascii="Times New Roman" w:hAnsi="Times New Roman" w:eastAsia="Times New Roman" w:cs="Times New Roman"/>
         </w:rPr>
-        <w:t xml:space="preserve">6-2 </w:t>
+        <w:t xml:space="preserve">(2) </w:t>
       </w:r>
       <w:r>
         <w:rPr>
@@ -11990,7 +11824,7 @@
         <w:rPr>
           <w:rFonts w:ascii="Times New Roman" w:hAnsi="Times New Roman" w:eastAsia="Times New Roman" w:cs="Times New Roman"/>
         </w:rPr>
-        <w:t xml:space="preserve">6-3 </w:t>
+        <w:t xml:space="preserve">(3) </w:t>
       </w:r>
       <w:r>
         <w:rPr>
@@ -12033,28 +11867,13 @@
     </w:p>
     <w:p>
       <w:pPr>
-        <w:spacing w:before="0" w:after="0"/>
-      </w:pPr>
-    </w:p>
-    <w:p>
-      <w:pPr>
-        <w:spacing w:before="0" w:after="0"/>
-      </w:pPr>
-    </w:p>
-    <w:p>
-      <w:pPr>
-        <w:spacing w:before="0" w:after="0"/>
-      </w:pPr>
-    </w:p>
-    <w:p>
-      <w:pPr>
-        <w:spacing w:before="0" w:after="0"/>
-      </w:pPr>
-    </w:p>
-    <w:p>
-      <w:pPr>
-        <w:spacing w:before="0" w:after="0"/>
-      </w:pPr>
+        <w:spacing w:before="160" w:after="80"/>
+      </w:pPr>
+      <w:r>
+        <w:pict>
+          <v:rect style="width:0;height:1.5pt" o:hralign="center" o:hrstd="t" o:hr="t"/>
+        </w:pict>
+      </w:r>
     </w:p>
     <w:p>
       <w:pPr>
@@ -12095,6 +11914,7 @@
     <w:p>
       <w:pPr>
         <w:pStyle w:val="FirstParagraph"/>
+        <w:ind w:firstLine="420"/>
       </w:pPr>
       <w:r>
         <w:rPr>
@@ -12377,7 +12197,7 @@
         </w:rPr>
         <w:drawing>
           <wp:inline>
-            <wp:extent cx="2615821" cy="2628900"/>
+            <wp:extent cx="2616200" cy="2628900"/>
             <wp:effectExtent b="0" l="0" r="0" t="0"/>
             <wp:docPr descr="" title="" id="82" name="Picture"/>
             <a:graphic>
@@ -12398,7 +12218,7 @@
                   <pic:spPr bwMode="auto">
                     <a:xfrm>
                       <a:off x="0" y="0"/>
-                      <a:ext cx="2615821" cy="2628900"/>
+                      <a:ext cx="2616200" cy="2628900"/>
                     </a:xfrm>
                     <a:prstGeom prst="rect">
                       <a:avLst/>
@@ -12451,8 +12271,9 @@
       <w:pPr>
         <w:numPr>
           <w:ilvl w:val="0"/>
-          <w:numId w:val="1006"/>
+          <w:numId w:val="1008"/>
         </w:numPr>
+        <w:ind w:firstLine="420"/>
       </w:pPr>
       <w:r>
         <w:rPr>
@@ -12601,8 +12422,9 @@
       <w:pPr>
         <w:numPr>
           <w:ilvl w:val="0"/>
-          <w:numId w:val="1006"/>
+          <w:numId w:val="1008"/>
         </w:numPr>
+        <w:ind w:firstLine="420"/>
       </w:pPr>
       <w:r>
         <w:rPr>
@@ -12633,8 +12455,9 @@
       <w:pPr>
         <w:numPr>
           <w:ilvl w:val="0"/>
-          <w:numId w:val="1006"/>
+          <w:numId w:val="1008"/>
         </w:numPr>
+        <w:ind w:firstLine="420"/>
       </w:pPr>
       <w:r>
         <w:rPr>
@@ -12879,43 +12702,13 @@
     </w:p>
     <w:p>
       <w:pPr>
-        <w:spacing w:before="0" w:after="0"/>
-      </w:pPr>
-    </w:p>
-    <w:p>
-      <w:pPr>
-        <w:spacing w:before="0" w:after="0"/>
-      </w:pPr>
-    </w:p>
-    <w:p>
-      <w:pPr>
-        <w:spacing w:before="0" w:after="0"/>
-      </w:pPr>
-    </w:p>
-    <w:p>
-      <w:pPr>
-        <w:spacing w:before="0" w:after="0"/>
-      </w:pPr>
-    </w:p>
-    <w:p>
-      <w:pPr>
-        <w:spacing w:before="0" w:after="0"/>
-      </w:pPr>
-    </w:p>
-    <w:p>
-      <w:pPr>
-        <w:spacing w:before="0" w:after="0"/>
-      </w:pPr>
-    </w:p>
-    <w:p>
-      <w:pPr>
-        <w:spacing w:before="0" w:after="0"/>
-      </w:pPr>
-    </w:p>
-    <w:p>
-      <w:pPr>
-        <w:spacing w:before="0" w:after="0"/>
-      </w:pPr>
+        <w:spacing w:before="160" w:after="80"/>
+      </w:pPr>
+      <w:r>
+        <w:pict>
+          <v:rect style="width:0;height:1.5pt" o:hralign="center" o:hrstd="t" o:hr="t"/>
+        </w:pict>
+      </w:r>
     </w:p>
     <w:p>
       <w:pPr>
@@ -12956,6 +12749,7 @@
     <w:p>
       <w:pPr>
         <w:pStyle w:val="FirstParagraph"/>
+        <w:ind w:firstLine="420"/>
       </w:pPr>
       <w:r>
         <w:rPr>
@@ -12982,7 +12776,7 @@
         </w:rPr>
         <w:drawing>
           <wp:inline>
-            <wp:extent cx="3240000" cy="3072620"/>
+            <wp:extent cx="3240000" cy="3096531"/>
             <wp:effectExtent b="0" l="0" r="0" t="0"/>
             <wp:docPr descr="" title="" id="86" name="Picture"/>
             <a:graphic>
@@ -13003,7 +12797,7 @@
                   <pic:spPr bwMode="auto">
                     <a:xfrm>
                       <a:off x="0" y="0"/>
-                      <a:ext cx="3240000" cy="3072620"/>
+                      <a:ext cx="3240000" cy="3096531"/>
                     </a:xfrm>
                     <a:prstGeom prst="rect">
                       <a:avLst/>
@@ -13025,6 +12819,7 @@
     <w:p>
       <w:pPr>
         <w:pStyle w:val="BodyText"/>
+        <w:ind w:firstLine="420"/>
       </w:pPr>
       <w:r>
         <w:rPr>
@@ -13045,7 +12840,7 @@
         </w:rPr>
         <w:drawing>
           <wp:inline>
-            <wp:extent cx="3240000" cy="3076913"/>
+            <wp:extent cx="3240000" cy="3120402"/>
             <wp:effectExtent b="0" l="0" r="0" t="0"/>
             <wp:docPr descr="" title="" id="89" name="Picture"/>
             <a:graphic>
@@ -13066,7 +12861,7 @@
                   <pic:spPr bwMode="auto">
                     <a:xfrm>
                       <a:off x="0" y="0"/>
-                      <a:ext cx="3240000" cy="3076913"/>
+                      <a:ext cx="3240000" cy="3120402"/>
                     </a:xfrm>
                     <a:prstGeom prst="rect">
                       <a:avLst/>
@@ -13088,6 +12883,7 @@
     <w:p>
       <w:pPr>
         <w:pStyle w:val="BodyText"/>
+        <w:ind w:firstLine="420"/>
       </w:pPr>
       <w:r>
         <w:rPr>
@@ -13099,6 +12895,7 @@
     <w:p>
       <w:pPr>
         <w:pStyle w:val="BodyText"/>
+        <w:ind w:firstLine="420"/>
       </w:pPr>
       <w:r>
         <w:rPr>
@@ -13140,7 +12937,7 @@
     <w:p>
       <w:pPr>
         <w:pStyle w:val="BodyText"/>
-        <w:spacing w:before="0" w:after="0"/>
+        <w:ind w:firstLine="420"/>
       </w:pPr>
       <w:r>
         <w:rPr>
@@ -13219,7 +13016,7 @@
     <w:p>
       <w:pPr>
         <w:pStyle w:val="BodyText"/>
-        <w:spacing w:before="0" w:after="0"/>
+        <w:ind w:firstLine="420"/>
       </w:pPr>
       <w:r>
         <w:rPr>
@@ -13249,7 +13046,7 @@
     <w:p>
       <w:pPr>
         <w:pStyle w:val="BodyText"/>
-        <w:spacing w:before="0" w:after="0"/>
+        <w:ind w:firstLine="420"/>
       </w:pPr>
       <w:r>
         <w:rPr>
@@ -13267,7 +13064,7 @@
     <w:p>
       <w:pPr>
         <w:pStyle w:val="BodyText"/>
-        <w:spacing w:before="0" w:after="0"/>
+        <w:ind w:firstLine="420"/>
       </w:pPr>
       <w:r>
         <w:rPr>
@@ -13296,13 +13093,13 @@
     </w:p>
     <w:p>
       <w:pPr>
-        <w:spacing w:before="0" w:after="0"/>
-      </w:pPr>
-    </w:p>
-    <w:p>
-      <w:pPr>
-        <w:spacing w:before="0" w:after="0"/>
-      </w:pPr>
+        <w:spacing w:before="160" w:after="80"/>
+      </w:pPr>
+      <w:r>
+        <w:pict>
+          <v:rect style="width:0;height:1.5pt" o:hralign="center" o:hrstd="t" o:hr="t"/>
+        </w:pict>
+      </w:r>
     </w:p>
     <w:p>
       <w:pPr>
@@ -13420,6 +13217,7 @@
     <w:p>
       <w:pPr>
         <w:pStyle w:val="BodyText"/>
+        <w:ind w:firstLine="420"/>
       </w:pPr>
       <w:r>
         <w:rPr>
@@ -13642,14 +13440,13 @@
     </w:p>
     <w:p>
       <w:pPr>
-        <w:pStyle w:val="BodyText"/>
-      </w:pPr>
-      <w:r>
-        <w:rPr>
-          <w:rFonts w:ascii="Times New Roman" w:hAnsi="Times New Roman" w:eastAsia="Times New Roman" w:cs="Times New Roman"/>
-        </w:rPr>
-        <w:t xml:space="preserve">3-1 </w:t>
-      </w:r>
+        <w:pStyle w:val="Compact"/>
+        <w:numPr>
+          <w:ilvl w:val="0"/>
+          <w:numId w:val="1009"/>
+        </w:numPr>
+        <w:ind w:firstLine="420"/>
+      </w:pPr>
       <w:r>
         <w:rPr>
           <w:rFonts w:hint="eastAsia" w:ascii="Times New Roman" w:hAnsi="Times New Roman" w:eastAsia="FangSong" w:cs="Times New Roman"/>
@@ -13841,7 +13638,7 @@
         <w:rPr>
           <w:rFonts w:hint="eastAsia" w:ascii="Times New Roman" w:hAnsi="Times New Roman" w:eastAsia="Times New Roman" w:cs="Times New Roman"/>
         </w:rPr>
-        <w:t>3-1-1</w:t>
+        <w:t>(1)①</w:t>
       </w:r>
       <w:r>
         <w:rPr>
@@ -13946,13 +13743,14 @@
     </w:p>
     <w:p>
       <w:pPr>
-        <w:pStyle w:val="BodyText"/>
-      </w:pPr>
-      <w:r>
-        <w:rPr>
-          <w:rFonts w:ascii="Times New Roman" w:hAnsi="Times New Roman" w:eastAsia="Times New Roman" w:cs="Times New Roman"/>
-        </w:rPr>
-        <w:t xml:space="preserve">3-1-1 12 </w:t>
+        <w:pStyle w:val="FirstParagraph"/>
+        <w:ind w:firstLine="420"/>
+      </w:pPr>
+      <w:r>
+        <w:rPr>
+          <w:rFonts w:ascii="Times New Roman" w:hAnsi="Times New Roman" w:eastAsia="Times New Roman" w:cs="Times New Roman"/>
+        </w:rPr>
+        <w:t xml:space="preserve">(1)① 12 </w:t>
       </w:r>
       <w:r>
         <w:rPr>
@@ -13964,12 +13762,13 @@
     <w:p>
       <w:pPr>
         <w:pStyle w:val="BodyText"/>
-      </w:pPr>
-      <w:r>
-        <w:rPr>
-          <w:rFonts w:ascii="Times New Roman" w:hAnsi="Times New Roman" w:eastAsia="Times New Roman" w:cs="Times New Roman"/>
-        </w:rPr>
-        <w:t xml:space="preserve">3-1-2 </w:t>
+        <w:ind w:firstLine="420"/>
+      </w:pPr>
+      <w:r>
+        <w:rPr>
+          <w:rFonts w:ascii="Times New Roman" w:hAnsi="Times New Roman" w:eastAsia="Times New Roman" w:cs="Times New Roman"/>
+        </w:rPr>
+        <w:t xml:space="preserve">(1)② </w:t>
       </w:r>
       <w:r>
         <w:rPr>
@@ -14075,7 +13874,7 @@
         <w:rPr>
           <w:rFonts w:ascii="Times New Roman" w:hAnsi="Times New Roman" w:eastAsia="Times New Roman" w:cs="Times New Roman"/>
         </w:rPr>
-        <w:t xml:space="preserve">3-1-2</w:t>
+        <w:t xml:space="preserve">(1)②</w:t>
       </w:r>
     </w:p>
     <w:p>
@@ -14154,6 +13953,7 @@
     <w:p>
       <w:pPr>
         <w:pStyle w:val="FirstParagraph"/>
+        <w:ind w:firstLine="420"/>
       </w:pPr>
       <w:r>
         <w:rPr>
@@ -14581,6 +14381,7 @@
     <w:p>
       <w:pPr>
         <w:pStyle w:val="FirstParagraph"/>
+        <w:ind w:firstLine="420"/>
       </w:pPr>
       <m:oMath>
         <m:oMathPr>
@@ -14798,7 +14599,7 @@
         </w:rPr>
         <w:drawing>
           <wp:inline>
-            <wp:extent cx="3240000" cy="2950468"/>
+            <wp:extent cx="3240000" cy="2960056"/>
             <wp:effectExtent b="0" l="0" r="0" t="0"/>
             <wp:docPr descr="" title="" id="96" name="Picture"/>
             <a:graphic>
@@ -14819,7 +14620,7 @@
                   <pic:spPr bwMode="auto">
                     <a:xfrm>
                       <a:off x="0" y="0"/>
-                      <a:ext cx="3240000" cy="2950468"/>
+                      <a:ext cx="3240000" cy="2960056"/>
                     </a:xfrm>
                     <a:prstGeom prst="rect">
                       <a:avLst/>
@@ -14866,12 +14667,13 @@
     <w:p>
       <w:pPr>
         <w:pStyle w:val="BodyText"/>
-      </w:pPr>
-      <w:r>
-        <w:rPr>
-          <w:rFonts w:hint="eastAsia" w:ascii="Times New Roman" w:hAnsi="Times New Roman" w:eastAsia="Times New Roman" w:cs="Times New Roman"/>
-        </w:rPr>
-        <w:t>3-2-1</w:t>
+        <w:ind w:firstLine="420"/>
+      </w:pPr>
+      <w:r>
+        <w:rPr>
+          <w:rFonts w:hint="eastAsia" w:ascii="Times New Roman" w:hAnsi="Times New Roman" w:eastAsia="Times New Roman" w:cs="Times New Roman"/>
+        </w:rPr>
+        <w:t>(2)①</w:t>
       </w:r>
       <w:r>
         <w:rPr>
@@ -14977,12 +14779,13 @@
     <w:p>
       <w:pPr>
         <w:pStyle w:val="BodyText"/>
-      </w:pPr>
-      <w:r>
-        <w:rPr>
-          <w:rFonts w:ascii="Times New Roman" w:hAnsi="Times New Roman" w:eastAsia="Times New Roman" w:cs="Times New Roman"/>
-        </w:rPr>
-        <w:t xml:space="preserve">3-2-1 8 </w:t>
+        <w:ind w:firstLine="420"/>
+      </w:pPr>
+      <w:r>
+        <w:rPr>
+          <w:rFonts w:ascii="Times New Roman" w:hAnsi="Times New Roman" w:eastAsia="Times New Roman" w:cs="Times New Roman"/>
+        </w:rPr>
+        <w:t xml:space="preserve">(2)① 8 </w:t>
       </w:r>
       <w:r>
         <w:rPr>
@@ -14994,12 +14797,13 @@
     <w:p>
       <w:pPr>
         <w:pStyle w:val="BodyText"/>
-      </w:pPr>
-      <w:r>
-        <w:rPr>
-          <w:rFonts w:hint="eastAsia" w:ascii="Times New Roman" w:hAnsi="Times New Roman" w:eastAsia="Times New Roman" w:cs="Times New Roman"/>
-        </w:rPr>
-        <w:t>3-2-2</w:t>
+        <w:ind w:firstLine="420"/>
+      </w:pPr>
+      <w:r>
+        <w:rPr>
+          <w:rFonts w:hint="eastAsia" w:ascii="Times New Roman" w:hAnsi="Times New Roman" w:eastAsia="Times New Roman" w:cs="Times New Roman"/>
+        </w:rPr>
+        <w:t>(2)②</w:t>
       </w:r>
       <w:r>
         <w:rPr>
@@ -15017,12 +14821,13 @@
     <w:p>
       <w:pPr>
         <w:pStyle w:val="BodyText"/>
-      </w:pPr>
-      <w:r>
-        <w:rPr>
-          <w:rFonts w:ascii="Times New Roman" w:hAnsi="Times New Roman" w:eastAsia="Times New Roman" w:cs="Times New Roman"/>
-        </w:rPr>
-        <w:t xml:space="preserve">3-2-2 </w:t>
+        <w:ind w:firstLine="420"/>
+      </w:pPr>
+      <w:r>
+        <w:rPr>
+          <w:rFonts w:ascii="Times New Roman" w:hAnsi="Times New Roman" w:eastAsia="Times New Roman" w:cs="Times New Roman"/>
+        </w:rPr>
+        <w:t xml:space="preserve">(2)② </w:t>
       </w:r>
       <w:r>
         <w:rPr>
@@ -15033,14 +14838,13 @@
     </w:p>
     <w:p>
       <w:pPr>
-        <w:pStyle w:val="BodyText"/>
-      </w:pPr>
-      <w:r>
-        <w:rPr>
-          <w:rFonts w:ascii="Times New Roman" w:hAnsi="Times New Roman" w:eastAsia="Times New Roman" w:cs="Times New Roman"/>
-        </w:rPr>
-        <w:t xml:space="preserve">3-3 </w:t>
-      </w:r>
+        <w:pStyle w:val="Compact"/>
+        <w:numPr>
+          <w:ilvl w:val="0"/>
+          <w:numId w:val="1010"/>
+        </w:numPr>
+        <w:ind w:firstLine="420"/>
+      </w:pPr>
       <w:r>
         <w:rPr>
           <w:rFonts w:hint="eastAsia" w:ascii="Times New Roman" w:hAnsi="Times New Roman" w:eastAsia="FangSong" w:cs="Times New Roman"/>
@@ -15224,7 +15028,7 @@
     </w:p>
     <w:p>
       <w:pPr>
-        <w:pStyle w:val="BodyText"/>
+        <w:pStyle w:val="FirstParagraph"/>
         <w:spacing w:before="160" w:after="80"/>
         <w:jc w:val="center"/>
       </w:pPr>
@@ -15302,12 +15106,13 @@
     <w:p>
       <w:pPr>
         <w:pStyle w:val="BodyText"/>
-      </w:pPr>
-      <w:r>
-        <w:rPr>
-          <w:rFonts w:hint="eastAsia" w:ascii="Times New Roman" w:hAnsi="Times New Roman" w:eastAsia="Times New Roman" w:cs="Times New Roman"/>
-        </w:rPr>
-        <w:t>3-3-1</w:t>
+        <w:ind w:firstLine="420"/>
+      </w:pPr>
+      <w:r>
+        <w:rPr>
+          <w:rFonts w:hint="eastAsia" w:ascii="Times New Roman" w:hAnsi="Times New Roman" w:eastAsia="Times New Roman" w:cs="Times New Roman"/>
+        </w:rPr>
+        <w:t>(3)①</w:t>
       </w:r>
       <w:r>
         <w:rPr>
@@ -15343,12 +15148,13 @@
     <w:p>
       <w:pPr>
         <w:pStyle w:val="BodyText"/>
-      </w:pPr>
-      <w:r>
-        <w:rPr>
-          <w:rFonts w:ascii="Times New Roman" w:hAnsi="Times New Roman" w:eastAsia="Times New Roman" w:cs="Times New Roman"/>
-        </w:rPr>
-        <w:t xml:space="preserve">3-3-1 </w:t>
+        <w:ind w:firstLine="420"/>
+      </w:pPr>
+      <w:r>
+        <w:rPr>
+          <w:rFonts w:ascii="Times New Roman" w:hAnsi="Times New Roman" w:eastAsia="Times New Roman" w:cs="Times New Roman"/>
+        </w:rPr>
+        <w:t xml:space="preserve">(3)① </w:t>
       </w:r>
       <w:r>
         <w:rPr>
@@ -15360,12 +15166,13 @@
     <w:p>
       <w:pPr>
         <w:pStyle w:val="BodyText"/>
-      </w:pPr>
-      <w:r>
-        <w:rPr>
-          <w:rFonts w:hint="eastAsia" w:ascii="Times New Roman" w:hAnsi="Times New Roman" w:eastAsia="Times New Roman" w:cs="Times New Roman"/>
-        </w:rPr>
-        <w:t>3-3-2</w:t>
+        <w:ind w:firstLine="420"/>
+      </w:pPr>
+      <w:r>
+        <w:rPr>
+          <w:rFonts w:hint="eastAsia" w:ascii="Times New Roman" w:hAnsi="Times New Roman" w:eastAsia="Times New Roman" w:cs="Times New Roman"/>
+        </w:rPr>
+        <w:t>(3)②</w:t>
       </w:r>
       <w:r>
         <w:rPr>
@@ -15401,12 +15208,13 @@
     <w:p>
       <w:pPr>
         <w:pStyle w:val="BodyText"/>
-      </w:pPr>
-      <w:r>
-        <w:rPr>
-          <w:rFonts w:ascii="Times New Roman" w:hAnsi="Times New Roman" w:eastAsia="Times New Roman" w:cs="Times New Roman"/>
-        </w:rPr>
-        <w:t xml:space="preserve">3-3-2 6 </w:t>
+        <w:ind w:firstLine="420"/>
+      </w:pPr>
+      <w:r>
+        <w:rPr>
+          <w:rFonts w:ascii="Times New Roman" w:hAnsi="Times New Roman" w:eastAsia="Times New Roman" w:cs="Times New Roman"/>
+        </w:rPr>
+        <w:t xml:space="preserve">(3)② 6 </w:t>
       </w:r>
       <w:r>
         <w:rPr>
@@ -15418,12 +15226,13 @@
     <w:p>
       <w:pPr>
         <w:pStyle w:val="BodyText"/>
-      </w:pPr>
-      <w:r>
-        <w:rPr>
-          <w:rFonts w:hint="eastAsia" w:ascii="Times New Roman" w:hAnsi="Times New Roman" w:eastAsia="Times New Roman" w:cs="Times New Roman"/>
-        </w:rPr>
-        <w:t>3-3-3</w:t>
+        <w:ind w:firstLine="420"/>
+      </w:pPr>
+      <w:r>
+        <w:rPr>
+          <w:rFonts w:hint="eastAsia" w:ascii="Times New Roman" w:hAnsi="Times New Roman" w:eastAsia="Times New Roman" w:cs="Times New Roman"/>
+        </w:rPr>
+        <w:t>(3)③</w:t>
       </w:r>
       <w:r>
         <w:rPr>
@@ -15720,12 +15529,13 @@
         <w:rPr>
           <w:rFonts w:ascii="Times New Roman" w:hAnsi="Times New Roman" w:eastAsia="Times New Roman" w:cs="Times New Roman"/>
         </w:rPr>
-        <w:t xml:space="preserve">3-3-3</w:t>
+        <w:t xml:space="preserve">(3)③</w:t>
       </w:r>
     </w:p>
     <w:p>
       <w:pPr>
         <w:pStyle w:val="BodyText"/>
+        <w:ind w:firstLine="420"/>
       </w:pPr>
       <w:r>
         <w:rPr>
@@ -15743,6 +15553,7 @@
     <w:p>
       <w:pPr>
         <w:pStyle w:val="BodyText"/>
+        <w:ind w:firstLine="420"/>
       </w:pPr>
       <w:r>
         <w:rPr>
@@ -15807,43 +15618,13 @@
     </w:p>
     <w:p>
       <w:pPr>
-        <w:spacing w:before="0" w:after="0"/>
-      </w:pPr>
-    </w:p>
-    <w:p>
-      <w:pPr>
-        <w:spacing w:before="0" w:after="0"/>
-      </w:pPr>
-    </w:p>
-    <w:p>
-      <w:pPr>
-        <w:spacing w:before="0" w:after="0"/>
-      </w:pPr>
-    </w:p>
-    <w:p>
-      <w:pPr>
-        <w:spacing w:before="0" w:after="0"/>
-      </w:pPr>
-    </w:p>
-    <w:p>
-      <w:pPr>
-        <w:spacing w:before="0" w:after="0"/>
-      </w:pPr>
-    </w:p>
-    <w:p>
-      <w:pPr>
-        <w:spacing w:before="0" w:after="0"/>
-      </w:pPr>
-    </w:p>
-    <w:p>
-      <w:pPr>
-        <w:spacing w:before="0" w:after="0"/>
-      </w:pPr>
-    </w:p>
-    <w:p>
-      <w:pPr>
-        <w:spacing w:before="0" w:after="0"/>
-      </w:pPr>
+        <w:spacing w:before="160" w:after="80"/>
+      </w:pPr>
+      <w:r>
+        <w:pict>
+          <v:rect style="width:0;height:1.5pt" o:hralign="center" o:hrstd="t" o:hr="t"/>
+        </w:pict>
+      </w:r>
     </w:p>
     <w:p>
       <w:pPr>
@@ -15884,6 +15665,7 @@
     <w:p>
       <w:pPr>
         <w:pStyle w:val="FirstParagraph"/>
+        <w:ind w:firstLine="420"/>
       </w:pPr>
       <w:r>
         <w:rPr>
@@ -16709,14 +16491,13 @@
     </w:p>
     <w:p>
       <w:pPr>
-        <w:pStyle w:val="BodyText"/>
-      </w:pPr>
-      <w:r>
-        <w:rPr>
-          <w:rFonts w:ascii="Times New Roman" w:hAnsi="Times New Roman" w:eastAsia="Times New Roman" w:cs="Times New Roman"/>
-        </w:rPr>
-        <w:t xml:space="preserve">5-1 </w:t>
-      </w:r>
+        <w:pStyle w:val="Compact"/>
+        <w:numPr>
+          <w:ilvl w:val="0"/>
+          <w:numId w:val="1011"/>
+        </w:numPr>
+        <w:ind w:firstLine="420"/>
+      </w:pPr>
       <w:r>
         <w:rPr>
           <w:rFonts w:hint="eastAsia" w:ascii="Times New Roman" w:hAnsi="Times New Roman" w:eastAsia="FangSong" w:cs="Times New Roman"/>
@@ -16741,18 +16522,16 @@
         </w:rPr>
         <w:t>。</w:t>
       </w:r>
-      <w:r>
-        <w:rPr>
-          <w:rFonts w:ascii="Times New Roman" w:hAnsi="Times New Roman" w:eastAsia="Times New Roman" w:cs="Times New Roman"/>
-        </w:rPr>
-        <w:t xml:space="preserve"> </w:t>
-      </w:r>
-      <w:r>
-        <w:rPr>
-          <w:rFonts w:ascii="Times New Roman" w:hAnsi="Times New Roman" w:eastAsia="Times New Roman" w:cs="Times New Roman"/>
-        </w:rPr>
-        <w:t xml:space="preserve">5-2 </w:t>
-      </w:r>
+    </w:p>
+    <w:p>
+      <w:pPr>
+        <w:pStyle w:val="Compact"/>
+        <w:numPr>
+          <w:ilvl w:val="0"/>
+          <w:numId w:val="1011"/>
+        </w:numPr>
+        <w:ind w:firstLine="420"/>
+      </w:pPr>
       <w:r>
         <w:rPr>
           <w:rFonts w:hint="eastAsia" w:ascii="Times New Roman" w:hAnsi="Times New Roman" w:eastAsia="Times New Roman" w:cs="Times New Roman"/>
@@ -16963,18 +16742,16 @@
         </w:rPr>
         <w:t>⼤。)</w:t>
       </w:r>
-      <w:r>
-        <w:rPr>
-          <w:rFonts w:ascii="Times New Roman" w:hAnsi="Times New Roman" w:eastAsia="Times New Roman" w:cs="Times New Roman"/>
-        </w:rPr>
-        <w:t xml:space="preserve"> </w:t>
-      </w:r>
-      <w:r>
-        <w:rPr>
-          <w:rFonts w:ascii="Times New Roman" w:hAnsi="Times New Roman" w:eastAsia="Times New Roman" w:cs="Times New Roman"/>
-        </w:rPr>
-        <w:t xml:space="preserve">5-3 </w:t>
-      </w:r>
+    </w:p>
+    <w:p>
+      <w:pPr>
+        <w:pStyle w:val="Compact"/>
+        <w:numPr>
+          <w:ilvl w:val="0"/>
+          <w:numId w:val="1011"/>
+        </w:numPr>
+        <w:ind w:firstLine="420"/>
+      </w:pPr>
       <w:r>
         <w:rPr>
           <w:rFonts w:hint="eastAsia" w:ascii="Times New Roman" w:hAnsi="Times New Roman" w:eastAsia="FangSong" w:cs="Times New Roman"/>
@@ -17065,18 +16842,16 @@
         </w:rPr>
         <w:t>：pm）。</w:t>
       </w:r>
-      <w:r>
-        <w:rPr>
-          <w:rFonts w:ascii="Times New Roman" w:hAnsi="Times New Roman" w:eastAsia="Times New Roman" w:cs="Times New Roman"/>
-        </w:rPr>
-        <w:t xml:space="preserve"> </w:t>
-      </w:r>
-      <w:r>
-        <w:rPr>
-          <w:rFonts w:ascii="Times New Roman" w:hAnsi="Times New Roman" w:eastAsia="Times New Roman" w:cs="Times New Roman"/>
-        </w:rPr>
-        <w:t xml:space="preserve">5-4 </w:t>
-      </w:r>
+    </w:p>
+    <w:p>
+      <w:pPr>
+        <w:pStyle w:val="Compact"/>
+        <w:numPr>
+          <w:ilvl w:val="0"/>
+          <w:numId w:val="1011"/>
+        </w:numPr>
+        <w:ind w:firstLine="420"/>
+      </w:pPr>
       <w:r>
         <w:rPr>
           <w:rFonts w:hint="eastAsia" w:ascii="Times New Roman" w:hAnsi="Times New Roman" w:eastAsia="FangSong" w:cs="Times New Roman"/>
@@ -17482,13 +17257,14 @@
     </w:p>
     <w:p>
       <w:pPr>
-        <w:pStyle w:val="BodyText"/>
-      </w:pPr>
-      <w:r>
-        <w:rPr>
-          <w:rFonts w:ascii="Times New Roman" w:hAnsi="Times New Roman" w:eastAsia="Times New Roman" w:cs="Times New Roman"/>
-        </w:rPr>
-        <w:t xml:space="preserve">5-4-1 </w:t>
+        <w:pStyle w:val="FirstParagraph"/>
+        <w:ind w:firstLine="420"/>
+      </w:pPr>
+      <w:r>
+        <w:rPr>
+          <w:rFonts w:ascii="Times New Roman" w:hAnsi="Times New Roman" w:eastAsia="Times New Roman" w:cs="Times New Roman"/>
+        </w:rPr>
+        <w:t xml:space="preserve">(4)① </w:t>
       </w:r>
       <w:r>
         <w:rPr>
@@ -17594,7 +17370,7 @@
         <w:rPr>
           <w:rFonts w:ascii="Times New Roman" w:hAnsi="Times New Roman" w:eastAsia="Times New Roman" w:cs="Times New Roman"/>
         </w:rPr>
-        <w:t xml:space="preserve">5-4-2 </w:t>
+        <w:t xml:space="preserve">(4)② </w:t>
       </w:r>
       <w:r>
         <w:rPr>
@@ -18229,43 +18005,13 @@
     </w:p>
     <w:p>
       <w:pPr>
-        <w:spacing w:before="0" w:after="0"/>
-      </w:pPr>
-    </w:p>
-    <w:p>
-      <w:pPr>
-        <w:spacing w:before="0" w:after="0"/>
-      </w:pPr>
-    </w:p>
-    <w:p>
-      <w:pPr>
-        <w:spacing w:before="0" w:after="0"/>
-      </w:pPr>
-    </w:p>
-    <w:p>
-      <w:pPr>
-        <w:spacing w:before="0" w:after="0"/>
-      </w:pPr>
-    </w:p>
-    <w:p>
-      <w:pPr>
-        <w:spacing w:before="0" w:after="0"/>
-      </w:pPr>
-    </w:p>
-    <w:p>
-      <w:pPr>
-        <w:spacing w:before="0" w:after="0"/>
-      </w:pPr>
-    </w:p>
-    <w:p>
-      <w:pPr>
-        <w:spacing w:before="0" w:after="0"/>
-      </w:pPr>
-    </w:p>
-    <w:p>
-      <w:pPr>
-        <w:spacing w:before="0" w:after="0"/>
-      </w:pPr>
+        <w:spacing w:before="160" w:after="80"/>
+      </w:pPr>
+      <w:r>
+        <w:pict>
+          <v:rect style="width:0;height:1.5pt" o:hralign="center" o:hrstd="t" o:hr="t"/>
+        </w:pict>
+      </w:r>
     </w:p>
     <w:p>
       <w:pPr>
@@ -18306,6 +18052,7 @@
     <w:p>
       <w:pPr>
         <w:pStyle w:val="FirstParagraph"/>
+        <w:ind w:firstLine="420"/>
       </w:pPr>
       <w:r>
         <w:rPr>
@@ -18629,14 +18376,13 @@
     </w:p>
     <w:p>
       <w:pPr>
-        <w:pStyle w:val="BodyText"/>
-      </w:pPr>
-      <w:r>
-        <w:rPr>
-          <w:rFonts w:ascii="Times New Roman" w:hAnsi="Times New Roman" w:eastAsia="Times New Roman" w:cs="Times New Roman"/>
-        </w:rPr>
-        <w:t xml:space="preserve">5-1 </w:t>
-      </w:r>
+        <w:pStyle w:val="Compact"/>
+        <w:numPr>
+          <w:ilvl w:val="0"/>
+          <w:numId w:val="1012"/>
+        </w:numPr>
+        <w:ind w:firstLine="420"/>
+      </w:pPr>
       <w:r>
         <w:rPr>
           <w:rFonts w:hint="eastAsia" w:ascii="Times New Roman" w:hAnsi="Times New Roman" w:eastAsia="FangSong" w:cs="Times New Roman"/>
@@ -18856,7 +18602,8 @@
     </w:p>
     <w:p>
       <w:pPr>
-        <w:pStyle w:val="BodyText"/>
+        <w:pStyle w:val="FirstParagraph"/>
+        <w:ind w:firstLine="420"/>
       </w:pPr>
       <w:r>
         <w:rPr>
@@ -19291,7 +19038,7 @@
         </w:rPr>
         <w:drawing>
           <wp:inline>
-            <wp:extent cx="3240000" cy="2455426"/>
+            <wp:extent cx="3240000" cy="2502321"/>
             <wp:effectExtent b="0" l="0" r="0" t="0"/>
             <wp:docPr descr="" title="" id="110" name="Picture"/>
             <a:graphic>
@@ -19312,7 +19059,7 @@
                   <pic:spPr bwMode="auto">
                     <a:xfrm>
                       <a:off x="0" y="0"/>
-                      <a:ext cx="3240000" cy="2455426"/>
+                      <a:ext cx="3240000" cy="2502321"/>
                     </a:xfrm>
                     <a:prstGeom prst="rect">
                       <a:avLst/>
@@ -19343,7 +19090,7 @@
         </w:rPr>
         <w:drawing>
           <wp:inline>
-            <wp:extent cx="3227583" cy="3696644"/>
+            <wp:extent cx="3240000" cy="3696644"/>
             <wp:effectExtent b="0" l="0" r="0" t="0"/>
             <wp:docPr descr="" title="" id="113" name="Picture"/>
             <a:graphic>
@@ -19364,7 +19111,7 @@
                   <pic:spPr bwMode="auto">
                     <a:xfrm>
                       <a:off x="0" y="0"/>
-                      <a:ext cx="3227583" cy="3696644"/>
+                      <a:ext cx="3240000" cy="3696644"/>
                     </a:xfrm>
                     <a:prstGeom prst="rect">
                       <a:avLst/>
@@ -19395,7 +19142,7 @@
         </w:rPr>
         <w:drawing>
           <wp:inline>
-            <wp:extent cx="3233629" cy="2860851"/>
+            <wp:extent cx="3240000" cy="2860851"/>
             <wp:effectExtent b="0" l="0" r="0" t="0"/>
             <wp:docPr descr="" title="" id="116" name="Picture"/>
             <a:graphic>
@@ -19416,7 +19163,7 @@
                   <pic:spPr bwMode="auto">
                     <a:xfrm>
                       <a:off x="0" y="0"/>
-                      <a:ext cx="3233629" cy="2860851"/>
+                      <a:ext cx="3240000" cy="2860851"/>
                     </a:xfrm>
                     <a:prstGeom prst="rect">
                       <a:avLst/>
@@ -19440,8 +19187,9 @@
         <w:pStyle w:val="Compact"/>
         <w:numPr>
           <w:ilvl w:val="0"/>
-          <w:numId w:val="1009"/>
+          <w:numId w:val="1015"/>
         </w:numPr>
+        <w:ind w:firstLine="420"/>
       </w:pPr>
       <w:r>
         <w:rPr>
@@ -19471,12 +19219,13 @@
     <w:p>
       <w:pPr>
         <w:pStyle w:val="FirstParagraph"/>
-      </w:pPr>
-      <w:r>
-        <w:rPr>
-          <w:rFonts w:ascii="Times New Roman" w:hAnsi="Times New Roman" w:eastAsia="Times New Roman" w:cs="Times New Roman"/>
-        </w:rPr>
-        <w:t xml:space="preserve">5-1-1 </w:t>
+        <w:ind w:firstLine="420"/>
+      </w:pPr>
+      <w:r>
+        <w:rPr>
+          <w:rFonts w:ascii="Times New Roman" w:hAnsi="Times New Roman" w:eastAsia="Times New Roman" w:cs="Times New Roman"/>
+        </w:rPr>
+        <w:t xml:space="preserve">(1)① </w:t>
       </w:r>
       <w:r>
         <w:rPr>
@@ -19530,7 +19279,7 @@
         <w:rPr>
           <w:rFonts w:ascii="Times New Roman" w:hAnsi="Times New Roman" w:eastAsia="Times New Roman" w:cs="Times New Roman"/>
         </w:rPr>
-        <w:t xml:space="preserve">5-1-2 </w:t>
+        <w:t xml:space="preserve">(1)② </w:t>
       </w:r>
       <w:r>
         <w:rPr>
@@ -20079,7 +19828,7 @@
         <w:rPr>
           <w:rFonts w:ascii="Times New Roman" w:hAnsi="Times New Roman" w:eastAsia="Times New Roman" w:cs="Times New Roman"/>
         </w:rPr>
-        <w:t xml:space="preserve">5-2 </w:t>
+        <w:t xml:space="preserve">(2) </w:t>
       </w:r>
       <w:r>
         <w:rPr>
@@ -20319,7 +20068,7 @@
         <w:rPr>
           <w:rFonts w:ascii="Times New Roman" w:hAnsi="Times New Roman" w:eastAsia="Times New Roman" w:cs="Times New Roman"/>
         </w:rPr>
-        <w:t xml:space="preserve">5-2-1 </w:t>
+        <w:t xml:space="preserve">(2)① </w:t>
       </w:r>
       <w:r>
         <w:rPr>
@@ -20343,7 +20092,7 @@
         <w:rPr>
           <w:rFonts w:ascii="Times New Roman" w:hAnsi="Times New Roman" w:eastAsia="Times New Roman" w:cs="Times New Roman"/>
         </w:rPr>
-        <w:t xml:space="preserve">5-2-2 </w:t>
+        <w:t xml:space="preserve">(2)② </w:t>
       </w:r>
       <w:r>
         <w:rPr>
@@ -20379,7 +20128,7 @@
         <w:rPr>
           <w:rFonts w:ascii="Times New Roman" w:hAnsi="Times New Roman" w:eastAsia="Times New Roman" w:cs="Times New Roman"/>
         </w:rPr>
-        <w:t xml:space="preserve">5-2-3 </w:t>
+        <w:t xml:space="preserve">(2)③ </w:t>
       </w:r>
       <w:r>
         <w:rPr>
@@ -20482,43 +20231,13 @@
     </w:p>
     <w:p>
       <w:pPr>
-        <w:spacing w:before="0" w:after="0"/>
-      </w:pPr>
-    </w:p>
-    <w:p>
-      <w:pPr>
-        <w:spacing w:before="0" w:after="0"/>
-      </w:pPr>
-    </w:p>
-    <w:p>
-      <w:pPr>
-        <w:spacing w:before="0" w:after="0"/>
-      </w:pPr>
-    </w:p>
-    <w:p>
-      <w:pPr>
-        <w:spacing w:before="0" w:after="0"/>
-      </w:pPr>
-    </w:p>
-    <w:p>
-      <w:pPr>
-        <w:spacing w:before="0" w:after="0"/>
-      </w:pPr>
-    </w:p>
-    <w:p>
-      <w:pPr>
-        <w:spacing w:before="0" w:after="0"/>
-      </w:pPr>
-    </w:p>
-    <w:p>
-      <w:pPr>
-        <w:spacing w:before="0" w:after="0"/>
-      </w:pPr>
-    </w:p>
-    <w:p>
-      <w:pPr>
-        <w:spacing w:before="0" w:after="0"/>
-      </w:pPr>
+        <w:spacing w:before="160" w:after="80"/>
+      </w:pPr>
+      <w:r>
+        <w:pict>
+          <v:rect style="width:0;height:1.5pt" o:hralign="center" o:hrstd="t" o:hr="t"/>
+        </w:pict>
+      </w:r>
     </w:p>
     <w:p>
       <w:pPr>
@@ -20559,6 +20278,7 @@
     <w:p>
       <w:pPr>
         <w:pStyle w:val="FirstParagraph"/>
+        <w:ind w:firstLine="420"/>
       </w:pPr>
       <w:r>
         <w:rPr>
@@ -20648,6 +20368,7 @@
     <w:p>
       <w:pPr>
         <w:pStyle w:val="BodyText"/>
+        <w:ind w:firstLine="420"/>
       </w:pPr>
       <w:r>
         <w:rPr>
@@ -20908,14 +20629,12 @@
     </w:p>
     <w:p>
       <w:pPr>
-        <w:pStyle w:val="BodyText"/>
-      </w:pPr>
-      <w:r>
-        <w:rPr>
-          <w:rFonts w:ascii="Times New Roman" w:hAnsi="Times New Roman" w:eastAsia="Times New Roman" w:cs="Times New Roman"/>
-        </w:rPr>
-        <w:t xml:space="preserve">6-1 </w:t>
-      </w:r>
+        <w:numPr>
+          <w:ilvl w:val="0"/>
+          <w:numId w:val="1016"/>
+        </w:numPr>
+        <w:ind w:firstLine="420"/>
+      </w:pPr>
       <w:r>
         <w:rPr>
           <w:rFonts w:hint="eastAsia" w:ascii="Times New Roman" w:hAnsi="Times New Roman" w:eastAsia="FangSong" w:cs="Times New Roman"/>
@@ -20979,14 +20698,12 @@
     </w:p>
     <w:p>
       <w:pPr>
-        <w:pStyle w:val="BodyText"/>
-      </w:pPr>
-      <w:r>
-        <w:rPr>
-          <w:rFonts w:ascii="Times New Roman" w:hAnsi="Times New Roman" w:eastAsia="Times New Roman" w:cs="Times New Roman"/>
-        </w:rPr>
-        <w:t xml:space="preserve">6-2 </w:t>
-      </w:r>
+        <w:numPr>
+          <w:ilvl w:val="0"/>
+          <w:numId w:val="1016"/>
+        </w:numPr>
+        <w:ind w:firstLine="420"/>
+      </w:pPr>
       <w:r>
         <w:rPr>
           <w:rFonts w:hint="eastAsia" w:ascii="Times New Roman" w:hAnsi="Times New Roman" w:eastAsia="FangSong" w:cs="Times New Roman"/>
@@ -21337,7 +21054,7 @@
     </w:p>
     <w:p>
       <w:pPr>
-        <w:pStyle w:val="BodyText"/>
+        <w:pStyle w:val="FirstParagraph"/>
         <w:spacing w:before="160" w:after="80"/>
         <w:jc w:val="center"/>
       </w:pPr>
@@ -21347,7 +21064,7 @@
         </w:rPr>
         <w:drawing>
           <wp:inline>
-            <wp:extent cx="3206073" cy="2714136"/>
+            <wp:extent cx="3240000" cy="2714136"/>
             <wp:effectExtent b="0" l="0" r="0" t="0"/>
             <wp:docPr descr="" title="" id="123" name="Picture"/>
             <a:graphic>
@@ -21368,7 +21085,7 @@
                   <pic:spPr bwMode="auto">
                     <a:xfrm>
                       <a:off x="0" y="0"/>
-                      <a:ext cx="3206073" cy="2714136"/>
+                      <a:ext cx="3240000" cy="2714136"/>
                     </a:xfrm>
                     <a:prstGeom prst="rect">
                       <a:avLst/>
@@ -21390,12 +21107,13 @@
     <w:p>
       <w:pPr>
         <w:pStyle w:val="BodyText"/>
-      </w:pPr>
-      <w:r>
-        <w:rPr>
-          <w:rFonts w:ascii="Times New Roman" w:hAnsi="Times New Roman" w:eastAsia="Times New Roman" w:cs="Times New Roman"/>
-        </w:rPr>
-        <w:t xml:space="preserve">6-2-1 </w:t>
+        <w:ind w:firstLine="420"/>
+      </w:pPr>
+      <w:r>
+        <w:rPr>
+          <w:rFonts w:ascii="Times New Roman" w:hAnsi="Times New Roman" w:eastAsia="Times New Roman" w:cs="Times New Roman"/>
+        </w:rPr>
+        <w:t xml:space="preserve">(2)① </w:t>
       </w:r>
       <w:r>
         <w:rPr>
@@ -21431,6 +21149,7 @@
     <w:p>
       <w:pPr>
         <w:pStyle w:val="BodyText"/>
+        <w:ind w:firstLine="420"/>
       </w:pPr>
       <w:r>
         <w:rPr>
@@ -21520,12 +21239,13 @@
     <w:p>
       <w:pPr>
         <w:pStyle w:val="BodyText"/>
-      </w:pPr>
-      <w:r>
-        <w:rPr>
-          <w:rFonts w:ascii="Times New Roman" w:hAnsi="Times New Roman" w:eastAsia="Times New Roman" w:cs="Times New Roman"/>
-        </w:rPr>
-        <w:t xml:space="preserve">6-2-2 </w:t>
+        <w:ind w:firstLine="420"/>
+      </w:pPr>
+      <w:r>
+        <w:rPr>
+          <w:rFonts w:ascii="Times New Roman" w:hAnsi="Times New Roman" w:eastAsia="Times New Roman" w:cs="Times New Roman"/>
+        </w:rPr>
+        <w:t xml:space="preserve">(2)② </w:t>
       </w:r>
       <w:r>
         <w:rPr>
@@ -21542,14 +21262,13 @@
     </w:p>
     <w:p>
       <w:pPr>
-        <w:pStyle w:val="BodyText"/>
-      </w:pPr>
-      <w:r>
-        <w:rPr>
-          <w:rFonts w:ascii="Times New Roman" w:hAnsi="Times New Roman" w:eastAsia="Times New Roman" w:cs="Times New Roman"/>
-        </w:rPr>
-        <w:t xml:space="preserve">6-3 </w:t>
-      </w:r>
+        <w:pStyle w:val="Compact"/>
+        <w:numPr>
+          <w:ilvl w:val="0"/>
+          <w:numId w:val="1017"/>
+        </w:numPr>
+        <w:ind w:firstLine="420"/>
+      </w:pPr>
       <w:r>
         <w:rPr>
           <w:rFonts w:hint="eastAsia" w:ascii="Times New Roman" w:hAnsi="Times New Roman" w:eastAsia="FangSong" w:cs="Times New Roman"/>
@@ -21571,7 +21290,8 @@
     </w:p>
     <w:p>
       <w:pPr>
-        <w:pStyle w:val="BodyText"/>
+        <w:pStyle w:val="FirstParagraph"/>
+        <w:ind w:firstLine="420"/>
       </w:pPr>
       <w:r>
         <w:rPr>
@@ -21700,12 +21420,13 @@
     <w:p>
       <w:pPr>
         <w:pStyle w:val="BodyText"/>
-      </w:pPr>
-      <w:r>
-        <w:rPr>
-          <w:rFonts w:ascii="Times New Roman" w:hAnsi="Times New Roman" w:eastAsia="Times New Roman" w:cs="Times New Roman"/>
-        </w:rPr>
-        <w:t xml:space="preserve">6-3-1 </w:t>
+        <w:ind w:firstLine="420"/>
+      </w:pPr>
+      <w:r>
+        <w:rPr>
+          <w:rFonts w:ascii="Times New Roman" w:hAnsi="Times New Roman" w:eastAsia="Times New Roman" w:cs="Times New Roman"/>
+        </w:rPr>
+        <w:t xml:space="preserve">(3)① </w:t>
       </w:r>
       <w:r>
         <w:rPr>
@@ -21809,12 +21530,13 @@
     <w:p>
       <w:pPr>
         <w:pStyle w:val="BodyText"/>
-      </w:pPr>
-      <w:r>
-        <w:rPr>
-          <w:rFonts w:ascii="Times New Roman" w:hAnsi="Times New Roman" w:eastAsia="Times New Roman" w:cs="Times New Roman"/>
-        </w:rPr>
-        <w:t xml:space="preserve">6-3-2 </w:t>
+        <w:ind w:firstLine="420"/>
+      </w:pPr>
+      <w:r>
+        <w:rPr>
+          <w:rFonts w:ascii="Times New Roman" w:hAnsi="Times New Roman" w:eastAsia="Times New Roman" w:cs="Times New Roman"/>
+        </w:rPr>
+        <w:t xml:space="preserve">(3)② </w:t>
       </w:r>
       <w:r>
         <w:rPr>
@@ -21942,12 +21664,13 @@
     <w:p>
       <w:pPr>
         <w:pStyle w:val="BodyText"/>
-      </w:pPr>
-      <w:r>
-        <w:rPr>
-          <w:rFonts w:ascii="Times New Roman" w:hAnsi="Times New Roman" w:eastAsia="Times New Roman" w:cs="Times New Roman"/>
-        </w:rPr>
-        <w:t xml:space="preserve">6-3-3 </w:t>
+        <w:ind w:firstLine="420"/>
+      </w:pPr>
+      <w:r>
+        <w:rPr>
+          <w:rFonts w:ascii="Times New Roman" w:hAnsi="Times New Roman" w:eastAsia="Times New Roman" w:cs="Times New Roman"/>
+        </w:rPr>
+        <w:t xml:space="preserve">(3)③ </w:t>
       </w:r>
       <w:r>
         <w:rPr>
@@ -22178,43 +21901,13 @@
     </w:p>
     <w:p>
       <w:pPr>
-        <w:spacing w:before="0" w:after="0"/>
-      </w:pPr>
-    </w:p>
-    <w:p>
-      <w:pPr>
-        <w:spacing w:before="0" w:after="0"/>
-      </w:pPr>
-    </w:p>
-    <w:p>
-      <w:pPr>
-        <w:spacing w:before="0" w:after="0"/>
-      </w:pPr>
-    </w:p>
-    <w:p>
-      <w:pPr>
-        <w:spacing w:before="0" w:after="0"/>
-      </w:pPr>
-    </w:p>
-    <w:p>
-      <w:pPr>
-        <w:spacing w:before="0" w:after="0"/>
-      </w:pPr>
-    </w:p>
-    <w:p>
-      <w:pPr>
-        <w:spacing w:before="0" w:after="0"/>
-      </w:pPr>
-    </w:p>
-    <w:p>
-      <w:pPr>
-        <w:spacing w:before="0" w:after="0"/>
-      </w:pPr>
-    </w:p>
-    <w:p>
-      <w:pPr>
-        <w:spacing w:before="0" w:after="0"/>
-      </w:pPr>
+        <w:spacing w:before="160" w:after="80"/>
+      </w:pPr>
+      <w:r>
+        <w:pict>
+          <v:rect style="width:0;height:1.5pt" o:hralign="center" o:hrstd="t" o:hr="t"/>
+        </w:pict>
+      </w:r>
     </w:p>
     <w:p>
       <w:pPr>
@@ -22255,6 +21948,7 @@
     <w:p>
       <w:pPr>
         <w:pStyle w:val="FirstParagraph"/>
+        <w:ind w:firstLine="420"/>
       </w:pPr>
       <w:r>
         <w:rPr>
@@ -23061,6 +22755,7 @@
     <w:p>
       <w:pPr>
         <w:pStyle w:val="BodyText"/>
+        <w:ind w:firstLine="420"/>
       </w:pPr>
       <w:r>
         <w:rPr>
@@ -23980,6 +23675,7 @@
     <w:p>
       <w:pPr>
         <w:pStyle w:val="BodyText"/>
+        <w:ind w:firstLine="420"/>
       </w:pPr>
       <w:r>
         <w:rPr>
@@ -24091,43 +23787,13 @@
     </w:p>
     <w:p>
       <w:pPr>
-        <w:spacing w:before="0" w:after="0"/>
-      </w:pPr>
-    </w:p>
-    <w:p>
-      <w:pPr>
-        <w:spacing w:before="0" w:after="0"/>
-      </w:pPr>
-    </w:p>
-    <w:p>
-      <w:pPr>
-        <w:spacing w:before="0" w:after="0"/>
-      </w:pPr>
-    </w:p>
-    <w:p>
-      <w:pPr>
-        <w:spacing w:before="0" w:after="0"/>
-      </w:pPr>
-    </w:p>
-    <w:p>
-      <w:pPr>
-        <w:spacing w:before="0" w:after="0"/>
-      </w:pPr>
-    </w:p>
-    <w:p>
-      <w:pPr>
-        <w:spacing w:before="0" w:after="0"/>
-      </w:pPr>
-    </w:p>
-    <w:p>
-      <w:pPr>
-        <w:spacing w:before="0" w:after="0"/>
-      </w:pPr>
-    </w:p>
-    <w:p>
-      <w:pPr>
-        <w:spacing w:before="0" w:after="0"/>
-      </w:pPr>
+        <w:spacing w:before="160" w:after="80"/>
+      </w:pPr>
+      <w:r>
+        <w:pict>
+          <v:rect style="width:0;height:1.5pt" o:hralign="center" o:hrstd="t" o:hr="t"/>
+        </w:pict>
+      </w:r>
     </w:p>
     <w:p>
       <w:pPr>
@@ -24168,6 +23834,7 @@
     <w:p>
       <w:pPr>
         <w:pStyle w:val="FirstParagraph"/>
+        <w:ind w:firstLine="420"/>
       </w:pPr>
       <w:r>
         <w:rPr>
@@ -24209,6 +23876,7 @@
     <w:p>
       <w:pPr>
         <w:pStyle w:val="BodyText"/>
+        <w:ind w:firstLine="420"/>
       </w:pPr>
       <w:r>
         <w:rPr>
@@ -24216,7 +23884,7 @@
           <w:b/>
           <w:bCs/>
         </w:rPr>
-        <w:t xml:space="preserve">7-1</w:t>
+        <w:t xml:space="preserve">(1)</w:t>
       </w:r>
       <w:r>
         <w:rPr>
@@ -24264,6 +23932,7 @@
     <w:p>
       <w:pPr>
         <w:pStyle w:val="BodyText"/>
+        <w:ind w:firstLine="420"/>
       </w:pPr>
       <w:r>
         <w:rPr>
@@ -24271,7 +23940,7 @@
           <w:b/>
           <w:bCs/>
         </w:rPr>
-        <w:t xml:space="preserve">7-2</w:t>
+        <w:t xml:space="preserve">(2)</w:t>
       </w:r>
       <w:r>
         <w:rPr>
@@ -24367,6 +24036,7 @@
     <w:p>
       <w:pPr>
         <w:pStyle w:val="BodyText"/>
+        <w:ind w:firstLine="420"/>
       </w:pPr>
       <w:r>
         <w:rPr>
@@ -24374,7 +24044,7 @@
           <w:b/>
           <w:bCs/>
         </w:rPr>
-        <w:t xml:space="preserve">7-3</w:t>
+        <w:t xml:space="preserve">(3)</w:t>
       </w:r>
       <w:r>
         <w:rPr>
@@ -24510,6 +24180,7 @@
     <w:p>
       <w:pPr>
         <w:pStyle w:val="BodyText"/>
+        <w:ind w:firstLine="420"/>
       </w:pPr>
       <w:r>
         <w:rPr>
@@ -24517,7 +24188,7 @@
           <w:b/>
           <w:bCs/>
         </w:rPr>
-        <w:t xml:space="preserve">7-4</w:t>
+        <w:t xml:space="preserve">(4)</w:t>
       </w:r>
       <w:r>
         <w:rPr>
@@ -24577,6 +24248,7 @@
     <w:p>
       <w:pPr>
         <w:pStyle w:val="BodyText"/>
+        <w:ind w:firstLine="420"/>
       </w:pPr>
       <w:r>
         <w:rPr>
@@ -24584,7 +24256,7 @@
           <w:b/>
           <w:bCs/>
         </w:rPr>
-        <w:t xml:space="preserve">7-5</w:t>
+        <w:t xml:space="preserve">(5)</w:t>
       </w:r>
       <w:r>
         <w:rPr>
@@ -24783,43 +24455,13 @@
     </w:p>
     <w:p>
       <w:pPr>
-        <w:spacing w:before="0" w:after="0"/>
-      </w:pPr>
-    </w:p>
-    <w:p>
-      <w:pPr>
-        <w:spacing w:before="0" w:after="0"/>
-      </w:pPr>
-    </w:p>
-    <w:p>
-      <w:pPr>
-        <w:spacing w:before="0" w:after="0"/>
-      </w:pPr>
-    </w:p>
-    <w:p>
-      <w:pPr>
-        <w:spacing w:before="0" w:after="0"/>
-      </w:pPr>
-    </w:p>
-    <w:p>
-      <w:pPr>
-        <w:spacing w:before="0" w:after="0"/>
-      </w:pPr>
-    </w:p>
-    <w:p>
-      <w:pPr>
-        <w:spacing w:before="0" w:after="0"/>
-      </w:pPr>
-    </w:p>
-    <w:p>
-      <w:pPr>
-        <w:spacing w:before="0" w:after="0"/>
-      </w:pPr>
-    </w:p>
-    <w:p>
-      <w:pPr>
-        <w:spacing w:before="0" w:after="0"/>
-      </w:pPr>
+        <w:spacing w:before="160" w:after="80"/>
+      </w:pPr>
+      <w:r>
+        <w:pict>
+          <v:rect style="width:0;height:1.5pt" o:hralign="center" o:hrstd="t" o:hr="t"/>
+        </w:pict>
+      </w:r>
     </w:p>
     <w:p>
       <w:pPr>
@@ -24860,6 +24502,7 @@
     <w:p>
       <w:pPr>
         <w:pStyle w:val="FirstParagraph"/>
+        <w:ind w:firstLine="420"/>
       </w:pPr>
       <w:r>
         <w:rPr>
@@ -24961,6 +24604,7 @@
     <w:p>
       <w:pPr>
         <w:pStyle w:val="BodyText"/>
+        <w:ind w:firstLine="420"/>
       </w:pPr>
       <w:r>
         <w:rPr>
@@ -25284,6 +24928,7 @@
     <w:p>
       <w:pPr>
         <w:pStyle w:val="BodyText"/>
+        <w:ind w:firstLine="420"/>
       </w:pPr>
       <w:r>
         <w:rPr>
@@ -25291,7 +24936,7 @@
           <w:b/>
           <w:bCs/>
         </w:rPr>
-        <w:t xml:space="preserve">5-1 </w:t>
+        <w:t xml:space="preserve">(1) </w:t>
       </w:r>
       <w:r>
         <w:rPr>
@@ -25305,12 +24950,13 @@
     <w:p>
       <w:pPr>
         <w:pStyle w:val="BodyText"/>
-      </w:pPr>
-      <w:r>
-        <w:rPr>
-          <w:rFonts w:ascii="Times New Roman" w:hAnsi="Times New Roman" w:eastAsia="Times New Roman" w:cs="Times New Roman"/>
-        </w:rPr>
-        <w:t xml:space="preserve">5-1-1 </w:t>
+        <w:ind w:firstLine="420"/>
+      </w:pPr>
+      <w:r>
+        <w:rPr>
+          <w:rFonts w:ascii="Times New Roman" w:hAnsi="Times New Roman" w:eastAsia="Times New Roman" w:cs="Times New Roman"/>
+        </w:rPr>
+        <w:t xml:space="preserve">(1)① </w:t>
       </w:r>
       <w:r>
         <w:rPr>
@@ -26094,6 +25740,7 @@
     <w:p>
       <w:pPr>
         <w:pStyle w:val="BodyText"/>
+        <w:ind w:firstLine="420"/>
       </w:pPr>
       <w:r>
         <w:rPr>
@@ -26129,12 +25776,13 @@
     <w:p>
       <w:pPr>
         <w:pStyle w:val="BodyText"/>
-      </w:pPr>
-      <w:r>
-        <w:rPr>
-          <w:rFonts w:ascii="Times New Roman" w:hAnsi="Times New Roman" w:eastAsia="Times New Roman" w:cs="Times New Roman"/>
-        </w:rPr>
-        <w:t xml:space="preserve">5-1-2 </w:t>
+        <w:ind w:firstLine="420"/>
+      </w:pPr>
+      <w:r>
+        <w:rPr>
+          <w:rFonts w:ascii="Times New Roman" w:hAnsi="Times New Roman" w:eastAsia="Times New Roman" w:cs="Times New Roman"/>
+        </w:rPr>
+        <w:t xml:space="preserve">(1)② </w:t>
       </w:r>
       <w:r>
         <w:rPr>
@@ -26601,6 +26249,7 @@
     <w:p>
       <w:pPr>
         <w:pStyle w:val="BodyText"/>
+        <w:ind w:firstLine="420"/>
       </w:pPr>
       <w:r>
         <w:rPr>
@@ -26722,6 +26371,7 @@
     <w:p>
       <w:pPr>
         <w:pStyle w:val="BodyText"/>
+        <w:ind w:firstLine="420"/>
       </w:pPr>
       <w:r>
         <w:rPr>
@@ -27018,6 +26668,7 @@
     <w:p>
       <w:pPr>
         <w:pStyle w:val="BodyText"/>
+        <w:ind w:firstLine="420"/>
       </w:pPr>
       <w:r>
         <w:rPr>
@@ -27025,7 +26676,7 @@
           <w:b/>
           <w:bCs/>
         </w:rPr>
-        <w:t xml:space="preserve">5-2 </w:t>
+        <w:t xml:space="preserve">(2) </w:t>
       </w:r>
       <w:r>
         <w:rPr>
@@ -27039,12 +26690,13 @@
     <w:p>
       <w:pPr>
         <w:pStyle w:val="BodyText"/>
-      </w:pPr>
-      <w:r>
-        <w:rPr>
-          <w:rFonts w:ascii="Times New Roman" w:hAnsi="Times New Roman" w:eastAsia="Times New Roman" w:cs="Times New Roman"/>
-        </w:rPr>
-        <w:t xml:space="preserve">5-2-1 </w:t>
+        <w:ind w:firstLine="420"/>
+      </w:pPr>
+      <w:r>
+        <w:rPr>
+          <w:rFonts w:ascii="Times New Roman" w:hAnsi="Times New Roman" w:eastAsia="Times New Roman" w:cs="Times New Roman"/>
+        </w:rPr>
+        <w:t xml:space="preserve">(2)① </w:t>
       </w:r>
       <w:r>
         <w:rPr>
@@ -27260,6 +26912,7 @@
     <w:p>
       <w:pPr>
         <w:pStyle w:val="BodyText"/>
+        <w:ind w:firstLine="420"/>
       </w:pPr>
       <w:r>
         <w:rPr>
@@ -27337,12 +26990,13 @@
     <w:p>
       <w:pPr>
         <w:pStyle w:val="BodyText"/>
-      </w:pPr>
-      <w:r>
-        <w:rPr>
-          <w:rFonts w:ascii="Times New Roman" w:hAnsi="Times New Roman" w:eastAsia="Times New Roman" w:cs="Times New Roman"/>
-        </w:rPr>
-        <w:t xml:space="preserve">5-2-2</w:t>
+        <w:ind w:firstLine="420"/>
+      </w:pPr>
+      <w:r>
+        <w:rPr>
+          <w:rFonts w:ascii="Times New Roman" w:hAnsi="Times New Roman" w:eastAsia="Times New Roman" w:cs="Times New Roman"/>
+        </w:rPr>
+        <w:t xml:space="preserve">(2)②</w:t>
       </w:r>
       <w:r>
         <w:rPr>
@@ -27496,6 +27150,7 @@
     <w:p>
       <w:pPr>
         <w:pStyle w:val="BodyText"/>
+        <w:ind w:firstLine="420"/>
       </w:pPr>
       <w:r>
         <w:rPr>
@@ -27555,6 +27210,7 @@
     <w:p>
       <w:pPr>
         <w:pStyle w:val="BodyText"/>
+        <w:ind w:firstLine="420"/>
       </w:pPr>
       <w:r>
         <w:rPr>
@@ -27614,6 +27270,7 @@
     <w:p>
       <w:pPr>
         <w:pStyle w:val="BodyText"/>
+        <w:ind w:firstLine="420"/>
       </w:pPr>
       <w:r>
         <w:rPr>
@@ -27764,6 +27421,7 @@
     <w:p>
       <w:pPr>
         <w:pStyle w:val="BodyText"/>
+        <w:ind w:firstLine="420"/>
       </w:pPr>
       <w:r>
         <w:rPr>
@@ -27771,7 +27429,7 @@
           <w:b/>
           <w:bCs/>
         </w:rPr>
-        <w:t xml:space="preserve">5-3 </w:t>
+        <w:t xml:space="preserve">(3) </w:t>
       </w:r>
       <w:r>
         <w:rPr>
@@ -27785,12 +27443,13 @@
     <w:p>
       <w:pPr>
         <w:pStyle w:val="BodyText"/>
-      </w:pPr>
-      <w:r>
-        <w:rPr>
-          <w:rFonts w:ascii="Times New Roman" w:hAnsi="Times New Roman" w:eastAsia="Times New Roman" w:cs="Times New Roman"/>
-        </w:rPr>
-        <w:t xml:space="preserve">5-3-1 </w:t>
+        <w:ind w:firstLine="420"/>
+      </w:pPr>
+      <w:r>
+        <w:rPr>
+          <w:rFonts w:ascii="Times New Roman" w:hAnsi="Times New Roman" w:eastAsia="Times New Roman" w:cs="Times New Roman"/>
+        </w:rPr>
+        <w:t xml:space="preserve">(3)① </w:t>
       </w:r>
       <w:r>
         <w:rPr>
@@ -28444,43 +28103,13 @@
     </w:p>
     <w:p>
       <w:pPr>
-        <w:spacing w:before="0" w:after="0"/>
-      </w:pPr>
-    </w:p>
-    <w:p>
-      <w:pPr>
-        <w:spacing w:before="0" w:after="0"/>
-      </w:pPr>
-    </w:p>
-    <w:p>
-      <w:pPr>
-        <w:spacing w:before="0" w:after="0"/>
-      </w:pPr>
-    </w:p>
-    <w:p>
-      <w:pPr>
-        <w:spacing w:before="0" w:after="0"/>
-      </w:pPr>
-    </w:p>
-    <w:p>
-      <w:pPr>
-        <w:spacing w:before="0" w:after="0"/>
-      </w:pPr>
-    </w:p>
-    <w:p>
-      <w:pPr>
-        <w:spacing w:before="0" w:after="0"/>
-      </w:pPr>
-    </w:p>
-    <w:p>
-      <w:pPr>
-        <w:spacing w:before="0" w:after="0"/>
-      </w:pPr>
-    </w:p>
-    <w:p>
-      <w:pPr>
-        <w:spacing w:before="0" w:after="0"/>
-      </w:pPr>
+        <w:spacing w:before="160" w:after="80"/>
+      </w:pPr>
+      <w:r>
+        <w:pict>
+          <v:rect style="width:0;height:1.5pt" o:hralign="center" o:hrstd="t" o:hr="t"/>
+        </w:pict>
+      </w:r>
     </w:p>
     <w:p>
       <w:pPr>
@@ -28521,6 +28150,7 @@
     <w:p>
       <w:pPr>
         <w:pStyle w:val="FirstParagraph"/>
+        <w:ind w:firstLine="420"/>
       </w:pPr>
       <w:r>
         <w:rPr>
@@ -29003,7 +28633,7 @@
         </w:rPr>
         <w:drawing>
           <wp:inline>
-            <wp:extent cx="3240000" cy="3635725"/>
+            <wp:extent cx="3240000" cy="3660458"/>
             <wp:effectExtent b="0" l="0" r="0" t="0"/>
             <wp:docPr descr="" title="" id="145" name="Picture"/>
             <a:graphic>
@@ -29024,7 +28654,7 @@
                   <pic:spPr bwMode="auto">
                     <a:xfrm>
                       <a:off x="0" y="0"/>
-                      <a:ext cx="3240000" cy="3635725"/>
+                      <a:ext cx="3240000" cy="3660458"/>
                     </a:xfrm>
                     <a:prstGeom prst="rect">
                       <a:avLst/>
@@ -29055,7 +28685,7 @@
         </w:rPr>
         <w:drawing>
           <wp:inline>
-            <wp:extent cx="3086100" cy="3708400"/>
+            <wp:extent cx="3086100" cy="3746500"/>
             <wp:effectExtent b="0" l="0" r="0" t="0"/>
             <wp:docPr descr="" title="" id="148" name="Picture"/>
             <a:graphic>
@@ -29076,7 +28706,7 @@
                   <pic:spPr bwMode="auto">
                     <a:xfrm>
                       <a:off x="0" y="0"/>
-                      <a:ext cx="3086100" cy="3708400"/>
+                      <a:ext cx="3086100" cy="3746500"/>
                     </a:xfrm>
                     <a:prstGeom prst="rect">
                       <a:avLst/>
@@ -29202,6 +28832,7 @@
     <w:p>
       <w:pPr>
         <w:pStyle w:val="BodyText"/>
+        <w:ind w:firstLine="420"/>
       </w:pPr>
       <w:r>
         <w:rPr>
@@ -29209,7 +28840,7 @@
           <w:b/>
           <w:bCs/>
         </w:rPr>
-        <w:t xml:space="preserve">6-1</w:t>
+        <w:t xml:space="preserve">(1)</w:t>
       </w:r>
       <w:r>
         <w:rPr>
@@ -29337,6 +28968,7 @@
     <w:p>
       <w:pPr>
         <w:pStyle w:val="BodyText"/>
+        <w:ind w:firstLine="420"/>
       </w:pPr>
       <w:r>
         <w:rPr>
@@ -29344,7 +28976,7 @@
           <w:b/>
           <w:bCs/>
         </w:rPr>
-        <w:t xml:space="preserve">6-2</w:t>
+        <w:t xml:space="preserve">(2)</w:t>
       </w:r>
       <w:r>
         <w:rPr>
@@ -29616,6 +29248,7 @@
     <w:p>
       <w:pPr>
         <w:pStyle w:val="BodyText"/>
+        <w:ind w:firstLine="420"/>
       </w:pPr>
       <w:r>
         <w:rPr>
@@ -29623,7 +29256,7 @@
           <w:b/>
           <w:bCs/>
         </w:rPr>
-        <w:t xml:space="preserve">6-3</w:t>
+        <w:t xml:space="preserve">(3)</w:t>
       </w:r>
       <w:r>
         <w:rPr>
@@ -29819,6 +29452,7 @@
     <w:p>
       <w:pPr>
         <w:pStyle w:val="BodyText"/>
+        <w:ind w:firstLine="420"/>
       </w:pPr>
       <w:r>
         <w:rPr>
@@ -29826,7 +29460,7 @@
           <w:b/>
           <w:bCs/>
         </w:rPr>
-        <w:t xml:space="preserve">6-4</w:t>
+        <w:t xml:space="preserve">(4)</w:t>
       </w:r>
       <w:r>
         <w:rPr>
@@ -30068,6 +29702,7 @@
     <w:p>
       <w:pPr>
         <w:pStyle w:val="BodyText"/>
+        <w:ind w:firstLine="420"/>
       </w:pPr>
       <w:r>
         <w:rPr>
@@ -30075,7 +29710,7 @@
           <w:b/>
           <w:bCs/>
         </w:rPr>
-        <w:t xml:space="preserve">6-5</w:t>
+        <w:t xml:space="preserve">(5)</w:t>
       </w:r>
       <w:r>
         <w:rPr>
@@ -30187,7 +29822,7 @@
         <w:rPr>
           <w:rFonts w:ascii="Times New Roman" w:hAnsi="Times New Roman" w:eastAsia="Times New Roman" w:cs="Times New Roman"/>
         </w:rPr>
-        <w:t xml:space="preserve"> pθ、473 K </w:t>
+        <w:t xml:space="preserve"> p°、473 K </w:t>
       </w:r>
       <w:r>
         <w:rPr>
@@ -30260,6 +29895,7 @@
     <w:p>
       <w:pPr>
         <w:pStyle w:val="BodyText"/>
+        <w:ind w:firstLine="420"/>
       </w:pPr>
       <w:r>
         <w:rPr>
@@ -30390,6 +30026,7 @@
     <w:p>
       <w:pPr>
         <w:pStyle w:val="BodyText"/>
+        <w:ind w:firstLine="420"/>
       </w:pPr>
       <w:r>
         <w:rPr>
@@ -30397,7 +30034,7 @@
           <w:b/>
           <w:bCs/>
         </w:rPr>
-        <w:t xml:space="preserve">6-6</w:t>
+        <w:t xml:space="preserve">(6)</w:t>
       </w:r>
       <w:r>
         <w:rPr>
@@ -30809,6 +30446,7 @@
     <w:p>
       <w:pPr>
         <w:pStyle w:val="BodyText"/>
+        <w:ind w:firstLine="420"/>
       </w:pPr>
       <w:r>
         <w:rPr>
@@ -30886,6 +30524,7 @@
     <w:p>
       <w:pPr>
         <w:pStyle w:val="BodyText"/>
+        <w:ind w:firstLine="420"/>
       </w:pPr>
       <w:r>
         <w:rPr>
@@ -30939,43 +30578,13 @@
     </w:p>
     <w:p>
       <w:pPr>
-        <w:spacing w:before="0" w:after="0"/>
-      </w:pPr>
-    </w:p>
-    <w:p>
-      <w:pPr>
-        <w:spacing w:before="0" w:after="0"/>
-      </w:pPr>
-    </w:p>
-    <w:p>
-      <w:pPr>
-        <w:spacing w:before="0" w:after="0"/>
-      </w:pPr>
-    </w:p>
-    <w:p>
-      <w:pPr>
-        <w:spacing w:before="0" w:after="0"/>
-      </w:pPr>
-    </w:p>
-    <w:p>
-      <w:pPr>
-        <w:spacing w:before="0" w:after="0"/>
-      </w:pPr>
-    </w:p>
-    <w:p>
-      <w:pPr>
-        <w:spacing w:before="0" w:after="0"/>
-      </w:pPr>
-    </w:p>
-    <w:p>
-      <w:pPr>
-        <w:spacing w:before="0" w:after="0"/>
-      </w:pPr>
-    </w:p>
-    <w:p>
-      <w:pPr>
-        <w:spacing w:before="0" w:after="0"/>
-      </w:pPr>
+        <w:spacing w:before="160" w:after="80"/>
+      </w:pPr>
+      <w:r>
+        <w:pict>
+          <v:rect style="width:0;height:1.5pt" o:hralign="center" o:hrstd="t" o:hr="t"/>
+        </w:pict>
+      </w:r>
     </w:p>
     <w:p>
       <w:pPr>
@@ -31016,6 +30625,7 @@
     <w:p>
       <w:pPr>
         <w:pStyle w:val="FirstParagraph"/>
+        <w:ind w:firstLine="420"/>
       </w:pPr>
       <w:r>
         <w:rPr>
@@ -31108,14 +30718,13 @@
     </w:p>
     <w:p>
       <w:pPr>
-        <w:pStyle w:val="BodyText"/>
-      </w:pPr>
-      <w:r>
-        <w:rPr>
-          <w:rFonts w:ascii="Times New Roman" w:hAnsi="Times New Roman" w:eastAsia="Times New Roman" w:cs="Times New Roman"/>
-        </w:rPr>
-        <w:t xml:space="preserve">5-1 </w:t>
-      </w:r>
+        <w:pStyle w:val="Compact"/>
+        <w:numPr>
+          <w:ilvl w:val="0"/>
+          <w:numId w:val="1018"/>
+        </w:numPr>
+        <w:ind w:firstLine="420"/>
+      </w:pPr>
       <w:r>
         <w:rPr>
           <w:rFonts w:hint="eastAsia" w:ascii="Times New Roman" w:hAnsi="Times New Roman" w:eastAsia="FangSong" w:cs="Times New Roman"/>
@@ -31251,7 +30860,7 @@
     </w:p>
     <w:p>
       <w:pPr>
-        <w:pStyle w:val="BodyText"/>
+        <w:pStyle w:val="FirstParagraph"/>
         <w:spacing w:before="160" w:after="80"/>
         <w:jc w:val="center"/>
       </w:pPr>
@@ -31261,7 +30870,7 @@
         </w:rPr>
         <w:drawing>
           <wp:inline>
-            <wp:extent cx="2527629" cy="2514600"/>
+            <wp:extent cx="2540000" cy="2514600"/>
             <wp:effectExtent b="0" l="0" r="0" t="0"/>
             <wp:docPr descr="" title="" id="158" name="Picture"/>
             <a:graphic>
@@ -31282,7 +30891,7 @@
                   <pic:spPr bwMode="auto">
                     <a:xfrm>
                       <a:off x="0" y="0"/>
-                      <a:ext cx="2527629" cy="2514600"/>
+                      <a:ext cx="2540000" cy="2514600"/>
                     </a:xfrm>
                     <a:prstGeom prst="rect">
                       <a:avLst/>
@@ -31325,7 +30934,7 @@
         </w:rPr>
         <w:drawing>
           <wp:inline>
-            <wp:extent cx="2565791" cy="2552700"/>
+            <wp:extent cx="2578100" cy="2552700"/>
             <wp:effectExtent b="0" l="0" r="0" t="0"/>
             <wp:docPr descr="" title="" id="161" name="Picture"/>
             <a:graphic>
@@ -31346,7 +30955,7 @@
                   <pic:spPr bwMode="auto">
                     <a:xfrm>
                       <a:off x="0" y="0"/>
-                      <a:ext cx="2565791" cy="2552700"/>
+                      <a:ext cx="2578100" cy="2552700"/>
                     </a:xfrm>
                     <a:prstGeom prst="rect">
                       <a:avLst/>
@@ -31389,7 +30998,7 @@
         </w:rPr>
         <w:drawing>
           <wp:inline>
-            <wp:extent cx="2551938" cy="2590800"/>
+            <wp:extent cx="2578100" cy="2590800"/>
             <wp:effectExtent b="0" l="0" r="0" t="0"/>
             <wp:docPr descr="" title="" id="164" name="Picture"/>
             <a:graphic>
@@ -31410,7 +31019,7 @@
                   <pic:spPr bwMode="auto">
                     <a:xfrm>
                       <a:off x="0" y="0"/>
-                      <a:ext cx="2551938" cy="2590800"/>
+                      <a:ext cx="2578100" cy="2590800"/>
                     </a:xfrm>
                     <a:prstGeom prst="rect">
                       <a:avLst/>
@@ -31444,12 +31053,13 @@
     <w:p>
       <w:pPr>
         <w:pStyle w:val="BodyText"/>
-      </w:pPr>
-      <w:r>
-        <w:rPr>
-          <w:rFonts w:ascii="Times New Roman" w:hAnsi="Times New Roman" w:eastAsia="Times New Roman" w:cs="Times New Roman"/>
-        </w:rPr>
-        <w:t xml:space="preserve">5-1-1 </w:t>
+        <w:ind w:firstLine="420"/>
+      </w:pPr>
+      <w:r>
+        <w:rPr>
+          <w:rFonts w:ascii="Times New Roman" w:hAnsi="Times New Roman" w:eastAsia="Times New Roman" w:cs="Times New Roman"/>
+        </w:rPr>
+        <w:t xml:space="preserve">(1)① </w:t>
       </w:r>
       <w:r>
         <w:rPr>
@@ -31515,12 +31125,13 @@
     <w:p>
       <w:pPr>
         <w:pStyle w:val="BodyText"/>
-      </w:pPr>
-      <w:r>
-        <w:rPr>
-          <w:rFonts w:ascii="Times New Roman" w:hAnsi="Times New Roman" w:eastAsia="Times New Roman" w:cs="Times New Roman"/>
-        </w:rPr>
-        <w:t xml:space="preserve">5-1-2 </w:t>
+        <w:ind w:firstLine="420"/>
+      </w:pPr>
+      <w:r>
+        <w:rPr>
+          <w:rFonts w:ascii="Times New Roman" w:hAnsi="Times New Roman" w:eastAsia="Times New Roman" w:cs="Times New Roman"/>
+        </w:rPr>
+        <w:t xml:space="preserve">(1)② </w:t>
       </w:r>
       <w:r>
         <w:rPr>
@@ -31573,20 +31184,13 @@
     </w:p>
     <w:p>
       <w:pPr>
-        <w:pStyle w:val="BodyText"/>
-      </w:pPr>
-      <w:r>
-        <w:rPr>
-          <w:rFonts w:ascii="Times New Roman" w:hAnsi="Times New Roman" w:eastAsia="Times New Roman" w:cs="Times New Roman"/>
-        </w:rPr>
-        <w:t xml:space="preserve">5-2</w:t>
-      </w:r>
-      <w:r>
-        <w:rPr>
-          <w:rFonts w:ascii="Times New Roman" w:hAnsi="Times New Roman" w:eastAsia="Times New Roman" w:cs="Times New Roman"/>
-        </w:rPr>
-        <w:t xml:space="preserve"> </w:t>
-      </w:r>
+        <w:pStyle w:val="Compact"/>
+        <w:numPr>
+          <w:ilvl w:val="0"/>
+          <w:numId w:val="1019"/>
+        </w:numPr>
+        <w:ind w:firstLine="420"/>
+      </w:pPr>
       <m:oMath>
         <m:oMathPr>
           <m:ctrlPr>
@@ -32022,13 +31626,14 @@
     </w:p>
     <w:p>
       <w:pPr>
-        <w:pStyle w:val="BodyText"/>
-      </w:pPr>
-      <w:r>
-        <w:rPr>
-          <w:rFonts w:ascii="Times New Roman" w:hAnsi="Times New Roman" w:eastAsia="Times New Roman" w:cs="Times New Roman"/>
-        </w:rPr>
-        <w:t xml:space="preserve">5-2-1 </w:t>
+        <w:pStyle w:val="FirstParagraph"/>
+        <w:ind w:firstLine="420"/>
+      </w:pPr>
+      <w:r>
+        <w:rPr>
+          <w:rFonts w:ascii="Times New Roman" w:hAnsi="Times New Roman" w:eastAsia="Times New Roman" w:cs="Times New Roman"/>
+        </w:rPr>
+        <w:t xml:space="preserve">(2)① </w:t>
       </w:r>
       <w:r>
         <w:rPr>
@@ -32058,12 +31663,13 @@
     <w:p>
       <w:pPr>
         <w:pStyle w:val="BodyText"/>
-      </w:pPr>
-      <w:r>
-        <w:rPr>
-          <w:rFonts w:ascii="Times New Roman" w:hAnsi="Times New Roman" w:eastAsia="Times New Roman" w:cs="Times New Roman"/>
-        </w:rPr>
-        <w:t xml:space="preserve">5-2-2 </w:t>
+        <w:ind w:firstLine="420"/>
+      </w:pPr>
+      <w:r>
+        <w:rPr>
+          <w:rFonts w:ascii="Times New Roman" w:hAnsi="Times New Roman" w:eastAsia="Times New Roman" w:cs="Times New Roman"/>
+        </w:rPr>
+        <w:t xml:space="preserve">(2)② </w:t>
       </w:r>
       <w:r>
         <w:rPr>
@@ -32225,12 +31831,13 @@
     <w:p>
       <w:pPr>
         <w:pStyle w:val="BodyText"/>
-      </w:pPr>
-      <w:r>
-        <w:rPr>
-          <w:rFonts w:ascii="Times New Roman" w:hAnsi="Times New Roman" w:eastAsia="Times New Roman" w:cs="Times New Roman"/>
-        </w:rPr>
-        <w:t xml:space="preserve">5-2-3 </w:t>
+        <w:ind w:firstLine="420"/>
+      </w:pPr>
+      <w:r>
+        <w:rPr>
+          <w:rFonts w:ascii="Times New Roman" w:hAnsi="Times New Roman" w:eastAsia="Times New Roman" w:cs="Times New Roman"/>
+        </w:rPr>
+        <w:t xml:space="preserve">(2)③ </w:t>
       </w:r>
       <w:r>
         <w:rPr>
@@ -32247,14 +31854,13 @@
     </w:p>
     <w:p>
       <w:pPr>
-        <w:pStyle w:val="BodyText"/>
-      </w:pPr>
-      <w:r>
-        <w:rPr>
-          <w:rFonts w:ascii="Times New Roman" w:hAnsi="Times New Roman" w:eastAsia="Times New Roman" w:cs="Times New Roman"/>
-        </w:rPr>
-        <w:t xml:space="preserve">5-3 </w:t>
-      </w:r>
+        <w:pStyle w:val="Compact"/>
+        <w:numPr>
+          <w:ilvl w:val="0"/>
+          <w:numId w:val="1020"/>
+        </w:numPr>
+        <w:ind w:firstLine="420"/>
+      </w:pPr>
       <w:r>
         <w:rPr>
           <w:rFonts w:hint="eastAsia" w:ascii="Times New Roman" w:hAnsi="Times New Roman" w:eastAsia="FangSong" w:cs="Times New Roman"/>
@@ -32407,7 +32013,7 @@
     </w:p>
     <w:p>
       <w:pPr>
-        <w:pStyle w:val="BodyText"/>
+        <w:pStyle w:val="FirstParagraph"/>
         <w:spacing w:before="160" w:after="80"/>
         <w:jc w:val="center"/>
       </w:pPr>
@@ -32417,7 +32023,7 @@
         </w:rPr>
         <w:drawing>
           <wp:inline>
-            <wp:extent cx="3240000" cy="3153103"/>
+            <wp:extent cx="3240000" cy="3178167"/>
             <wp:effectExtent b="0" l="0" r="0" t="0"/>
             <wp:docPr descr="" title="" id="167" name="Picture"/>
             <a:graphic>
@@ -32438,7 +32044,7 @@
                   <pic:spPr bwMode="auto">
                     <a:xfrm>
                       <a:off x="0" y="0"/>
-                      <a:ext cx="3240000" cy="3153103"/>
+                      <a:ext cx="3240000" cy="3178167"/>
                     </a:xfrm>
                     <a:prstGeom prst="rect">
                       <a:avLst/>
@@ -32469,7 +32075,7 @@
         </w:rPr>
         <w:drawing>
           <wp:inline>
-            <wp:extent cx="3240000" cy="3106517"/>
+            <wp:extent cx="3240000" cy="3142921"/>
             <wp:effectExtent b="0" l="0" r="0" t="0"/>
             <wp:docPr descr="" title="" id="170" name="Picture"/>
             <a:graphic>
@@ -32490,7 +32096,7 @@
                   <pic:spPr bwMode="auto">
                     <a:xfrm>
                       <a:off x="0" y="0"/>
-                      <a:ext cx="3240000" cy="3106517"/>
+                      <a:ext cx="3240000" cy="3142921"/>
                     </a:xfrm>
                     <a:prstGeom prst="rect">
                       <a:avLst/>
@@ -32573,7 +32179,7 @@
         </w:rPr>
         <w:drawing>
           <wp:inline>
-            <wp:extent cx="3240000" cy="3290039"/>
+            <wp:extent cx="3240000" cy="3352586"/>
             <wp:effectExtent b="0" l="0" r="0" t="0"/>
             <wp:docPr descr="" title="" id="176" name="Picture"/>
             <a:graphic>
@@ -32594,7 +32200,7 @@
                   <pic:spPr bwMode="auto">
                     <a:xfrm>
                       <a:off x="0" y="0"/>
-                      <a:ext cx="3240000" cy="3290039"/>
+                      <a:ext cx="3240000" cy="3352586"/>
                     </a:xfrm>
                     <a:prstGeom prst="rect">
                       <a:avLst/>
@@ -32646,6 +32252,7 @@
     <w:p>
       <w:pPr>
         <w:pStyle w:val="BodyText"/>
+        <w:ind w:firstLine="420"/>
       </w:pPr>
       <w:r>
         <w:rPr>
@@ -32698,43 +32305,13 @@
     </w:p>
     <w:p>
       <w:pPr>
-        <w:spacing w:before="0" w:after="0"/>
-      </w:pPr>
-    </w:p>
-    <w:p>
-      <w:pPr>
-        <w:spacing w:before="0" w:after="0"/>
-      </w:pPr>
-    </w:p>
-    <w:p>
-      <w:pPr>
-        <w:spacing w:before="0" w:after="0"/>
-      </w:pPr>
-    </w:p>
-    <w:p>
-      <w:pPr>
-        <w:spacing w:before="0" w:after="0"/>
-      </w:pPr>
-    </w:p>
-    <w:p>
-      <w:pPr>
-        <w:spacing w:before="0" w:after="0"/>
-      </w:pPr>
-    </w:p>
-    <w:p>
-      <w:pPr>
-        <w:spacing w:before="0" w:after="0"/>
-      </w:pPr>
-    </w:p>
-    <w:p>
-      <w:pPr>
-        <w:spacing w:before="0" w:after="0"/>
-      </w:pPr>
-    </w:p>
-    <w:p>
-      <w:pPr>
-        <w:spacing w:before="0" w:after="0"/>
-      </w:pPr>
+        <w:spacing w:before="160" w:after="80"/>
+      </w:pPr>
+      <w:r>
+        <w:pict>
+          <v:rect style="width:0;height:1.5pt" o:hralign="center" o:hrstd="t" o:hr="t"/>
+        </w:pict>
+      </w:r>
     </w:p>
     <w:p>
       <w:pPr>
@@ -32775,6 +32352,7 @@
     <w:p>
       <w:pPr>
         <w:pStyle w:val="FirstParagraph"/>
+        <w:ind w:firstLine="420"/>
       </w:pPr>
       <w:r>
         <w:rPr>
@@ -32950,6 +32528,7 @@
     <w:p>
       <w:pPr>
         <w:pStyle w:val="BodyText"/>
+        <w:ind w:firstLine="420"/>
       </w:pPr>
       <w:r>
         <w:rPr>
@@ -33129,6 +32708,7 @@
     <w:p>
       <w:pPr>
         <w:pStyle w:val="BodyText"/>
+        <w:ind w:firstLine="420"/>
       </w:pPr>
       <w:r>
         <w:rPr>
@@ -33158,6 +32738,7 @@
     <w:p>
       <w:pPr>
         <w:pStyle w:val="BodyText"/>
+        <w:ind w:firstLine="420"/>
       </w:pPr>
       <w:r>
         <w:rPr>
@@ -33165,7 +32746,7 @@
           <w:b/>
           <w:bCs/>
         </w:rPr>
-        <w:t xml:space="preserve">2-1</w:t>
+        <w:t xml:space="preserve">(1)</w:t>
       </w:r>
       <w:r>
         <w:rPr>
@@ -33225,6 +32806,7 @@
     <w:p>
       <w:pPr>
         <w:pStyle w:val="BodyText"/>
+        <w:ind w:firstLine="420"/>
       </w:pPr>
       <w:r>
         <w:rPr>
@@ -33232,7 +32814,7 @@
           <w:b/>
           <w:bCs/>
         </w:rPr>
-        <w:t xml:space="preserve">2-2</w:t>
+        <w:t xml:space="preserve">(2)</w:t>
       </w:r>
       <w:r>
         <w:rPr>
@@ -33293,8 +32875,9 @@
       <w:pPr>
         <w:numPr>
           <w:ilvl w:val="0"/>
-          <w:numId w:val="1010"/>
+          <w:numId w:val="1021"/>
         </w:numPr>
+        <w:ind w:firstLine="420"/>
       </w:pPr>
       <w:r>
         <w:rPr>
@@ -33313,9 +32896,10 @@
       <w:pPr>
         <w:numPr>
           <w:ilvl w:val="0"/>
-          <w:numId w:val="1010"/>
+          <w:numId w:val="1021"/>
         </w:numPr>
         <w:spacing w:after="80"/>
+        <w:ind w:firstLine="420"/>
       </w:pPr>
       <w:r>
         <w:rPr>
@@ -33358,15 +32942,16 @@
       <w:tblPr>
         <w:tblStyle w:val="Table"/>
         <w:tblW w:type="auto" w:w="0"/>
+        <w:tblLook w:firstRow="1" w:lastRow="0" w:firstColumn="0" w:lastColumn="0" w:noHBand="0" w:noVBand="0" w:val="0020"/>
+        <w:jc w:val="center"/>
         <w:tblBorders>
-          <w:top w:val="single" w:sz="12" w:space="0" w:color="000000"/>
-          <w:left w:val="none" w:sz="0" w:space="0" w:color="auto"/>
-          <w:bottom w:val="single" w:sz="12" w:space="0" w:color="000000"/>
-          <w:right w:val="none" w:sz="0" w:space="0" w:color="auto"/>
-          <w:insideH w:val="none" w:sz="0" w:space="0" w:color="auto"/>
-          <w:insideV w:val="none" w:sz="0" w:space="0" w:color="auto"/>
+          <w:top w:val="single" w:sz="12" w:space="0" w:color="333333"/>
+          <w:bottom w:val="single" w:sz="12" w:space="0" w:color="333333"/>
+          <w:left w:val="none"/>
+          <w:right w:val="none"/>
+          <w:insideH w:val="none"/>
+          <w:insideV w:val="none"/>
         </w:tblBorders>
-        <w:tblLook w:firstRow="1" w:lastRow="0" w:firstColumn="0" w:lastColumn="0" w:noHBand="0" w:noVBand="0" w:val="0020"/>
       </w:tblPr>
       <w:tblGrid>
         <w:gridCol w:w="2640"/>
@@ -33380,7 +32965,7 @@
         <w:tc>
           <w:tcPr>
             <w:tcBorders>
-              <w:bottom w:val="single" w:sz="8" w:space="0" w:color="000000"/>
+              <w:bottom w:val="single" w:sz="6" w:space="0" w:color="333333"/>
             </w:tcBorders>
           </w:tcPr>
           <w:p>
@@ -33400,7 +32985,7 @@
         <w:tc>
           <w:tcPr>
             <w:tcBorders>
-              <w:bottom w:val="single" w:sz="8" w:space="0" w:color="000000"/>
+              <w:bottom w:val="single" w:sz="6" w:space="0" w:color="333333"/>
             </w:tcBorders>
           </w:tcPr>
           <w:p>
@@ -33420,7 +33005,7 @@
         <w:tc>
           <w:tcPr>
             <w:tcBorders>
-              <w:bottom w:val="single" w:sz="8" w:space="0" w:color="000000"/>
+              <w:bottom w:val="single" w:sz="6" w:space="0" w:color="333333"/>
             </w:tcBorders>
           </w:tcPr>
           <w:p>
@@ -33896,6 +33481,7 @@
       <w:pPr>
         <w:pStyle w:val="BodyText"/>
         <w:spacing w:before="120"/>
+        <w:ind w:firstLine="420"/>
       </w:pPr>
       <w:r>
         <w:rPr>
@@ -33903,7 +33489,7 @@
           <w:b/>
           <w:bCs/>
         </w:rPr>
-        <w:t xml:space="preserve">2-3</w:t>
+        <w:t xml:space="preserve">(3)</w:t>
       </w:r>
       <w:r>
         <w:rPr>
@@ -33963,6 +33549,7 @@
     <w:p>
       <w:pPr>
         <w:pStyle w:val="BodyText"/>
+        <w:ind w:firstLine="420"/>
       </w:pPr>
       <w:r>
         <w:rPr>
@@ -33970,7 +33557,7 @@
           <w:b/>
           <w:bCs/>
         </w:rPr>
-        <w:t xml:space="preserve">2-4</w:t>
+        <w:t xml:space="preserve">(4)</w:t>
       </w:r>
       <w:r>
         <w:rPr>
@@ -34290,7 +33877,7 @@
         </w:rPr>
         <w:drawing>
           <wp:inline>
-            <wp:extent cx="3111500" cy="2818203"/>
+            <wp:extent cx="3111500" cy="2908300"/>
             <wp:effectExtent b="0" l="0" r="0" t="0"/>
             <wp:docPr descr="" title="" id="180" name="Picture"/>
             <a:graphic>
@@ -34311,7 +33898,7 @@
                   <pic:spPr bwMode="auto">
                     <a:xfrm>
                       <a:off x="0" y="0"/>
-                      <a:ext cx="3111500" cy="2818203"/>
+                      <a:ext cx="3111500" cy="2908300"/>
                     </a:xfrm>
                     <a:prstGeom prst="rect">
                       <a:avLst/>
@@ -34342,7 +33929,7 @@
         </w:rPr>
         <w:drawing>
           <wp:inline>
-            <wp:extent cx="3240000" cy="2561588"/>
+            <wp:extent cx="3240000" cy="2582775"/>
             <wp:effectExtent b="0" l="0" r="0" t="0"/>
             <wp:docPr descr="" title="" id="183" name="Picture"/>
             <a:graphic>
@@ -34363,7 +33950,7 @@
                   <pic:spPr bwMode="auto">
                     <a:xfrm>
                       <a:off x="0" y="0"/>
-                      <a:ext cx="3240000" cy="2561588"/>
+                      <a:ext cx="3240000" cy="2582775"/>
                     </a:xfrm>
                     <a:prstGeom prst="rect">
                       <a:avLst/>
@@ -34394,7 +33981,7 @@
         </w:rPr>
         <w:drawing>
           <wp:inline>
-            <wp:extent cx="3240000" cy="2474182"/>
+            <wp:extent cx="3240000" cy="2523913"/>
             <wp:effectExtent b="0" l="0" r="0" t="0"/>
             <wp:docPr descr="" title="" id="186" name="Picture"/>
             <a:graphic>
@@ -34415,7 +34002,7 @@
                   <pic:spPr bwMode="auto">
                     <a:xfrm>
                       <a:off x="0" y="0"/>
-                      <a:ext cx="3240000" cy="2474182"/>
+                      <a:ext cx="3240000" cy="2523913"/>
                     </a:xfrm>
                     <a:prstGeom prst="rect">
                       <a:avLst/>
@@ -34437,6 +34024,7 @@
     <w:p>
       <w:pPr>
         <w:pStyle w:val="BodyText"/>
+        <w:ind w:firstLine="420"/>
       </w:pPr>
       <w:r>
         <w:rPr>
@@ -34444,7 +34032,7 @@
           <w:b/>
           <w:bCs/>
         </w:rPr>
-        <w:t xml:space="preserve">2-5</w:t>
+        <w:t xml:space="preserve">(5)</w:t>
       </w:r>
       <w:r>
         <w:rPr>
@@ -34572,8 +34160,9 @@
       <w:pPr>
         <w:numPr>
           <w:ilvl w:val="0"/>
-          <w:numId w:val="1011"/>
+          <w:numId w:val="1022"/>
         </w:numPr>
+        <w:ind w:firstLine="420"/>
       </w:pPr>
       <w:r>
         <w:rPr>
@@ -34629,8 +34218,9 @@
       <w:pPr>
         <w:numPr>
           <w:ilvl w:val="0"/>
-          <w:numId w:val="1011"/>
+          <w:numId w:val="1022"/>
         </w:numPr>
+        <w:ind w:firstLine="420"/>
       </w:pPr>
       <w:r>
         <w:rPr>
@@ -34695,43 +34285,13 @@
     </w:p>
     <w:p>
       <w:pPr>
-        <w:spacing w:before="0" w:after="0"/>
-      </w:pPr>
-    </w:p>
-    <w:p>
-      <w:pPr>
-        <w:spacing w:before="0" w:after="0"/>
-      </w:pPr>
-    </w:p>
-    <w:p>
-      <w:pPr>
-        <w:spacing w:before="0" w:after="0"/>
-      </w:pPr>
-    </w:p>
-    <w:p>
-      <w:pPr>
-        <w:spacing w:before="0" w:after="0"/>
-      </w:pPr>
-    </w:p>
-    <w:p>
-      <w:pPr>
-        <w:spacing w:before="0" w:after="0"/>
-      </w:pPr>
-    </w:p>
-    <w:p>
-      <w:pPr>
-        <w:spacing w:before="0" w:after="0"/>
-      </w:pPr>
-    </w:p>
-    <w:p>
-      <w:pPr>
-        <w:spacing w:before="0" w:after="0"/>
-      </w:pPr>
-    </w:p>
-    <w:p>
-      <w:pPr>
-        <w:spacing w:before="0" w:after="0"/>
-      </w:pPr>
+        <w:spacing w:before="160" w:after="80"/>
+      </w:pPr>
+      <w:r>
+        <w:pict>
+          <v:rect style="width:0;height:1.5pt" o:hralign="center" o:hrstd="t" o:hr="t"/>
+        </w:pict>
+      </w:r>
     </w:p>
     <w:p>
       <w:pPr>
@@ -34772,6 +34332,7 @@
     <w:p>
       <w:pPr>
         <w:pStyle w:val="FirstParagraph"/>
+        <w:ind w:firstLine="420"/>
       </w:pPr>
       <w:r>
         <w:rPr>
@@ -35030,6 +34591,7 @@
     <w:p>
       <w:pPr>
         <w:pStyle w:val="BodyText"/>
+        <w:ind w:firstLine="420"/>
       </w:pPr>
       <w:r>
         <w:rPr>
@@ -35037,7 +34599,7 @@
           <w:b/>
           <w:bCs/>
         </w:rPr>
-        <w:t xml:space="preserve">9-1</w:t>
+        <w:t xml:space="preserve">(1)</w:t>
       </w:r>
       <w:r>
         <w:rPr>
@@ -35085,6 +34647,7 @@
     <w:p>
       <w:pPr>
         <w:pStyle w:val="BodyText"/>
+        <w:ind w:firstLine="420"/>
       </w:pPr>
       <w:r>
         <w:rPr>
@@ -35092,7 +34655,7 @@
           <w:b/>
           <w:bCs/>
         </w:rPr>
-        <w:t xml:space="preserve">9-2</w:t>
+        <w:t xml:space="preserve">(2)</w:t>
       </w:r>
       <w:r>
         <w:rPr>
@@ -35183,6 +34746,7 @@
     <w:p>
       <w:pPr>
         <w:pStyle w:val="BodyText"/>
+        <w:ind w:firstLine="420"/>
       </w:pPr>
       <w:r>
         <w:rPr>
@@ -35190,7 +34754,7 @@
           <w:b/>
           <w:bCs/>
         </w:rPr>
-        <w:t xml:space="preserve">9-3</w:t>
+        <w:t xml:space="preserve">(3)</w:t>
       </w:r>
       <w:r>
         <w:rPr>
@@ -35226,6 +34790,7 @@
     <w:p>
       <w:pPr>
         <w:pStyle w:val="BodyText"/>
+        <w:ind w:firstLine="420"/>
       </w:pPr>
       <w:r>
         <w:rPr>
@@ -35233,7 +34798,7 @@
           <w:b/>
           <w:bCs/>
         </w:rPr>
-        <w:t xml:space="preserve">9-4</w:t>
+        <w:t xml:space="preserve">(4)</w:t>
       </w:r>
       <w:r>
         <w:rPr>
@@ -35337,6 +34902,7 @@
     <w:p>
       <w:pPr>
         <w:pStyle w:val="BodyText"/>
+        <w:ind w:firstLine="420"/>
       </w:pPr>
       <w:r>
         <w:rPr>
@@ -35344,7 +34910,7 @@
           <w:b/>
           <w:bCs/>
         </w:rPr>
-        <w:t xml:space="preserve">9-5</w:t>
+        <w:t xml:space="preserve">(5)</w:t>
       </w:r>
       <w:r>
         <w:rPr>
@@ -35550,43 +35116,13 @@
     </w:p>
     <w:p>
       <w:pPr>
-        <w:spacing w:before="0" w:after="0"/>
-      </w:pPr>
-    </w:p>
-    <w:p>
-      <w:pPr>
-        <w:spacing w:before="0" w:after="0"/>
-      </w:pPr>
-    </w:p>
-    <w:p>
-      <w:pPr>
-        <w:spacing w:before="0" w:after="0"/>
-      </w:pPr>
-    </w:p>
-    <w:p>
-      <w:pPr>
-        <w:spacing w:before="0" w:after="0"/>
-      </w:pPr>
-    </w:p>
-    <w:p>
-      <w:pPr>
-        <w:spacing w:before="0" w:after="0"/>
-      </w:pPr>
-    </w:p>
-    <w:p>
-      <w:pPr>
-        <w:spacing w:before="0" w:after="0"/>
-      </w:pPr>
-    </w:p>
-    <w:p>
-      <w:pPr>
-        <w:spacing w:before="0" w:after="0"/>
-      </w:pPr>
-    </w:p>
-    <w:p>
-      <w:pPr>
-        <w:spacing w:before="0" w:after="0"/>
-      </w:pPr>
+        <w:spacing w:before="160" w:after="80"/>
+      </w:pPr>
+      <w:r>
+        <w:pict>
+          <v:rect style="width:0;height:1.5pt" o:hralign="center" o:hrstd="t" o:hr="t"/>
+        </w:pict>
+      </w:r>
     </w:p>
     <w:p>
       <w:pPr>
@@ -35627,6 +35163,7 @@
     <w:p>
       <w:pPr>
         <w:pStyle w:val="FirstParagraph"/>
+        <w:ind w:firstLine="420"/>
       </w:pPr>
       <w:r>
         <w:rPr>
@@ -35697,14 +35234,12 @@
     </w:p>
     <w:p>
       <w:pPr>
-        <w:pStyle w:val="BodyText"/>
-      </w:pPr>
-      <w:r>
-        <w:rPr>
-          <w:rFonts w:ascii="Times New Roman" w:hAnsi="Times New Roman" w:eastAsia="Times New Roman" w:cs="Times New Roman"/>
-        </w:rPr>
-        <w:t xml:space="preserve">6-1 </w:t>
-      </w:r>
+        <w:numPr>
+          <w:ilvl w:val="0"/>
+          <w:numId w:val="1023"/>
+        </w:numPr>
+        <w:ind w:firstLine="420"/>
+      </w:pPr>
       <w:r>
         <w:rPr>
           <w:rFonts w:hint="eastAsia" w:ascii="Times New Roman" w:hAnsi="Times New Roman" w:eastAsia="FangSong" w:cs="Times New Roman"/>
@@ -35720,14 +35255,12 @@
     </w:p>
     <w:p>
       <w:pPr>
-        <w:pStyle w:val="BodyText"/>
-      </w:pPr>
-      <w:r>
-        <w:rPr>
-          <w:rFonts w:ascii="Times New Roman" w:hAnsi="Times New Roman" w:eastAsia="Times New Roman" w:cs="Times New Roman"/>
-        </w:rPr>
-        <w:t xml:space="preserve">6-2 </w:t>
-      </w:r>
+        <w:numPr>
+          <w:ilvl w:val="0"/>
+          <w:numId w:val="1023"/>
+        </w:numPr>
+        <w:ind w:firstLine="420"/>
+      </w:pPr>
       <w:r>
         <w:rPr>
           <w:rFonts w:hint="eastAsia" w:ascii="Times New Roman" w:hAnsi="Times New Roman" w:eastAsia="FangSong" w:cs="Times New Roman"/>
@@ -35743,15 +35276,13 @@
     </w:p>
     <w:p>
       <w:pPr>
-        <w:pStyle w:val="BodyText"/>
+        <w:numPr>
+          <w:ilvl w:val="0"/>
+          <w:numId w:val="1023"/>
+        </w:numPr>
         <w:spacing w:after="80"/>
-      </w:pPr>
-      <w:r>
-        <w:rPr>
-          <w:rFonts w:ascii="Times New Roman" w:hAnsi="Times New Roman" w:eastAsia="Times New Roman" w:cs="Times New Roman"/>
-        </w:rPr>
-        <w:t xml:space="preserve">6-3 </w:t>
-      </w:r>
+        <w:ind w:firstLine="420"/>
+      </w:pPr>
       <w:r>
         <w:rPr>
           <w:rFonts w:hint="eastAsia" w:ascii="Times New Roman" w:hAnsi="Times New Roman" w:eastAsia="FangSong" w:cs="Times New Roman"/>
@@ -35769,15 +35300,16 @@
       <w:tblPr>
         <w:tblStyle w:val="Table"/>
         <w:tblW w:type="auto" w:w="0"/>
+        <w:tblLook w:firstRow="1" w:lastRow="0" w:firstColumn="0" w:lastColumn="0" w:noHBand="0" w:noVBand="0" w:val="0020"/>
+        <w:jc w:val="center"/>
         <w:tblBorders>
-          <w:top w:val="single" w:sz="12" w:space="0" w:color="000000"/>
-          <w:left w:val="none" w:sz="0" w:space="0" w:color="auto"/>
-          <w:bottom w:val="single" w:sz="12" w:space="0" w:color="000000"/>
-          <w:right w:val="none" w:sz="0" w:space="0" w:color="auto"/>
-          <w:insideH w:val="none" w:sz="0" w:space="0" w:color="auto"/>
-          <w:insideV w:val="none" w:sz="0" w:space="0" w:color="auto"/>
+          <w:top w:val="single" w:sz="12" w:space="0" w:color="333333"/>
+          <w:bottom w:val="single" w:sz="12" w:space="0" w:color="333333"/>
+          <w:left w:val="none"/>
+          <w:right w:val="none"/>
+          <w:insideH w:val="none"/>
+          <w:insideV w:val="none"/>
         </w:tblBorders>
-        <w:tblLook w:firstRow="1" w:lastRow="0" w:firstColumn="0" w:lastColumn="0" w:noHBand="0" w:noVBand="0" w:val="0020"/>
       </w:tblPr>
       <w:tblGrid>
         <w:gridCol w:w="1980"/>
@@ -35792,7 +35324,7 @@
         <w:tc>
           <w:tcPr>
             <w:tcBorders>
-              <w:bottom w:val="single" w:sz="8" w:space="0" w:color="000000"/>
+              <w:bottom w:val="single" w:sz="6" w:space="0" w:color="333333"/>
             </w:tcBorders>
           </w:tcPr>
           <w:p>
@@ -35812,7 +35344,7 @@
         <w:tc>
           <w:tcPr>
             <w:tcBorders>
-              <w:bottom w:val="single" w:sz="8" w:space="0" w:color="000000"/>
+              <w:bottom w:val="single" w:sz="6" w:space="0" w:color="333333"/>
             </w:tcBorders>
           </w:tcPr>
           <w:p>
@@ -35832,7 +35364,7 @@
         <w:tc>
           <w:tcPr>
             <w:tcBorders>
-              <w:bottom w:val="single" w:sz="8" w:space="0" w:color="000000"/>
+              <w:bottom w:val="single" w:sz="6" w:space="0" w:color="333333"/>
             </w:tcBorders>
           </w:tcPr>
           <w:p>
@@ -35852,7 +35384,7 @@
         <w:tc>
           <w:tcPr>
             <w:tcBorders>
-              <w:bottom w:val="single" w:sz="8" w:space="0" w:color="000000"/>
+              <w:bottom w:val="single" w:sz="6" w:space="0" w:color="333333"/>
             </w:tcBorders>
           </w:tcPr>
           <w:p>
@@ -36161,28 +35693,13 @@
     </w:tbl>
     <w:p>
       <w:pPr>
-        <w:spacing w:before="0" w:after="0"/>
-      </w:pPr>
-    </w:p>
-    <w:p>
-      <w:pPr>
-        <w:spacing w:before="0" w:after="0"/>
-      </w:pPr>
-    </w:p>
-    <w:p>
-      <w:pPr>
-        <w:spacing w:before="0" w:after="0"/>
-      </w:pPr>
-    </w:p>
-    <w:p>
-      <w:pPr>
-        <w:spacing w:before="0" w:after="0"/>
-      </w:pPr>
-    </w:p>
-    <w:p>
-      <w:pPr>
-        <w:spacing w:before="0" w:after="0"/>
-      </w:pPr>
+        <w:spacing w:before="160" w:after="80"/>
+      </w:pPr>
+      <w:r>
+        <w:pict>
+          <v:rect style="width:0;height:1.5pt" o:hralign="center" o:hrstd="t" o:hr="t"/>
+        </w:pict>
+      </w:r>
     </w:p>
     <w:p>
       <w:pPr>
@@ -36223,6 +35740,7 @@
     <w:p>
       <w:pPr>
         <w:pStyle w:val="FirstParagraph"/>
+        <w:ind w:firstLine="420"/>
       </w:pPr>
       <w:r>
         <w:rPr>
@@ -36506,6 +36024,7 @@
     <w:p>
       <w:pPr>
         <w:pStyle w:val="BodyText"/>
+        <w:ind w:firstLine="420"/>
       </w:pPr>
       <w:r>
         <w:rPr>
@@ -36513,7 +36032,7 @@
           <w:b/>
           <w:bCs/>
         </w:rPr>
-        <w:t xml:space="preserve">6-1</w:t>
+        <w:t xml:space="preserve">(1)</w:t>
       </w:r>
       <w:r>
         <w:rPr>
@@ -36663,6 +36182,7 @@
     <w:p>
       <w:pPr>
         <w:pStyle w:val="BodyText"/>
+        <w:ind w:firstLine="420"/>
       </w:pPr>
       <w:r>
         <w:rPr>
@@ -36670,7 +36190,7 @@
           <w:b/>
           <w:bCs/>
         </w:rPr>
-        <w:t xml:space="preserve">6-2</w:t>
+        <w:t xml:space="preserve">(2)</w:t>
       </w:r>
       <w:r>
         <w:rPr>
@@ -36754,6 +36274,7 @@
     <w:p>
       <w:pPr>
         <w:pStyle w:val="BodyText"/>
+        <w:ind w:firstLine="420"/>
       </w:pPr>
       <w:r>
         <w:rPr>
@@ -36761,7 +36282,7 @@
           <w:b/>
           <w:bCs/>
         </w:rPr>
-        <w:t xml:space="preserve">6-3</w:t>
+        <w:t xml:space="preserve">(3)</w:t>
       </w:r>
       <w:r>
         <w:rPr>
@@ -36970,43 +36491,13 @@
     </w:p>
     <w:p>
       <w:pPr>
-        <w:spacing w:before="0" w:after="0"/>
-      </w:pPr>
-    </w:p>
-    <w:p>
-      <w:pPr>
-        <w:spacing w:before="0" w:after="0"/>
-      </w:pPr>
-    </w:p>
-    <w:p>
-      <w:pPr>
-        <w:spacing w:before="0" w:after="0"/>
-      </w:pPr>
-    </w:p>
-    <w:p>
-      <w:pPr>
-        <w:spacing w:before="0" w:after="0"/>
-      </w:pPr>
-    </w:p>
-    <w:p>
-      <w:pPr>
-        <w:spacing w:before="0" w:after="0"/>
-      </w:pPr>
-    </w:p>
-    <w:p>
-      <w:pPr>
-        <w:spacing w:before="0" w:after="0"/>
-      </w:pPr>
-    </w:p>
-    <w:p>
-      <w:pPr>
-        <w:spacing w:before="0" w:after="0"/>
-      </w:pPr>
-    </w:p>
-    <w:p>
-      <w:pPr>
-        <w:spacing w:before="0" w:after="0"/>
-      </w:pPr>
+        <w:spacing w:before="160" w:after="80"/>
+      </w:pPr>
+      <w:r>
+        <w:pict>
+          <v:rect style="width:0;height:1.5pt" o:hralign="center" o:hrstd="t" o:hr="t"/>
+        </w:pict>
+      </w:r>
     </w:p>
     <w:p>
       <w:pPr>
@@ -37047,6 +36538,7 @@
     <w:p>
       <w:pPr>
         <w:pStyle w:val="FirstParagraph"/>
+        <w:ind w:firstLine="420"/>
       </w:pPr>
       <w:r>
         <w:rPr>
@@ -37253,6 +36745,7 @@
     <w:p>
       <w:pPr>
         <w:pStyle w:val="BodyText"/>
+        <w:ind w:firstLine="420"/>
       </w:pPr>
       <w:r>
         <w:rPr>
@@ -37260,7 +36753,7 @@
           <w:b/>
           <w:bCs/>
         </w:rPr>
-        <w:t xml:space="preserve">5-1</w:t>
+        <w:t xml:space="preserve">(1)</w:t>
       </w:r>
       <w:r>
         <w:rPr>
@@ -37309,6 +36802,7 @@
     <w:p>
       <w:pPr>
         <w:pStyle w:val="BodyText"/>
+        <w:ind w:firstLine="420"/>
       </w:pPr>
       <w:r>
         <w:rPr>
@@ -37316,7 +36810,7 @@
           <w:b/>
           <w:bCs/>
         </w:rPr>
-        <w:t xml:space="preserve">5-2</w:t>
+        <w:t xml:space="preserve">(2)</w:t>
       </w:r>
       <w:r>
         <w:rPr>
@@ -37364,6 +36858,7 @@
     <w:p>
       <w:pPr>
         <w:pStyle w:val="BodyText"/>
+        <w:ind w:firstLine="420"/>
       </w:pPr>
       <w:r>
         <w:rPr>
@@ -37371,7 +36866,7 @@
           <w:b/>
           <w:bCs/>
         </w:rPr>
-        <w:t xml:space="preserve">5-3</w:t>
+        <w:t xml:space="preserve">(3)</w:t>
       </w:r>
       <w:r>
         <w:rPr>
@@ -37443,6 +36938,7 @@
     <w:p>
       <w:pPr>
         <w:pStyle w:val="BodyText"/>
+        <w:ind w:firstLine="420"/>
       </w:pPr>
       <w:r>
         <w:rPr>
@@ -37450,7 +36946,7 @@
           <w:b/>
           <w:bCs/>
         </w:rPr>
-        <w:t xml:space="preserve">5-4</w:t>
+        <w:t xml:space="preserve">(4)</w:t>
       </w:r>
       <w:r>
         <w:rPr>
@@ -37504,6 +37000,7 @@
     <w:p>
       <w:pPr>
         <w:pStyle w:val="BodyText"/>
+        <w:ind w:firstLine="420"/>
       </w:pPr>
       <w:r>
         <w:rPr>
@@ -37511,7 +37008,7 @@
           <w:b/>
           <w:bCs/>
         </w:rPr>
-        <w:t xml:space="preserve">5-5</w:t>
+        <w:t xml:space="preserve">(5)</w:t>
       </w:r>
       <w:r>
         <w:rPr>
@@ -37684,7 +37181,7 @@
         </w:rPr>
         <w:drawing>
           <wp:inline>
-            <wp:extent cx="3600000" cy="1036676"/>
+            <wp:extent cx="3600000" cy="1062463"/>
             <wp:effectExtent b="0" l="0" r="0" t="0"/>
             <wp:docPr descr="" title="" id="193" name="Picture"/>
             <a:graphic>
@@ -37705,7 +37202,7 @@
                   <pic:spPr bwMode="auto">
                     <a:xfrm>
                       <a:off x="0" y="0"/>
-                      <a:ext cx="3600000" cy="1036676"/>
+                      <a:ext cx="3600000" cy="1062463"/>
                     </a:xfrm>
                     <a:prstGeom prst="rect">
                       <a:avLst/>
@@ -37728,8 +37225,9 @@
       <w:pPr>
         <w:numPr>
           <w:ilvl w:val="0"/>
-          <w:numId w:val="1012"/>
+          <w:numId w:val="1024"/>
         </w:numPr>
+        <w:ind w:firstLine="420"/>
       </w:pPr>
       <w:r>
         <w:rPr>
@@ -37748,8 +37246,9 @@
       <w:pPr>
         <w:numPr>
           <w:ilvl w:val="0"/>
-          <w:numId w:val="1012"/>
+          <w:numId w:val="1024"/>
         </w:numPr>
+        <w:ind w:firstLine="420"/>
       </w:pPr>
       <w:r>
         <w:rPr>
@@ -37768,8 +37267,9 @@
       <w:pPr>
         <w:numPr>
           <w:ilvl w:val="0"/>
-          <w:numId w:val="1012"/>
+          <w:numId w:val="1024"/>
         </w:numPr>
+        <w:ind w:firstLine="420"/>
       </w:pPr>
       <w:r>
         <w:rPr>
@@ -37798,43 +37298,13 @@
     </w:p>
     <w:p>
       <w:pPr>
-        <w:spacing w:before="0" w:after="0"/>
-      </w:pPr>
-    </w:p>
-    <w:p>
-      <w:pPr>
-        <w:spacing w:before="0" w:after="0"/>
-      </w:pPr>
-    </w:p>
-    <w:p>
-      <w:pPr>
-        <w:spacing w:before="0" w:after="0"/>
-      </w:pPr>
-    </w:p>
-    <w:p>
-      <w:pPr>
-        <w:spacing w:before="0" w:after="0"/>
-      </w:pPr>
-    </w:p>
-    <w:p>
-      <w:pPr>
-        <w:spacing w:before="0" w:after="0"/>
-      </w:pPr>
-    </w:p>
-    <w:p>
-      <w:pPr>
-        <w:spacing w:before="0" w:after="0"/>
-      </w:pPr>
-    </w:p>
-    <w:p>
-      <w:pPr>
-        <w:spacing w:before="0" w:after="0"/>
-      </w:pPr>
-    </w:p>
-    <w:p>
-      <w:pPr>
-        <w:spacing w:before="0" w:after="0"/>
-      </w:pPr>
+        <w:spacing w:before="160" w:after="80"/>
+      </w:pPr>
+      <w:r>
+        <w:pict>
+          <v:rect style="width:0;height:1.5pt" o:hralign="center" o:hrstd="t" o:hr="t"/>
+        </w:pict>
+      </w:r>
     </w:p>
     <w:p>
       <w:pPr>
@@ -37875,6 +37345,7 @@
     <w:p>
       <w:pPr>
         <w:pStyle w:val="FirstParagraph"/>
+        <w:ind w:firstLine="420"/>
       </w:pPr>
       <w:r>
         <w:rPr>
@@ -37971,6 +37442,7 @@
     <w:p>
       <w:pPr>
         <w:pStyle w:val="BodyText"/>
+        <w:ind w:firstLine="420"/>
       </w:pPr>
       <w:r>
         <w:rPr>
@@ -38123,14 +37595,13 @@
     </w:p>
     <w:p>
       <w:pPr>
-        <w:pStyle w:val="BodyText"/>
-      </w:pPr>
-      <w:r>
-        <w:rPr>
-          <w:rFonts w:ascii="Times New Roman" w:hAnsi="Times New Roman" w:eastAsia="Times New Roman" w:cs="Times New Roman"/>
-        </w:rPr>
-        <w:t xml:space="preserve">6-1 </w:t>
-      </w:r>
+        <w:pStyle w:val="Compact"/>
+        <w:numPr>
+          <w:ilvl w:val="0"/>
+          <w:numId w:val="1025"/>
+        </w:numPr>
+        <w:ind w:firstLine="420"/>
+      </w:pPr>
       <w:r>
         <w:rPr>
           <w:rFonts w:hint="eastAsia" w:ascii="Times New Roman" w:hAnsi="Times New Roman" w:eastAsia="FangSong" w:cs="Times New Roman"/>
@@ -38170,7 +37641,7 @@
     </w:p>
     <w:p>
       <w:pPr>
-        <w:pStyle w:val="BodyText"/>
+        <w:pStyle w:val="FirstParagraph"/>
         <w:spacing w:before="160" w:after="80"/>
         <w:jc w:val="center"/>
       </w:pPr>
@@ -38180,7 +37651,7 @@
         </w:rPr>
         <w:drawing>
           <wp:inline>
-            <wp:extent cx="3206868" cy="3184520"/>
+            <wp:extent cx="3240000" cy="3184520"/>
             <wp:effectExtent b="0" l="0" r="0" t="0"/>
             <wp:docPr descr="" title="" id="197" name="Picture"/>
             <a:graphic>
@@ -38201,7 +37672,7 @@
                   <pic:spPr bwMode="auto">
                     <a:xfrm>
                       <a:off x="0" y="0"/>
-                      <a:ext cx="3206868" cy="3184520"/>
+                      <a:ext cx="3240000" cy="3184520"/>
                     </a:xfrm>
                     <a:prstGeom prst="rect">
                       <a:avLst/>
@@ -38222,14 +37693,12 @@
     </w:p>
     <w:p>
       <w:pPr>
-        <w:pStyle w:val="BodyText"/>
-      </w:pPr>
-      <w:r>
-        <w:rPr>
-          <w:rFonts w:ascii="Times New Roman" w:hAnsi="Times New Roman" w:eastAsia="Times New Roman" w:cs="Times New Roman"/>
-        </w:rPr>
-        <w:t xml:space="preserve">6-2 </w:t>
-      </w:r>
+        <w:numPr>
+          <w:ilvl w:val="0"/>
+          <w:numId w:val="1026"/>
+        </w:numPr>
+        <w:ind w:firstLine="420"/>
+      </w:pPr>
       <w:r>
         <w:rPr>
           <w:rFonts w:hint="eastAsia" w:ascii="Times New Roman" w:hAnsi="Times New Roman" w:eastAsia="FangSong" w:cs="Times New Roman"/>
@@ -38298,14 +37767,12 @@
     </w:p>
     <w:p>
       <w:pPr>
-        <w:pStyle w:val="BodyText"/>
-      </w:pPr>
-      <w:r>
-        <w:rPr>
-          <w:rFonts w:ascii="Times New Roman" w:hAnsi="Times New Roman" w:eastAsia="Times New Roman" w:cs="Times New Roman"/>
-        </w:rPr>
-        <w:t xml:space="preserve">6-3 </w:t>
-      </w:r>
+        <w:numPr>
+          <w:ilvl w:val="0"/>
+          <w:numId w:val="1026"/>
+        </w:numPr>
+        <w:ind w:firstLine="420"/>
+      </w:pPr>
       <w:r>
         <w:rPr>
           <w:rFonts w:hint="eastAsia" w:ascii="Times New Roman" w:hAnsi="Times New Roman" w:eastAsia="FangSong" w:cs="Times New Roman"/>
@@ -38457,13 +37924,14 @@
     </w:p>
     <w:p>
       <w:pPr>
-        <w:pStyle w:val="BodyText"/>
-      </w:pPr>
-      <w:r>
-        <w:rPr>
-          <w:rFonts w:ascii="Times New Roman" w:hAnsi="Times New Roman" w:eastAsia="Times New Roman" w:cs="Times New Roman"/>
-        </w:rPr>
-        <w:t xml:space="preserve">6-3-1 </w:t>
+        <w:pStyle w:val="FirstParagraph"/>
+        <w:ind w:firstLine="420"/>
+      </w:pPr>
+      <w:r>
+        <w:rPr>
+          <w:rFonts w:ascii="Times New Roman" w:hAnsi="Times New Roman" w:eastAsia="Times New Roman" w:cs="Times New Roman"/>
+        </w:rPr>
+        <w:t xml:space="preserve">(3)① </w:t>
       </w:r>
       <w:r>
         <w:rPr>
@@ -38493,12 +37961,13 @@
     <w:p>
       <w:pPr>
         <w:pStyle w:val="BodyText"/>
-      </w:pPr>
-      <w:r>
-        <w:rPr>
-          <w:rFonts w:ascii="Times New Roman" w:hAnsi="Times New Roman" w:eastAsia="Times New Roman" w:cs="Times New Roman"/>
-        </w:rPr>
-        <w:t xml:space="preserve">6-3-2 </w:t>
+        <w:ind w:firstLine="420"/>
+      </w:pPr>
+      <w:r>
+        <w:rPr>
+          <w:rFonts w:ascii="Times New Roman" w:hAnsi="Times New Roman" w:eastAsia="Times New Roman" w:cs="Times New Roman"/>
+        </w:rPr>
+        <w:t xml:space="preserve">(3)② </w:t>
       </w:r>
       <w:r>
         <w:rPr>
@@ -38569,12 +38038,13 @@
     <w:p>
       <w:pPr>
         <w:pStyle w:val="BodyText"/>
-      </w:pPr>
-      <w:r>
-        <w:rPr>
-          <w:rFonts w:ascii="Times New Roman" w:hAnsi="Times New Roman" w:eastAsia="Times New Roman" w:cs="Times New Roman"/>
-        </w:rPr>
-        <w:t xml:space="preserve">6-3-3 </w:t>
+        <w:ind w:firstLine="420"/>
+      </w:pPr>
+      <w:r>
+        <w:rPr>
+          <w:rFonts w:ascii="Times New Roman" w:hAnsi="Times New Roman" w:eastAsia="Times New Roman" w:cs="Times New Roman"/>
+        </w:rPr>
+        <w:t xml:space="preserve">(3)③ </w:t>
       </w:r>
       <w:r>
         <w:rPr>
@@ -38702,43 +38172,13 @@
     </w:p>
     <w:p>
       <w:pPr>
-        <w:spacing w:before="0" w:after="0"/>
-      </w:pPr>
-    </w:p>
-    <w:p>
-      <w:pPr>
-        <w:spacing w:before="0" w:after="0"/>
-      </w:pPr>
-    </w:p>
-    <w:p>
-      <w:pPr>
-        <w:spacing w:before="0" w:after="0"/>
-      </w:pPr>
-    </w:p>
-    <w:p>
-      <w:pPr>
-        <w:spacing w:before="0" w:after="0"/>
-      </w:pPr>
-    </w:p>
-    <w:p>
-      <w:pPr>
-        <w:spacing w:before="0" w:after="0"/>
-      </w:pPr>
-    </w:p>
-    <w:p>
-      <w:pPr>
-        <w:spacing w:before="0" w:after="0"/>
-      </w:pPr>
-    </w:p>
-    <w:p>
-      <w:pPr>
-        <w:spacing w:before="0" w:after="0"/>
-      </w:pPr>
-    </w:p>
-    <w:p>
-      <w:pPr>
-        <w:spacing w:before="0" w:after="0"/>
-      </w:pPr>
+        <w:spacing w:before="160" w:after="80"/>
+      </w:pPr>
+      <w:r>
+        <w:pict>
+          <v:rect style="width:0;height:1.5pt" o:hralign="center" o:hrstd="t" o:hr="t"/>
+        </w:pict>
+      </w:r>
     </w:p>
     <w:p>
       <w:pPr>
@@ -38779,6 +38219,7 @@
     <w:p>
       <w:pPr>
         <w:pStyle w:val="FirstParagraph"/>
+        <w:ind w:firstLine="420"/>
       </w:pPr>
       <w:r>
         <w:rPr>
@@ -38820,6 +38261,7 @@
     <w:p>
       <w:pPr>
         <w:pStyle w:val="BodyText"/>
+        <w:ind w:firstLine="420"/>
       </w:pPr>
       <w:r>
         <w:rPr>
@@ -38827,7 +38269,7 @@
           <w:b/>
           <w:bCs/>
         </w:rPr>
-        <w:t xml:space="preserve">5-1</w:t>
+        <w:t xml:space="preserve">(1)</w:t>
       </w:r>
       <w:r>
         <w:rPr>
@@ -38923,6 +38365,7 @@
     <w:p>
       <w:pPr>
         <w:pStyle w:val="BodyText"/>
+        <w:ind w:firstLine="420"/>
       </w:pPr>
       <w:r>
         <w:rPr>
@@ -38930,7 +38373,7 @@
           <w:b/>
           <w:bCs/>
         </w:rPr>
-        <w:t xml:space="preserve">5-2</w:t>
+        <w:t xml:space="preserve">(2)</w:t>
       </w:r>
       <w:r>
         <w:rPr>
@@ -38990,6 +38433,7 @@
     <w:p>
       <w:pPr>
         <w:pStyle w:val="BodyText"/>
+        <w:ind w:firstLine="420"/>
       </w:pPr>
       <w:r>
         <w:rPr>
@@ -38997,7 +38441,7 @@
           <w:b/>
           <w:bCs/>
         </w:rPr>
-        <w:t xml:space="preserve">5-3</w:t>
+        <w:t xml:space="preserve">(3)</w:t>
       </w:r>
       <w:r>
         <w:rPr>
@@ -39254,8 +38698,9 @@
       <w:pPr>
         <w:numPr>
           <w:ilvl w:val="0"/>
-          <w:numId w:val="1013"/>
+          <w:numId w:val="1027"/>
         </w:numPr>
+        <w:ind w:firstLine="420"/>
       </w:pPr>
       <w:r>
         <w:rPr>
@@ -39342,8 +38787,9 @@
       <w:pPr>
         <w:numPr>
           <w:ilvl w:val="0"/>
-          <w:numId w:val="1013"/>
+          <w:numId w:val="1027"/>
         </w:numPr>
+        <w:ind w:firstLine="420"/>
       </w:pPr>
       <w:r>
         <w:rPr>
@@ -39495,43 +38941,13 @@
     </w:p>
     <w:p>
       <w:pPr>
-        <w:spacing w:before="0" w:after="0"/>
-      </w:pPr>
-    </w:p>
-    <w:p>
-      <w:pPr>
-        <w:spacing w:before="0" w:after="0"/>
-      </w:pPr>
-    </w:p>
-    <w:p>
-      <w:pPr>
-        <w:spacing w:before="0" w:after="0"/>
-      </w:pPr>
-    </w:p>
-    <w:p>
-      <w:pPr>
-        <w:spacing w:before="0" w:after="0"/>
-      </w:pPr>
-    </w:p>
-    <w:p>
-      <w:pPr>
-        <w:spacing w:before="0" w:after="0"/>
-      </w:pPr>
-    </w:p>
-    <w:p>
-      <w:pPr>
-        <w:spacing w:before="0" w:after="0"/>
-      </w:pPr>
-    </w:p>
-    <w:p>
-      <w:pPr>
-        <w:spacing w:before="0" w:after="0"/>
-      </w:pPr>
-    </w:p>
-    <w:p>
-      <w:pPr>
-        <w:spacing w:before="0" w:after="0"/>
-      </w:pPr>
+        <w:spacing w:before="160" w:after="80"/>
+      </w:pPr>
+      <w:r>
+        <w:pict>
+          <v:rect style="width:0;height:1.5pt" o:hralign="center" o:hrstd="t" o:hr="t"/>
+        </w:pict>
+      </w:r>
     </w:p>
     <w:p>
       <w:pPr>
@@ -39572,6 +38988,7 @@
     <w:p>
       <w:pPr>
         <w:pStyle w:val="FirstParagraph"/>
+        <w:ind w:firstLine="420"/>
       </w:pPr>
       <w:r>
         <w:rPr>
@@ -39664,14 +39081,13 @@
     </w:p>
     <w:p>
       <w:pPr>
-        <w:pStyle w:val="BodyText"/>
-      </w:pPr>
-      <w:r>
-        <w:rPr>
-          <w:rFonts w:ascii="Times New Roman" w:hAnsi="Times New Roman" w:eastAsia="Times New Roman" w:cs="Times New Roman"/>
-        </w:rPr>
-        <w:t xml:space="preserve">5-1 </w:t>
-      </w:r>
+        <w:pStyle w:val="Compact"/>
+        <w:numPr>
+          <w:ilvl w:val="0"/>
+          <w:numId w:val="1028"/>
+        </w:numPr>
+        <w:ind w:firstLine="420"/>
+      </w:pPr>
       <w:r>
         <w:rPr>
           <w:rFonts w:hint="eastAsia" w:ascii="Times New Roman" w:hAnsi="Times New Roman" w:eastAsia="FangSong" w:cs="Times New Roman"/>
@@ -39735,7 +39151,7 @@
     </w:p>
     <w:p>
       <w:pPr>
-        <w:pStyle w:val="BodyText"/>
+        <w:pStyle w:val="FirstParagraph"/>
         <w:spacing w:before="160" w:after="80"/>
         <w:jc w:val="center"/>
       </w:pPr>
@@ -39745,7 +39161,7 @@
         </w:rPr>
         <w:drawing>
           <wp:inline>
-            <wp:extent cx="3186128" cy="3594014"/>
+            <wp:extent cx="3240000" cy="3594014"/>
             <wp:effectExtent b="0" l="0" r="0" t="0"/>
             <wp:docPr descr="" title="" id="208" name="Picture"/>
             <a:graphic>
@@ -39766,7 +39182,7 @@
                   <pic:spPr bwMode="auto">
                     <a:xfrm>
                       <a:off x="0" y="0"/>
-                      <a:ext cx="3186128" cy="3594014"/>
+                      <a:ext cx="3240000" cy="3594014"/>
                     </a:xfrm>
                     <a:prstGeom prst="rect">
                       <a:avLst/>
@@ -39859,12 +39275,13 @@
     <w:p>
       <w:pPr>
         <w:pStyle w:val="BodyText"/>
-      </w:pPr>
-      <w:r>
-        <w:rPr>
-          <w:rFonts w:ascii="Times New Roman" w:hAnsi="Times New Roman" w:eastAsia="Times New Roman" w:cs="Times New Roman"/>
-        </w:rPr>
-        <w:t xml:space="preserve">5-1-1 </w:t>
+        <w:ind w:firstLine="420"/>
+      </w:pPr>
+      <w:r>
+        <w:rPr>
+          <w:rFonts w:ascii="Times New Roman" w:hAnsi="Times New Roman" w:eastAsia="Times New Roman" w:cs="Times New Roman"/>
+        </w:rPr>
+        <w:t xml:space="preserve">(1)① </w:t>
       </w:r>
       <w:r>
         <w:rPr>
@@ -39894,12 +39311,13 @@
     <w:p>
       <w:pPr>
         <w:pStyle w:val="BodyText"/>
-      </w:pPr>
-      <w:r>
-        <w:rPr>
-          <w:rFonts w:ascii="Times New Roman" w:hAnsi="Times New Roman" w:eastAsia="Times New Roman" w:cs="Times New Roman"/>
-        </w:rPr>
-        <w:t xml:space="preserve">5-1-2 </w:t>
+        <w:ind w:firstLine="420"/>
+      </w:pPr>
+      <w:r>
+        <w:rPr>
+          <w:rFonts w:ascii="Times New Roman" w:hAnsi="Times New Roman" w:eastAsia="Times New Roman" w:cs="Times New Roman"/>
+        </w:rPr>
+        <w:t xml:space="preserve">(1)② </w:t>
       </w:r>
       <w:r>
         <w:rPr>
@@ -39917,12 +39335,13 @@
     <w:p>
       <w:pPr>
         <w:pStyle w:val="BodyText"/>
-      </w:pPr>
-      <w:r>
-        <w:rPr>
-          <w:rFonts w:ascii="Times New Roman" w:hAnsi="Times New Roman" w:eastAsia="Times New Roman" w:cs="Times New Roman"/>
-        </w:rPr>
-        <w:t xml:space="preserve">5-1-3 </w:t>
+        <w:ind w:firstLine="420"/>
+      </w:pPr>
+      <w:r>
+        <w:rPr>
+          <w:rFonts w:ascii="Times New Roman" w:hAnsi="Times New Roman" w:eastAsia="Times New Roman" w:cs="Times New Roman"/>
+        </w:rPr>
+        <w:t xml:space="preserve">(1)③ </w:t>
       </w:r>
       <w:r>
         <w:rPr>
@@ -40004,12 +39423,13 @@
     <w:p>
       <w:pPr>
         <w:pStyle w:val="BodyText"/>
-      </w:pPr>
-      <w:r>
-        <w:rPr>
-          <w:rFonts w:ascii="Times New Roman" w:hAnsi="Times New Roman" w:eastAsia="Times New Roman" w:cs="Times New Roman"/>
-        </w:rPr>
-        <w:t xml:space="preserve">5-1-4 </w:t>
+        <w:ind w:firstLine="420"/>
+      </w:pPr>
+      <w:r>
+        <w:rPr>
+          <w:rFonts w:ascii="Times New Roman" w:hAnsi="Times New Roman" w:eastAsia="Times New Roman" w:cs="Times New Roman"/>
+        </w:rPr>
+        <w:t xml:space="preserve">(1)④ </w:t>
       </w:r>
       <w:r>
         <w:rPr>
@@ -40069,12 +39489,13 @@
     <w:p>
       <w:pPr>
         <w:pStyle w:val="BodyText"/>
-      </w:pPr>
-      <w:r>
-        <w:rPr>
-          <w:rFonts w:ascii="Times New Roman" w:hAnsi="Times New Roman" w:eastAsia="Times New Roman" w:cs="Times New Roman"/>
-        </w:rPr>
-        <w:t xml:space="preserve">5-1-5 </w:t>
+        <w:ind w:firstLine="420"/>
+      </w:pPr>
+      <w:r>
+        <w:rPr>
+          <w:rFonts w:ascii="Times New Roman" w:hAnsi="Times New Roman" w:eastAsia="Times New Roman" w:cs="Times New Roman"/>
+        </w:rPr>
+        <w:t xml:space="preserve">(1)⑤ </w:t>
       </w:r>
       <w:r>
         <w:rPr>
@@ -40265,14 +39686,13 @@
     </w:p>
     <w:p>
       <w:pPr>
-        <w:pStyle w:val="BodyText"/>
-      </w:pPr>
-      <w:r>
-        <w:rPr>
-          <w:rFonts w:ascii="Times New Roman" w:hAnsi="Times New Roman" w:eastAsia="Times New Roman" w:cs="Times New Roman"/>
-        </w:rPr>
-        <w:t xml:space="preserve">5-2 </w:t>
-      </w:r>
+        <w:pStyle w:val="Compact"/>
+        <w:numPr>
+          <w:ilvl w:val="0"/>
+          <w:numId w:val="1029"/>
+        </w:numPr>
+        <w:ind w:firstLine="420"/>
+      </w:pPr>
       <w:r>
         <w:rPr>
           <w:rFonts w:hint="eastAsia" w:ascii="Times New Roman" w:hAnsi="Times New Roman" w:eastAsia="FangSong" w:cs="Times New Roman"/>
@@ -40394,7 +39814,7 @@
     </w:p>
     <w:p>
       <w:pPr>
-        <w:pStyle w:val="BodyText"/>
+        <w:pStyle w:val="FirstParagraph"/>
         <w:spacing w:before="160" w:after="80"/>
         <w:jc w:val="center"/>
       </w:pPr>
@@ -40447,12 +39867,13 @@
     <w:p>
       <w:pPr>
         <w:pStyle w:val="BodyText"/>
-      </w:pPr>
-      <w:r>
-        <w:rPr>
-          <w:rFonts w:ascii="Times New Roman" w:hAnsi="Times New Roman" w:eastAsia="Times New Roman" w:cs="Times New Roman"/>
-        </w:rPr>
-        <w:t xml:space="preserve">5-2-1 </w:t>
+        <w:ind w:firstLine="420"/>
+      </w:pPr>
+      <w:r>
+        <w:rPr>
+          <w:rFonts w:ascii="Times New Roman" w:hAnsi="Times New Roman" w:eastAsia="Times New Roman" w:cs="Times New Roman"/>
+        </w:rPr>
+        <w:t xml:space="preserve">(2)① </w:t>
       </w:r>
       <w:r>
         <w:rPr>
@@ -40494,12 +39915,13 @@
     <w:p>
       <w:pPr>
         <w:pStyle w:val="BodyText"/>
-      </w:pPr>
-      <w:r>
-        <w:rPr>
-          <w:rFonts w:ascii="Times New Roman" w:hAnsi="Times New Roman" w:eastAsia="Times New Roman" w:cs="Times New Roman"/>
-        </w:rPr>
-        <w:t xml:space="preserve">5-2-2 </w:t>
+        <w:ind w:firstLine="420"/>
+      </w:pPr>
+      <w:r>
+        <w:rPr>
+          <w:rFonts w:ascii="Times New Roman" w:hAnsi="Times New Roman" w:eastAsia="Times New Roman" w:cs="Times New Roman"/>
+        </w:rPr>
+        <w:t xml:space="preserve">(2)② </w:t>
       </w:r>
       <w:r>
         <w:rPr>
@@ -40553,12 +39975,13 @@
     <w:p>
       <w:pPr>
         <w:pStyle w:val="BodyText"/>
-      </w:pPr>
-      <w:r>
-        <w:rPr>
-          <w:rFonts w:ascii="Times New Roman" w:hAnsi="Times New Roman" w:eastAsia="Times New Roman" w:cs="Times New Roman"/>
-        </w:rPr>
-        <w:t xml:space="preserve">5-2-3 Sr </w:t>
+        <w:ind w:firstLine="420"/>
+      </w:pPr>
+      <w:r>
+        <w:rPr>
+          <w:rFonts w:ascii="Times New Roman" w:hAnsi="Times New Roman" w:eastAsia="Times New Roman" w:cs="Times New Roman"/>
+        </w:rPr>
+        <w:t xml:space="preserve">(2)③ Sr </w:t>
       </w:r>
       <w:r>
         <w:rPr>
@@ -40577,8 +40000,9 @@
       <w:pPr>
         <w:numPr>
           <w:ilvl w:val="0"/>
-          <w:numId w:val="1014"/>
+          <w:numId w:val="1030"/>
         </w:numPr>
+        <w:ind w:firstLine="420"/>
       </w:pPr>
       <w:r>
         <w:rPr>
@@ -40591,8 +40015,9 @@
       <w:pPr>
         <w:numPr>
           <w:ilvl w:val="0"/>
-          <w:numId w:val="1014"/>
+          <w:numId w:val="1030"/>
         </w:numPr>
+        <w:ind w:firstLine="420"/>
       </w:pPr>
       <w:r>
         <w:rPr>
@@ -40605,8 +40030,9 @@
       <w:pPr>
         <w:numPr>
           <w:ilvl w:val="0"/>
-          <w:numId w:val="1014"/>
+          <w:numId w:val="1030"/>
         </w:numPr>
+        <w:ind w:firstLine="420"/>
       </w:pPr>
       <w:r>
         <w:rPr>
@@ -40619,8 +40045,9 @@
       <w:pPr>
         <w:numPr>
           <w:ilvl w:val="0"/>
-          <w:numId w:val="1014"/>
+          <w:numId w:val="1030"/>
         </w:numPr>
+        <w:ind w:firstLine="420"/>
       </w:pPr>
       <w:r>
         <w:rPr>
@@ -40631,43 +40058,13 @@
     </w:p>
     <w:p>
       <w:pPr>
-        <w:spacing w:before="0" w:after="0"/>
-      </w:pPr>
-    </w:p>
-    <w:p>
-      <w:pPr>
-        <w:spacing w:before="0" w:after="0"/>
-      </w:pPr>
-    </w:p>
-    <w:p>
-      <w:pPr>
-        <w:spacing w:before="0" w:after="0"/>
-      </w:pPr>
-    </w:p>
-    <w:p>
-      <w:pPr>
-        <w:spacing w:before="0" w:after="0"/>
-      </w:pPr>
-    </w:p>
-    <w:p>
-      <w:pPr>
-        <w:spacing w:before="0" w:after="0"/>
-      </w:pPr>
-    </w:p>
-    <w:p>
-      <w:pPr>
-        <w:spacing w:before="0" w:after="0"/>
-      </w:pPr>
-    </w:p>
-    <w:p>
-      <w:pPr>
-        <w:spacing w:before="0" w:after="0"/>
-      </w:pPr>
-    </w:p>
-    <w:p>
-      <w:pPr>
-        <w:spacing w:before="0" w:after="0"/>
-      </w:pPr>
+        <w:spacing w:before="160" w:after="80"/>
+      </w:pPr>
+      <w:r>
+        <w:pict>
+          <v:rect style="width:0;height:1.5pt" o:hralign="center" o:hrstd="t" o:hr="t"/>
+        </w:pict>
+      </w:r>
     </w:p>
     <w:p>
       <w:pPr>
@@ -40708,6 +40105,7 @@
     <w:p>
       <w:pPr>
         <w:pStyle w:val="FirstParagraph"/>
+        <w:ind w:firstLine="420"/>
       </w:pPr>
       <w:r>
         <w:rPr>
@@ -40924,7 +40322,7 @@
         </w:rPr>
         <w:drawing>
           <wp:inline>
-            <wp:extent cx="1800000" cy="1629474"/>
+            <wp:extent cx="1800000" cy="1638000"/>
             <wp:effectExtent b="0" l="0" r="0" t="0"/>
             <wp:docPr descr="" title="" id="215" name="Picture"/>
             <a:graphic>
@@ -40945,7 +40343,7 @@
                   <pic:spPr bwMode="auto">
                     <a:xfrm>
                       <a:off x="0" y="0"/>
-                      <a:ext cx="1800000" cy="1629474"/>
+                      <a:ext cx="1800000" cy="1638000"/>
                     </a:xfrm>
                     <a:prstGeom prst="rect">
                       <a:avLst/>
@@ -40976,7 +40374,7 @@
         </w:rPr>
         <w:drawing>
           <wp:inline>
-            <wp:extent cx="2552700" cy="2019300"/>
+            <wp:extent cx="2552700" cy="2057400"/>
             <wp:effectExtent b="0" l="0" r="0" t="0"/>
             <wp:docPr descr="" title="" id="218" name="Picture"/>
             <a:graphic>
@@ -40997,7 +40395,7 @@
                   <pic:spPr bwMode="auto">
                     <a:xfrm>
                       <a:off x="0" y="0"/>
-                      <a:ext cx="2552700" cy="2019300"/>
+                      <a:ext cx="2552700" cy="2057400"/>
                     </a:xfrm>
                     <a:prstGeom prst="rect">
                       <a:avLst/>
@@ -41028,7 +40426,7 @@
         </w:rPr>
         <w:drawing>
           <wp:inline>
-            <wp:extent cx="2628900" cy="2377899"/>
+            <wp:extent cx="2628900" cy="2413000"/>
             <wp:effectExtent b="0" l="0" r="0" t="0"/>
             <wp:docPr descr="" title="" id="221" name="Picture"/>
             <a:graphic>
@@ -41049,7 +40447,7 @@
                   <pic:spPr bwMode="auto">
                     <a:xfrm>
                       <a:off x="0" y="0"/>
-                      <a:ext cx="2628900" cy="2377899"/>
+                      <a:ext cx="2628900" cy="2413000"/>
                     </a:xfrm>
                     <a:prstGeom prst="rect">
                       <a:avLst/>
@@ -41080,7 +40478,7 @@
         </w:rPr>
         <w:drawing>
           <wp:inline>
-            <wp:extent cx="1524000" cy="1866900"/>
+            <wp:extent cx="1524000" cy="1943100"/>
             <wp:effectExtent b="0" l="0" r="0" t="0"/>
             <wp:docPr descr="" title="" id="224" name="Picture"/>
             <a:graphic>
@@ -41101,7 +40499,7 @@
                   <pic:spPr bwMode="auto">
                     <a:xfrm>
                       <a:off x="0" y="0"/>
-                      <a:ext cx="1524000" cy="1866900"/>
+                      <a:ext cx="1524000" cy="1943100"/>
                     </a:xfrm>
                     <a:prstGeom prst="rect">
                       <a:avLst/>
@@ -41132,7 +40530,7 @@
         </w:rPr>
         <w:drawing>
           <wp:inline>
-            <wp:extent cx="2273300" cy="2044700"/>
+            <wp:extent cx="2273300" cy="2133600"/>
             <wp:effectExtent b="0" l="0" r="0" t="0"/>
             <wp:docPr descr="" title="" id="227" name="Picture"/>
             <a:graphic>
@@ -41153,7 +40551,7 @@
                   <pic:spPr bwMode="auto">
                     <a:xfrm>
                       <a:off x="0" y="0"/>
-                      <a:ext cx="2273300" cy="2044700"/>
+                      <a:ext cx="2273300" cy="2133600"/>
                     </a:xfrm>
                     <a:prstGeom prst="rect">
                       <a:avLst/>
@@ -41227,6 +40625,7 @@
     <w:p>
       <w:pPr>
         <w:pStyle w:val="BodyText"/>
+        <w:ind w:firstLine="420"/>
       </w:pPr>
       <w:r>
         <w:rPr>
@@ -41234,7 +40633,7 @@
           <w:b/>
           <w:bCs/>
         </w:rPr>
-        <w:t xml:space="preserve">10-1</w:t>
+        <w:t xml:space="preserve">(1)</w:t>
       </w:r>
       <w:r>
         <w:rPr>
@@ -41441,6 +40840,7 @@
     <w:p>
       <w:pPr>
         <w:pStyle w:val="BodyText"/>
+        <w:ind w:firstLine="420"/>
       </w:pPr>
       <w:r>
         <w:rPr>
@@ -41448,7 +40848,7 @@
           <w:b/>
           <w:bCs/>
         </w:rPr>
-        <w:t xml:space="preserve">10-2</w:t>
+        <w:t xml:space="preserve">(2)</w:t>
       </w:r>
       <w:r>
         <w:rPr>
@@ -41582,6 +40982,7 @@
     <w:p>
       <w:pPr>
         <w:pStyle w:val="BodyText"/>
+        <w:ind w:firstLine="420"/>
       </w:pPr>
       <w:r>
         <w:rPr>
@@ -41589,7 +40990,7 @@
           <w:b/>
           <w:bCs/>
         </w:rPr>
-        <w:t xml:space="preserve">10-3</w:t>
+        <w:t xml:space="preserve">(3)</w:t>
       </w:r>
       <w:r>
         <w:rPr>
@@ -41737,6 +41138,7 @@
     <w:p>
       <w:pPr>
         <w:pStyle w:val="BodyText"/>
+        <w:ind w:firstLine="420"/>
       </w:pPr>
       <w:r>
         <w:rPr>
@@ -41744,7 +41146,7 @@
           <w:b/>
           <w:bCs/>
         </w:rPr>
-        <w:t xml:space="preserve">10-4</w:t>
+        <w:t xml:space="preserve">(4)</w:t>
       </w:r>
       <w:r>
         <w:rPr>
@@ -41958,43 +41360,13 @@
     </w:p>
     <w:p>
       <w:pPr>
-        <w:spacing w:before="0" w:after="0"/>
-      </w:pPr>
-    </w:p>
-    <w:p>
-      <w:pPr>
-        <w:spacing w:before="0" w:after="0"/>
-      </w:pPr>
-    </w:p>
-    <w:p>
-      <w:pPr>
-        <w:spacing w:before="0" w:after="0"/>
-      </w:pPr>
-    </w:p>
-    <w:p>
-      <w:pPr>
-        <w:spacing w:before="0" w:after="0"/>
-      </w:pPr>
-    </w:p>
-    <w:p>
-      <w:pPr>
-        <w:spacing w:before="0" w:after="0"/>
-      </w:pPr>
-    </w:p>
-    <w:p>
-      <w:pPr>
-        <w:spacing w:before="0" w:after="0"/>
-      </w:pPr>
-    </w:p>
-    <w:p>
-      <w:pPr>
-        <w:spacing w:before="0" w:after="0"/>
-      </w:pPr>
-    </w:p>
-    <w:p>
-      <w:pPr>
-        <w:spacing w:before="0" w:after="0"/>
-      </w:pPr>
+        <w:spacing w:before="160" w:after="80"/>
+      </w:pPr>
+      <w:r>
+        <w:pict>
+          <v:rect style="width:0;height:1.5pt" o:hralign="center" o:hrstd="t" o:hr="t"/>
+        </w:pict>
+      </w:r>
     </w:p>
     <w:p>
       <w:pPr>
@@ -42035,6 +41407,7 @@
     <w:p>
       <w:pPr>
         <w:pStyle w:val="FirstParagraph"/>
+        <w:ind w:firstLine="420"/>
       </w:pPr>
       <w:r>
         <w:rPr>
@@ -42089,8 +41462,9 @@
       <w:pPr>
         <w:numPr>
           <w:ilvl w:val="0"/>
-          <w:numId w:val="1015"/>
+          <w:numId w:val="1031"/>
         </w:numPr>
+        <w:ind w:firstLine="420"/>
       </w:pPr>
       <w:r>
         <w:rPr>
@@ -42336,8 +41710,9 @@
       <w:pPr>
         <w:numPr>
           <w:ilvl w:val="0"/>
-          <w:numId w:val="1015"/>
+          <w:numId w:val="1031"/>
         </w:numPr>
+        <w:ind w:firstLine="420"/>
       </w:pPr>
       <w:r>
         <w:rPr>
@@ -42647,8 +42022,9 @@
       <w:pPr>
         <w:numPr>
           <w:ilvl w:val="0"/>
-          <w:numId w:val="1015"/>
+          <w:numId w:val="1031"/>
         </w:numPr>
+        <w:ind w:firstLine="420"/>
       </w:pPr>
       <w:r>
         <w:rPr>
@@ -42837,8 +42213,9 @@
       <w:pPr>
         <w:numPr>
           <w:ilvl w:val="0"/>
-          <w:numId w:val="1015"/>
+          <w:numId w:val="1031"/>
         </w:numPr>
+        <w:ind w:firstLine="420"/>
       </w:pPr>
       <w:r>
         <w:rPr>
@@ -42893,8 +42270,9 @@
       <w:pPr>
         <w:numPr>
           <w:ilvl w:val="0"/>
-          <w:numId w:val="1015"/>
+          <w:numId w:val="1031"/>
         </w:numPr>
+        <w:ind w:firstLine="420"/>
       </w:pPr>
       <w:r>
         <w:rPr>
@@ -42949,8 +42327,9 @@
       <w:pPr>
         <w:numPr>
           <w:ilvl w:val="0"/>
-          <w:numId w:val="1015"/>
+          <w:numId w:val="1031"/>
         </w:numPr>
+        <w:ind w:firstLine="420"/>
       </w:pPr>
       <w:r>
         <w:rPr>
@@ -43043,7 +42422,7 @@
         </w:rPr>
         <w:drawing>
           <wp:inline>
-            <wp:extent cx="3124200" cy="3085310"/>
+            <wp:extent cx="3124200" cy="3086100"/>
             <wp:effectExtent b="0" l="0" r="0" t="0"/>
             <wp:docPr descr="" title="" id="234" name="Picture"/>
             <a:graphic>
@@ -43064,7 +42443,7 @@
                   <pic:spPr bwMode="auto">
                     <a:xfrm>
                       <a:off x="0" y="0"/>
-                      <a:ext cx="3124200" cy="3085310"/>
+                      <a:ext cx="3124200" cy="3086100"/>
                     </a:xfrm>
                     <a:prstGeom prst="rect">
                       <a:avLst/>
@@ -43085,43 +42464,13 @@
     </w:p>
     <w:p>
       <w:pPr>
-        <w:spacing w:before="0" w:after="0"/>
-      </w:pPr>
-    </w:p>
-    <w:p>
-      <w:pPr>
-        <w:spacing w:before="0" w:after="0"/>
-      </w:pPr>
-    </w:p>
-    <w:p>
-      <w:pPr>
-        <w:spacing w:before="0" w:after="0"/>
-      </w:pPr>
-    </w:p>
-    <w:p>
-      <w:pPr>
-        <w:spacing w:before="0" w:after="0"/>
-      </w:pPr>
-    </w:p>
-    <w:p>
-      <w:pPr>
-        <w:spacing w:before="0" w:after="0"/>
-      </w:pPr>
-    </w:p>
-    <w:p>
-      <w:pPr>
-        <w:spacing w:before="0" w:after="0"/>
-      </w:pPr>
-    </w:p>
-    <w:p>
-      <w:pPr>
-        <w:spacing w:before="0" w:after="0"/>
-      </w:pPr>
-    </w:p>
-    <w:p>
-      <w:pPr>
-        <w:spacing w:before="0" w:after="0"/>
-      </w:pPr>
+        <w:spacing w:before="160" w:after="80"/>
+      </w:pPr>
+      <w:r>
+        <w:pict>
+          <v:rect style="width:0;height:1.5pt" o:hralign="center" o:hrstd="t" o:hr="t"/>
+        </w:pict>
+      </w:r>
     </w:p>
     <w:p>
       <w:pPr>
@@ -43162,6 +42511,7 @@
     <w:p>
       <w:pPr>
         <w:pStyle w:val="FirstParagraph"/>
+        <w:ind w:firstLine="420"/>
       </w:pPr>
       <w:r>
         <w:rPr>
@@ -43442,8 +42792,9 @@
       <w:pPr>
         <w:numPr>
           <w:ilvl w:val="0"/>
-          <w:numId w:val="1016"/>
+          <w:numId w:val="1032"/>
         </w:numPr>
+        <w:ind w:firstLine="420"/>
       </w:pPr>
       <w:r>
         <w:rPr>
@@ -43547,8 +42898,9 @@
       <w:pPr>
         <w:numPr>
           <w:ilvl w:val="0"/>
-          <w:numId w:val="1016"/>
+          <w:numId w:val="1032"/>
         </w:numPr>
+        <w:ind w:firstLine="420"/>
       </w:pPr>
       <w:r>
         <w:rPr>
@@ -43770,8 +43122,9 @@
       <w:pPr>
         <w:numPr>
           <w:ilvl w:val="0"/>
-          <w:numId w:val="1016"/>
+          <w:numId w:val="1032"/>
         </w:numPr>
+        <w:ind w:firstLine="420"/>
       </w:pPr>
       <w:r>
         <w:rPr>
@@ -44064,7 +43417,7 @@
         </w:rPr>
         <w:drawing>
           <wp:inline>
-            <wp:extent cx="3240000" cy="3086836"/>
+            <wp:extent cx="3240000" cy="3146086"/>
             <wp:effectExtent b="0" l="0" r="0" t="0"/>
             <wp:docPr descr="" title="" id="238" name="Picture"/>
             <a:graphic>
@@ -44085,7 +43438,7 @@
                   <pic:spPr bwMode="auto">
                     <a:xfrm>
                       <a:off x="0" y="0"/>
-                      <a:ext cx="3240000" cy="3086836"/>
+                      <a:ext cx="3240000" cy="3146086"/>
                     </a:xfrm>
                     <a:prstGeom prst="rect">
                       <a:avLst/>
@@ -44128,7 +43481,7 @@
         </w:rPr>
         <w:drawing>
           <wp:inline>
-            <wp:extent cx="3073400" cy="2606554"/>
+            <wp:extent cx="3073400" cy="2667000"/>
             <wp:effectExtent b="0" l="0" r="0" t="0"/>
             <wp:docPr descr="" title="" id="241" name="Picture"/>
             <a:graphic>
@@ -44149,7 +43502,7 @@
                   <pic:spPr bwMode="auto">
                     <a:xfrm>
                       <a:off x="0" y="0"/>
-                      <a:ext cx="3073400" cy="2606554"/>
+                      <a:ext cx="3073400" cy="2667000"/>
                     </a:xfrm>
                     <a:prstGeom prst="rect">
                       <a:avLst/>
@@ -44192,7 +43545,7 @@
         </w:rPr>
         <w:drawing>
           <wp:inline>
-            <wp:extent cx="3240000" cy="3007649"/>
+            <wp:extent cx="3240000" cy="3024843"/>
             <wp:effectExtent b="0" l="0" r="0" t="0"/>
             <wp:docPr descr="" title="" id="244" name="Picture"/>
             <a:graphic>
@@ -44213,7 +43566,7 @@
                   <pic:spPr bwMode="auto">
                     <a:xfrm>
                       <a:off x="0" y="0"/>
-                      <a:ext cx="3240000" cy="3007649"/>
+                      <a:ext cx="3240000" cy="3024843"/>
                     </a:xfrm>
                     <a:prstGeom prst="rect">
                       <a:avLst/>
@@ -44256,7 +43609,7 @@
         </w:rPr>
         <w:drawing>
           <wp:inline>
-            <wp:extent cx="2235200" cy="2248348"/>
+            <wp:extent cx="2235200" cy="2336800"/>
             <wp:effectExtent b="0" l="0" r="0" t="0"/>
             <wp:docPr descr="" title="" id="247" name="Picture"/>
             <a:graphic>
@@ -44277,7 +43630,7 @@
                   <pic:spPr bwMode="auto">
                     <a:xfrm>
                       <a:off x="0" y="0"/>
-                      <a:ext cx="2235200" cy="2248348"/>
+                      <a:ext cx="2235200" cy="2336800"/>
                     </a:xfrm>
                     <a:prstGeom prst="rect">
                       <a:avLst/>
@@ -44320,7 +43673,7 @@
         </w:rPr>
         <w:drawing>
           <wp:inline>
-            <wp:extent cx="2946400" cy="2764684"/>
+            <wp:extent cx="2946400" cy="2768600"/>
             <wp:effectExtent b="0" l="0" r="0" t="0"/>
             <wp:docPr descr="" title="" id="250" name="Picture"/>
             <a:graphic>
@@ -44341,7 +43694,7 @@
                   <pic:spPr bwMode="auto">
                     <a:xfrm>
                       <a:off x="0" y="0"/>
-                      <a:ext cx="2946400" cy="2764684"/>
+                      <a:ext cx="2946400" cy="2768600"/>
                     </a:xfrm>
                     <a:prstGeom prst="rect">
                       <a:avLst/>
@@ -44384,7 +43737,7 @@
         </w:rPr>
         <w:drawing>
           <wp:inline>
-            <wp:extent cx="3429000" cy="2489200"/>
+            <wp:extent cx="3429000" cy="2552700"/>
             <wp:effectExtent b="0" l="0" r="0" t="0"/>
             <wp:docPr descr="" title="" id="253" name="Picture"/>
             <a:graphic>
@@ -44405,7 +43758,7 @@
                   <pic:spPr bwMode="auto">
                     <a:xfrm>
                       <a:off x="0" y="0"/>
-                      <a:ext cx="3429000" cy="2489200"/>
+                      <a:ext cx="3429000" cy="2552700"/>
                     </a:xfrm>
                     <a:prstGeom prst="rect">
                       <a:avLst/>
@@ -44448,7 +43801,7 @@
         </w:rPr>
         <w:drawing>
           <wp:inline>
-            <wp:extent cx="2781300" cy="2730500"/>
+            <wp:extent cx="2857500" cy="2730500"/>
             <wp:effectExtent b="0" l="0" r="0" t="0"/>
             <wp:docPr descr="" title="" id="256" name="Picture"/>
             <a:graphic>
@@ -44469,7 +43822,7 @@
                   <pic:spPr bwMode="auto">
                     <a:xfrm>
                       <a:off x="0" y="0"/>
-                      <a:ext cx="2781300" cy="2730500"/>
+                      <a:ext cx="2857500" cy="2730500"/>
                     </a:xfrm>
                     <a:prstGeom prst="rect">
                       <a:avLst/>
@@ -44512,7 +43865,7 @@
         </w:rPr>
         <w:drawing>
           <wp:inline>
-            <wp:extent cx="3009900" cy="2750426"/>
+            <wp:extent cx="3009900" cy="2768600"/>
             <wp:effectExtent b="0" l="0" r="0" t="0"/>
             <wp:docPr descr="" title="" id="259" name="Picture"/>
             <a:graphic>
@@ -44533,7 +43886,7 @@
                   <pic:spPr bwMode="auto">
                     <a:xfrm>
                       <a:off x="0" y="0"/>
-                      <a:ext cx="3009900" cy="2750426"/>
+                      <a:ext cx="3009900" cy="2768600"/>
                     </a:xfrm>
                     <a:prstGeom prst="rect">
                       <a:avLst/>
@@ -44569,8 +43922,9 @@
         <w:pStyle w:val="Compact"/>
         <w:numPr>
           <w:ilvl w:val="0"/>
-          <w:numId w:val="1017"/>
+          <w:numId w:val="1033"/>
         </w:numPr>
+        <w:ind w:firstLine="420"/>
       </w:pPr>
       <w:r>
         <w:rPr>
@@ -44655,43 +44009,13 @@
     </w:p>
     <w:p>
       <w:pPr>
-        <w:spacing w:before="0" w:after="0"/>
-      </w:pPr>
-    </w:p>
-    <w:p>
-      <w:pPr>
-        <w:spacing w:before="0" w:after="0"/>
-      </w:pPr>
-    </w:p>
-    <w:p>
-      <w:pPr>
-        <w:spacing w:before="0" w:after="0"/>
-      </w:pPr>
-    </w:p>
-    <w:p>
-      <w:pPr>
-        <w:spacing w:before="0" w:after="0"/>
-      </w:pPr>
-    </w:p>
-    <w:p>
-      <w:pPr>
-        <w:spacing w:before="0" w:after="0"/>
-      </w:pPr>
-    </w:p>
-    <w:p>
-      <w:pPr>
-        <w:spacing w:before="0" w:after="0"/>
-      </w:pPr>
-    </w:p>
-    <w:p>
-      <w:pPr>
-        <w:spacing w:before="0" w:after="0"/>
-      </w:pPr>
-    </w:p>
-    <w:p>
-      <w:pPr>
-        <w:spacing w:before="0" w:after="0"/>
-      </w:pPr>
+        <w:spacing w:before="160" w:after="80"/>
+      </w:pPr>
+      <w:r>
+        <w:pict>
+          <v:rect style="width:0;height:1.5pt" o:hralign="center" o:hrstd="t" o:hr="t"/>
+        </w:pict>
+      </w:r>
     </w:p>
     <w:p>
       <w:pPr>
@@ -45034,6 +44358,261 @@
     </w:lvl>
     <w:lvl w:ilvl="8">
       <w:start w:val="1"/>
+      <w:numFmt w:val="decimal"/>
+      <w:lvlText w:val="(%9)"/>
+      <w:lvlJc w:val="left"/>
+      <w:pPr>
+        <w:ind w:left="6480" w:hanging="360"/>
+      </w:pPr>
+    </w:lvl>
+  </w:abstractNum>
+  <w:abstractNum w:abstractNumId="99432">
+    <w:nsid w:val="00A99432"/>
+    <w:multiLevelType w:val="multilevel"/>
+    <w:lvl w:ilvl="0">
+      <w:start w:val="2"/>
+      <w:numFmt w:val="decimal"/>
+      <w:lvlText w:val="(%1)"/>
+      <w:lvlJc w:val="left"/>
+      <w:pPr>
+        <w:ind w:left="720" w:hanging="360"/>
+      </w:pPr>
+    </w:lvl>
+    <w:lvl w:ilvl="1">
+      <w:start w:val="2"/>
+      <w:numFmt w:val="decimal"/>
+      <w:lvlText w:val="(%2)"/>
+      <w:lvlJc w:val="left"/>
+      <w:pPr>
+        <w:ind w:left="1440" w:hanging="360"/>
+      </w:pPr>
+    </w:lvl>
+    <w:lvl w:ilvl="2">
+      <w:start w:val="2"/>
+      <w:numFmt w:val="decimal"/>
+      <w:lvlText w:val="(%3)"/>
+      <w:lvlJc w:val="left"/>
+      <w:pPr>
+        <w:ind w:left="2160" w:hanging="360"/>
+      </w:pPr>
+    </w:lvl>
+    <w:lvl w:ilvl="3">
+      <w:start w:val="2"/>
+      <w:numFmt w:val="decimal"/>
+      <w:lvlText w:val="(%4)"/>
+      <w:lvlJc w:val="left"/>
+      <w:pPr>
+        <w:ind w:left="2880" w:hanging="360"/>
+      </w:pPr>
+    </w:lvl>
+    <w:lvl w:ilvl="4">
+      <w:start w:val="2"/>
+      <w:numFmt w:val="decimal"/>
+      <w:lvlText w:val="(%5)"/>
+      <w:lvlJc w:val="left"/>
+      <w:pPr>
+        <w:ind w:left="3600" w:hanging="360"/>
+      </w:pPr>
+    </w:lvl>
+    <w:lvl w:ilvl="5">
+      <w:start w:val="2"/>
+      <w:numFmt w:val="decimal"/>
+      <w:lvlText w:val="(%6)"/>
+      <w:lvlJc w:val="left"/>
+      <w:pPr>
+        <w:ind w:left="4320" w:hanging="360"/>
+      </w:pPr>
+    </w:lvl>
+    <w:lvl w:ilvl="6">
+      <w:start w:val="2"/>
+      <w:numFmt w:val="decimal"/>
+      <w:lvlText w:val="(%7)"/>
+      <w:lvlJc w:val="left"/>
+      <w:pPr>
+        <w:ind w:left="5040" w:hanging="360"/>
+      </w:pPr>
+    </w:lvl>
+    <w:lvl w:ilvl="7">
+      <w:start w:val="2"/>
+      <w:numFmt w:val="decimal"/>
+      <w:lvlText w:val="(%8)"/>
+      <w:lvlJc w:val="left"/>
+      <w:pPr>
+        <w:ind w:left="5760" w:hanging="360"/>
+      </w:pPr>
+    </w:lvl>
+    <w:lvl w:ilvl="8">
+      <w:start w:val="2"/>
+      <w:numFmt w:val="decimal"/>
+      <w:lvlText w:val="(%9)"/>
+      <w:lvlJc w:val="left"/>
+      <w:pPr>
+        <w:ind w:left="6480" w:hanging="360"/>
+      </w:pPr>
+    </w:lvl>
+  </w:abstractNum>
+  <w:abstractNum w:abstractNumId="99437">
+    <w:nsid w:val="00A99437"/>
+    <w:multiLevelType w:val="multilevel"/>
+    <w:lvl w:ilvl="0">
+      <w:start w:val="7"/>
+      <w:numFmt w:val="decimal"/>
+      <w:lvlText w:val="(%1)"/>
+      <w:lvlJc w:val="left"/>
+      <w:pPr>
+        <w:ind w:left="720" w:hanging="360"/>
+      </w:pPr>
+    </w:lvl>
+    <w:lvl w:ilvl="1">
+      <w:start w:val="7"/>
+      <w:numFmt w:val="decimal"/>
+      <w:lvlText w:val="(%2)"/>
+      <w:lvlJc w:val="left"/>
+      <w:pPr>
+        <w:ind w:left="1440" w:hanging="360"/>
+      </w:pPr>
+    </w:lvl>
+    <w:lvl w:ilvl="2">
+      <w:start w:val="7"/>
+      <w:numFmt w:val="decimal"/>
+      <w:lvlText w:val="(%3)"/>
+      <w:lvlJc w:val="left"/>
+      <w:pPr>
+        <w:ind w:left="2160" w:hanging="360"/>
+      </w:pPr>
+    </w:lvl>
+    <w:lvl w:ilvl="3">
+      <w:start w:val="7"/>
+      <w:numFmt w:val="decimal"/>
+      <w:lvlText w:val="(%4)"/>
+      <w:lvlJc w:val="left"/>
+      <w:pPr>
+        <w:ind w:left="2880" w:hanging="360"/>
+      </w:pPr>
+    </w:lvl>
+    <w:lvl w:ilvl="4">
+      <w:start w:val="7"/>
+      <w:numFmt w:val="decimal"/>
+      <w:lvlText w:val="(%5)"/>
+      <w:lvlJc w:val="left"/>
+      <w:pPr>
+        <w:ind w:left="3600" w:hanging="360"/>
+      </w:pPr>
+    </w:lvl>
+    <w:lvl w:ilvl="5">
+      <w:start w:val="7"/>
+      <w:numFmt w:val="decimal"/>
+      <w:lvlText w:val="(%6)"/>
+      <w:lvlJc w:val="left"/>
+      <w:pPr>
+        <w:ind w:left="4320" w:hanging="360"/>
+      </w:pPr>
+    </w:lvl>
+    <w:lvl w:ilvl="6">
+      <w:start w:val="7"/>
+      <w:numFmt w:val="decimal"/>
+      <w:lvlText w:val="(%7)"/>
+      <w:lvlJc w:val="left"/>
+      <w:pPr>
+        <w:ind w:left="5040" w:hanging="360"/>
+      </w:pPr>
+    </w:lvl>
+    <w:lvl w:ilvl="7">
+      <w:start w:val="7"/>
+      <w:numFmt w:val="decimal"/>
+      <w:lvlText w:val="(%8)"/>
+      <w:lvlJc w:val="left"/>
+      <w:pPr>
+        <w:ind w:left="5760" w:hanging="360"/>
+      </w:pPr>
+    </w:lvl>
+    <w:lvl w:ilvl="8">
+      <w:start w:val="7"/>
+      <w:numFmt w:val="decimal"/>
+      <w:lvlText w:val="(%9)"/>
+      <w:lvlJc w:val="left"/>
+      <w:pPr>
+        <w:ind w:left="6480" w:hanging="360"/>
+      </w:pPr>
+    </w:lvl>
+  </w:abstractNum>
+  <w:abstractNum w:abstractNumId="99433">
+    <w:nsid w:val="00A99433"/>
+    <w:multiLevelType w:val="multilevel"/>
+    <w:lvl w:ilvl="0">
+      <w:start w:val="3"/>
+      <w:numFmt w:val="decimal"/>
+      <w:lvlText w:val="(%1)"/>
+      <w:lvlJc w:val="left"/>
+      <w:pPr>
+        <w:ind w:left="720" w:hanging="360"/>
+      </w:pPr>
+    </w:lvl>
+    <w:lvl w:ilvl="1">
+      <w:start w:val="3"/>
+      <w:numFmt w:val="decimal"/>
+      <w:lvlText w:val="(%2)"/>
+      <w:lvlJc w:val="left"/>
+      <w:pPr>
+        <w:ind w:left="1440" w:hanging="360"/>
+      </w:pPr>
+    </w:lvl>
+    <w:lvl w:ilvl="2">
+      <w:start w:val="3"/>
+      <w:numFmt w:val="decimal"/>
+      <w:lvlText w:val="(%3)"/>
+      <w:lvlJc w:val="left"/>
+      <w:pPr>
+        <w:ind w:left="2160" w:hanging="360"/>
+      </w:pPr>
+    </w:lvl>
+    <w:lvl w:ilvl="3">
+      <w:start w:val="3"/>
+      <w:numFmt w:val="decimal"/>
+      <w:lvlText w:val="(%4)"/>
+      <w:lvlJc w:val="left"/>
+      <w:pPr>
+        <w:ind w:left="2880" w:hanging="360"/>
+      </w:pPr>
+    </w:lvl>
+    <w:lvl w:ilvl="4">
+      <w:start w:val="3"/>
+      <w:numFmt w:val="decimal"/>
+      <w:lvlText w:val="(%5)"/>
+      <w:lvlJc w:val="left"/>
+      <w:pPr>
+        <w:ind w:left="3600" w:hanging="360"/>
+      </w:pPr>
+    </w:lvl>
+    <w:lvl w:ilvl="5">
+      <w:start w:val="3"/>
+      <w:numFmt w:val="decimal"/>
+      <w:lvlText w:val="(%6)"/>
+      <w:lvlJc w:val="left"/>
+      <w:pPr>
+        <w:ind w:left="4320" w:hanging="360"/>
+      </w:pPr>
+    </w:lvl>
+    <w:lvl w:ilvl="6">
+      <w:start w:val="3"/>
+      <w:numFmt w:val="decimal"/>
+      <w:lvlText w:val="(%7)"/>
+      <w:lvlJc w:val="left"/>
+      <w:pPr>
+        <w:ind w:left="5040" w:hanging="360"/>
+      </w:pPr>
+    </w:lvl>
+    <w:lvl w:ilvl="7">
+      <w:start w:val="3"/>
+      <w:numFmt w:val="decimal"/>
+      <w:lvlText w:val="(%8)"/>
+      <w:lvlJc w:val="left"/>
+      <w:pPr>
+        <w:ind w:left="5760" w:hanging="360"/>
+      </w:pPr>
+    </w:lvl>
+    <w:lvl w:ilvl="8">
+      <w:start w:val="3"/>
       <w:numFmt w:val="decimal"/>
       <w:lvlText w:val="(%9)"/>
       <w:lvlJc w:val="left"/>
@@ -45482,6 +45061,66 @@
     </w:lvlOverride>
   </w:num>
   <w:num w:numId="1006">
+    <w:abstractNumId w:val="99432"/>
+    <w:lvlOverride w:ilvl="0">
+      <w:startOverride w:val="2"/>
+    </w:lvlOverride>
+    <w:lvlOverride w:ilvl="1">
+      <w:startOverride w:val="2"/>
+    </w:lvlOverride>
+    <w:lvlOverride w:ilvl="2">
+      <w:startOverride w:val="2"/>
+    </w:lvlOverride>
+    <w:lvlOverride w:ilvl="3">
+      <w:startOverride w:val="2"/>
+    </w:lvlOverride>
+    <w:lvlOverride w:ilvl="4">
+      <w:startOverride w:val="2"/>
+    </w:lvlOverride>
+    <w:lvlOverride w:ilvl="5">
+      <w:startOverride w:val="2"/>
+    </w:lvlOverride>
+    <w:lvlOverride w:ilvl="6">
+      <w:startOverride w:val="2"/>
+    </w:lvlOverride>
+    <w:lvlOverride w:ilvl="7">
+      <w:startOverride w:val="2"/>
+    </w:lvlOverride>
+    <w:lvlOverride w:ilvl="8">
+      <w:startOverride w:val="2"/>
+    </w:lvlOverride>
+  </w:num>
+  <w:num w:numId="1007">
+    <w:abstractNumId w:val="99437"/>
+    <w:lvlOverride w:ilvl="0">
+      <w:startOverride w:val="7"/>
+    </w:lvlOverride>
+    <w:lvlOverride w:ilvl="1">
+      <w:startOverride w:val="7"/>
+    </w:lvlOverride>
+    <w:lvlOverride w:ilvl="2">
+      <w:startOverride w:val="7"/>
+    </w:lvlOverride>
+    <w:lvlOverride w:ilvl="3">
+      <w:startOverride w:val="7"/>
+    </w:lvlOverride>
+    <w:lvlOverride w:ilvl="4">
+      <w:startOverride w:val="7"/>
+    </w:lvlOverride>
+    <w:lvlOverride w:ilvl="5">
+      <w:startOverride w:val="7"/>
+    </w:lvlOverride>
+    <w:lvlOverride w:ilvl="6">
+      <w:startOverride w:val="7"/>
+    </w:lvlOverride>
+    <w:lvlOverride w:ilvl="7">
+      <w:startOverride w:val="7"/>
+    </w:lvlOverride>
+    <w:lvlOverride w:ilvl="8">
+      <w:startOverride w:val="7"/>
+    </w:lvlOverride>
+  </w:num>
+  <w:num w:numId="1008">
     <w:abstractNumId w:val="99431"/>
     <w:lvlOverride w:ilvl="0">
       <w:startOverride w:val="1"/>
@@ -45511,8 +45150,8 @@
       <w:startOverride w:val="1"/>
     </w:lvlOverride>
   </w:num>
-  <w:num w:numId="1007">
-    <w:abstractNumId w:val="99731"/>
+  <w:num w:numId="1009">
+    <w:abstractNumId w:val="99431"/>
     <w:lvlOverride w:ilvl="0">
       <w:startOverride w:val="1"/>
     </w:lvlOverride>
@@ -45541,38 +45180,8 @@
       <w:startOverride w:val="1"/>
     </w:lvlOverride>
   </w:num>
-  <w:num w:numId="1008">
-    <w:abstractNumId w:val="99732"/>
-    <w:lvlOverride w:ilvl="0">
-      <w:startOverride w:val="2"/>
-    </w:lvlOverride>
-    <w:lvlOverride w:ilvl="1">
-      <w:startOverride w:val="2"/>
-    </w:lvlOverride>
-    <w:lvlOverride w:ilvl="2">
-      <w:startOverride w:val="2"/>
-    </w:lvlOverride>
-    <w:lvlOverride w:ilvl="3">
-      <w:startOverride w:val="2"/>
-    </w:lvlOverride>
-    <w:lvlOverride w:ilvl="4">
-      <w:startOverride w:val="2"/>
-    </w:lvlOverride>
-    <w:lvlOverride w:ilvl="5">
-      <w:startOverride w:val="2"/>
-    </w:lvlOverride>
-    <w:lvlOverride w:ilvl="6">
-      <w:startOverride w:val="2"/>
-    </w:lvlOverride>
-    <w:lvlOverride w:ilvl="7">
-      <w:startOverride w:val="2"/>
-    </w:lvlOverride>
-    <w:lvlOverride w:ilvl="8">
-      <w:startOverride w:val="2"/>
-    </w:lvlOverride>
-  </w:num>
-  <w:num w:numId="1009">
-    <w:abstractNumId w:val="99733"/>
+  <w:num w:numId="1010">
+    <w:abstractNumId w:val="99433"/>
     <w:lvlOverride w:ilvl="0">
       <w:startOverride w:val="3"/>
     </w:lvlOverride>
@@ -45599,36 +45208,6 @@
     </w:lvlOverride>
     <w:lvlOverride w:ilvl="8">
       <w:startOverride w:val="3"/>
-    </w:lvlOverride>
-  </w:num>
-  <w:num w:numId="1010">
-    <w:abstractNumId w:val="99431"/>
-    <w:lvlOverride w:ilvl="0">
-      <w:startOverride w:val="1"/>
-    </w:lvlOverride>
-    <w:lvlOverride w:ilvl="1">
-      <w:startOverride w:val="1"/>
-    </w:lvlOverride>
-    <w:lvlOverride w:ilvl="2">
-      <w:startOverride w:val="1"/>
-    </w:lvlOverride>
-    <w:lvlOverride w:ilvl="3">
-      <w:startOverride w:val="1"/>
-    </w:lvlOverride>
-    <w:lvlOverride w:ilvl="4">
-      <w:startOverride w:val="1"/>
-    </w:lvlOverride>
-    <w:lvlOverride w:ilvl="5">
-      <w:startOverride w:val="1"/>
-    </w:lvlOverride>
-    <w:lvlOverride w:ilvl="6">
-      <w:startOverride w:val="1"/>
-    </w:lvlOverride>
-    <w:lvlOverride w:ilvl="7">
-      <w:startOverride w:val="1"/>
-    </w:lvlOverride>
-    <w:lvlOverride w:ilvl="8">
-      <w:startOverride w:val="1"/>
     </w:lvlOverride>
   </w:num>
   <w:num w:numId="1011">
@@ -45692,7 +45271,7 @@
     </w:lvlOverride>
   </w:num>
   <w:num w:numId="1013">
-    <w:abstractNumId w:val="99431"/>
+    <w:abstractNumId w:val="99731"/>
     <w:lvlOverride w:ilvl="0">
       <w:startOverride w:val="1"/>
     </w:lvlOverride>
@@ -45722,63 +45301,63 @@
     </w:lvlOverride>
   </w:num>
   <w:num w:numId="1014">
-    <w:abstractNumId w:val="99731"/>
+    <w:abstractNumId w:val="99732"/>
     <w:lvlOverride w:ilvl="0">
-      <w:startOverride w:val="1"/>
+      <w:startOverride w:val="2"/>
     </w:lvlOverride>
     <w:lvlOverride w:ilvl="1">
-      <w:startOverride w:val="1"/>
+      <w:startOverride w:val="2"/>
     </w:lvlOverride>
     <w:lvlOverride w:ilvl="2">
-      <w:startOverride w:val="1"/>
+      <w:startOverride w:val="2"/>
     </w:lvlOverride>
     <w:lvlOverride w:ilvl="3">
-      <w:startOverride w:val="1"/>
+      <w:startOverride w:val="2"/>
     </w:lvlOverride>
     <w:lvlOverride w:ilvl="4">
-      <w:startOverride w:val="1"/>
+      <w:startOverride w:val="2"/>
     </w:lvlOverride>
     <w:lvlOverride w:ilvl="5">
-      <w:startOverride w:val="1"/>
+      <w:startOverride w:val="2"/>
     </w:lvlOverride>
     <w:lvlOverride w:ilvl="6">
-      <w:startOverride w:val="1"/>
+      <w:startOverride w:val="2"/>
     </w:lvlOverride>
     <w:lvlOverride w:ilvl="7">
-      <w:startOverride w:val="1"/>
+      <w:startOverride w:val="2"/>
     </w:lvlOverride>
     <w:lvlOverride w:ilvl="8">
-      <w:startOverride w:val="1"/>
+      <w:startOverride w:val="2"/>
     </w:lvlOverride>
   </w:num>
   <w:num w:numId="1015">
-    <w:abstractNumId w:val="99431"/>
+    <w:abstractNumId w:val="99733"/>
     <w:lvlOverride w:ilvl="0">
-      <w:startOverride w:val="1"/>
+      <w:startOverride w:val="3"/>
     </w:lvlOverride>
     <w:lvlOverride w:ilvl="1">
-      <w:startOverride w:val="1"/>
+      <w:startOverride w:val="3"/>
     </w:lvlOverride>
     <w:lvlOverride w:ilvl="2">
-      <w:startOverride w:val="1"/>
+      <w:startOverride w:val="3"/>
     </w:lvlOverride>
     <w:lvlOverride w:ilvl="3">
-      <w:startOverride w:val="1"/>
+      <w:startOverride w:val="3"/>
     </w:lvlOverride>
     <w:lvlOverride w:ilvl="4">
-      <w:startOverride w:val="1"/>
+      <w:startOverride w:val="3"/>
     </w:lvlOverride>
     <w:lvlOverride w:ilvl="5">
-      <w:startOverride w:val="1"/>
+      <w:startOverride w:val="3"/>
     </w:lvlOverride>
     <w:lvlOverride w:ilvl="6">
-      <w:startOverride w:val="1"/>
+      <w:startOverride w:val="3"/>
     </w:lvlOverride>
     <w:lvlOverride w:ilvl="7">
-      <w:startOverride w:val="1"/>
+      <w:startOverride w:val="3"/>
     </w:lvlOverride>
     <w:lvlOverride w:ilvl="8">
-      <w:startOverride w:val="1"/>
+      <w:startOverride w:val="3"/>
     </w:lvlOverride>
   </w:num>
   <w:num w:numId="1016">
@@ -45812,6 +45391,486 @@
     </w:lvlOverride>
   </w:num>
   <w:num w:numId="1017">
+    <w:abstractNumId w:val="99433"/>
+    <w:lvlOverride w:ilvl="0">
+      <w:startOverride w:val="3"/>
+    </w:lvlOverride>
+    <w:lvlOverride w:ilvl="1">
+      <w:startOverride w:val="3"/>
+    </w:lvlOverride>
+    <w:lvlOverride w:ilvl="2">
+      <w:startOverride w:val="3"/>
+    </w:lvlOverride>
+    <w:lvlOverride w:ilvl="3">
+      <w:startOverride w:val="3"/>
+    </w:lvlOverride>
+    <w:lvlOverride w:ilvl="4">
+      <w:startOverride w:val="3"/>
+    </w:lvlOverride>
+    <w:lvlOverride w:ilvl="5">
+      <w:startOverride w:val="3"/>
+    </w:lvlOverride>
+    <w:lvlOverride w:ilvl="6">
+      <w:startOverride w:val="3"/>
+    </w:lvlOverride>
+    <w:lvlOverride w:ilvl="7">
+      <w:startOverride w:val="3"/>
+    </w:lvlOverride>
+    <w:lvlOverride w:ilvl="8">
+      <w:startOverride w:val="3"/>
+    </w:lvlOverride>
+  </w:num>
+  <w:num w:numId="1018">
+    <w:abstractNumId w:val="99431"/>
+    <w:lvlOverride w:ilvl="0">
+      <w:startOverride w:val="1"/>
+    </w:lvlOverride>
+    <w:lvlOverride w:ilvl="1">
+      <w:startOverride w:val="1"/>
+    </w:lvlOverride>
+    <w:lvlOverride w:ilvl="2">
+      <w:startOverride w:val="1"/>
+    </w:lvlOverride>
+    <w:lvlOverride w:ilvl="3">
+      <w:startOverride w:val="1"/>
+    </w:lvlOverride>
+    <w:lvlOverride w:ilvl="4">
+      <w:startOverride w:val="1"/>
+    </w:lvlOverride>
+    <w:lvlOverride w:ilvl="5">
+      <w:startOverride w:val="1"/>
+    </w:lvlOverride>
+    <w:lvlOverride w:ilvl="6">
+      <w:startOverride w:val="1"/>
+    </w:lvlOverride>
+    <w:lvlOverride w:ilvl="7">
+      <w:startOverride w:val="1"/>
+    </w:lvlOverride>
+    <w:lvlOverride w:ilvl="8">
+      <w:startOverride w:val="1"/>
+    </w:lvlOverride>
+  </w:num>
+  <w:num w:numId="1019">
+    <w:abstractNumId w:val="99432"/>
+    <w:lvlOverride w:ilvl="0">
+      <w:startOverride w:val="2"/>
+    </w:lvlOverride>
+    <w:lvlOverride w:ilvl="1">
+      <w:startOverride w:val="2"/>
+    </w:lvlOverride>
+    <w:lvlOverride w:ilvl="2">
+      <w:startOverride w:val="2"/>
+    </w:lvlOverride>
+    <w:lvlOverride w:ilvl="3">
+      <w:startOverride w:val="2"/>
+    </w:lvlOverride>
+    <w:lvlOverride w:ilvl="4">
+      <w:startOverride w:val="2"/>
+    </w:lvlOverride>
+    <w:lvlOverride w:ilvl="5">
+      <w:startOverride w:val="2"/>
+    </w:lvlOverride>
+    <w:lvlOverride w:ilvl="6">
+      <w:startOverride w:val="2"/>
+    </w:lvlOverride>
+    <w:lvlOverride w:ilvl="7">
+      <w:startOverride w:val="2"/>
+    </w:lvlOverride>
+    <w:lvlOverride w:ilvl="8">
+      <w:startOverride w:val="2"/>
+    </w:lvlOverride>
+  </w:num>
+  <w:num w:numId="1020">
+    <w:abstractNumId w:val="99433"/>
+    <w:lvlOverride w:ilvl="0">
+      <w:startOverride w:val="3"/>
+    </w:lvlOverride>
+    <w:lvlOverride w:ilvl="1">
+      <w:startOverride w:val="3"/>
+    </w:lvlOverride>
+    <w:lvlOverride w:ilvl="2">
+      <w:startOverride w:val="3"/>
+    </w:lvlOverride>
+    <w:lvlOverride w:ilvl="3">
+      <w:startOverride w:val="3"/>
+    </w:lvlOverride>
+    <w:lvlOverride w:ilvl="4">
+      <w:startOverride w:val="3"/>
+    </w:lvlOverride>
+    <w:lvlOverride w:ilvl="5">
+      <w:startOverride w:val="3"/>
+    </w:lvlOverride>
+    <w:lvlOverride w:ilvl="6">
+      <w:startOverride w:val="3"/>
+    </w:lvlOverride>
+    <w:lvlOverride w:ilvl="7">
+      <w:startOverride w:val="3"/>
+    </w:lvlOverride>
+    <w:lvlOverride w:ilvl="8">
+      <w:startOverride w:val="3"/>
+    </w:lvlOverride>
+  </w:num>
+  <w:num w:numId="1021">
+    <w:abstractNumId w:val="99431"/>
+    <w:lvlOverride w:ilvl="0">
+      <w:startOverride w:val="1"/>
+    </w:lvlOverride>
+    <w:lvlOverride w:ilvl="1">
+      <w:startOverride w:val="1"/>
+    </w:lvlOverride>
+    <w:lvlOverride w:ilvl="2">
+      <w:startOverride w:val="1"/>
+    </w:lvlOverride>
+    <w:lvlOverride w:ilvl="3">
+      <w:startOverride w:val="1"/>
+    </w:lvlOverride>
+    <w:lvlOverride w:ilvl="4">
+      <w:startOverride w:val="1"/>
+    </w:lvlOverride>
+    <w:lvlOverride w:ilvl="5">
+      <w:startOverride w:val="1"/>
+    </w:lvlOverride>
+    <w:lvlOverride w:ilvl="6">
+      <w:startOverride w:val="1"/>
+    </w:lvlOverride>
+    <w:lvlOverride w:ilvl="7">
+      <w:startOverride w:val="1"/>
+    </w:lvlOverride>
+    <w:lvlOverride w:ilvl="8">
+      <w:startOverride w:val="1"/>
+    </w:lvlOverride>
+  </w:num>
+  <w:num w:numId="1022">
+    <w:abstractNumId w:val="99431"/>
+    <w:lvlOverride w:ilvl="0">
+      <w:startOverride w:val="1"/>
+    </w:lvlOverride>
+    <w:lvlOverride w:ilvl="1">
+      <w:startOverride w:val="1"/>
+    </w:lvlOverride>
+    <w:lvlOverride w:ilvl="2">
+      <w:startOverride w:val="1"/>
+    </w:lvlOverride>
+    <w:lvlOverride w:ilvl="3">
+      <w:startOverride w:val="1"/>
+    </w:lvlOverride>
+    <w:lvlOverride w:ilvl="4">
+      <w:startOverride w:val="1"/>
+    </w:lvlOverride>
+    <w:lvlOverride w:ilvl="5">
+      <w:startOverride w:val="1"/>
+    </w:lvlOverride>
+    <w:lvlOverride w:ilvl="6">
+      <w:startOverride w:val="1"/>
+    </w:lvlOverride>
+    <w:lvlOverride w:ilvl="7">
+      <w:startOverride w:val="1"/>
+    </w:lvlOverride>
+    <w:lvlOverride w:ilvl="8">
+      <w:startOverride w:val="1"/>
+    </w:lvlOverride>
+  </w:num>
+  <w:num w:numId="1023">
+    <w:abstractNumId w:val="99431"/>
+    <w:lvlOverride w:ilvl="0">
+      <w:startOverride w:val="1"/>
+    </w:lvlOverride>
+    <w:lvlOverride w:ilvl="1">
+      <w:startOverride w:val="1"/>
+    </w:lvlOverride>
+    <w:lvlOverride w:ilvl="2">
+      <w:startOverride w:val="1"/>
+    </w:lvlOverride>
+    <w:lvlOverride w:ilvl="3">
+      <w:startOverride w:val="1"/>
+    </w:lvlOverride>
+    <w:lvlOverride w:ilvl="4">
+      <w:startOverride w:val="1"/>
+    </w:lvlOverride>
+    <w:lvlOverride w:ilvl="5">
+      <w:startOverride w:val="1"/>
+    </w:lvlOverride>
+    <w:lvlOverride w:ilvl="6">
+      <w:startOverride w:val="1"/>
+    </w:lvlOverride>
+    <w:lvlOverride w:ilvl="7">
+      <w:startOverride w:val="1"/>
+    </w:lvlOverride>
+    <w:lvlOverride w:ilvl="8">
+      <w:startOverride w:val="1"/>
+    </w:lvlOverride>
+  </w:num>
+  <w:num w:numId="1024">
+    <w:abstractNumId w:val="99431"/>
+    <w:lvlOverride w:ilvl="0">
+      <w:startOverride w:val="1"/>
+    </w:lvlOverride>
+    <w:lvlOverride w:ilvl="1">
+      <w:startOverride w:val="1"/>
+    </w:lvlOverride>
+    <w:lvlOverride w:ilvl="2">
+      <w:startOverride w:val="1"/>
+    </w:lvlOverride>
+    <w:lvlOverride w:ilvl="3">
+      <w:startOverride w:val="1"/>
+    </w:lvlOverride>
+    <w:lvlOverride w:ilvl="4">
+      <w:startOverride w:val="1"/>
+    </w:lvlOverride>
+    <w:lvlOverride w:ilvl="5">
+      <w:startOverride w:val="1"/>
+    </w:lvlOverride>
+    <w:lvlOverride w:ilvl="6">
+      <w:startOverride w:val="1"/>
+    </w:lvlOverride>
+    <w:lvlOverride w:ilvl="7">
+      <w:startOverride w:val="1"/>
+    </w:lvlOverride>
+    <w:lvlOverride w:ilvl="8">
+      <w:startOverride w:val="1"/>
+    </w:lvlOverride>
+  </w:num>
+  <w:num w:numId="1025">
+    <w:abstractNumId w:val="99431"/>
+    <w:lvlOverride w:ilvl="0">
+      <w:startOverride w:val="1"/>
+    </w:lvlOverride>
+    <w:lvlOverride w:ilvl="1">
+      <w:startOverride w:val="1"/>
+    </w:lvlOverride>
+    <w:lvlOverride w:ilvl="2">
+      <w:startOverride w:val="1"/>
+    </w:lvlOverride>
+    <w:lvlOverride w:ilvl="3">
+      <w:startOverride w:val="1"/>
+    </w:lvlOverride>
+    <w:lvlOverride w:ilvl="4">
+      <w:startOverride w:val="1"/>
+    </w:lvlOverride>
+    <w:lvlOverride w:ilvl="5">
+      <w:startOverride w:val="1"/>
+    </w:lvlOverride>
+    <w:lvlOverride w:ilvl="6">
+      <w:startOverride w:val="1"/>
+    </w:lvlOverride>
+    <w:lvlOverride w:ilvl="7">
+      <w:startOverride w:val="1"/>
+    </w:lvlOverride>
+    <w:lvlOverride w:ilvl="8">
+      <w:startOverride w:val="1"/>
+    </w:lvlOverride>
+  </w:num>
+  <w:num w:numId="1026">
+    <w:abstractNumId w:val="99432"/>
+    <w:lvlOverride w:ilvl="0">
+      <w:startOverride w:val="2"/>
+    </w:lvlOverride>
+    <w:lvlOverride w:ilvl="1">
+      <w:startOverride w:val="2"/>
+    </w:lvlOverride>
+    <w:lvlOverride w:ilvl="2">
+      <w:startOverride w:val="2"/>
+    </w:lvlOverride>
+    <w:lvlOverride w:ilvl="3">
+      <w:startOverride w:val="2"/>
+    </w:lvlOverride>
+    <w:lvlOverride w:ilvl="4">
+      <w:startOverride w:val="2"/>
+    </w:lvlOverride>
+    <w:lvlOverride w:ilvl="5">
+      <w:startOverride w:val="2"/>
+    </w:lvlOverride>
+    <w:lvlOverride w:ilvl="6">
+      <w:startOverride w:val="2"/>
+    </w:lvlOverride>
+    <w:lvlOverride w:ilvl="7">
+      <w:startOverride w:val="2"/>
+    </w:lvlOverride>
+    <w:lvlOverride w:ilvl="8">
+      <w:startOverride w:val="2"/>
+    </w:lvlOverride>
+  </w:num>
+  <w:num w:numId="1027">
+    <w:abstractNumId w:val="99431"/>
+    <w:lvlOverride w:ilvl="0">
+      <w:startOverride w:val="1"/>
+    </w:lvlOverride>
+    <w:lvlOverride w:ilvl="1">
+      <w:startOverride w:val="1"/>
+    </w:lvlOverride>
+    <w:lvlOverride w:ilvl="2">
+      <w:startOverride w:val="1"/>
+    </w:lvlOverride>
+    <w:lvlOverride w:ilvl="3">
+      <w:startOverride w:val="1"/>
+    </w:lvlOverride>
+    <w:lvlOverride w:ilvl="4">
+      <w:startOverride w:val="1"/>
+    </w:lvlOverride>
+    <w:lvlOverride w:ilvl="5">
+      <w:startOverride w:val="1"/>
+    </w:lvlOverride>
+    <w:lvlOverride w:ilvl="6">
+      <w:startOverride w:val="1"/>
+    </w:lvlOverride>
+    <w:lvlOverride w:ilvl="7">
+      <w:startOverride w:val="1"/>
+    </w:lvlOverride>
+    <w:lvlOverride w:ilvl="8">
+      <w:startOverride w:val="1"/>
+    </w:lvlOverride>
+  </w:num>
+  <w:num w:numId="1028">
+    <w:abstractNumId w:val="99431"/>
+    <w:lvlOverride w:ilvl="0">
+      <w:startOverride w:val="1"/>
+    </w:lvlOverride>
+    <w:lvlOverride w:ilvl="1">
+      <w:startOverride w:val="1"/>
+    </w:lvlOverride>
+    <w:lvlOverride w:ilvl="2">
+      <w:startOverride w:val="1"/>
+    </w:lvlOverride>
+    <w:lvlOverride w:ilvl="3">
+      <w:startOverride w:val="1"/>
+    </w:lvlOverride>
+    <w:lvlOverride w:ilvl="4">
+      <w:startOverride w:val="1"/>
+    </w:lvlOverride>
+    <w:lvlOverride w:ilvl="5">
+      <w:startOverride w:val="1"/>
+    </w:lvlOverride>
+    <w:lvlOverride w:ilvl="6">
+      <w:startOverride w:val="1"/>
+    </w:lvlOverride>
+    <w:lvlOverride w:ilvl="7">
+      <w:startOverride w:val="1"/>
+    </w:lvlOverride>
+    <w:lvlOverride w:ilvl="8">
+      <w:startOverride w:val="1"/>
+    </w:lvlOverride>
+  </w:num>
+  <w:num w:numId="1029">
+    <w:abstractNumId w:val="99432"/>
+    <w:lvlOverride w:ilvl="0">
+      <w:startOverride w:val="2"/>
+    </w:lvlOverride>
+    <w:lvlOverride w:ilvl="1">
+      <w:startOverride w:val="2"/>
+    </w:lvlOverride>
+    <w:lvlOverride w:ilvl="2">
+      <w:startOverride w:val="2"/>
+    </w:lvlOverride>
+    <w:lvlOverride w:ilvl="3">
+      <w:startOverride w:val="2"/>
+    </w:lvlOverride>
+    <w:lvlOverride w:ilvl="4">
+      <w:startOverride w:val="2"/>
+    </w:lvlOverride>
+    <w:lvlOverride w:ilvl="5">
+      <w:startOverride w:val="2"/>
+    </w:lvlOverride>
+    <w:lvlOverride w:ilvl="6">
+      <w:startOverride w:val="2"/>
+    </w:lvlOverride>
+    <w:lvlOverride w:ilvl="7">
+      <w:startOverride w:val="2"/>
+    </w:lvlOverride>
+    <w:lvlOverride w:ilvl="8">
+      <w:startOverride w:val="2"/>
+    </w:lvlOverride>
+  </w:num>
+  <w:num w:numId="1030">
+    <w:abstractNumId w:val="99731"/>
+    <w:lvlOverride w:ilvl="0">
+      <w:startOverride w:val="1"/>
+    </w:lvlOverride>
+    <w:lvlOverride w:ilvl="1">
+      <w:startOverride w:val="1"/>
+    </w:lvlOverride>
+    <w:lvlOverride w:ilvl="2">
+      <w:startOverride w:val="1"/>
+    </w:lvlOverride>
+    <w:lvlOverride w:ilvl="3">
+      <w:startOverride w:val="1"/>
+    </w:lvlOverride>
+    <w:lvlOverride w:ilvl="4">
+      <w:startOverride w:val="1"/>
+    </w:lvlOverride>
+    <w:lvlOverride w:ilvl="5">
+      <w:startOverride w:val="1"/>
+    </w:lvlOverride>
+    <w:lvlOverride w:ilvl="6">
+      <w:startOverride w:val="1"/>
+    </w:lvlOverride>
+    <w:lvlOverride w:ilvl="7">
+      <w:startOverride w:val="1"/>
+    </w:lvlOverride>
+    <w:lvlOverride w:ilvl="8">
+      <w:startOverride w:val="1"/>
+    </w:lvlOverride>
+  </w:num>
+  <w:num w:numId="1031">
+    <w:abstractNumId w:val="99431"/>
+    <w:lvlOverride w:ilvl="0">
+      <w:startOverride w:val="1"/>
+    </w:lvlOverride>
+    <w:lvlOverride w:ilvl="1">
+      <w:startOverride w:val="1"/>
+    </w:lvlOverride>
+    <w:lvlOverride w:ilvl="2">
+      <w:startOverride w:val="1"/>
+    </w:lvlOverride>
+    <w:lvlOverride w:ilvl="3">
+      <w:startOverride w:val="1"/>
+    </w:lvlOverride>
+    <w:lvlOverride w:ilvl="4">
+      <w:startOverride w:val="1"/>
+    </w:lvlOverride>
+    <w:lvlOverride w:ilvl="5">
+      <w:startOverride w:val="1"/>
+    </w:lvlOverride>
+    <w:lvlOverride w:ilvl="6">
+      <w:startOverride w:val="1"/>
+    </w:lvlOverride>
+    <w:lvlOverride w:ilvl="7">
+      <w:startOverride w:val="1"/>
+    </w:lvlOverride>
+    <w:lvlOverride w:ilvl="8">
+      <w:startOverride w:val="1"/>
+    </w:lvlOverride>
+  </w:num>
+  <w:num w:numId="1032">
+    <w:abstractNumId w:val="99431"/>
+    <w:lvlOverride w:ilvl="0">
+      <w:startOverride w:val="1"/>
+    </w:lvlOverride>
+    <w:lvlOverride w:ilvl="1">
+      <w:startOverride w:val="1"/>
+    </w:lvlOverride>
+    <w:lvlOverride w:ilvl="2">
+      <w:startOverride w:val="1"/>
+    </w:lvlOverride>
+    <w:lvlOverride w:ilvl="3">
+      <w:startOverride w:val="1"/>
+    </w:lvlOverride>
+    <w:lvlOverride w:ilvl="4">
+      <w:startOverride w:val="1"/>
+    </w:lvlOverride>
+    <w:lvlOverride w:ilvl="5">
+      <w:startOverride w:val="1"/>
+    </w:lvlOverride>
+    <w:lvlOverride w:ilvl="6">
+      <w:startOverride w:val="1"/>
+    </w:lvlOverride>
+    <w:lvlOverride w:ilvl="7">
+      <w:startOverride w:val="1"/>
+    </w:lvlOverride>
+    <w:lvlOverride w:ilvl="8">
+      <w:startOverride w:val="1"/>
+    </w:lvlOverride>
+  </w:num>
+  <w:num w:numId="1033">
     <w:abstractNumId w:val="99434"/>
     <w:lvlOverride w:ilvl="0">
       <w:startOverride w:val="4"/>
@@ -45919,7 +45978,7 @@
     <ns0:rPr>
       <ns0:rFonts ns0:ascii="Times New Roman" ns0:cs="Times New Roman" ns0:eastAsia="SimHei" ns0:hAnsi="Times New Roman"/>
       <ns0:b/>
-      <ns0:color ns0:val="000000"/>
+      <ns0:color ns0:val="17324D"/>
       <ns0:sz ns0:val="44"/>
       <ns0:szCs ns0:val="56"/>
     </ns0:rPr>
@@ -46061,7 +46120,7 @@
     <ns0:rPr>
       <ns0:rFonts ns0:ascii="Times New Roman" ns0:cs="Times New Roman" ns0:eastAsia="SimHei" ns0:hAnsi="Times New Roman"/>
       <ns0:b/>
-      <ns0:color ns0:val="000000"/>
+      <ns0:color ns0:val="17324D"/>
       <ns0:sz ns0:val="32"/>
       <ns0:szCs ns0:val="40"/>
     </ns0:rPr>
@@ -46085,7 +46144,7 @@
     <ns0:rPr>
       <ns0:rFonts ns0:ascii="Times New Roman" ns0:cs="Times New Roman" ns0:eastAsia="SimHei" ns0:hAnsi="Times New Roman"/>
       <ns0:b/>
-      <ns0:color ns0:val="000000"/>
+      <ns0:color ns0:val="17324D"/>
       <ns0:sz ns0:val="28"/>
       <ns0:szCs ns0:val="32"/>
     </ns0:rPr>
@@ -46109,7 +46168,7 @@
     <ns0:rPr>
       <ns0:rFonts ns0:ascii="Times New Roman" ns0:cs="Times New Roman" ns0:eastAsia="SimHei" ns0:hAnsi="Times New Roman"/>
       <ns0:b/>
-      <ns0:color ns0:val="000000"/>
+      <ns0:color ns0:val="17324D"/>
       <ns0:sz ns0:val="25"/>
       <ns0:szCs ns0:val="28"/>
     </ns0:rPr>

--- a/00-首页/题组Word/第一轮·竞赛教材版/第一轮结构·4-晶体结构（学生版）.docx
+++ b/00-首页/题组Word/第一轮·竞赛教材版/第一轮结构·4-晶体结构（学生版）.docx
@@ -4833,6 +4833,565 @@
     </w:p>
     <w:p>
       <w:pPr>
+        <w:numPr>
+          <w:ilvl w:val="0"/>
+          <w:numId w:val="1006"/>
+        </w:numPr>
+        <w:ind w:firstLine="420"/>
+      </w:pPr>
+      <w:r>
+        <w:rPr>
+          <w:rFonts w:hint="eastAsia" w:ascii="Times New Roman" w:hAnsi="Times New Roman" w:eastAsia="FangSong" w:cs="Times New Roman"/>
+        </w:rPr>
+        <w:t xml:space="preserve">计算</w:t>
+      </w:r>
+      <w:r>
+        <w:rPr>
+          <w:rFonts w:ascii="Times New Roman" w:hAnsi="Times New Roman" w:eastAsia="Times New Roman" w:cs="Times New Roman"/>
+        </w:rPr>
+        <w:t xml:space="preserve"> </w:t>
+      </w:r>
+      <m:oMath>
+        <m:oMathPr>
+          <m:ctrlPr>
+            <w:rPr>
+              <w:sz w:val="28"/>
+              <w:szCs w:val="28"/>
+            </w:rPr>
+          </m:ctrlPr>
+        </m:oMathPr>
+        <m:r>
+          <m:t>C</m:t>
+        </m:r>
+        <m:r>
+          <m:t>a</m:t>
+        </m:r>
+        <m:sSub>
+          <m:e>
+            <m:r>
+              <m:t>B</m:t>
+            </m:r>
+          </m:e>
+          <m:sub>
+            <m:r>
+              <m:t>x</m:t>
+            </m:r>
+          </m:sub>
+        </m:sSub>
+        <m:sSub>
+          <m:e>
+            <m:r>
+              <m:t>C</m:t>
+            </m:r>
+          </m:e>
+          <m:sub>
+            <m:r>
+              <m:t>y</m:t>
+            </m:r>
+          </m:sub>
+        </m:sSub>
+      </m:oMath>
+      <w:r>
+        <w:rPr>
+          <w:rFonts w:ascii="Times New Roman" w:hAnsi="Times New Roman" w:eastAsia="Times New Roman" w:cs="Times New Roman"/>
+        </w:rPr>
+        <w:t xml:space="preserve"> </w:t>
+      </w:r>
+      <w:r>
+        <w:rPr>
+          <w:rFonts w:hint="eastAsia" w:ascii="Times New Roman" w:hAnsi="Times New Roman" w:eastAsia="FangSong" w:cs="Times New Roman"/>
+        </w:rPr>
+        <w:t xml:space="preserve">的中</w:t>
+      </w:r>
+      <w:r>
+        <w:rPr>
+          <w:rFonts w:ascii="Times New Roman" w:hAnsi="Times New Roman" w:eastAsia="Times New Roman" w:cs="Times New Roman"/>
+        </w:rPr>
+        <w:t xml:space="preserve"> x </w:t>
+      </w:r>
+      <w:r>
+        <w:rPr>
+          <w:rFonts w:hint="eastAsia" w:ascii="Times New Roman" w:hAnsi="Times New Roman" w:eastAsia="FangSong" w:cs="Times New Roman"/>
+        </w:rPr>
+        <w:t xml:space="preserve">和</w:t>
+      </w:r>
+      <w:r>
+        <w:rPr>
+          <w:rFonts w:ascii="Times New Roman" w:hAnsi="Times New Roman" w:eastAsia="Times New Roman" w:cs="Times New Roman"/>
+        </w:rPr>
+        <w:t xml:space="preserve"> y </w:t>
+      </w:r>
+      <w:r>
+        <w:rPr>
+          <w:rFonts w:hint="eastAsia" w:ascii="Times New Roman" w:hAnsi="Times New Roman" w:eastAsia="FangSong" w:cs="Times New Roman"/>
+        </w:rPr>
+        <w:t>的值</w:t>
+      </w:r>
+      <w:r>
+        <w:rPr>
+          <w:rFonts w:hint="eastAsia" w:ascii="Times New Roman" w:hAnsi="Times New Roman" w:eastAsia="Times New Roman" w:cs="Times New Roman"/>
+        </w:rPr>
+        <w:t>。</w:t>
+      </w:r>
+    </w:p>
+    <w:p>
+      <w:pPr>
+        <w:numPr>
+          <w:ilvl w:val="0"/>
+          <w:numId w:val="1006"/>
+        </w:numPr>
+        <w:ind w:firstLine="420"/>
+      </w:pPr>
+      <w:r>
+        <w:rPr>
+          <w:rFonts w:hint="eastAsia" w:ascii="Times New Roman" w:hAnsi="Times New Roman" w:eastAsia="FangSong" w:cs="Times New Roman"/>
+        </w:rPr>
+        <w:t xml:space="preserve">请以</w:t>
+      </w:r>
+      <w:r>
+        <w:rPr>
+          <w:rFonts w:ascii="Times New Roman" w:hAnsi="Times New Roman" w:eastAsia="Times New Roman" w:cs="Times New Roman"/>
+        </w:rPr>
+        <w:t xml:space="preserve"> Ca </w:t>
+      </w:r>
+      <w:r>
+        <w:rPr>
+          <w:rFonts w:hint="eastAsia" w:ascii="Times New Roman" w:hAnsi="Times New Roman" w:eastAsia="FangSong" w:cs="Times New Roman"/>
+        </w:rPr>
+        <w:t>为晶胞原点</w:t>
+      </w:r>
+      <w:r>
+        <w:rPr>
+          <w:rFonts w:hint="eastAsia" w:ascii="Times New Roman" w:hAnsi="Times New Roman" w:eastAsia="Times New Roman" w:cs="Times New Roman"/>
+        </w:rPr>
+        <w:t>，</w:t>
+      </w:r>
+      <w:r>
+        <w:rPr>
+          <w:rFonts w:hint="eastAsia" w:ascii="Times New Roman" w:hAnsi="Times New Roman" w:eastAsia="FangSong" w:cs="Times New Roman"/>
+        </w:rPr>
+        <w:t>画出该半导体一个晶胞的结构</w:t>
+      </w:r>
+      <w:r>
+        <w:rPr>
+          <w:rFonts w:hint="eastAsia" w:ascii="Times New Roman" w:hAnsi="Times New Roman" w:eastAsia="Times New Roman" w:cs="Times New Roman"/>
+        </w:rPr>
+        <w:t>。</w:t>
+      </w:r>
+    </w:p>
+    <w:p>
+      <w:pPr>
+        <w:numPr>
+          <w:ilvl w:val="0"/>
+          <w:numId w:val="1006"/>
+        </w:numPr>
+        <w:ind w:firstLine="420"/>
+      </w:pPr>
+      <m:oMath>
+        <m:sSub>
+          <m:e>
+            <m:r>
+              <m:rPr>
+                <m:sty m:val="p"/>
+              </m:rPr>
+              <m:t>C</m:t>
+            </m:r>
+            <m:r>
+              <m:rPr>
+                <m:sty m:val="p"/>
+              </m:rPr>
+              <m:t>a</m:t>
+            </m:r>
+            <m:r>
+              <m:rPr>
+                <m:sty m:val="p"/>
+              </m:rPr>
+              <m:t>B</m:t>
+            </m:r>
+          </m:e>
+          <m:sub>
+            <m:r>
+              <m:t>z</m:t>
+            </m:r>
+          </m:sub>
+        </m:sSub>
+      </m:oMath>
+      <w:r>
+        <w:rPr>
+          <w:rFonts w:ascii="Times New Roman" w:hAnsi="Times New Roman" w:eastAsia="Times New Roman" w:cs="Times New Roman"/>
+        </w:rPr>
+        <w:t xml:space="preserve"> </w:t>
+      </w:r>
+      <w:r>
+        <w:rPr>
+          <w:rFonts w:hint="eastAsia" w:ascii="Times New Roman" w:hAnsi="Times New Roman" w:eastAsia="FangSong" w:cs="Times New Roman"/>
+        </w:rPr>
+        <w:t xml:space="preserve">的结构与</w:t>
+      </w:r>
+      <w:r>
+        <w:rPr>
+          <w:rFonts w:ascii="Times New Roman" w:hAnsi="Times New Roman" w:eastAsia="Times New Roman" w:cs="Times New Roman"/>
+        </w:rPr>
+        <w:t xml:space="preserve"> </w:t>
+      </w:r>
+      <m:oMath>
+        <m:oMathPr>
+          <m:ctrlPr>
+            <w:rPr>
+              <w:sz w:val="28"/>
+              <w:szCs w:val="28"/>
+            </w:rPr>
+          </m:ctrlPr>
+        </m:oMathPr>
+        <m:sSub>
+          <m:e>
+            <m:r>
+              <m:rPr>
+                <m:sty m:val="p"/>
+              </m:rPr>
+              <m:t>C</m:t>
+            </m:r>
+            <m:r>
+              <m:rPr>
+                <m:sty m:val="p"/>
+              </m:rPr>
+              <m:t>a</m:t>
+            </m:r>
+            <m:r>
+              <m:rPr>
+                <m:sty m:val="p"/>
+              </m:rPr>
+              <m:t>B</m:t>
+            </m:r>
+          </m:e>
+          <m:sub>
+            <m:r>
+              <m:t>2</m:t>
+            </m:r>
+          </m:sub>
+        </m:sSub>
+        <m:sSub>
+          <m:e>
+            <m:r>
+              <m:rPr>
+                <m:sty m:val="p"/>
+              </m:rPr>
+              <m:t>C</m:t>
+            </m:r>
+          </m:e>
+          <m:sub>
+            <m:r>
+              <m:t>2</m:t>
+            </m:r>
+          </m:sub>
+        </m:sSub>
+      </m:oMath>
+      <w:r>
+        <w:rPr>
+          <w:rFonts w:ascii="Times New Roman" w:hAnsi="Times New Roman" w:eastAsia="Times New Roman" w:cs="Times New Roman"/>
+        </w:rPr>
+        <w:t xml:space="preserve"> </w:t>
+      </w:r>
+      <w:r>
+        <w:rPr>
+          <w:rFonts w:hint="eastAsia" w:ascii="Times New Roman" w:hAnsi="Times New Roman" w:eastAsia="FangSong" w:cs="Times New Roman"/>
+        </w:rPr>
+        <w:t>的结构相似</w:t>
+      </w:r>
+      <w:r>
+        <w:rPr>
+          <w:rFonts w:hint="eastAsia" w:ascii="Times New Roman" w:hAnsi="Times New Roman" w:eastAsia="Times New Roman" w:cs="Times New Roman"/>
+        </w:rPr>
+        <w:t>，B</w:t>
+      </w:r>
+      <w:r>
+        <w:rPr>
+          <w:rFonts w:hint="eastAsia" w:ascii="Times New Roman" w:hAnsi="Times New Roman" w:eastAsia="FangSong" w:cs="Times New Roman"/>
+        </w:rPr>
+        <w:t>原子形成四元环和八元环连接的层状结构</w:t>
+      </w:r>
+      <w:r>
+        <w:rPr>
+          <w:rFonts w:hint="eastAsia" w:ascii="Times New Roman" w:hAnsi="Times New Roman" w:eastAsia="Times New Roman" w:cs="Times New Roman"/>
+        </w:rPr>
+        <w:t>，</w:t>
+      </w:r>
+      <w:r>
+        <w:rPr>
+          <w:rFonts w:hint="eastAsia" w:ascii="Times New Roman" w:hAnsi="Times New Roman" w:eastAsia="FangSong" w:cs="Times New Roman"/>
+        </w:rPr>
+        <w:t>且在</w:t>
+      </w:r>
+      <w:r>
+        <w:rPr>
+          <w:rFonts w:hint="eastAsia" w:ascii="Times New Roman" w:hAnsi="Times New Roman" w:eastAsia="Times New Roman" w:cs="Times New Roman"/>
+        </w:rPr>
+        <w:t>B</w:t>
+      </w:r>
+      <w:r>
+        <w:rPr>
+          <w:rFonts w:hint="eastAsia" w:ascii="Times New Roman" w:hAnsi="Times New Roman" w:eastAsia="FangSong" w:cs="Times New Roman"/>
+        </w:rPr>
+        <w:t>原子层中四元环的中心投影位置也有</w:t>
+      </w:r>
+      <w:r>
+        <w:rPr>
+          <w:rFonts w:hint="eastAsia" w:ascii="Times New Roman" w:hAnsi="Times New Roman" w:eastAsia="Times New Roman" w:cs="Times New Roman"/>
+        </w:rPr>
+        <w:t>B</w:t>
+      </w:r>
+      <w:r>
+        <w:rPr>
+          <w:rFonts w:hint="eastAsia" w:ascii="Times New Roman" w:hAnsi="Times New Roman" w:eastAsia="FangSong" w:cs="Times New Roman"/>
+        </w:rPr>
+        <w:t>原子</w:t>
+      </w:r>
+      <w:r>
+        <w:rPr>
+          <w:rFonts w:hint="eastAsia" w:ascii="Times New Roman" w:hAnsi="Times New Roman" w:eastAsia="Times New Roman" w:cs="Times New Roman"/>
+        </w:rPr>
+        <w:t>(</w:t>
+      </w:r>
+      <w:r>
+        <w:rPr>
+          <w:rFonts w:hint="eastAsia" w:ascii="Times New Roman" w:hAnsi="Times New Roman" w:eastAsia="FangSong" w:cs="Times New Roman"/>
+        </w:rPr>
+        <w:t>即四元环上下都有一个</w:t>
+      </w:r>
+      <w:r>
+        <w:rPr>
+          <w:rFonts w:hint="eastAsia" w:ascii="Times New Roman" w:hAnsi="Times New Roman" w:eastAsia="Times New Roman" w:cs="Times New Roman"/>
+        </w:rPr>
+        <w:t>B，</w:t>
+      </w:r>
+      <w:r>
+        <w:rPr>
+          <w:rFonts w:hint="eastAsia" w:ascii="Times New Roman" w:hAnsi="Times New Roman" w:eastAsia="FangSong" w:cs="Times New Roman"/>
+        </w:rPr>
+        <w:t>六个</w:t>
+      </w:r>
+      <w:r>
+        <w:rPr>
+          <w:rFonts w:hint="eastAsia" w:ascii="Times New Roman" w:hAnsi="Times New Roman" w:eastAsia="Times New Roman" w:cs="Times New Roman"/>
+        </w:rPr>
+        <w:t>B</w:t>
+      </w:r>
+      <w:r>
+        <w:rPr>
+          <w:rFonts w:hint="eastAsia" w:ascii="Times New Roman" w:hAnsi="Times New Roman" w:eastAsia="FangSong" w:cs="Times New Roman"/>
+        </w:rPr>
+        <w:t>形成八面体</w:t>
+      </w:r>
+      <w:r>
+        <w:rPr>
+          <w:rFonts w:hint="eastAsia" w:ascii="Times New Roman" w:hAnsi="Times New Roman" w:eastAsia="Times New Roman" w:cs="Times New Roman"/>
+        </w:rPr>
+        <w:t>)，Ca</w:t>
+      </w:r>
+      <w:r>
+        <w:rPr>
+          <w:rFonts w:hint="eastAsia" w:ascii="Times New Roman" w:hAnsi="Times New Roman" w:eastAsia="FangSong" w:cs="Times New Roman"/>
+        </w:rPr>
+        <w:t>原子在层间</w:t>
+      </w:r>
+      <w:r>
+        <w:rPr>
+          <w:rFonts w:hint="eastAsia" w:ascii="Times New Roman" w:hAnsi="Times New Roman" w:eastAsia="Times New Roman" w:cs="Times New Roman"/>
+        </w:rPr>
+        <w:t>，</w:t>
+      </w:r>
+      <w:r>
+        <w:rPr>
+          <w:rFonts w:hint="eastAsia" w:ascii="Times New Roman" w:hAnsi="Times New Roman" w:eastAsia="FangSong" w:cs="Times New Roman"/>
+        </w:rPr>
+        <w:t>金属原子</w:t>
+      </w:r>
+      <w:r>
+        <w:rPr>
+          <w:rFonts w:hint="eastAsia" w:ascii="Times New Roman" w:hAnsi="Times New Roman" w:eastAsia="Times New Roman" w:cs="Times New Roman"/>
+        </w:rPr>
+        <w:t>Ca</w:t>
+      </w:r>
+      <w:r>
+        <w:rPr>
+          <w:rFonts w:hint="eastAsia" w:ascii="Times New Roman" w:hAnsi="Times New Roman" w:eastAsia="FangSong" w:cs="Times New Roman"/>
+        </w:rPr>
+        <w:t>在</w:t>
+      </w:r>
+      <w:r>
+        <w:rPr>
+          <w:rFonts w:hint="eastAsia" w:ascii="Times New Roman" w:hAnsi="Times New Roman" w:eastAsia="Times New Roman" w:cs="Times New Roman"/>
+        </w:rPr>
+        <w:t>B</w:t>
+      </w:r>
+      <w:r>
+        <w:rPr>
+          <w:rFonts w:hint="eastAsia" w:ascii="Times New Roman" w:hAnsi="Times New Roman" w:eastAsia="FangSong" w:cs="Times New Roman"/>
+        </w:rPr>
+        <w:t>层上的投影也恰好处于</w:t>
+      </w:r>
+      <w:r>
+        <w:rPr>
+          <w:rFonts w:hint="eastAsia" w:ascii="Times New Roman" w:hAnsi="Times New Roman" w:eastAsia="Times New Roman" w:cs="Times New Roman"/>
+        </w:rPr>
+        <w:t>B</w:t>
+      </w:r>
+      <w:r>
+        <w:rPr>
+          <w:rFonts w:hint="eastAsia" w:ascii="Times New Roman" w:hAnsi="Times New Roman" w:eastAsia="FangSong" w:cs="Times New Roman"/>
+        </w:rPr>
+        <w:t>形成的八元环中心位置</w:t>
+      </w:r>
+      <w:r>
+        <w:rPr>
+          <w:rFonts w:hint="eastAsia" w:ascii="Times New Roman" w:hAnsi="Times New Roman" w:eastAsia="Times New Roman" w:cs="Times New Roman"/>
+        </w:rPr>
+        <w:t>。</w:t>
+      </w:r>
+      <w:r>
+        <w:rPr>
+          <w:rFonts w:hint="eastAsia" w:ascii="Times New Roman" w:hAnsi="Times New Roman" w:eastAsia="FangSong" w:cs="Times New Roman"/>
+        </w:rPr>
+        <w:t>已知层状化合物层间的距离大于普通的金属键或共价键</w:t>
+      </w:r>
+      <w:r>
+        <w:rPr>
+          <w:rFonts w:hint="eastAsia" w:ascii="Times New Roman" w:hAnsi="Times New Roman" w:eastAsia="Times New Roman" w:cs="Times New Roman"/>
+        </w:rPr>
+        <w:t>。</w:t>
+      </w:r>
+      <w:r>
+        <w:rPr>
+          <w:rFonts w:hint="eastAsia" w:ascii="Times New Roman" w:hAnsi="Times New Roman" w:eastAsia="FangSong" w:cs="Times New Roman"/>
+        </w:rPr>
+        <w:t>计算</w:t>
+      </w:r>
+      <w:r>
+        <w:rPr>
+          <w:rFonts w:ascii="Times New Roman" w:hAnsi="Times New Roman" w:eastAsia="Times New Roman" w:cs="Times New Roman"/>
+        </w:rPr>
+        <w:t xml:space="preserve"> </w:t>
+      </w:r>
+      <m:oMath>
+        <m:r>
+          <m:t>z</m:t>
+        </m:r>
+      </m:oMath>
+      <w:r>
+        <w:rPr>
+          <w:rFonts w:ascii="Times New Roman" w:hAnsi="Times New Roman" w:eastAsia="Times New Roman" w:cs="Times New Roman"/>
+        </w:rPr>
+        <w:t xml:space="preserve"> </w:t>
+      </w:r>
+      <w:r>
+        <w:rPr>
+          <w:rFonts w:hint="eastAsia" w:ascii="Times New Roman" w:hAnsi="Times New Roman" w:eastAsia="FangSong" w:cs="Times New Roman"/>
+        </w:rPr>
+        <w:t>的值</w:t>
+      </w:r>
+      <w:r>
+        <w:rPr>
+          <w:rFonts w:hint="eastAsia" w:ascii="Times New Roman" w:hAnsi="Times New Roman" w:eastAsia="Times New Roman" w:cs="Times New Roman"/>
+        </w:rPr>
+        <w:t>，</w:t>
+      </w:r>
+      <w:r>
+        <w:rPr>
+          <w:rFonts w:hint="eastAsia" w:ascii="Times New Roman" w:hAnsi="Times New Roman" w:eastAsia="FangSong" w:cs="Times New Roman"/>
+        </w:rPr>
+        <w:t>并画出</w:t>
+      </w:r>
+      <w:r>
+        <w:rPr>
+          <w:rFonts w:ascii="Times New Roman" w:hAnsi="Times New Roman" w:eastAsia="Times New Roman" w:cs="Times New Roman"/>
+        </w:rPr>
+        <w:t xml:space="preserve"> </w:t>
+      </w:r>
+      <m:oMath>
+        <m:sSub>
+          <m:e>
+            <m:r>
+              <m:rPr>
+                <m:sty m:val="p"/>
+              </m:rPr>
+              <m:t>C</m:t>
+            </m:r>
+            <m:r>
+              <m:rPr>
+                <m:sty m:val="p"/>
+              </m:rPr>
+              <m:t>a</m:t>
+            </m:r>
+            <m:r>
+              <m:rPr>
+                <m:sty m:val="p"/>
+              </m:rPr>
+              <m:t>B</m:t>
+            </m:r>
+          </m:e>
+          <m:sub>
+            <m:r>
+              <m:t>z</m:t>
+            </m:r>
+          </m:sub>
+        </m:sSub>
+      </m:oMath>
+      <w:r>
+        <w:rPr>
+          <w:rFonts w:ascii="Times New Roman" w:hAnsi="Times New Roman" w:eastAsia="Times New Roman" w:cs="Times New Roman"/>
+        </w:rPr>
+        <w:t xml:space="preserve"> </w:t>
+      </w:r>
+      <w:r>
+        <w:rPr>
+          <w:rFonts w:hint="eastAsia" w:ascii="Times New Roman" w:hAnsi="Times New Roman" w:eastAsia="FangSong" w:cs="Times New Roman"/>
+        </w:rPr>
+        <w:t xml:space="preserve">在</w:t>
+      </w:r>
+      <w:r>
+        <w:rPr>
+          <w:rFonts w:ascii="Times New Roman" w:hAnsi="Times New Roman" w:eastAsia="Times New Roman" w:cs="Times New Roman"/>
+        </w:rPr>
+        <w:t xml:space="preserve"> </w:t>
+      </w:r>
+      <m:oMath>
+        <m:sSub>
+          <m:e>
+            <m:r>
+              <m:rPr>
+                <m:sty m:val="bi"/>
+              </m:rPr>
+              <m:t>B</m:t>
+            </m:r>
+          </m:e>
+          <m:sub>
+            <m:r>
+              <m:t>z</m:t>
+            </m:r>
+          </m:sub>
+        </m:sSub>
+      </m:oMath>
+      <w:r>
+        <w:rPr>
+          <w:rFonts w:ascii="Times New Roman" w:hAnsi="Times New Roman" w:eastAsia="Times New Roman" w:cs="Times New Roman"/>
+        </w:rPr>
+        <w:t xml:space="preserve"> </w:t>
+      </w:r>
+      <w:r>
+        <w:rPr>
+          <w:rFonts w:hint="eastAsia" w:ascii="Times New Roman" w:hAnsi="Times New Roman" w:eastAsia="FangSong" w:cs="Times New Roman"/>
+        </w:rPr>
+        <w:t>层上的投影图</w:t>
+      </w:r>
+      <w:r>
+        <w:rPr>
+          <w:rFonts w:hint="eastAsia" w:ascii="Times New Roman" w:hAnsi="Times New Roman" w:eastAsia="Times New Roman" w:cs="Times New Roman"/>
+        </w:rPr>
+        <w:t>.</w:t>
+      </w:r>
+    </w:p>
+    <w:p>
+      <w:pPr>
         <w:spacing w:before="160" w:after="80"/>
       </w:pPr>
       <w:r>
@@ -6075,7 +6634,7 @@
       <w:pPr>
         <w:numPr>
           <w:ilvl w:val="0"/>
-          <w:numId w:val="1006"/>
+          <w:numId w:val="1007"/>
         </w:numPr>
         <w:ind w:firstLine="420"/>
       </w:pPr>
@@ -6167,7 +6726,7 @@
       <w:pPr>
         <w:numPr>
           <w:ilvl w:val="0"/>
-          <w:numId w:val="1006"/>
+          <w:numId w:val="1007"/>
         </w:numPr>
         <w:ind w:firstLine="420"/>
       </w:pPr>
@@ -6253,7 +6812,7 @@
       <w:pPr>
         <w:numPr>
           <w:ilvl w:val="0"/>
-          <w:numId w:val="1006"/>
+          <w:numId w:val="1007"/>
         </w:numPr>
         <w:ind w:firstLine="420"/>
       </w:pPr>
@@ -6430,7 +6989,7 @@
       <w:pPr>
         <w:numPr>
           <w:ilvl w:val="0"/>
-          <w:numId w:val="1006"/>
+          <w:numId w:val="1007"/>
         </w:numPr>
         <w:ind w:firstLine="420"/>
       </w:pPr>
@@ -6687,7 +7246,7 @@
       <w:pPr>
         <w:numPr>
           <w:ilvl w:val="0"/>
-          <w:numId w:val="1006"/>
+          <w:numId w:val="1007"/>
         </w:numPr>
         <w:ind w:firstLine="420"/>
       </w:pPr>
@@ -7503,7 +8062,7 @@
         <w:pStyle w:val="Compact"/>
         <w:numPr>
           <w:ilvl w:val="0"/>
-          <w:numId w:val="1007"/>
+          <w:numId w:val="1008"/>
         </w:numPr>
         <w:ind w:firstLine="420"/>
       </w:pPr>
@@ -9259,6 +9818,1100 @@
     </w:p>
     <w:p>
       <w:pPr>
+        <w:numPr>
+          <w:ilvl w:val="0"/>
+          <w:numId w:val="1009"/>
+        </w:numPr>
+        <w:ind w:firstLine="420"/>
+      </w:pPr>
+      <w:r>
+        <w:rPr>
+          <w:rFonts w:hint="eastAsia" w:ascii="Times New Roman" w:hAnsi="Times New Roman" w:eastAsia="FangSong" w:cs="Times New Roman"/>
+        </w:rPr>
+        <w:t>请说明压力升高时两个晶相的焓变如何</w:t>
+      </w:r>
+      <w:r>
+        <w:rPr>
+          <w:rFonts w:hint="eastAsia" w:ascii="Times New Roman" w:hAnsi="Times New Roman" w:eastAsia="Times New Roman" w:cs="Times New Roman"/>
+        </w:rPr>
+        <w:t>。(</w:t>
+      </w:r>
+      <w:r>
+        <w:rPr>
+          <w:rFonts w:hint="eastAsia" w:ascii="Times New Roman" w:hAnsi="Times New Roman" w:eastAsia="FangSong" w:cs="Times New Roman"/>
+        </w:rPr>
+        <w:t>升高或降低</w:t>
+      </w:r>
+      <w:r>
+        <w:rPr>
+          <w:rFonts w:hint="eastAsia" w:ascii="Times New Roman" w:hAnsi="Times New Roman" w:eastAsia="Times New Roman" w:cs="Times New Roman"/>
+        </w:rPr>
+        <w:t>)</w:t>
+      </w:r>
+    </w:p>
+    <w:p>
+      <w:pPr>
+        <w:numPr>
+          <w:ilvl w:val="0"/>
+          <w:numId w:val="1009"/>
+        </w:numPr>
+        <w:ind w:firstLine="420"/>
+      </w:pPr>
+      <w:r>
+        <w:rPr>
+          <w:rFonts w:hint="eastAsia" w:ascii="Times New Roman" w:hAnsi="Times New Roman" w:eastAsia="FangSong" w:cs="Times New Roman"/>
+        </w:rPr>
+        <w:t>随压力升高</w:t>
+      </w:r>
+      <w:r>
+        <w:rPr>
+          <w:rFonts w:hint="eastAsia" w:ascii="Times New Roman" w:hAnsi="Times New Roman" w:eastAsia="Times New Roman" w:cs="Times New Roman"/>
+        </w:rPr>
+        <w:t>，</w:t>
+      </w:r>
+      <w:r>
+        <w:rPr>
+          <w:rFonts w:hint="eastAsia" w:ascii="Times New Roman" w:hAnsi="Times New Roman" w:eastAsia="FangSong" w:cs="Times New Roman"/>
+        </w:rPr>
+        <w:t>在进行</w:t>
+      </w:r>
+      <w:r>
+        <w:rPr>
+          <w:rFonts w:ascii="Times New Roman" w:hAnsi="Times New Roman" w:eastAsia="Times New Roman" w:cs="Times New Roman"/>
+        </w:rPr>
+        <w:t xml:space="preserve"> X </w:t>
+      </w:r>
+      <w:r>
+        <w:rPr>
+          <w:rFonts w:hint="eastAsia" w:ascii="Times New Roman" w:hAnsi="Times New Roman" w:eastAsia="FangSong" w:cs="Times New Roman"/>
+        </w:rPr>
+        <w:t>射线衍射时</w:t>
+      </w:r>
+      <w:r>
+        <w:rPr>
+          <w:rFonts w:hint="eastAsia" w:ascii="Times New Roman" w:hAnsi="Times New Roman" w:eastAsia="Times New Roman" w:cs="Times New Roman"/>
+        </w:rPr>
+        <w:t>，</w:t>
+      </w:r>
+      <w:r>
+        <w:rPr>
+          <w:rFonts w:hint="eastAsia" w:ascii="Times New Roman" w:hAnsi="Times New Roman" w:eastAsia="FangSong" w:cs="Times New Roman"/>
+        </w:rPr>
+        <w:t>晶相中的衍射峰发生怎样的变化</w:t>
+      </w:r>
+      <w:r>
+        <w:rPr>
+          <w:rFonts w:hint="eastAsia" w:ascii="Times New Roman" w:hAnsi="Times New Roman" w:eastAsia="Times New Roman" w:cs="Times New Roman"/>
+        </w:rPr>
+        <w:t>？</w:t>
+      </w:r>
+      <w:r>
+        <w:rPr>
+          <w:rFonts w:hint="eastAsia" w:ascii="Times New Roman" w:hAnsi="Times New Roman" w:eastAsia="FangSong" w:cs="Times New Roman"/>
+        </w:rPr>
+        <w:t>简要说明原因</w:t>
+      </w:r>
+      <w:r>
+        <w:rPr>
+          <w:rFonts w:hint="eastAsia" w:ascii="Times New Roman" w:hAnsi="Times New Roman" w:eastAsia="Times New Roman" w:cs="Times New Roman"/>
+        </w:rPr>
+        <w:t>。</w:t>
+      </w:r>
+    </w:p>
+    <w:p>
+      <w:pPr>
+        <w:numPr>
+          <w:ilvl w:val="0"/>
+          <w:numId w:val="1009"/>
+        </w:numPr>
+        <w:ind w:firstLine="420"/>
+      </w:pPr>
+      <w:r>
+        <w:rPr>
+          <w:rFonts w:hint="eastAsia" w:ascii="Times New Roman" w:hAnsi="Times New Roman" w:eastAsia="FangSong" w:cs="Times New Roman"/>
+        </w:rPr>
+        <w:t>在第一个超导晶相中</w:t>
+      </w:r>
+      <w:r>
+        <w:rPr>
+          <w:rFonts w:hint="eastAsia" w:ascii="Times New Roman" w:hAnsi="Times New Roman" w:eastAsia="Times New Roman" w:cs="Times New Roman"/>
+        </w:rPr>
+        <w:t>，</w:t>
+      </w:r>
+      <w:r>
+        <w:rPr>
+          <w:rFonts w:hint="eastAsia" w:ascii="Times New Roman" w:hAnsi="Times New Roman" w:eastAsia="FangSong" w:cs="Times New Roman"/>
+        </w:rPr>
+        <w:t>其晶胞包含了两种链状结构</w:t>
+      </w:r>
+      <w:r>
+        <w:rPr>
+          <w:rFonts w:hint="eastAsia" w:ascii="Times New Roman" w:hAnsi="Times New Roman" w:eastAsia="Times New Roman" w:cs="Times New Roman"/>
+        </w:rPr>
+        <w:t>，</w:t>
+      </w:r>
+      <w:r>
+        <w:rPr>
+          <w:rFonts w:hint="eastAsia" w:ascii="Times New Roman" w:hAnsi="Times New Roman" w:eastAsia="FangSong" w:cs="Times New Roman"/>
+        </w:rPr>
+        <w:t>一是沿着</w:t>
+      </w:r>
+      <w:r>
+        <w:rPr>
+          <w:rFonts w:ascii="Times New Roman" w:hAnsi="Times New Roman" w:eastAsia="Times New Roman" w:cs="Times New Roman"/>
+        </w:rPr>
+        <w:t xml:space="preserve"> </w:t>
+      </w:r>
+      <m:oMath>
+        <m:r>
+          <m:t>c</m:t>
+        </m:r>
+      </m:oMath>
+      <w:r>
+        <w:rPr>
+          <w:rFonts w:ascii="Times New Roman" w:hAnsi="Times New Roman" w:eastAsia="Times New Roman" w:cs="Times New Roman"/>
+        </w:rPr>
+        <w:t xml:space="preserve"> </w:t>
+      </w:r>
+      <w:r>
+        <w:rPr>
+          <w:rFonts w:hint="eastAsia" w:ascii="Times New Roman" w:hAnsi="Times New Roman" w:eastAsia="FangSong" w:cs="Times New Roman"/>
+        </w:rPr>
+        <w:t xml:space="preserve">轴方向排的</w:t>
+      </w:r>
+      <w:r>
+        <w:rPr>
+          <w:rFonts w:ascii="Times New Roman" w:hAnsi="Times New Roman" w:eastAsia="Times New Roman" w:cs="Times New Roman"/>
+        </w:rPr>
+        <w:t xml:space="preserve"> </w:t>
+      </w:r>
+      <m:oMath>
+        <m:r>
+          <m:rPr>
+            <m:sty m:val="p"/>
+          </m:rPr>
+          <m:t>Z</m:t>
+        </m:r>
+        <m:r>
+          <m:rPr>
+            <m:sty m:val="p"/>
+          </m:rPr>
+          <m:t>r</m:t>
+        </m:r>
+        <m:r>
+          <m:rPr>
+            <m:sty m:val="p"/>
+          </m:rPr>
+          <m:t>T</m:t>
+        </m:r>
+        <m:sSub>
+          <m:e>
+            <m:r>
+              <m:rPr>
+                <m:sty m:val="p"/>
+              </m:rPr>
+              <m:t>e</m:t>
+            </m:r>
+          </m:e>
+          <m:sub>
+            <m:r>
+              <m:rPr>
+                <m:sty m:val="p"/>
+              </m:rPr>
+              <m:t>3</m:t>
+            </m:r>
+          </m:sub>
+        </m:sSub>
+      </m:oMath>
+      <w:r>
+        <w:rPr>
+          <w:rFonts w:ascii="Times New Roman" w:hAnsi="Times New Roman" w:eastAsia="Times New Roman" w:cs="Times New Roman"/>
+        </w:rPr>
+        <w:t xml:space="preserve"> </w:t>
+      </w:r>
+      <w:r>
+        <w:rPr>
+          <w:rFonts w:hint="eastAsia" w:ascii="Times New Roman" w:hAnsi="Times New Roman" w:eastAsia="FangSong" w:cs="Times New Roman"/>
+        </w:rPr>
+        <w:t>链</w:t>
+      </w:r>
+      <w:r>
+        <w:rPr>
+          <w:rFonts w:hint="eastAsia" w:ascii="Times New Roman" w:hAnsi="Times New Roman" w:eastAsia="Times New Roman" w:cs="Times New Roman"/>
+        </w:rPr>
+        <w:t>，</w:t>
+      </w:r>
+      <w:r>
+        <w:rPr>
+          <w:rFonts w:hint="eastAsia" w:ascii="Times New Roman" w:hAnsi="Times New Roman" w:eastAsia="FangSong" w:cs="Times New Roman"/>
+        </w:rPr>
+        <w:t>二是</w:t>
+      </w:r>
+      <w:r>
+        <w:rPr>
+          <w:rFonts w:hint="eastAsia" w:ascii="Times New Roman" w:hAnsi="Times New Roman" w:eastAsia="Times New Roman" w:cs="Times New Roman"/>
+        </w:rPr>
+        <w:t>Z</w:t>
+      </w:r>
+      <w:r>
+        <w:rPr>
+          <w:rFonts w:hint="eastAsia" w:ascii="Times New Roman" w:hAnsi="Times New Roman" w:eastAsia="FangSong" w:cs="Times New Roman"/>
+        </w:rPr>
+        <w:t>字形的</w:t>
+      </w:r>
+      <w:r>
+        <w:rPr>
+          <w:rFonts w:hint="eastAsia" w:ascii="Times New Roman" w:hAnsi="Times New Roman" w:eastAsia="Times New Roman" w:cs="Times New Roman"/>
+        </w:rPr>
+        <w:t>Te</w:t>
+      </w:r>
+      <w:r>
+        <w:rPr>
+          <w:rFonts w:hint="eastAsia" w:ascii="Times New Roman" w:hAnsi="Times New Roman" w:eastAsia="FangSong" w:cs="Times New Roman"/>
+        </w:rPr>
+        <w:t>单链</w:t>
+      </w:r>
+      <w:r>
+        <w:rPr>
+          <w:rFonts w:hint="eastAsia" w:ascii="Times New Roman" w:hAnsi="Times New Roman" w:eastAsia="Times New Roman" w:cs="Times New Roman"/>
+        </w:rPr>
+        <w:t>。</w:t>
+      </w:r>
+      <w:r>
+        <w:rPr>
+          <w:rFonts w:hint="eastAsia" w:ascii="Times New Roman" w:hAnsi="Times New Roman" w:eastAsia="FangSong" w:cs="Times New Roman"/>
+        </w:rPr>
+        <w:t>这两种链相互连接形成与</w:t>
+      </w:r>
+      <w:r>
+        <w:rPr>
+          <w:rFonts w:ascii="Times New Roman" w:hAnsi="Times New Roman" w:eastAsia="Times New Roman" w:cs="Times New Roman"/>
+        </w:rPr>
+        <w:t xml:space="preserve"> </w:t>
+      </w:r>
+      <m:oMath>
+        <m:r>
+          <m:t>a</m:t>
+        </m:r>
+      </m:oMath>
+      <w:r>
+        <w:rPr>
+          <w:rFonts w:ascii="Times New Roman" w:hAnsi="Times New Roman" w:eastAsia="Times New Roman" w:cs="Times New Roman"/>
+        </w:rPr>
+        <w:t xml:space="preserve"> </w:t>
+      </w:r>
+      <w:r>
+        <w:rPr>
+          <w:rFonts w:hint="eastAsia" w:ascii="Times New Roman" w:hAnsi="Times New Roman" w:eastAsia="FangSong" w:cs="Times New Roman"/>
+        </w:rPr>
+        <w:t>轴平行的层状结构</w:t>
+      </w:r>
+      <w:r>
+        <w:rPr>
+          <w:rFonts w:hint="eastAsia" w:ascii="Times New Roman" w:hAnsi="Times New Roman" w:eastAsia="Times New Roman" w:cs="Times New Roman"/>
+        </w:rPr>
+        <w:t>，</w:t>
+      </w:r>
+      <w:r>
+        <w:rPr>
+          <w:rFonts w:hint="eastAsia" w:ascii="Times New Roman" w:hAnsi="Times New Roman" w:eastAsia="FangSong" w:cs="Times New Roman"/>
+        </w:rPr>
+        <w:t>该层状结构沿着</w:t>
+      </w:r>
+      <w:r>
+        <w:rPr>
+          <w:rFonts w:ascii="Times New Roman" w:hAnsi="Times New Roman" w:eastAsia="Times New Roman" w:cs="Times New Roman"/>
+        </w:rPr>
+        <w:t xml:space="preserve"> </w:t>
+      </w:r>
+      <m:oMath>
+        <m:r>
+          <m:t>b</m:t>
+        </m:r>
+      </m:oMath>
+      <w:r>
+        <w:rPr>
+          <w:rFonts w:ascii="Times New Roman" w:hAnsi="Times New Roman" w:eastAsia="Times New Roman" w:cs="Times New Roman"/>
+        </w:rPr>
+        <w:t xml:space="preserve"> </w:t>
+      </w:r>
+      <w:r>
+        <w:rPr>
+          <w:rFonts w:hint="eastAsia" w:ascii="Times New Roman" w:hAnsi="Times New Roman" w:eastAsia="FangSong" w:cs="Times New Roman"/>
+        </w:rPr>
+        <w:t>轴方向堆积</w:t>
+      </w:r>
+      <w:r>
+        <w:rPr>
+          <w:rFonts w:hint="eastAsia" w:ascii="Times New Roman" w:hAnsi="Times New Roman" w:eastAsia="Times New Roman" w:cs="Times New Roman"/>
+        </w:rPr>
+        <w:t>。</w:t>
+      </w:r>
+      <w:r>
+        <w:rPr>
+          <w:rFonts w:hint="eastAsia" w:ascii="Times New Roman" w:hAnsi="Times New Roman" w:eastAsia="FangSong" w:cs="Times New Roman"/>
+        </w:rPr>
+        <w:t>相邻的两个单层沿着</w:t>
+      </w:r>
+      <w:r>
+        <w:rPr>
+          <w:rFonts w:ascii="Times New Roman" w:hAnsi="Times New Roman" w:eastAsia="Times New Roman" w:cs="Times New Roman"/>
+        </w:rPr>
+        <w:t xml:space="preserve"> </w:t>
+      </w:r>
+      <m:oMath>
+        <m:r>
+          <m:t>b</m:t>
+        </m:r>
+      </m:oMath>
+      <w:r>
+        <w:rPr>
+          <w:rFonts w:ascii="Times New Roman" w:hAnsi="Times New Roman" w:eastAsia="Times New Roman" w:cs="Times New Roman"/>
+        </w:rPr>
+        <w:t xml:space="preserve"> </w:t>
+      </w:r>
+      <w:r>
+        <w:rPr>
+          <w:rFonts w:hint="eastAsia" w:ascii="Times New Roman" w:hAnsi="Times New Roman" w:eastAsia="FangSong" w:cs="Times New Roman"/>
+        </w:rPr>
+        <w:t xml:space="preserve">轴方向的投影仅在</w:t>
+      </w:r>
+      <w:r>
+        <w:rPr>
+          <w:rFonts w:ascii="Times New Roman" w:hAnsi="Times New Roman" w:eastAsia="Times New Roman" w:cs="Times New Roman"/>
+        </w:rPr>
+        <w:t xml:space="preserve"> </w:t>
+      </w:r>
+      <m:oMath>
+        <m:r>
+          <m:t>a</m:t>
+        </m:r>
+      </m:oMath>
+      <w:r>
+        <w:rPr>
+          <w:rFonts w:ascii="Times New Roman" w:hAnsi="Times New Roman" w:eastAsia="Times New Roman" w:cs="Times New Roman"/>
+        </w:rPr>
+        <w:t xml:space="preserve"> </w:t>
+      </w:r>
+      <w:r>
+        <w:rPr>
+          <w:rFonts w:hint="eastAsia" w:ascii="Times New Roman" w:hAnsi="Times New Roman" w:eastAsia="FangSong" w:cs="Times New Roman"/>
+        </w:rPr>
+        <w:t>轴方向错开</w:t>
+      </w:r>
+      <w:r>
+        <w:rPr>
+          <w:rFonts w:hint="eastAsia" w:ascii="Times New Roman" w:hAnsi="Times New Roman" w:eastAsia="Times New Roman" w:cs="Times New Roman"/>
+        </w:rPr>
+        <w:t>1/2</w:t>
+      </w:r>
+      <w:r>
+        <w:rPr>
+          <w:rFonts w:hint="eastAsia" w:ascii="Times New Roman" w:hAnsi="Times New Roman" w:eastAsia="FangSong" w:cs="Times New Roman"/>
+        </w:rPr>
+        <w:t>单位</w:t>
+      </w:r>
+      <w:r>
+        <w:rPr>
+          <w:rFonts w:hint="eastAsia" w:ascii="Times New Roman" w:hAnsi="Times New Roman" w:eastAsia="Times New Roman" w:cs="Times New Roman"/>
+        </w:rPr>
+        <w:t>。</w:t>
+      </w:r>
+      <w:r>
+        <w:rPr>
+          <w:rFonts w:hint="eastAsia" w:ascii="Times New Roman" w:hAnsi="Times New Roman" w:eastAsia="FangSong" w:cs="Times New Roman"/>
+        </w:rPr>
+        <w:t>请画出这种单层结构示意图</w:t>
+      </w:r>
+      <w:r>
+        <w:rPr>
+          <w:rFonts w:hint="eastAsia" w:ascii="Times New Roman" w:hAnsi="Times New Roman" w:eastAsia="Times New Roman" w:cs="Times New Roman"/>
+        </w:rPr>
+        <w:t>，Zr</w:t>
+      </w:r>
+      <w:r>
+        <w:rPr>
+          <w:rFonts w:hint="eastAsia" w:ascii="Times New Roman" w:hAnsi="Times New Roman" w:eastAsia="FangSong" w:cs="Times New Roman"/>
+        </w:rPr>
+        <w:t>用圆形</w:t>
+      </w:r>
+      <w:r>
+        <w:rPr>
+          <w:rFonts w:hint="eastAsia" w:ascii="Times New Roman" w:hAnsi="Times New Roman" w:eastAsia="Times New Roman" w:cs="Times New Roman"/>
+        </w:rPr>
+        <w:t>，Te</w:t>
+      </w:r>
+      <w:r>
+        <w:rPr>
+          <w:rFonts w:hint="eastAsia" w:ascii="Times New Roman" w:hAnsi="Times New Roman" w:eastAsia="FangSong" w:cs="Times New Roman"/>
+        </w:rPr>
+        <w:t>用三角形表示</w:t>
+      </w:r>
+      <w:r>
+        <w:rPr>
+          <w:rFonts w:hint="eastAsia" w:ascii="Times New Roman" w:hAnsi="Times New Roman" w:eastAsia="Times New Roman" w:cs="Times New Roman"/>
+        </w:rPr>
+        <w:t>，</w:t>
+      </w:r>
+      <w:r>
+        <w:rPr>
+          <w:rFonts w:hint="eastAsia" w:ascii="Times New Roman" w:hAnsi="Times New Roman" w:eastAsia="FangSong" w:cs="Times New Roman"/>
+        </w:rPr>
+        <w:t>且在</w:t>
+      </w:r>
+      <w:r>
+        <w:rPr>
+          <w:rFonts w:ascii="Times New Roman" w:hAnsi="Times New Roman" w:eastAsia="Times New Roman" w:cs="Times New Roman"/>
+        </w:rPr>
+        <w:t xml:space="preserve"> </w:t>
+      </w:r>
+      <m:oMath>
+        <m:r>
+          <m:t>a</m:t>
+        </m:r>
+      </m:oMath>
+      <w:r>
+        <w:rPr>
+          <w:rFonts w:ascii="Times New Roman" w:hAnsi="Times New Roman" w:eastAsia="Times New Roman" w:cs="Times New Roman"/>
+        </w:rPr>
+        <w:t xml:space="preserve"> </w:t>
+      </w:r>
+      <w:r>
+        <w:rPr>
+          <w:rFonts w:hint="eastAsia" w:ascii="Times New Roman" w:hAnsi="Times New Roman" w:eastAsia="FangSong" w:cs="Times New Roman"/>
+        </w:rPr>
+        <w:t xml:space="preserve">轴和</w:t>
+      </w:r>
+      <w:r>
+        <w:rPr>
+          <w:rFonts w:ascii="Times New Roman" w:hAnsi="Times New Roman" w:eastAsia="Times New Roman" w:cs="Times New Roman"/>
+        </w:rPr>
+        <w:t xml:space="preserve"> </w:t>
+      </w:r>
+      <m:oMath>
+        <m:r>
+          <m:t>c</m:t>
+        </m:r>
+      </m:oMath>
+      <w:r>
+        <w:rPr>
+          <w:rFonts w:ascii="Times New Roman" w:hAnsi="Times New Roman" w:eastAsia="Times New Roman" w:cs="Times New Roman"/>
+        </w:rPr>
+        <w:t xml:space="preserve"> </w:t>
+      </w:r>
+      <w:r>
+        <w:rPr>
+          <w:rFonts w:hint="eastAsia" w:ascii="Times New Roman" w:hAnsi="Times New Roman" w:eastAsia="FangSong" w:cs="Times New Roman"/>
+        </w:rPr>
+        <w:t xml:space="preserve">轴均包含至少三单元的</w:t>
+      </w:r>
+      <w:r>
+        <w:rPr>
+          <w:rFonts w:ascii="Times New Roman" w:hAnsi="Times New Roman" w:eastAsia="Times New Roman" w:cs="Times New Roman"/>
+        </w:rPr>
+        <w:t xml:space="preserve"> </w:t>
+      </w:r>
+      <m:oMath>
+        <m:r>
+          <m:rPr>
+            <m:sty m:val="p"/>
+          </m:rPr>
+          <m:t>Z</m:t>
+        </m:r>
+        <m:r>
+          <m:rPr>
+            <m:sty m:val="p"/>
+          </m:rPr>
+          <m:t>r</m:t>
+        </m:r>
+        <m:r>
+          <m:rPr>
+            <m:sty m:val="p"/>
+          </m:rPr>
+          <m:t>T</m:t>
+        </m:r>
+        <m:sSub>
+          <m:e>
+            <m:r>
+              <m:rPr>
+                <m:sty m:val="p"/>
+              </m:rPr>
+              <m:t>e</m:t>
+            </m:r>
+          </m:e>
+          <m:sub>
+            <m:r>
+              <m:rPr>
+                <m:sty m:val="p"/>
+              </m:rPr>
+              <m:t>5</m:t>
+            </m:r>
+          </m:sub>
+        </m:sSub>
+      </m:oMath>
+      <w:r>
+        <w:rPr>
+          <w:rFonts w:ascii="Times New Roman" w:hAnsi="Times New Roman" w:eastAsia="Times New Roman" w:cs="Times New Roman"/>
+        </w:rPr>
+        <w:t xml:space="preserve"> </w:t>
+      </w:r>
+      <w:r>
+        <w:rPr>
+          <w:rFonts w:hint="eastAsia" w:ascii="Times New Roman" w:hAnsi="Times New Roman" w:eastAsia="FangSong" w:cs="Times New Roman"/>
+        </w:rPr>
+        <w:t>结构</w:t>
+      </w:r>
+      <w:r>
+        <w:rPr>
+          <w:rFonts w:hint="eastAsia" w:ascii="Times New Roman" w:hAnsi="Times New Roman" w:eastAsia="Times New Roman" w:cs="Times New Roman"/>
+        </w:rPr>
+        <w:t>。</w:t>
+      </w:r>
+    </w:p>
+    <w:p>
+      <w:pPr>
+        <w:numPr>
+          <w:ilvl w:val="0"/>
+          <w:numId w:val="1009"/>
+        </w:numPr>
+        <w:ind w:firstLine="420"/>
+      </w:pPr>
+      <w:r>
+        <w:rPr>
+          <w:rFonts w:hint="eastAsia" w:ascii="Times New Roman" w:hAnsi="Times New Roman" w:eastAsia="FangSong" w:cs="Times New Roman"/>
+        </w:rPr>
+        <w:t xml:space="preserve">晶相的晶胞参数为</w:t>
+      </w:r>
+      <w:r>
+        <w:rPr>
+          <w:rFonts w:ascii="Times New Roman" w:hAnsi="Times New Roman" w:eastAsia="Times New Roman" w:cs="Times New Roman"/>
+        </w:rPr>
+        <w:t xml:space="preserve"> </w:t>
+      </w:r>
+      <w:r>
+        <w:rPr>
+          <w:rFonts w:hint="eastAsia" w:ascii="Times New Roman" w:hAnsi="Times New Roman" w:eastAsia="Times New Roman" w:cs="Times New Roman"/>
+        </w:rPr>
+        <w:t xml:space="preserve">4.0496Å，15.7808Å，13.8454Å，</w:t>
+      </w:r>
+      <w:r>
+        <w:rPr>
+          <w:rFonts w:ascii="Times New Roman" w:hAnsi="Times New Roman" w:eastAsia="Times New Roman" w:cs="Times New Roman"/>
+        </w:rPr>
+        <w:t xml:space="preserve"> </w:t>
+      </w:r>
+      <m:oMath>
+        <m:oMathPr>
+          <m:ctrlPr>
+            <w:rPr>
+              <w:sz w:val="28"/>
+              <w:szCs w:val="28"/>
+            </w:rPr>
+          </m:ctrlPr>
+        </m:oMathPr>
+        <m:r>
+          <m:t>α</m:t>
+        </m:r>
+        <m:r>
+          <m:rPr>
+            <m:sty m:val="p"/>
+          </m:rPr>
+          <m:t>=</m:t>
+        </m:r>
+        <m:r>
+          <m:t>β</m:t>
+        </m:r>
+        <m:r>
+          <m:rPr>
+            <m:sty m:val="p"/>
+          </m:rPr>
+          <m:t>=</m:t>
+        </m:r>
+        <m:r>
+          <m:t>γ</m:t>
+        </m:r>
+        <m:r>
+          <m:rPr>
+            <m:sty m:val="p"/>
+          </m:rPr>
+          <m:t>=</m:t>
+        </m:r>
+        <m:sSup>
+          <m:e>
+            <m:r>
+              <m:t>90</m:t>
+            </m:r>
+          </m:e>
+          <m:sup>
+            <m:r>
+              <m:rPr>
+                <m:sty m:val="p"/>
+              </m:rPr>
+              <m:t>∘</m:t>
+            </m:r>
+          </m:sup>
+        </m:sSup>
+      </m:oMath>
+      <w:r>
+        <w:rPr>
+          <w:rFonts w:ascii="Times New Roman" w:hAnsi="Times New Roman" w:eastAsia="Times New Roman" w:cs="Times New Roman"/>
+        </w:rPr>
+        <w:t xml:space="preserve"> </w:t>
+      </w:r>
+      <w:r>
+        <w:rPr>
+          <w:rFonts w:hint="eastAsia" w:ascii="Times New Roman" w:hAnsi="Times New Roman" w:eastAsia="Times New Roman" w:cs="Times New Roman"/>
+        </w:rPr>
+        <w:t>。</w:t>
+      </w:r>
+      <w:r>
+        <w:rPr>
+          <w:rFonts w:hint="eastAsia" w:ascii="Times New Roman" w:hAnsi="Times New Roman" w:eastAsia="FangSong" w:cs="Times New Roman"/>
+        </w:rPr>
+        <w:t>晶胞中的一个</w:t>
+      </w:r>
+      <w:r>
+        <w:rPr>
+          <w:rFonts w:ascii="Times New Roman" w:hAnsi="Times New Roman" w:eastAsia="Times New Roman" w:cs="Times New Roman"/>
+        </w:rPr>
+        <w:t xml:space="preserve"> Zr </w:t>
+      </w:r>
+      <w:r>
+        <w:rPr>
+          <w:rFonts w:hint="eastAsia" w:ascii="Times New Roman" w:hAnsi="Times New Roman" w:eastAsia="FangSong" w:cs="Times New Roman"/>
+        </w:rPr>
+        <w:t xml:space="preserve">原子和</w:t>
+      </w:r>
+      <w:r>
+        <w:rPr>
+          <w:rFonts w:ascii="Times New Roman" w:hAnsi="Times New Roman" w:eastAsia="Times New Roman" w:cs="Times New Roman"/>
+        </w:rPr>
+        <w:t xml:space="preserve"> 3 </w:t>
+      </w:r>
+      <w:r>
+        <w:rPr>
+          <w:rFonts w:hint="eastAsia" w:ascii="Times New Roman" w:hAnsi="Times New Roman" w:eastAsia="FangSong" w:cs="Times New Roman"/>
+        </w:rPr>
+        <w:t xml:space="preserve">种化学环境不同的</w:t>
+      </w:r>
+      <w:r>
+        <w:rPr>
+          <w:rFonts w:ascii="Times New Roman" w:hAnsi="Times New Roman" w:eastAsia="Times New Roman" w:cs="Times New Roman"/>
+        </w:rPr>
+        <w:t xml:space="preserve"> Te </w:t>
+      </w:r>
+      <w:r>
+        <w:rPr>
+          <w:rFonts w:hint="eastAsia" w:ascii="Times New Roman" w:hAnsi="Times New Roman" w:eastAsia="FangSong" w:cs="Times New Roman"/>
+        </w:rPr>
+        <w:t xml:space="preserve">原子的分数坐标分别为</w:t>
+      </w:r>
+      <w:r>
+        <w:rPr>
+          <w:rFonts w:ascii="Times New Roman" w:hAnsi="Times New Roman" w:eastAsia="Times New Roman" w:cs="Times New Roman"/>
+        </w:rPr>
+        <w:t xml:space="preserve"> Zr(0, 0, </w:t>
+      </w:r>
+      <w:r>
+        <w:rPr>
+          <w:rFonts w:hint="eastAsia" w:ascii="Times New Roman" w:hAnsi="Times New Roman" w:eastAsia="Times New Roman" w:cs="Times New Roman"/>
+        </w:rPr>
+        <w:t xml:space="preserve">0)，</w:t>
+      </w:r>
+      <w:r>
+        <w:rPr>
+          <w:rFonts w:ascii="Times New Roman" w:hAnsi="Times New Roman" w:eastAsia="Times New Roman" w:cs="Times New Roman"/>
+        </w:rPr>
+        <w:t xml:space="preserve"> </w:t>
+      </w:r>
+      <m:oMath>
+        <m:oMathPr>
+          <m:ctrlPr>
+            <w:rPr>
+              <w:sz w:val="28"/>
+              <w:szCs w:val="28"/>
+            </w:rPr>
+          </m:ctrlPr>
+        </m:oMathPr>
+        <m:sSub>
+          <m:e>
+            <m:r>
+              <m:rPr>
+                <m:sty m:val="p"/>
+              </m:rPr>
+              <m:t>T</m:t>
+            </m:r>
+            <m:r>
+              <m:rPr>
+                <m:sty m:val="p"/>
+              </m:rPr>
+              <m:t>e</m:t>
+            </m:r>
+          </m:e>
+          <m:sub>
+            <m:r>
+              <m:t>1</m:t>
+            </m:r>
+          </m:sub>
+        </m:sSub>
+        <m:r>
+          <m:rPr>
+            <m:sty m:val="p"/>
+          </m:rPr>
+          <m:t>(</m:t>
+        </m:r>
+        <m:r>
+          <m:t>0</m:t>
+        </m:r>
+        <m:r>
+          <m:rPr>
+            <m:sty m:val="p"/>
+          </m:rPr>
+          <m:t>,</m:t>
+        </m:r>
+        <m:r>
+          <m:t>0.35868</m:t>
+        </m:r>
+        <m:r>
+          <m:rPr>
+            <m:sty m:val="p"/>
+          </m:rPr>
+          <m:t>,</m:t>
+        </m:r>
+        <m:r>
+          <m:t>0</m:t>
+        </m:r>
+        <m:r>
+          <m:rPr>
+            <m:sty m:val="p"/>
+          </m:rPr>
+          <m:t>)</m:t>
+        </m:r>
+      </m:oMath>
+      <w:r>
+        <w:rPr>
+          <w:rFonts w:ascii="Times New Roman" w:hAnsi="Times New Roman" w:eastAsia="Times New Roman" w:cs="Times New Roman"/>
+        </w:rPr>
+        <w:t xml:space="preserve"> </w:t>
+      </w:r>
+      <w:r>
+        <w:rPr>
+          <w:rFonts w:hint="eastAsia" w:ascii="Times New Roman" w:hAnsi="Times New Roman" w:eastAsia="Times New Roman" w:cs="Times New Roman"/>
+        </w:rPr>
+        <w:t xml:space="preserve">，</w:t>
+      </w:r>
+      <w:r>
+        <w:rPr>
+          <w:rFonts w:ascii="Times New Roman" w:hAnsi="Times New Roman" w:eastAsia="Times New Roman" w:cs="Times New Roman"/>
+        </w:rPr>
+        <w:t xml:space="preserve"> </w:t>
+      </w:r>
+      <m:oMath>
+        <m:oMathPr>
+          <m:ctrlPr>
+            <w:rPr>
+              <w:sz w:val="28"/>
+              <w:szCs w:val="28"/>
+            </w:rPr>
+          </m:ctrlPr>
+        </m:oMathPr>
+        <m:sSub>
+          <m:e>
+            <m:r>
+              <m:rPr>
+                <m:sty m:val="p"/>
+              </m:rPr>
+              <m:t>T</m:t>
+            </m:r>
+            <m:r>
+              <m:rPr>
+                <m:sty m:val="p"/>
+              </m:rPr>
+              <m:t>e</m:t>
+            </m:r>
+          </m:e>
+          <m:sub>
+            <m:r>
+              <m:t>2</m:t>
+            </m:r>
+          </m:sub>
+        </m:sSub>
+        <m:r>
+          <m:rPr>
+            <m:sty m:val="p"/>
+          </m:rPr>
+          <m:t>(</m:t>
+        </m:r>
+        <m:r>
+          <m:t>0</m:t>
+        </m:r>
+        <m:r>
+          <m:rPr>
+            <m:sty m:val="p"/>
+          </m:rPr>
+          <m:t>,</m:t>
+        </m:r>
+        <m:r>
+          <m:t>0.60640</m:t>
+        </m:r>
+        <m:r>
+          <m:rPr>
+            <m:sty m:val="p"/>
+          </m:rPr>
+          <m:t>,</m:t>
+        </m:r>
+        <m:r>
+          <m:rPr>
+            <m:sty m:val="p"/>
+          </m:rPr>
+          <m:t>−</m:t>
+        </m:r>
+        <m:r>
+          <m:t>0.10017</m:t>
+        </m:r>
+        <m:r>
+          <m:rPr>
+            <m:sty m:val="p"/>
+          </m:rPr>
+          <m:t>)</m:t>
+        </m:r>
+      </m:oMath>
+      <w:r>
+        <w:rPr>
+          <w:rFonts w:ascii="Times New Roman" w:hAnsi="Times New Roman" w:eastAsia="Times New Roman" w:cs="Times New Roman"/>
+        </w:rPr>
+        <w:t xml:space="preserve"> </w:t>
+      </w:r>
+      <w:r>
+        <w:rPr>
+          <w:rFonts w:hint="eastAsia" w:ascii="Times New Roman" w:hAnsi="Times New Roman" w:eastAsia="Times New Roman" w:cs="Times New Roman"/>
+        </w:rPr>
+        <w:t xml:space="preserve">，</w:t>
+      </w:r>
+      <w:r>
+        <w:rPr>
+          <w:rFonts w:ascii="Times New Roman" w:hAnsi="Times New Roman" w:eastAsia="Times New Roman" w:cs="Times New Roman"/>
+        </w:rPr>
+        <w:t xml:space="preserve"> </w:t>
+      </w:r>
+      <m:oMath>
+        <m:oMathPr>
+          <m:ctrlPr>
+            <w:rPr>
+              <w:sz w:val="28"/>
+              <w:szCs w:val="28"/>
+            </w:rPr>
+          </m:ctrlPr>
+        </m:oMathPr>
+        <m:sSub>
+          <m:e>
+            <m:r>
+              <m:rPr>
+                <m:sty m:val="p"/>
+              </m:rPr>
+              <m:t>T</m:t>
+            </m:r>
+            <m:r>
+              <m:rPr>
+                <m:sty m:val="p"/>
+              </m:rPr>
+              <m:t>e</m:t>
+            </m:r>
+          </m:e>
+          <m:sub>
+            <m:r>
+              <m:t>3</m:t>
+            </m:r>
+          </m:sub>
+        </m:sSub>
+        <m:r>
+          <m:rPr>
+            <m:sty m:val="p"/>
+          </m:rPr>
+          <m:t>(</m:t>
+        </m:r>
+        <m:r>
+          <m:t>0</m:t>
+        </m:r>
+        <m:r>
+          <m:rPr>
+            <m:sty m:val="p"/>
+          </m:rPr>
+          <m:t>,</m:t>
+        </m:r>
+        <m:r>
+          <m:rPr>
+            <m:sty m:val="p"/>
+          </m:rPr>
+          <m:t>−</m:t>
+        </m:r>
+        <m:r>
+          <m:t>0.09973</m:t>
+        </m:r>
+        <m:r>
+          <m:rPr>
+            <m:sty m:val="p"/>
+          </m:rPr>
+          <m:t>,</m:t>
+        </m:r>
+        <m:r>
+          <m:t>0.18410</m:t>
+        </m:r>
+        <m:r>
+          <m:rPr>
+            <m:sty m:val="p"/>
+          </m:rPr>
+          <m:t>)</m:t>
+        </m:r>
+      </m:oMath>
+      <w:r>
+        <w:rPr>
+          <w:rFonts w:ascii="Times New Roman" w:hAnsi="Times New Roman" w:eastAsia="Times New Roman" w:cs="Times New Roman"/>
+        </w:rPr>
+        <w:t xml:space="preserve"> </w:t>
+      </w:r>
+      <w:r>
+        <w:rPr>
+          <w:rFonts w:hint="eastAsia" w:ascii="Times New Roman" w:hAnsi="Times New Roman" w:eastAsia="Times New Roman" w:cs="Times New Roman"/>
+        </w:rPr>
+        <w:t>。</w:t>
+      </w:r>
+      <w:r>
+        <w:rPr>
+          <w:rFonts w:hint="eastAsia" w:ascii="Times New Roman" w:hAnsi="Times New Roman" w:eastAsia="FangSong" w:cs="Times New Roman"/>
+        </w:rPr>
+        <w:t>回答在晶相的晶胞中包含几个</w:t>
+      </w:r>
+      <w:r>
+        <w:rPr>
+          <w:rFonts w:ascii="Times New Roman" w:hAnsi="Times New Roman" w:eastAsia="Times New Roman" w:cs="Times New Roman"/>
+        </w:rPr>
+        <w:t xml:space="preserve"> ZrTe</w:t>
+      </w:r>
+      <w:r>
+        <w:rPr>
+          <w:rFonts w:ascii="Times New Roman" w:hAnsi="Times New Roman" w:eastAsia="Times New Roman" w:cs="Times New Roman"/>
+          <w:vertAlign w:val="subscript"/>
+        </w:rPr>
+        <w:t>5</w:t>
+      </w:r>
+      <w:r>
+        <w:rPr>
+          <w:rFonts w:ascii="Times New Roman" w:hAnsi="Times New Roman" w:eastAsia="Times New Roman" w:cs="Times New Roman"/>
+        </w:rPr>
+        <w:t xml:space="preserve"> </w:t>
+      </w:r>
+      <w:r>
+        <w:rPr>
+          <w:rFonts w:hint="eastAsia" w:ascii="Times New Roman" w:hAnsi="Times New Roman" w:eastAsia="FangSong" w:cs="Times New Roman"/>
+        </w:rPr>
+        <w:t>单元</w:t>
+      </w:r>
+      <w:r>
+        <w:rPr>
+          <w:rFonts w:hint="eastAsia" w:ascii="Times New Roman" w:hAnsi="Times New Roman" w:eastAsia="Times New Roman" w:cs="Times New Roman"/>
+        </w:rPr>
+        <w:t>，</w:t>
+      </w:r>
+      <w:r>
+        <w:rPr>
+          <w:rFonts w:hint="eastAsia" w:ascii="Times New Roman" w:hAnsi="Times New Roman" w:eastAsia="FangSong" w:cs="Times New Roman"/>
+        </w:rPr>
+        <w:t>并计算该晶相的密度</w:t>
+      </w:r>
+      <w:r>
+        <w:rPr>
+          <w:rFonts w:hint="eastAsia" w:ascii="Times New Roman" w:hAnsi="Times New Roman" w:eastAsia="Times New Roman" w:cs="Times New Roman"/>
+        </w:rPr>
+        <w:t>。</w:t>
+      </w:r>
+    </w:p>
+    <w:p>
+      <w:pPr>
+        <w:numPr>
+          <w:ilvl w:val="0"/>
+          <w:numId w:val="1009"/>
+        </w:numPr>
+        <w:ind w:firstLine="420"/>
+      </w:pPr>
+      <w:r>
+        <w:rPr>
+          <w:rFonts w:hint="eastAsia" w:ascii="Times New Roman" w:hAnsi="Times New Roman" w:eastAsia="FangSong" w:cs="Times New Roman"/>
+        </w:rPr>
+        <w:t>写出在第一个超导晶相中</w:t>
+      </w:r>
+      <w:r>
+        <w:rPr>
+          <w:rFonts w:hint="eastAsia" w:ascii="Times New Roman" w:hAnsi="Times New Roman" w:eastAsia="Times New Roman" w:cs="Times New Roman"/>
+        </w:rPr>
+        <w:t>，Zr</w:t>
+      </w:r>
+      <w:r>
+        <w:rPr>
+          <w:rFonts w:ascii="Times New Roman" w:hAnsi="Times New Roman" w:eastAsia="Times New Roman" w:cs="Times New Roman"/>
+        </w:rPr>
+        <w:t xml:space="preserve"> </w:t>
+      </w:r>
+      <w:r>
+        <w:rPr>
+          <w:rFonts w:hint="eastAsia" w:ascii="Times New Roman" w:hAnsi="Times New Roman" w:eastAsia="FangSong" w:cs="Times New Roman"/>
+        </w:rPr>
+        <w:t xml:space="preserve">和</w:t>
+      </w:r>
+      <w:r>
+        <w:rPr>
+          <w:rFonts w:ascii="Times New Roman" w:hAnsi="Times New Roman" w:eastAsia="Times New Roman" w:cs="Times New Roman"/>
+        </w:rPr>
+        <w:t xml:space="preserve"> Te </w:t>
+      </w:r>
+      <w:r>
+        <w:rPr>
+          <w:rFonts w:hint="eastAsia" w:ascii="Times New Roman" w:hAnsi="Times New Roman" w:eastAsia="FangSong" w:cs="Times New Roman"/>
+        </w:rPr>
+        <w:t>的配位数</w:t>
+      </w:r>
+      <w:r>
+        <w:rPr>
+          <w:rFonts w:hint="eastAsia" w:ascii="Times New Roman" w:hAnsi="Times New Roman" w:eastAsia="Times New Roman" w:cs="Times New Roman"/>
+        </w:rPr>
+        <w:t>。</w:t>
+      </w:r>
+    </w:p>
+    <w:p>
+      <w:pPr>
+        <w:numPr>
+          <w:ilvl w:val="0"/>
+          <w:numId w:val="1009"/>
+        </w:numPr>
+        <w:ind w:firstLine="420"/>
+      </w:pPr>
+      <w:r>
+        <w:rPr>
+          <w:rFonts w:hint="eastAsia" w:ascii="Times New Roman" w:hAnsi="Times New Roman" w:eastAsia="FangSong" w:cs="Times New Roman"/>
+        </w:rPr>
+        <w:t xml:space="preserve">试计算第一个超导晶相中三种</w:t>
+      </w:r>
+      <w:r>
+        <w:rPr>
+          <w:rFonts w:ascii="Times New Roman" w:hAnsi="Times New Roman" w:eastAsia="Times New Roman" w:cs="Times New Roman"/>
+        </w:rPr>
+        <w:t xml:space="preserve"> Zr-Te </w:t>
+      </w:r>
+      <w:r>
+        <w:rPr>
+          <w:rFonts w:hint="eastAsia" w:ascii="Times New Roman" w:hAnsi="Times New Roman" w:eastAsia="FangSong" w:cs="Times New Roman"/>
+        </w:rPr>
+        <w:t>键键长</w:t>
+      </w:r>
+      <w:r>
+        <w:rPr>
+          <w:rFonts w:hint="eastAsia" w:ascii="Times New Roman" w:hAnsi="Times New Roman" w:eastAsia="Times New Roman" w:cs="Times New Roman"/>
+        </w:rPr>
+        <w:t>。</w:t>
+      </w:r>
+    </w:p>
+    <w:p>
+      <w:pPr>
         <w:spacing w:before="160" w:after="80"/>
       </w:pPr>
       <w:r>
@@ -9867,6 +11520,590 @@
     </w:p>
     <w:p>
       <w:pPr>
+        <w:numPr>
+          <w:ilvl w:val="0"/>
+          <w:numId w:val="1010"/>
+        </w:numPr>
+        <w:ind w:firstLine="420"/>
+      </w:pPr>
+      <w:r>
+        <w:rPr>
+          <w:rFonts w:hint="eastAsia" w:ascii="Times New Roman" w:hAnsi="Times New Roman" w:eastAsia="FangSong" w:cs="Times New Roman"/>
+        </w:rPr>
+        <w:t>写出该氢化物中氢的存在形式</w:t>
+      </w:r>
+      <w:r>
+        <w:rPr>
+          <w:rFonts w:hint="eastAsia" w:ascii="Times New Roman" w:hAnsi="Times New Roman" w:eastAsia="Times New Roman" w:cs="Times New Roman"/>
+        </w:rPr>
+        <w:t>，</w:t>
+      </w:r>
+      <w:r>
+        <w:rPr>
+          <w:rFonts w:hint="eastAsia" w:ascii="Times New Roman" w:hAnsi="Times New Roman" w:eastAsia="FangSong" w:cs="Times New Roman"/>
+        </w:rPr>
+        <w:t>并简述理由</w:t>
+      </w:r>
+      <w:r>
+        <w:rPr>
+          <w:rFonts w:hint="eastAsia" w:ascii="Times New Roman" w:hAnsi="Times New Roman" w:eastAsia="Times New Roman" w:cs="Times New Roman"/>
+        </w:rPr>
+        <w:t>。</w:t>
+      </w:r>
+    </w:p>
+    <w:p>
+      <w:pPr>
+        <w:numPr>
+          <w:ilvl w:val="0"/>
+          <w:numId w:val="1010"/>
+        </w:numPr>
+        <w:ind w:firstLine="420"/>
+      </w:pPr>
+      <w:r>
+        <w:rPr>
+          <w:rFonts w:hint="eastAsia" w:ascii="Times New Roman" w:hAnsi="Times New Roman" w:eastAsia="FangSong" w:cs="Times New Roman"/>
+        </w:rPr>
+        <w:t>将上述氢化物与金属镍在一定条件下用球磨机研磨</w:t>
+      </w:r>
+      <w:r>
+        <w:rPr>
+          <w:rFonts w:hint="eastAsia" w:ascii="Times New Roman" w:hAnsi="Times New Roman" w:eastAsia="Times New Roman" w:cs="Times New Roman"/>
+        </w:rPr>
+        <w:t>，</w:t>
+      </w:r>
+      <w:r>
+        <w:rPr>
+          <w:rFonts w:hint="eastAsia" w:ascii="Times New Roman" w:hAnsi="Times New Roman" w:eastAsia="FangSong" w:cs="Times New Roman"/>
+        </w:rPr>
+        <w:t>可制得化学式为</w:t>
+      </w:r>
+      <w:r>
+        <w:rPr>
+          <w:rFonts w:ascii="Times New Roman" w:hAnsi="Times New Roman" w:eastAsia="Times New Roman" w:cs="Times New Roman"/>
+        </w:rPr>
+        <w:t xml:space="preserve"> </w:t>
+      </w:r>
+      <m:oMath>
+        <m:oMathPr>
+          <m:ctrlPr>
+            <w:rPr>
+              <w:sz w:val="28"/>
+              <w:szCs w:val="28"/>
+            </w:rPr>
+          </m:ctrlPr>
+        </m:oMathPr>
+        <m:r>
+          <m:t>M</m:t>
+        </m:r>
+        <m:sSub>
+          <m:e>
+            <m:r>
+              <m:t>g</m:t>
+            </m:r>
+          </m:e>
+          <m:sub>
+            <m:r>
+              <m:t>2</m:t>
+            </m:r>
+          </m:sub>
+        </m:sSub>
+        <m:r>
+          <m:t>N</m:t>
+        </m:r>
+        <m:r>
+          <m:t>i</m:t>
+        </m:r>
+        <m:sSub>
+          <m:e>
+            <m:r>
+              <m:t>H</m:t>
+            </m:r>
+          </m:e>
+          <m:sub>
+            <m:r>
+              <m:t>4</m:t>
+            </m:r>
+          </m:sub>
+        </m:sSub>
+      </m:oMath>
+      <w:r>
+        <w:rPr>
+          <w:rFonts w:ascii="Times New Roman" w:hAnsi="Times New Roman" w:eastAsia="Times New Roman" w:cs="Times New Roman"/>
+        </w:rPr>
+        <w:t xml:space="preserve"> </w:t>
+      </w:r>
+      <w:r>
+        <w:rPr>
+          <w:rFonts w:hint="eastAsia" w:ascii="Times New Roman" w:hAnsi="Times New Roman" w:eastAsia="FangSong" w:cs="Times New Roman"/>
+        </w:rPr>
+        <w:t>的化合物</w:t>
+      </w:r>
+      <w:r>
+        <w:rPr>
+          <w:rFonts w:hint="eastAsia" w:ascii="Times New Roman" w:hAnsi="Times New Roman" w:eastAsia="Times New Roman" w:cs="Times New Roman"/>
+        </w:rPr>
+        <w:t>。X-</w:t>
+      </w:r>
+      <w:r>
+        <w:rPr>
+          <w:rFonts w:hint="eastAsia" w:ascii="Times New Roman" w:hAnsi="Times New Roman" w:eastAsia="FangSong" w:cs="Times New Roman"/>
+        </w:rPr>
+        <w:t>射线衍射分析表明</w:t>
+      </w:r>
+      <w:r>
+        <w:rPr>
+          <w:rFonts w:hint="eastAsia" w:ascii="Times New Roman" w:hAnsi="Times New Roman" w:eastAsia="Times New Roman" w:cs="Times New Roman"/>
+        </w:rPr>
+        <w:t>，</w:t>
+      </w:r>
+      <w:r>
+        <w:rPr>
+          <w:rFonts w:hint="eastAsia" w:ascii="Times New Roman" w:hAnsi="Times New Roman" w:eastAsia="FangSong" w:cs="Times New Roman"/>
+        </w:rPr>
+        <w:t>该化合物的立方晶胞的面心和顶点均被镍原子占据</w:t>
+      </w:r>
+      <w:r>
+        <w:rPr>
+          <w:rFonts w:hint="eastAsia" w:ascii="Times New Roman" w:hAnsi="Times New Roman" w:eastAsia="Times New Roman" w:cs="Times New Roman"/>
+        </w:rPr>
+        <w:t>，</w:t>
+      </w:r>
+      <w:r>
+        <w:rPr>
+          <w:rFonts w:hint="eastAsia" w:ascii="Times New Roman" w:hAnsi="Times New Roman" w:eastAsia="FangSong" w:cs="Times New Roman"/>
+        </w:rPr>
+        <w:t>所有镁原子的配位数都相等</w:t>
+      </w:r>
+      <w:r>
+        <w:rPr>
+          <w:rFonts w:hint="eastAsia" w:ascii="Times New Roman" w:hAnsi="Times New Roman" w:eastAsia="Times New Roman" w:cs="Times New Roman"/>
+        </w:rPr>
+        <w:t>。</w:t>
+      </w:r>
+      <w:r>
+        <w:rPr>
+          <w:rFonts w:hint="eastAsia" w:ascii="Times New Roman" w:hAnsi="Times New Roman" w:eastAsia="FangSong" w:cs="Times New Roman"/>
+        </w:rPr>
+        <w:t>推断镁原子在</w:t>
+      </w:r>
+      <w:r>
+        <w:rPr>
+          <w:rFonts w:ascii="Times New Roman" w:hAnsi="Times New Roman" w:eastAsia="Times New Roman" w:cs="Times New Roman"/>
+        </w:rPr>
+        <w:t xml:space="preserve"> </w:t>
+      </w:r>
+      <m:oMath>
+        <m:oMathPr>
+          <m:ctrlPr>
+            <w:rPr>
+              <w:sz w:val="28"/>
+              <w:szCs w:val="28"/>
+            </w:rPr>
+          </m:ctrlPr>
+        </m:oMathPr>
+        <m:r>
+          <m:t>M</m:t>
+        </m:r>
+        <m:sSub>
+          <m:e>
+            <m:r>
+              <m:t>g</m:t>
+            </m:r>
+          </m:e>
+          <m:sub>
+            <m:r>
+              <m:t>2</m:t>
+            </m:r>
+          </m:sub>
+        </m:sSub>
+        <m:r>
+          <m:t>N</m:t>
+        </m:r>
+        <m:r>
+          <m:t>i</m:t>
+        </m:r>
+        <m:sSub>
+          <m:e>
+            <m:r>
+              <m:t>H</m:t>
+            </m:r>
+          </m:e>
+          <m:sub>
+            <m:r>
+              <m:t>4</m:t>
+            </m:r>
+          </m:sub>
+        </m:sSub>
+      </m:oMath>
+      <w:r>
+        <w:rPr>
+          <w:rFonts w:ascii="Times New Roman" w:hAnsi="Times New Roman" w:eastAsia="Times New Roman" w:cs="Times New Roman"/>
+        </w:rPr>
+        <w:t xml:space="preserve"> </w:t>
+      </w:r>
+      <w:r>
+        <w:rPr>
+          <w:rFonts w:hint="eastAsia" w:ascii="Times New Roman" w:hAnsi="Times New Roman" w:eastAsia="FangSong" w:cs="Times New Roman"/>
+        </w:rPr>
+        <w:t>晶胞中的位置</w:t>
+      </w:r>
+      <w:r>
+        <w:rPr>
+          <w:rFonts w:hint="eastAsia" w:ascii="Times New Roman" w:hAnsi="Times New Roman" w:eastAsia="Times New Roman" w:cs="Times New Roman"/>
+        </w:rPr>
+        <w:t>(</w:t>
+      </w:r>
+      <w:r>
+        <w:rPr>
+          <w:rFonts w:hint="eastAsia" w:ascii="Times New Roman" w:hAnsi="Times New Roman" w:eastAsia="FangSong" w:cs="Times New Roman"/>
+        </w:rPr>
+        <w:t>写出推理过程</w:t>
+      </w:r>
+      <w:r>
+        <w:rPr>
+          <w:rFonts w:hint="eastAsia" w:ascii="Times New Roman" w:hAnsi="Times New Roman" w:eastAsia="Times New Roman" w:cs="Times New Roman"/>
+        </w:rPr>
+        <w:t>)。</w:t>
+      </w:r>
+    </w:p>
+    <w:p>
+      <w:pPr>
+        <w:numPr>
+          <w:ilvl w:val="0"/>
+          <w:numId w:val="1010"/>
+        </w:numPr>
+        <w:ind w:firstLine="420"/>
+      </w:pPr>
+      <w:r>
+        <w:rPr>
+          <w:rFonts w:hint="eastAsia" w:ascii="Times New Roman" w:hAnsi="Times New Roman" w:eastAsia="FangSong" w:cs="Times New Roman"/>
+        </w:rPr>
+        <w:t>实验测定</w:t>
+      </w:r>
+      <w:r>
+        <w:rPr>
+          <w:rFonts w:hint="eastAsia" w:ascii="Times New Roman" w:hAnsi="Times New Roman" w:eastAsia="Times New Roman" w:cs="Times New Roman"/>
+        </w:rPr>
+        <w:t>，</w:t>
+      </w:r>
+      <w:r>
+        <w:rPr>
+          <w:rFonts w:hint="eastAsia" w:ascii="Times New Roman" w:hAnsi="Times New Roman" w:eastAsia="FangSong" w:cs="Times New Roman"/>
+        </w:rPr>
+        <w:t>上述</w:t>
+      </w:r>
+      <w:r>
+        <w:rPr>
+          <w:rFonts w:ascii="Times New Roman" w:hAnsi="Times New Roman" w:eastAsia="Times New Roman" w:cs="Times New Roman"/>
+        </w:rPr>
+        <w:t xml:space="preserve"> </w:t>
+      </w:r>
+      <m:oMath>
+        <m:oMathPr>
+          <m:ctrlPr>
+            <w:rPr>
+              <w:sz w:val="28"/>
+              <w:szCs w:val="28"/>
+            </w:rPr>
+          </m:ctrlPr>
+        </m:oMathPr>
+        <m:r>
+          <m:t>M</m:t>
+        </m:r>
+        <m:sSub>
+          <m:e>
+            <m:r>
+              <m:t>g</m:t>
+            </m:r>
+          </m:e>
+          <m:sub>
+            <m:r>
+              <m:t>2</m:t>
+            </m:r>
+          </m:sub>
+        </m:sSub>
+        <m:r>
+          <m:t>N</m:t>
+        </m:r>
+        <m:r>
+          <m:t>i</m:t>
+        </m:r>
+        <m:sSub>
+          <m:e>
+            <m:r>
+              <m:t>H</m:t>
+            </m:r>
+          </m:e>
+          <m:sub>
+            <m:r>
+              <m:t>4</m:t>
+            </m:r>
+          </m:sub>
+        </m:sSub>
+      </m:oMath>
+      <w:r>
+        <w:rPr>
+          <w:rFonts w:ascii="Times New Roman" w:hAnsi="Times New Roman" w:eastAsia="Times New Roman" w:cs="Times New Roman"/>
+        </w:rPr>
+        <w:t xml:space="preserve"> </w:t>
+      </w:r>
+      <w:r>
+        <w:rPr>
+          <w:rFonts w:hint="eastAsia" w:ascii="Times New Roman" w:hAnsi="Times New Roman" w:eastAsia="FangSong" w:cs="Times New Roman"/>
+        </w:rPr>
+        <w:t xml:space="preserve">晶体的晶胞参数为</w:t>
+      </w:r>
+      <w:r>
+        <w:rPr>
+          <w:rFonts w:ascii="Times New Roman" w:hAnsi="Times New Roman" w:eastAsia="Times New Roman" w:cs="Times New Roman"/>
+        </w:rPr>
+        <w:t xml:space="preserve"> </w:t>
+      </w:r>
+      <w:r>
+        <w:rPr>
+          <w:rFonts w:hint="eastAsia" w:ascii="Times New Roman" w:hAnsi="Times New Roman" w:eastAsia="Times New Roman" w:cs="Times New Roman"/>
+        </w:rPr>
+        <w:t>646.5pm，</w:t>
+      </w:r>
+      <w:r>
+        <w:rPr>
+          <w:rFonts w:hint="eastAsia" w:ascii="Times New Roman" w:hAnsi="Times New Roman" w:eastAsia="FangSong" w:cs="Times New Roman"/>
+        </w:rPr>
+        <w:t>计算该晶体中镁和镍的核间距</w:t>
+      </w:r>
+      <w:r>
+        <w:rPr>
+          <w:rFonts w:hint="eastAsia" w:ascii="Times New Roman" w:hAnsi="Times New Roman" w:eastAsia="Times New Roman" w:cs="Times New Roman"/>
+        </w:rPr>
+        <w:t>。</w:t>
+      </w:r>
+      <w:r>
+        <w:rPr>
+          <w:rFonts w:hint="eastAsia" w:ascii="Times New Roman" w:hAnsi="Times New Roman" w:eastAsia="FangSong" w:cs="Times New Roman"/>
+        </w:rPr>
+        <w:t>已知镁和镍的原子半径分别为</w:t>
+      </w:r>
+      <w:r>
+        <w:rPr>
+          <w:rFonts w:ascii="Times New Roman" w:hAnsi="Times New Roman" w:eastAsia="Times New Roman" w:cs="Times New Roman"/>
+        </w:rPr>
+        <w:t xml:space="preserve"> 159.9pm </w:t>
+      </w:r>
+      <w:r>
+        <w:rPr>
+          <w:rFonts w:hint="eastAsia" w:ascii="Times New Roman" w:hAnsi="Times New Roman" w:eastAsia="FangSong" w:cs="Times New Roman"/>
+        </w:rPr>
+        <w:t xml:space="preserve">和</w:t>
+      </w:r>
+      <w:r>
+        <w:rPr>
+          <w:rFonts w:ascii="Times New Roman" w:hAnsi="Times New Roman" w:eastAsia="Times New Roman" w:cs="Times New Roman"/>
+        </w:rPr>
+        <w:t xml:space="preserve"> 124.6pm。</w:t>
+      </w:r>
+    </w:p>
+    <w:p>
+      <w:pPr>
+        <w:numPr>
+          <w:ilvl w:val="0"/>
+          <w:numId w:val="1010"/>
+        </w:numPr>
+        <w:ind w:firstLine="420"/>
+      </w:pPr>
+      <w:r>
+        <w:rPr>
+          <w:rFonts w:hint="eastAsia" w:ascii="Times New Roman" w:hAnsi="Times New Roman" w:eastAsia="FangSong" w:cs="Times New Roman"/>
+        </w:rPr>
+        <w:t>若以材料中氢的密度与液态氢密度之比定义储氢材料的储氢能力</w:t>
+      </w:r>
+      <w:r>
+        <w:rPr>
+          <w:rFonts w:hint="eastAsia" w:ascii="Times New Roman" w:hAnsi="Times New Roman" w:eastAsia="Times New Roman" w:cs="Times New Roman"/>
+        </w:rPr>
+        <w:t>，</w:t>
+      </w:r>
+      <w:r>
+        <w:rPr>
+          <w:rFonts w:hint="eastAsia" w:ascii="Times New Roman" w:hAnsi="Times New Roman" w:eastAsia="FangSong" w:cs="Times New Roman"/>
+        </w:rPr>
+        <w:t>计算</w:t>
+      </w:r>
+      <w:r>
+        <w:rPr>
+          <w:rFonts w:ascii="Times New Roman" w:hAnsi="Times New Roman" w:eastAsia="Times New Roman" w:cs="Times New Roman"/>
+        </w:rPr>
+        <w:t xml:space="preserve"> </w:t>
+      </w:r>
+      <m:oMath>
+        <m:oMathPr>
+          <m:ctrlPr>
+            <w:rPr>
+              <w:sz w:val="28"/>
+              <w:szCs w:val="28"/>
+            </w:rPr>
+          </m:ctrlPr>
+        </m:oMathPr>
+        <m:r>
+          <m:rPr>
+            <m:sty m:val="p"/>
+          </m:rPr>
+          <m:t>M</m:t>
+        </m:r>
+        <m:sSub>
+          <m:e>
+            <m:r>
+              <m:rPr>
+                <m:sty m:val="p"/>
+              </m:rPr>
+              <m:t>g</m:t>
+            </m:r>
+          </m:e>
+          <m:sub>
+            <m:r>
+              <m:rPr>
+                <m:sty m:val="p"/>
+              </m:rPr>
+              <m:t>2</m:t>
+            </m:r>
+          </m:sub>
+        </m:sSub>
+        <m:r>
+          <m:rPr>
+            <m:sty m:val="p"/>
+          </m:rPr>
+          <m:t>N</m:t>
+        </m:r>
+        <m:r>
+          <m:rPr>
+            <m:sty m:val="p"/>
+          </m:rPr>
+          <m:t>i</m:t>
+        </m:r>
+        <m:sSub>
+          <m:e>
+            <m:r>
+              <m:rPr>
+                <m:sty m:val="p"/>
+              </m:rPr>
+              <m:t>H</m:t>
+            </m:r>
+          </m:e>
+          <m:sub>
+            <m:r>
+              <m:rPr>
+                <m:sty m:val="p"/>
+              </m:rPr>
+              <m:t>4</m:t>
+            </m:r>
+          </m:sub>
+        </m:sSub>
+      </m:oMath>
+      <w:r>
+        <w:rPr>
+          <w:rFonts w:ascii="Times New Roman" w:hAnsi="Times New Roman" w:eastAsia="Times New Roman" w:cs="Times New Roman"/>
+        </w:rPr>
+        <w:t xml:space="preserve"> </w:t>
+      </w:r>
+      <w:r>
+        <w:rPr>
+          <w:rFonts w:hint="eastAsia" w:ascii="Times New Roman" w:hAnsi="Times New Roman" w:eastAsia="FangSong" w:cs="Times New Roman"/>
+        </w:rPr>
+        <w:t>的储氢能力</w:t>
+      </w:r>
+      <w:r>
+        <w:rPr>
+          <w:rFonts w:hint="eastAsia" w:ascii="Times New Roman" w:hAnsi="Times New Roman" w:eastAsia="Times New Roman" w:cs="Times New Roman"/>
+        </w:rPr>
+        <w:t>(</w:t>
+      </w:r>
+      <w:r>
+        <w:rPr>
+          <w:rFonts w:hint="eastAsia" w:ascii="Times New Roman" w:hAnsi="Times New Roman" w:eastAsia="FangSong" w:cs="Times New Roman"/>
+        </w:rPr>
+        <w:t>假定氢可全部放出</w:t>
+      </w:r>
+      <w:r>
+        <w:rPr>
+          <w:rFonts w:hint="eastAsia" w:ascii="Times New Roman" w:hAnsi="Times New Roman" w:eastAsia="Times New Roman" w:cs="Times New Roman"/>
+        </w:rPr>
+        <w:t>：</w:t>
+      </w:r>
+      <w:r>
+        <w:rPr>
+          <w:rFonts w:hint="eastAsia" w:ascii="Times New Roman" w:hAnsi="Times New Roman" w:eastAsia="FangSong" w:cs="Times New Roman"/>
+        </w:rPr>
+        <w:t>液氢的密度为</w:t>
+      </w:r>
+      <w:r>
+        <w:rPr>
+          <w:rFonts w:ascii="Times New Roman" w:hAnsi="Times New Roman" w:eastAsia="Times New Roman" w:cs="Times New Roman"/>
+        </w:rPr>
+        <w:t xml:space="preserve"> </w:t>
+      </w:r>
+      <m:oMath>
+        <m:oMathPr>
+          <m:ctrlPr>
+            <w:rPr>
+              <w:sz w:val="28"/>
+              <w:szCs w:val="28"/>
+            </w:rPr>
+          </m:ctrlPr>
+        </m:oMathPr>
+        <m:r>
+          <m:t>0.0708</m:t>
+        </m:r>
+        <m:r>
+          <m:rPr>
+            <m:sty m:val="p"/>
+          </m:rPr>
+          <m:t>g</m:t>
+        </m:r>
+        <m:r>
+          <m:rPr>
+            <m:sty m:val="p"/>
+          </m:rPr>
+          <m:t>/</m:t>
+        </m:r>
+        <m:r>
+          <m:rPr>
+            <m:sty m:val="p"/>
+          </m:rPr>
+          <m:t>c</m:t>
+        </m:r>
+        <m:sSup>
+          <m:e>
+            <m:r>
+              <m:rPr>
+                <m:sty m:val="p"/>
+              </m:rPr>
+              <m:t>m</m:t>
+            </m:r>
+          </m:e>
+          <m:sup>
+            <m:r>
+              <m:rPr>
+                <m:sty m:val="p"/>
+              </m:rPr>
+              <m:t>3</m:t>
+            </m:r>
+          </m:sup>
+        </m:sSup>
+      </m:oMath>
+      <w:r>
+        <w:rPr>
+          <w:rFonts w:ascii="Times New Roman" w:hAnsi="Times New Roman" w:eastAsia="Times New Roman" w:cs="Times New Roman"/>
+        </w:rPr>
+        <w:t xml:space="preserve"> </w:t>
+      </w:r>
+      <w:r>
+        <w:rPr>
+          <w:rFonts w:ascii="Times New Roman" w:hAnsi="Times New Roman" w:eastAsia="Times New Roman" w:cs="Times New Roman"/>
+        </w:rPr>
+        <w:t xml:space="preserve">)</w:t>
+      </w:r>
+    </w:p>
+    <w:p>
+      <w:pPr>
         <w:spacing w:before="160" w:after="80"/>
       </w:pPr>
       <w:r>
@@ -10054,6 +12291,222 @@
     </w:p>
     <w:p>
       <w:pPr>
+        <w:numPr>
+          <w:ilvl w:val="0"/>
+          <w:numId w:val="1011"/>
+        </w:numPr>
+        <w:ind w:firstLine="420"/>
+      </w:pPr>
+      <w:r>
+        <w:rPr>
+          <w:rFonts w:hint="eastAsia" w:ascii="Times New Roman" w:hAnsi="Times New Roman" w:eastAsia="FangSong" w:cs="Times New Roman"/>
+        </w:rPr>
+        <w:t xml:space="preserve">写出</w:t>
+      </w:r>
+      <w:r>
+        <w:rPr>
+          <w:rFonts w:ascii="Times New Roman" w:hAnsi="Times New Roman" w:eastAsia="Times New Roman" w:cs="Times New Roman"/>
+        </w:rPr>
+        <w:t xml:space="preserve"> A </w:t>
+      </w:r>
+      <w:r>
+        <w:rPr>
+          <w:rFonts w:hint="eastAsia" w:ascii="Times New Roman" w:hAnsi="Times New Roman" w:eastAsia="FangSong" w:cs="Times New Roman"/>
+        </w:rPr>
+        <w:t>氧化物的化学式和结构基元</w:t>
+      </w:r>
+      <w:r>
+        <w:rPr>
+          <w:rFonts w:hint="eastAsia" w:ascii="Times New Roman" w:hAnsi="Times New Roman" w:eastAsia="Times New Roman" w:cs="Times New Roman"/>
+        </w:rPr>
+        <w:t>，</w:t>
+      </w:r>
+      <w:r>
+        <w:rPr>
+          <w:rFonts w:hint="eastAsia" w:ascii="Times New Roman" w:hAnsi="Times New Roman" w:eastAsia="FangSong" w:cs="Times New Roman"/>
+        </w:rPr>
+        <w:t>指出晶体中氧离子的配位数</w:t>
+      </w:r>
+      <w:r>
+        <w:rPr>
+          <w:rFonts w:hint="eastAsia" w:ascii="Times New Roman" w:hAnsi="Times New Roman" w:eastAsia="Times New Roman" w:cs="Times New Roman"/>
+        </w:rPr>
+        <w:t>。</w:t>
+      </w:r>
+    </w:p>
+    <w:p>
+      <w:pPr>
+        <w:numPr>
+          <w:ilvl w:val="0"/>
+          <w:numId w:val="1011"/>
+        </w:numPr>
+        <w:ind w:firstLine="420"/>
+      </w:pPr>
+      <w:r>
+        <w:rPr>
+          <w:rFonts w:hint="eastAsia" w:ascii="Times New Roman" w:hAnsi="Times New Roman" w:eastAsia="FangSong" w:cs="Times New Roman"/>
+        </w:rPr>
+        <w:t xml:space="preserve">已知晶胞参数</w:t>
+      </w:r>
+      <w:r>
+        <w:rPr>
+          <w:rFonts w:ascii="Times New Roman" w:hAnsi="Times New Roman" w:eastAsia="Times New Roman" w:cs="Times New Roman"/>
+        </w:rPr>
+        <w:t xml:space="preserve"> </w:t>
+      </w:r>
+      <w:r>
+        <w:rPr>
+          <w:rFonts w:hint="eastAsia" w:ascii="Times New Roman" w:hAnsi="Times New Roman" w:eastAsia="Times New Roman" w:cs="Times New Roman"/>
+        </w:rPr>
+        <w:t>a=545.5pm，</w:t>
+      </w:r>
+      <w:r>
+        <w:rPr>
+          <w:rFonts w:hint="eastAsia" w:ascii="Times New Roman" w:hAnsi="Times New Roman" w:eastAsia="FangSong" w:cs="Times New Roman"/>
+        </w:rPr>
+        <w:t>设</w:t>
+      </w:r>
+      <w:r>
+        <w:rPr>
+          <w:rFonts w:ascii="Times New Roman" w:hAnsi="Times New Roman" w:eastAsia="Times New Roman" w:cs="Times New Roman"/>
+        </w:rPr>
+        <w:t xml:space="preserve"> A </w:t>
+      </w:r>
+      <w:r>
+        <w:rPr>
+          <w:rFonts w:hint="eastAsia" w:ascii="Times New Roman" w:hAnsi="Times New Roman" w:eastAsia="FangSong" w:cs="Times New Roman"/>
+        </w:rPr>
+        <w:t xml:space="preserve">的摩尔质量为</w:t>
+      </w:r>
+      <w:r>
+        <w:rPr>
+          <w:rFonts w:ascii="Times New Roman" w:hAnsi="Times New Roman" w:eastAsia="Times New Roman" w:cs="Times New Roman"/>
+        </w:rPr>
+        <w:t xml:space="preserve"> </w:t>
+      </w:r>
+      <w:r>
+        <w:rPr>
+          <w:rFonts w:hint="eastAsia" w:ascii="Times New Roman" w:hAnsi="Times New Roman" w:eastAsia="Times New Roman" w:cs="Times New Roman"/>
+        </w:rPr>
+        <w:t>MA，</w:t>
+      </w:r>
+      <w:r>
+        <w:rPr>
+          <w:rFonts w:hint="eastAsia" w:ascii="Times New Roman" w:hAnsi="Times New Roman" w:eastAsia="FangSong" w:cs="Times New Roman"/>
+        </w:rPr>
+        <w:t>计算晶体的理论密度</w:t>
+      </w:r>
+      <w:r>
+        <w:rPr>
+          <w:rFonts w:hint="eastAsia" w:ascii="Times New Roman" w:hAnsi="Times New Roman" w:eastAsia="Times New Roman" w:cs="Times New Roman"/>
+        </w:rPr>
+        <w:t>。</w:t>
+      </w:r>
+    </w:p>
+    <w:p>
+      <w:pPr>
+        <w:numPr>
+          <w:ilvl w:val="0"/>
+          <w:numId w:val="1011"/>
+        </w:numPr>
+        <w:ind w:firstLine="420"/>
+      </w:pPr>
+      <w:r>
+        <w:rPr>
+          <w:rFonts w:hint="eastAsia" w:ascii="Times New Roman" w:hAnsi="Times New Roman" w:eastAsia="FangSong" w:cs="Times New Roman"/>
+        </w:rPr>
+        <w:t xml:space="preserve">计算</w:t>
+      </w:r>
+      <w:r>
+        <w:rPr>
+          <w:rFonts w:ascii="Times New Roman" w:hAnsi="Times New Roman" w:eastAsia="Times New Roman" w:cs="Times New Roman"/>
+        </w:rPr>
+        <w:t xml:space="preserve"> A-A </w:t>
+      </w:r>
+      <w:r>
+        <w:rPr>
+          <w:rFonts w:hint="eastAsia" w:ascii="Times New Roman" w:hAnsi="Times New Roman" w:eastAsia="FangSong" w:cs="Times New Roman"/>
+        </w:rPr>
+        <w:t xml:space="preserve">和</w:t>
+      </w:r>
+      <w:r>
+        <w:rPr>
+          <w:rFonts w:ascii="Times New Roman" w:hAnsi="Times New Roman" w:eastAsia="Times New Roman" w:cs="Times New Roman"/>
+        </w:rPr>
+        <w:t xml:space="preserve"> A-0 </w:t>
+      </w:r>
+      <w:r>
+        <w:rPr>
+          <w:rFonts w:hint="eastAsia" w:ascii="Times New Roman" w:hAnsi="Times New Roman" w:eastAsia="FangSong" w:cs="Times New Roman"/>
+        </w:rPr>
+        <w:t>的最小间距</w:t>
+      </w:r>
+      <w:r>
+        <w:rPr>
+          <w:rFonts w:hint="eastAsia" w:ascii="Times New Roman" w:hAnsi="Times New Roman" w:eastAsia="Times New Roman" w:cs="Times New Roman"/>
+        </w:rPr>
+        <w:t>。</w:t>
+      </w:r>
+    </w:p>
+    <w:p>
+      <w:pPr>
+        <w:numPr>
+          <w:ilvl w:val="0"/>
+          <w:numId w:val="1011"/>
+        </w:numPr>
+        <w:ind w:firstLine="420"/>
+      </w:pPr>
+      <w:r>
+        <w:rPr>
+          <w:rFonts w:hint="eastAsia" w:ascii="Times New Roman" w:hAnsi="Times New Roman" w:eastAsia="FangSong" w:cs="Times New Roman"/>
+        </w:rPr>
+        <w:t xml:space="preserve">若晶胞中一半</w:t>
+      </w:r>
+      <w:r>
+        <w:rPr>
+          <w:rFonts w:ascii="Times New Roman" w:hAnsi="Times New Roman" w:eastAsia="Times New Roman" w:cs="Times New Roman"/>
+        </w:rPr>
+        <w:t xml:space="preserve"> A </w:t>
+      </w:r>
+      <w:r>
+        <w:rPr>
+          <w:rFonts w:hint="eastAsia" w:ascii="Times New Roman" w:hAnsi="Times New Roman" w:eastAsia="FangSong" w:cs="Times New Roman"/>
+        </w:rPr>
+        <w:t xml:space="preserve">离子被</w:t>
+      </w:r>
+      <w:r>
+        <w:rPr>
+          <w:rFonts w:ascii="Times New Roman" w:hAnsi="Times New Roman" w:eastAsia="Times New Roman" w:cs="Times New Roman"/>
+        </w:rPr>
+        <w:t xml:space="preserve"> B </w:t>
+      </w:r>
+      <w:r>
+        <w:rPr>
+          <w:rFonts w:hint="eastAsia" w:ascii="Times New Roman" w:hAnsi="Times New Roman" w:eastAsia="FangSong" w:cs="Times New Roman"/>
+        </w:rPr>
+        <w:t>离子取代</w:t>
+      </w:r>
+      <w:r>
+        <w:rPr>
+          <w:rFonts w:hint="eastAsia" w:ascii="Times New Roman" w:hAnsi="Times New Roman" w:eastAsia="Times New Roman" w:cs="Times New Roman"/>
+        </w:rPr>
+        <w:t>，</w:t>
+      </w:r>
+      <w:r>
+        <w:rPr>
+          <w:rFonts w:hint="eastAsia" w:ascii="Times New Roman" w:hAnsi="Times New Roman" w:eastAsia="FangSong" w:cs="Times New Roman"/>
+        </w:rPr>
+        <w:t>请指出</w:t>
+      </w:r>
+      <w:r>
+        <w:rPr>
+          <w:rFonts w:hint="eastAsia" w:ascii="Times New Roman" w:hAnsi="Times New Roman" w:eastAsia="Times New Roman" w:cs="Times New Roman"/>
+        </w:rPr>
+        <w:t>：</w:t>
+      </w:r>
+    </w:p>
+    <w:p>
+      <w:pPr>
         <w:spacing w:before="160" w:after="80"/>
       </w:pPr>
       <w:r>
@@ -10242,6 +12695,96 @@
     </w:p>
     <w:p>
       <w:pPr>
+        <w:numPr>
+          <w:ilvl w:val="0"/>
+          <w:numId w:val="1012"/>
+        </w:numPr>
+        <w:ind w:firstLine="420"/>
+      </w:pPr>
+      <w:r>
+        <w:rPr>
+          <w:rFonts w:hint="eastAsia" w:ascii="Times New Roman" w:hAnsi="Times New Roman" w:eastAsia="FangSong" w:cs="Times New Roman"/>
+        </w:rPr>
+        <w:t xml:space="preserve">写出图中标有</w:t>
+      </w:r>
+      <w:r>
+        <w:rPr>
+          <w:rFonts w:ascii="Times New Roman" w:hAnsi="Times New Roman" w:eastAsia="Times New Roman" w:cs="Times New Roman"/>
+        </w:rPr>
+        <w:t xml:space="preserve"> 1, 2, 3, 4, 5, 6, 7 </w:t>
+      </w:r>
+      <w:r>
+        <w:rPr>
+          <w:rFonts w:hint="eastAsia" w:ascii="Times New Roman" w:hAnsi="Times New Roman" w:eastAsia="FangSong" w:cs="Times New Roman"/>
+        </w:rPr>
+        <w:t>的原子或离子的元素符号</w:t>
+      </w:r>
+      <w:r>
+        <w:rPr>
+          <w:rFonts w:hint="eastAsia" w:ascii="Times New Roman" w:hAnsi="Times New Roman" w:eastAsia="Times New Roman" w:cs="Times New Roman"/>
+        </w:rPr>
+        <w:t>。</w:t>
+      </w:r>
+    </w:p>
+    <w:p>
+      <w:pPr>
+        <w:numPr>
+          <w:ilvl w:val="0"/>
+          <w:numId w:val="1012"/>
+        </w:numPr>
+        <w:ind w:firstLine="420"/>
+      </w:pPr>
+      <w:r>
+        <w:rPr>
+          <w:rFonts w:hint="eastAsia" w:ascii="Times New Roman" w:hAnsi="Times New Roman" w:eastAsia="FangSong" w:cs="Times New Roman"/>
+        </w:rPr>
+        <w:t xml:space="preserve">在右图基础上补上与</w:t>
+      </w:r>
+      <w:r>
+        <w:rPr>
+          <w:rFonts w:ascii="Times New Roman" w:hAnsi="Times New Roman" w:eastAsia="Times New Roman" w:cs="Times New Roman"/>
+        </w:rPr>
+        <w:t xml:space="preserve"> 3、5 </w:t>
+      </w:r>
+      <w:r>
+        <w:rPr>
+          <w:rFonts w:hint="eastAsia" w:ascii="Times New Roman" w:hAnsi="Times New Roman" w:eastAsia="FangSong" w:cs="Times New Roman"/>
+        </w:rPr>
+        <w:t>原子或离子相邻的其他原子或离子</w:t>
+      </w:r>
+      <w:r>
+        <w:rPr>
+          <w:rFonts w:hint="eastAsia" w:ascii="Times New Roman" w:hAnsi="Times New Roman" w:eastAsia="Times New Roman" w:cs="Times New Roman"/>
+        </w:rPr>
+        <w:t>，</w:t>
+      </w:r>
+      <w:r>
+        <w:rPr>
+          <w:rFonts w:hint="eastAsia" w:ascii="Times New Roman" w:hAnsi="Times New Roman" w:eastAsia="FangSong" w:cs="Times New Roman"/>
+        </w:rPr>
+        <w:t>再用连线表示它们与</w:t>
+      </w:r>
+      <w:r>
+        <w:rPr>
+          <w:rFonts w:ascii="Times New Roman" w:hAnsi="Times New Roman" w:eastAsia="Times New Roman" w:cs="Times New Roman"/>
+        </w:rPr>
+        <w:t xml:space="preserve"> Mg </w:t>
+      </w:r>
+      <w:r>
+        <w:rPr>
+          <w:rFonts w:hint="eastAsia" w:ascii="Times New Roman" w:hAnsi="Times New Roman" w:eastAsia="FangSong" w:cs="Times New Roman"/>
+        </w:rPr>
+        <w:t>的配位关系</w:t>
+      </w:r>
+      <w:r>
+        <w:rPr>
+          <w:rFonts w:hint="eastAsia" w:ascii="Times New Roman" w:hAnsi="Times New Roman" w:eastAsia="Times New Roman" w:cs="Times New Roman"/>
+        </w:rPr>
+        <w:t>。</w:t>
+      </w:r>
+    </w:p>
+    <w:p>
+      <w:pPr>
         <w:spacing w:before="160" w:after="80"/>
       </w:pPr>
       <w:r>
@@ -11303,6 +13846,144 @@
     </w:p>
     <w:p>
       <w:pPr>
+        <w:numPr>
+          <w:ilvl w:val="0"/>
+          <w:numId w:val="1013"/>
+        </w:numPr>
+        <w:ind w:firstLine="420"/>
+      </w:pPr>
+      <w:r>
+        <w:rPr>
+          <w:rFonts w:hint="eastAsia" w:ascii="Times New Roman" w:hAnsi="Times New Roman" w:eastAsia="FangSong" w:cs="Times New Roman"/>
+        </w:rPr>
+        <w:t xml:space="preserve">据题推出</w:t>
+      </w:r>
+      <w:r>
+        <w:rPr>
+          <w:rFonts w:ascii="Times New Roman" w:hAnsi="Times New Roman" w:eastAsia="Times New Roman" w:cs="Times New Roman"/>
+        </w:rPr>
+        <w:t xml:space="preserve"> M、A </w:t>
+      </w:r>
+      <w:r>
+        <w:rPr>
+          <w:rFonts w:hint="eastAsia" w:ascii="Times New Roman" w:hAnsi="Times New Roman" w:eastAsia="FangSong" w:cs="Times New Roman"/>
+        </w:rPr>
+        <w:t>各为何种元素</w:t>
+      </w:r>
+      <w:r>
+        <w:rPr>
+          <w:rFonts w:hint="eastAsia" w:ascii="Times New Roman" w:hAnsi="Times New Roman" w:eastAsia="Times New Roman" w:cs="Times New Roman"/>
+        </w:rPr>
+        <w:t>？</w:t>
+      </w:r>
+    </w:p>
+    <w:p>
+      <w:pPr>
+        <w:numPr>
+          <w:ilvl w:val="0"/>
+          <w:numId w:val="1013"/>
+        </w:numPr>
+        <w:ind w:firstLine="420"/>
+      </w:pPr>
+      <w:r>
+        <w:rPr>
+          <w:rFonts w:hint="eastAsia" w:ascii="Times New Roman" w:hAnsi="Times New Roman" w:eastAsia="FangSong" w:cs="Times New Roman"/>
+        </w:rPr>
+        <w:t>请根据相应数据和分析</w:t>
+      </w:r>
+      <w:r>
+        <w:rPr>
+          <w:rFonts w:hint="eastAsia" w:ascii="Times New Roman" w:hAnsi="Times New Roman" w:eastAsia="Times New Roman" w:cs="Times New Roman"/>
+        </w:rPr>
+        <w:t>，</w:t>
+      </w:r>
+      <w:r>
+        <w:rPr>
+          <w:rFonts w:hint="eastAsia" w:ascii="Times New Roman" w:hAnsi="Times New Roman" w:eastAsia="FangSong" w:cs="Times New Roman"/>
+        </w:rPr>
+        <w:t>在图中将两种晶胞分别补充完整</w:t>
+      </w:r>
+      <w:r>
+        <w:rPr>
+          <w:rFonts w:hint="eastAsia" w:ascii="Times New Roman" w:hAnsi="Times New Roman" w:eastAsia="Times New Roman" w:cs="Times New Roman"/>
+        </w:rPr>
+        <w:t>。(</w:t>
+      </w:r>
+      <w:r>
+        <w:rPr>
+          <w:rFonts w:hint="eastAsia" w:ascii="Times New Roman" w:hAnsi="Times New Roman" w:eastAsia="FangSong" w:cs="Times New Roman"/>
+        </w:rPr>
+        <w:t>画黑球代表</w:t>
+      </w:r>
+      <w:r>
+        <w:rPr>
+          <w:rFonts w:ascii="Times New Roman" w:hAnsi="Times New Roman" w:eastAsia="Times New Roman" w:cs="Times New Roman"/>
+        </w:rPr>
+        <w:t xml:space="preserve"> </w:t>
+      </w:r>
+      <w:r>
+        <w:rPr>
+          <w:rFonts w:hint="eastAsia" w:ascii="Times New Roman" w:hAnsi="Times New Roman" w:eastAsia="Times New Roman" w:cs="Times New Roman"/>
+        </w:rPr>
+        <w:t>M，</w:t>
+      </w:r>
+      <w:r>
+        <w:rPr>
+          <w:rFonts w:hint="eastAsia" w:ascii="Times New Roman" w:hAnsi="Times New Roman" w:eastAsia="FangSong" w:cs="Times New Roman"/>
+        </w:rPr>
+        <w:t>白球代表</w:t>
+      </w:r>
+      <w:r>
+        <w:rPr>
+          <w:rFonts w:ascii="Times New Roman" w:hAnsi="Times New Roman" w:eastAsia="Times New Roman" w:cs="Times New Roman"/>
+        </w:rPr>
+        <w:t xml:space="preserve"> A)</w:t>
+      </w:r>
+    </w:p>
+    <w:p>
+      <w:pPr>
+        <w:numPr>
+          <w:ilvl w:val="0"/>
+          <w:numId w:val="1013"/>
+        </w:numPr>
+        <w:ind w:firstLine="420"/>
+      </w:pPr>
+      <w:r>
+        <w:rPr>
+          <w:rFonts w:hint="eastAsia" w:ascii="Times New Roman" w:hAnsi="Times New Roman" w:eastAsia="FangSong" w:cs="Times New Roman"/>
+        </w:rPr>
+        <w:t>请分别计算两种晶相情况下晶体的密度</w:t>
+      </w:r>
+      <w:r>
+        <w:rPr>
+          <w:rFonts w:hint="eastAsia" w:ascii="Times New Roman" w:hAnsi="Times New Roman" w:eastAsia="Times New Roman" w:cs="Times New Roman"/>
+        </w:rPr>
+        <w:t>。</w:t>
+      </w:r>
+    </w:p>
+    <w:p>
+      <w:pPr>
+        <w:numPr>
+          <w:ilvl w:val="0"/>
+          <w:numId w:val="1013"/>
+        </w:numPr>
+        <w:ind w:firstLine="420"/>
+      </w:pPr>
+      <w:r>
+        <w:rPr>
+          <w:rFonts w:hint="eastAsia" w:ascii="Times New Roman" w:hAnsi="Times New Roman" w:eastAsia="FangSong" w:cs="Times New Roman"/>
+        </w:rPr>
+        <w:t>请写出图中四方晶胞的两种对称元素</w:t>
+      </w:r>
+      <w:r>
+        <w:rPr>
+          <w:rFonts w:hint="eastAsia" w:ascii="Times New Roman" w:hAnsi="Times New Roman" w:eastAsia="Times New Roman" w:cs="Times New Roman"/>
+        </w:rPr>
+        <w:t>。</w:t>
+      </w:r>
+    </w:p>
+    <w:p>
+      <w:pPr>
         <w:spacing w:before="160" w:after="80"/>
       </w:pPr>
       <w:r>
@@ -11711,6 +14392,451 @@
         <w:pict>
           <v:rect style="width:0;height:1.5pt" o:hralign="center" o:hrstd="t" o:hr="t"/>
         </w:pict>
+      </w:r>
+    </w:p>
+    <w:p>
+      <w:pPr>
+        <w:numPr>
+          <w:ilvl w:val="0"/>
+          <w:numId w:val="1014"/>
+        </w:numPr>
+        <w:ind w:firstLine="420"/>
+      </w:pPr>
+      <w:r>
+        <w:rPr>
+          <w:rFonts w:hint="eastAsia" w:ascii="Times New Roman" w:hAnsi="Times New Roman" w:eastAsia="FangSong" w:cs="Times New Roman"/>
+        </w:rPr>
+        <w:t xml:space="preserve">简要说明加入熔点高的</w:t>
+      </w:r>
+      <w:r>
+        <w:rPr>
+          <w:rFonts w:ascii="Times New Roman" w:hAnsi="Times New Roman" w:eastAsia="Times New Roman" w:cs="Times New Roman"/>
+        </w:rPr>
+        <w:t xml:space="preserve"> KCl </w:t>
+      </w:r>
+      <w:r>
+        <w:rPr>
+          <w:rFonts w:hint="eastAsia" w:ascii="Times New Roman" w:hAnsi="Times New Roman" w:eastAsia="FangSong" w:cs="Times New Roman"/>
+        </w:rPr>
+        <w:t>反而使电解温度大大下降的原因</w:t>
+      </w:r>
+      <w:r>
+        <w:rPr>
+          <w:rFonts w:hint="eastAsia" w:ascii="Times New Roman" w:hAnsi="Times New Roman" w:eastAsia="Times New Roman" w:cs="Times New Roman"/>
+        </w:rPr>
+        <w:t>。</w:t>
+      </w:r>
+    </w:p>
+    <w:p>
+      <w:pPr>
+        <w:numPr>
+          <w:ilvl w:val="0"/>
+          <w:numId w:val="1014"/>
+        </w:numPr>
+        <w:ind w:firstLine="420"/>
+      </w:pPr>
+      <w:r>
+        <w:rPr>
+          <w:rFonts w:hint="eastAsia" w:ascii="Times New Roman" w:hAnsi="Times New Roman" w:eastAsia="FangSong" w:cs="Times New Roman"/>
+        </w:rPr>
+        <w:t>有人认为</w:t>
+      </w:r>
+      <w:r>
+        <w:rPr>
+          <w:rFonts w:hint="eastAsia" w:ascii="Times New Roman" w:hAnsi="Times New Roman" w:eastAsia="Times New Roman" w:cs="Times New Roman"/>
+        </w:rPr>
+        <w:t>，LiCl</w:t>
+      </w:r>
+      <w:r>
+        <w:rPr>
+          <w:rFonts w:ascii="Times New Roman" w:hAnsi="Times New Roman" w:eastAsia="Times New Roman" w:cs="Times New Roman"/>
+        </w:rPr>
+        <w:t xml:space="preserve"> </w:t>
+      </w:r>
+      <w:r>
+        <w:rPr>
+          <w:rFonts w:hint="eastAsia" w:ascii="Times New Roman" w:hAnsi="Times New Roman" w:eastAsia="FangSong" w:cs="Times New Roman"/>
+        </w:rPr>
+        <w:t xml:space="preserve">和</w:t>
+      </w:r>
+      <w:r>
+        <w:rPr>
+          <w:rFonts w:ascii="Times New Roman" w:hAnsi="Times New Roman" w:eastAsia="Times New Roman" w:cs="Times New Roman"/>
+        </w:rPr>
+        <w:t xml:space="preserve"> KCl </w:t>
+      </w:r>
+      <w:r>
+        <w:rPr>
+          <w:rFonts w:hint="eastAsia" w:ascii="Times New Roman" w:hAnsi="Times New Roman" w:eastAsia="FangSong" w:cs="Times New Roman"/>
+        </w:rPr>
+        <w:t>可形成固溶体</w:t>
+      </w:r>
+      <w:r>
+        <w:rPr>
+          <w:rFonts w:hint="eastAsia" w:ascii="Times New Roman" w:hAnsi="Times New Roman" w:eastAsia="Times New Roman" w:cs="Times New Roman"/>
+        </w:rPr>
+        <w:t>(</w:t>
+      </w:r>
+      <w:r>
+        <w:rPr>
+          <w:rFonts w:hint="eastAsia" w:ascii="Times New Roman" w:hAnsi="Times New Roman" w:eastAsia="FangSong" w:cs="Times New Roman"/>
+        </w:rPr>
+        <w:t>并画出了</w:t>
+      </w:r>
+      <w:r>
+        <w:rPr>
+          <w:rFonts w:hint="eastAsia" w:ascii="Times New Roman" w:hAnsi="Times New Roman" w:eastAsia="Times New Roman" w:cs="Times New Roman"/>
+        </w:rPr>
+        <w:t>”</w:t>
+      </w:r>
+      <w:r>
+        <w:rPr>
+          <w:rFonts w:hint="eastAsia" w:ascii="Times New Roman" w:hAnsi="Times New Roman" w:eastAsia="FangSong" w:cs="Times New Roman"/>
+        </w:rPr>
+        <w:t>固溶体的晶胞</w:t>
+      </w:r>
+      <w:r>
+        <w:rPr>
+          <w:rFonts w:hint="eastAsia" w:ascii="Times New Roman" w:hAnsi="Times New Roman" w:eastAsia="Times New Roman" w:cs="Times New Roman"/>
+        </w:rPr>
+        <w:t>”)。</w:t>
+      </w:r>
+      <w:r>
+        <w:rPr>
+          <w:rFonts w:hint="eastAsia" w:ascii="Times New Roman" w:hAnsi="Times New Roman" w:eastAsia="FangSong" w:cs="Times New Roman"/>
+        </w:rPr>
+        <w:t>但实验表明</w:t>
+      </w:r>
+      <w:r>
+        <w:rPr>
+          <w:rFonts w:hint="eastAsia" w:ascii="Times New Roman" w:hAnsi="Times New Roman" w:eastAsia="Times New Roman" w:cs="Times New Roman"/>
+        </w:rPr>
+        <w:t>，</w:t>
+      </w:r>
+      <w:r>
+        <w:rPr>
+          <w:rFonts w:hint="eastAsia" w:ascii="Times New Roman" w:hAnsi="Times New Roman" w:eastAsia="FangSong" w:cs="Times New Roman"/>
+        </w:rPr>
+        <w:t>液相</w:t>
+      </w:r>
+      <w:r>
+        <w:rPr>
+          <w:rFonts w:ascii="Times New Roman" w:hAnsi="Times New Roman" w:eastAsia="Times New Roman" w:cs="Times New Roman"/>
+        </w:rPr>
+        <w:t xml:space="preserve"> LiCl </w:t>
+      </w:r>
+      <w:r>
+        <w:rPr>
+          <w:rFonts w:hint="eastAsia" w:ascii="Times New Roman" w:hAnsi="Times New Roman" w:eastAsia="FangSong" w:cs="Times New Roman"/>
+        </w:rPr>
+        <w:t xml:space="preserve">和</w:t>
+      </w:r>
+      <w:r>
+        <w:rPr>
+          <w:rFonts w:ascii="Times New Roman" w:hAnsi="Times New Roman" w:eastAsia="Times New Roman" w:cs="Times New Roman"/>
+        </w:rPr>
+        <w:t xml:space="preserve"> KCl </w:t>
+      </w:r>
+      <w:r>
+        <w:rPr>
+          <w:rFonts w:hint="eastAsia" w:ascii="Times New Roman" w:hAnsi="Times New Roman" w:eastAsia="FangSong" w:cs="Times New Roman"/>
+        </w:rPr>
+        <w:t>能以任意比例混溶而它们的固相完全不混溶</w:t>
+      </w:r>
+      <w:r>
+        <w:rPr>
+          <w:rFonts w:hint="eastAsia" w:ascii="Times New Roman" w:hAnsi="Times New Roman" w:eastAsia="Times New Roman" w:cs="Times New Roman"/>
+        </w:rPr>
+        <w:t>(</w:t>
+      </w:r>
+      <w:r>
+        <w:rPr>
+          <w:rFonts w:hint="eastAsia" w:ascii="Times New Roman" w:hAnsi="Times New Roman" w:eastAsia="FangSong" w:cs="Times New Roman"/>
+        </w:rPr>
+        <w:t>即不能生成固溶体</w:t>
+      </w:r>
+      <w:r>
+        <w:rPr>
+          <w:rFonts w:hint="eastAsia" w:ascii="Times New Roman" w:hAnsi="Times New Roman" w:eastAsia="Times New Roman" w:cs="Times New Roman"/>
+        </w:rPr>
+        <w:t>)。</w:t>
+      </w:r>
+      <w:r>
+        <w:rPr>
+          <w:rFonts w:hint="eastAsia" w:ascii="Times New Roman" w:hAnsi="Times New Roman" w:eastAsia="FangSong" w:cs="Times New Roman"/>
+        </w:rPr>
+        <w:t>请解释在固相中完全不混溶的主要原因</w:t>
+      </w:r>
+      <w:r>
+        <w:rPr>
+          <w:rFonts w:hint="eastAsia" w:ascii="Times New Roman" w:hAnsi="Times New Roman" w:eastAsia="Times New Roman" w:cs="Times New Roman"/>
+        </w:rPr>
+        <w:t>。</w:t>
+      </w:r>
+    </w:p>
+    <w:p>
+      <w:pPr>
+        <w:numPr>
+          <w:ilvl w:val="0"/>
+          <w:numId w:val="1014"/>
+        </w:numPr>
+        <w:ind w:firstLine="420"/>
+      </w:pPr>
+      <w:r>
+        <w:rPr>
+          <w:rFonts w:hint="eastAsia" w:ascii="Times New Roman" w:hAnsi="Times New Roman" w:eastAsia="FangSong" w:cs="Times New Roman"/>
+        </w:rPr>
+        <w:t xml:space="preserve">写出计算</w:t>
+      </w:r>
+      <w:r>
+        <w:rPr>
+          <w:rFonts w:ascii="Times New Roman" w:hAnsi="Times New Roman" w:eastAsia="Times New Roman" w:cs="Times New Roman"/>
+        </w:rPr>
+        <w:t xml:space="preserve"> LiCl </w:t>
+      </w:r>
+      <w:r>
+        <w:rPr>
+          <w:rFonts w:hint="eastAsia" w:ascii="Times New Roman" w:hAnsi="Times New Roman" w:eastAsia="FangSong" w:cs="Times New Roman"/>
+        </w:rPr>
+        <w:t xml:space="preserve">和</w:t>
+      </w:r>
+      <w:r>
+        <w:rPr>
+          <w:rFonts w:ascii="Times New Roman" w:hAnsi="Times New Roman" w:eastAsia="Times New Roman" w:cs="Times New Roman"/>
+        </w:rPr>
+        <w:t xml:space="preserve"> KCl </w:t>
+      </w:r>
+      <w:r>
+        <w:rPr>
+          <w:rFonts w:hint="eastAsia" w:ascii="Times New Roman" w:hAnsi="Times New Roman" w:eastAsia="FangSong" w:cs="Times New Roman"/>
+        </w:rPr>
+        <w:t>两种晶体密度之比的表达式</w:t>
+      </w:r>
+      <w:r>
+        <w:rPr>
+          <w:rFonts w:hint="eastAsia" w:ascii="Times New Roman" w:hAnsi="Times New Roman" w:eastAsia="Times New Roman" w:cs="Times New Roman"/>
+        </w:rPr>
+        <w:t>(</w:t>
+      </w:r>
+      <w:r>
+        <w:rPr>
+          <w:rFonts w:hint="eastAsia" w:ascii="Times New Roman" w:hAnsi="Times New Roman" w:eastAsia="FangSong" w:cs="Times New Roman"/>
+        </w:rPr>
+        <w:t>须包含离子半径的符号</w:t>
+      </w:r>
+      <w:r>
+        <w:rPr>
+          <w:rFonts w:hint="eastAsia" w:ascii="Times New Roman" w:hAnsi="Times New Roman" w:eastAsia="Times New Roman" w:cs="Times New Roman"/>
+        </w:rPr>
+        <w:t>)。</w:t>
+      </w:r>
+    </w:p>
+    <w:p>
+      <w:pPr>
+        <w:numPr>
+          <w:ilvl w:val="0"/>
+          <w:numId w:val="1014"/>
+        </w:numPr>
+        <w:ind w:firstLine="420"/>
+      </w:pPr>
+      <w:r>
+        <w:rPr>
+          <w:rFonts w:hint="eastAsia" w:ascii="Times New Roman" w:hAnsi="Times New Roman" w:eastAsia="FangSong" w:cs="Times New Roman"/>
+        </w:rPr>
+        <w:t xml:space="preserve">在</w:t>
+      </w:r>
+      <w:r>
+        <w:rPr>
+          <w:rFonts w:ascii="Times New Roman" w:hAnsi="Times New Roman" w:eastAsia="Times New Roman" w:cs="Times New Roman"/>
+        </w:rPr>
+        <w:t xml:space="preserve"> KCl </w:t>
+      </w:r>
+      <w:r>
+        <w:rPr>
+          <w:rFonts w:hint="eastAsia" w:ascii="Times New Roman" w:hAnsi="Times New Roman" w:eastAsia="FangSong" w:cs="Times New Roman"/>
+        </w:rPr>
+        <w:t xml:space="preserve">晶体中</w:t>
+      </w:r>
+      <w:r>
+        <w:rPr>
+          <w:rFonts w:ascii="Times New Roman" w:hAnsi="Times New Roman" w:eastAsia="Times New Roman" w:cs="Times New Roman"/>
+        </w:rPr>
+        <w:t xml:space="preserve"> </w:t>
+      </w:r>
+      <m:oMath>
+        <m:sSup>
+          <m:e>
+            <m:r>
+              <m:rPr>
+                <m:sty m:val="p"/>
+              </m:rPr>
+              <m:t>K</m:t>
+            </m:r>
+          </m:e>
+          <m:sup>
+            <m:r>
+              <m:rPr>
+                <m:sty m:val="p"/>
+              </m:rPr>
+              <m:t>+</m:t>
+            </m:r>
+          </m:sup>
+        </m:sSup>
+      </m:oMath>
+      <w:r>
+        <w:rPr>
+          <w:rFonts w:ascii="Times New Roman" w:hAnsi="Times New Roman" w:eastAsia="Times New Roman" w:cs="Times New Roman"/>
+        </w:rPr>
+        <w:t xml:space="preserve"> </w:t>
+      </w:r>
+      <w:r>
+        <w:rPr>
+          <w:rFonts w:hint="eastAsia" w:ascii="Times New Roman" w:hAnsi="Times New Roman" w:eastAsia="FangSong" w:cs="Times New Roman"/>
+        </w:rPr>
+        <w:t xml:space="preserve">离子占据由</w:t>
+      </w:r>
+      <w:r>
+        <w:rPr>
+          <w:rFonts w:ascii="Times New Roman" w:hAnsi="Times New Roman" w:eastAsia="Times New Roman" w:cs="Times New Roman"/>
+        </w:rPr>
+        <w:t xml:space="preserve"> </w:t>
+      </w:r>
+      <m:oMath>
+        <m:sSup>
+          <m:e>
+            <m:r>
+              <m:rPr>
+                <m:sty m:val="p"/>
+              </m:rPr>
+              <m:t>C</m:t>
+            </m:r>
+            <m:r>
+              <m:rPr>
+                <m:sty m:val="p"/>
+              </m:rPr>
+              <m:t>l</m:t>
+            </m:r>
+          </m:e>
+          <m:sup>
+            <m:r>
+              <m:rPr>
+                <m:sty m:val="p"/>
+              </m:rPr>
+              <m:t>−</m:t>
+            </m:r>
+          </m:sup>
+        </m:sSup>
+      </m:oMath>
+      <w:r>
+        <w:rPr>
+          <w:rFonts w:ascii="Times New Roman" w:hAnsi="Times New Roman" w:eastAsia="Times New Roman" w:cs="Times New Roman"/>
+        </w:rPr>
+        <w:t xml:space="preserve"> </w:t>
+      </w:r>
+      <w:r>
+        <w:rPr>
+          <w:rFonts w:hint="eastAsia" w:ascii="Times New Roman" w:hAnsi="Times New Roman" w:eastAsia="FangSong" w:cs="Times New Roman"/>
+        </w:rPr>
+        <w:t>离子围成的八面体空隙</w:t>
+      </w:r>
+      <w:r>
+        <w:rPr>
+          <w:rFonts w:hint="eastAsia" w:ascii="Times New Roman" w:hAnsi="Times New Roman" w:eastAsia="Times New Roman" w:cs="Times New Roman"/>
+        </w:rPr>
+        <w:t>,</w:t>
+      </w:r>
+      <w:r>
+        <w:rPr>
+          <w:rFonts w:ascii="Times New Roman" w:hAnsi="Times New Roman" w:eastAsia="Times New Roman" w:cs="Times New Roman"/>
+        </w:rPr>
+        <w:t xml:space="preserve"> </w:t>
+      </w:r>
+      <w:r>
+        <w:rPr>
+          <w:rFonts w:hint="eastAsia" w:ascii="Times New Roman" w:hAnsi="Times New Roman" w:eastAsia="FangSong" w:cs="Times New Roman"/>
+        </w:rPr>
+        <w:t>计算相距最近的八面体空隙中心之间的距离</w:t>
+      </w:r>
+      <w:r>
+        <w:rPr>
+          <w:rFonts w:hint="eastAsia" w:ascii="Times New Roman" w:hAnsi="Times New Roman" w:eastAsia="Times New Roman" w:cs="Times New Roman"/>
+        </w:rPr>
+        <w:t>。</w:t>
+      </w:r>
+      <w:r>
+        <w:rPr>
+          <w:rFonts w:ascii="Times New Roman" w:hAnsi="Times New Roman" w:eastAsia="Times New Roman" w:cs="Times New Roman"/>
+        </w:rPr>
+        <w:br/>
+      </w:r>
+    </w:p>
+    <w:p>
+      <w:pPr>
+        <w:numPr>
+          <w:ilvl w:val="0"/>
+          <w:numId w:val="1014"/>
+        </w:numPr>
+        <w:ind w:firstLine="420"/>
+      </w:pPr>
+      <w:r>
+        <w:rPr>
+          <w:rFonts w:hint="eastAsia" w:ascii="Times New Roman" w:hAnsi="Times New Roman" w:eastAsia="FangSong" w:cs="Times New Roman"/>
+        </w:rPr>
+        <w:t>实验证明</w:t>
+      </w:r>
+      <w:r>
+        <w:rPr>
+          <w:rFonts w:hint="eastAsia" w:ascii="Times New Roman" w:hAnsi="Times New Roman" w:eastAsia="Times New Roman" w:cs="Times New Roman"/>
+        </w:rPr>
+        <w:t>,</w:t>
+      </w:r>
+      <w:r>
+        <w:rPr>
+          <w:rFonts w:ascii="Times New Roman" w:hAnsi="Times New Roman" w:eastAsia="Times New Roman" w:cs="Times New Roman"/>
+        </w:rPr>
+        <w:t xml:space="preserve"> </w:t>
+      </w:r>
+      <w:r>
+        <w:rPr>
+          <w:rFonts w:hint="eastAsia" w:ascii="Times New Roman" w:hAnsi="Times New Roman" w:eastAsia="FangSong" w:cs="Times New Roman"/>
+        </w:rPr>
+        <w:t>即使产生了阳离子空位</w:t>
+      </w:r>
+      <w:r>
+        <w:rPr>
+          <w:rFonts w:hint="eastAsia" w:ascii="Times New Roman" w:hAnsi="Times New Roman" w:eastAsia="Times New Roman" w:cs="Times New Roman"/>
+        </w:rPr>
+        <w:t>,</w:t>
+      </w:r>
+      <w:r>
+        <w:rPr>
+          <w:rFonts w:ascii="Times New Roman" w:hAnsi="Times New Roman" w:eastAsia="Times New Roman" w:cs="Times New Roman"/>
+        </w:rPr>
+        <w:t xml:space="preserve"> KCl </w:t>
+      </w:r>
+      <w:r>
+        <w:rPr>
+          <w:rFonts w:hint="eastAsia" w:ascii="Times New Roman" w:hAnsi="Times New Roman" w:eastAsia="FangSong" w:cs="Times New Roman"/>
+        </w:rPr>
+        <w:t>晶体在室温下也不导电</w:t>
+      </w:r>
+      <w:r>
+        <w:rPr>
+          <w:rFonts w:hint="eastAsia" w:ascii="Times New Roman" w:hAnsi="Times New Roman" w:eastAsia="Times New Roman" w:cs="Times New Roman"/>
+        </w:rPr>
+        <w:t>。</w:t>
+      </w:r>
+      <w:r>
+        <w:rPr>
+          <w:rFonts w:hint="eastAsia" w:ascii="Times New Roman" w:hAnsi="Times New Roman" w:eastAsia="FangSong" w:cs="Times New Roman"/>
+        </w:rPr>
+        <w:t>请通过计算加以说明</w:t>
+      </w:r>
+      <w:r>
+        <w:rPr>
+          <w:rFonts w:hint="eastAsia" w:ascii="Times New Roman" w:hAnsi="Times New Roman" w:eastAsia="Times New Roman" w:cs="Times New Roman"/>
+        </w:rPr>
+        <w:t>。</w:t>
       </w:r>
     </w:p>
     <w:p>
@@ -12271,7 +15397,7 @@
       <w:pPr>
         <w:numPr>
           <w:ilvl w:val="0"/>
-          <w:numId w:val="1008"/>
+          <w:numId w:val="1015"/>
         </w:numPr>
         <w:ind w:firstLine="420"/>
       </w:pPr>
@@ -12422,7 +15548,7 @@
       <w:pPr>
         <w:numPr>
           <w:ilvl w:val="0"/>
-          <w:numId w:val="1008"/>
+          <w:numId w:val="1015"/>
         </w:numPr>
         <w:ind w:firstLine="420"/>
       </w:pPr>
@@ -12455,7 +15581,7 @@
       <w:pPr>
         <w:numPr>
           <w:ilvl w:val="0"/>
-          <w:numId w:val="1008"/>
+          <w:numId w:val="1015"/>
         </w:numPr>
         <w:ind w:firstLine="420"/>
       </w:pPr>
@@ -12513,12 +15639,18 @@
           </m:rPr>
           <m:t>⋅</m:t>
         </m:r>
-        <m:r>
-          <m:t>c</m:t>
-        </m:r>
         <m:sSup>
           <m:e>
             <m:r>
+              <m:rPr>
+                <m:sty m:val="p"/>
+              </m:rPr>
+              <m:t>c</m:t>
+            </m:r>
+            <m:r>
+              <m:rPr>
+                <m:sty m:val="p"/>
+              </m:rPr>
               <m:t>m</m:t>
             </m:r>
           </m:e>
@@ -12599,9 +15731,15 @@
           <m:t> </m:t>
         </m:r>
         <m:r>
+          <m:rPr>
+            <m:sty m:val="p"/>
+          </m:rPr>
           <m:t>c</m:t>
         </m:r>
         <m:r>
+          <m:rPr>
+            <m:sty m:val="p"/>
+          </m:rPr>
           <m:t>m</m:t>
         </m:r>
       </m:oMath>
@@ -13443,7 +16581,7 @@
         <w:pStyle w:val="Compact"/>
         <w:numPr>
           <w:ilvl w:val="0"/>
-          <w:numId w:val="1009"/>
+          <w:numId w:val="1016"/>
         </w:numPr>
         <w:ind w:firstLine="420"/>
       </w:pPr>
@@ -14841,7 +17979,7 @@
         <w:pStyle w:val="Compact"/>
         <w:numPr>
           <w:ilvl w:val="0"/>
-          <w:numId w:val="1010"/>
+          <w:numId w:val="1017"/>
         </w:numPr>
         <w:ind w:firstLine="420"/>
       </w:pPr>
@@ -16494,7 +19632,7 @@
         <w:pStyle w:val="Compact"/>
         <w:numPr>
           <w:ilvl w:val="0"/>
-          <w:numId w:val="1011"/>
+          <w:numId w:val="1018"/>
         </w:numPr>
         <w:ind w:firstLine="420"/>
       </w:pPr>
@@ -16528,7 +19666,7 @@
         <w:pStyle w:val="Compact"/>
         <w:numPr>
           <w:ilvl w:val="0"/>
-          <w:numId w:val="1011"/>
+          <w:numId w:val="1018"/>
         </w:numPr>
         <w:ind w:firstLine="420"/>
       </w:pPr>
@@ -16748,7 +19886,7 @@
         <w:pStyle w:val="Compact"/>
         <w:numPr>
           <w:ilvl w:val="0"/>
-          <w:numId w:val="1011"/>
+          <w:numId w:val="1018"/>
         </w:numPr>
         <w:ind w:firstLine="420"/>
       </w:pPr>
@@ -16848,7 +19986,7 @@
         <w:pStyle w:val="Compact"/>
         <w:numPr>
           <w:ilvl w:val="0"/>
-          <w:numId w:val="1011"/>
+          <w:numId w:val="1018"/>
         </w:numPr>
         <w:ind w:firstLine="420"/>
       </w:pPr>
@@ -18379,7 +21517,7 @@
         <w:pStyle w:val="Compact"/>
         <w:numPr>
           <w:ilvl w:val="0"/>
-          <w:numId w:val="1012"/>
+          <w:numId w:val="1019"/>
         </w:numPr>
         <w:ind w:firstLine="420"/>
       </w:pPr>
@@ -19187,7 +22325,7 @@
         <w:pStyle w:val="Compact"/>
         <w:numPr>
           <w:ilvl w:val="0"/>
-          <w:numId w:val="1015"/>
+          <w:numId w:val="1022"/>
         </w:numPr>
         <w:ind w:firstLine="420"/>
       </w:pPr>
@@ -20631,7 +23769,7 @@
       <w:pPr>
         <w:numPr>
           <w:ilvl w:val="0"/>
-          <w:numId w:val="1016"/>
+          <w:numId w:val="1023"/>
         </w:numPr>
         <w:ind w:firstLine="420"/>
       </w:pPr>
@@ -20700,7 +23838,7 @@
       <w:pPr>
         <w:numPr>
           <w:ilvl w:val="0"/>
-          <w:numId w:val="1016"/>
+          <w:numId w:val="1023"/>
         </w:numPr>
         <w:ind w:firstLine="420"/>
       </w:pPr>
@@ -21265,7 +24403,7 @@
         <w:pStyle w:val="Compact"/>
         <w:numPr>
           <w:ilvl w:val="0"/>
-          <w:numId w:val="1017"/>
+          <w:numId w:val="1024"/>
         </w:numPr>
         <w:ind w:firstLine="420"/>
       </w:pPr>
@@ -26521,9 +29659,15 @@
           <m:t>0.126</m:t>
         </m:r>
         <m:r>
+          <m:rPr>
+            <m:sty m:val="p"/>
+          </m:rPr>
           <m:t>n</m:t>
         </m:r>
         <m:r>
+          <m:rPr>
+            <m:sty m:val="p"/>
+          </m:rPr>
           <m:t>m</m:t>
         </m:r>
       </m:oMath>
@@ -26585,9 +29729,15 @@
           <m:t>0.0615</m:t>
         </m:r>
         <m:r>
+          <m:rPr>
+            <m:sty m:val="p"/>
+          </m:rPr>
           <m:t>n</m:t>
         </m:r>
         <m:r>
+          <m:rPr>
+            <m:sty m:val="p"/>
+          </m:rPr>
           <m:t>m</m:t>
         </m:r>
       </m:oMath>
@@ -26646,9 +29796,15 @@
           <m:t>0.140</m:t>
         </m:r>
         <m:r>
+          <m:rPr>
+            <m:sty m:val="p"/>
+          </m:rPr>
           <m:t>n</m:t>
         </m:r>
         <m:r>
+          <m:rPr>
+            <m:sty m:val="p"/>
+          </m:rPr>
           <m:t>m</m:t>
         </m:r>
       </m:oMath>
@@ -26783,12 +29939,18 @@
           </m:rPr>
           <m:t>/</m:t>
         </m:r>
-        <m:r>
-          <m:t>c</m:t>
-        </m:r>
         <m:sSup>
           <m:e>
             <m:r>
+              <m:rPr>
+                <m:sty m:val="p"/>
+              </m:rPr>
+              <m:t>c</m:t>
+            </m:r>
+            <m:r>
+              <m:rPr>
+                <m:sty m:val="p"/>
+              </m:rPr>
               <m:t>m</m:t>
             </m:r>
           </m:e>
@@ -26844,12 +30006,18 @@
           </m:rPr>
           <m:t>/</m:t>
         </m:r>
-        <m:r>
-          <m:t>c</m:t>
-        </m:r>
         <m:sSup>
           <m:e>
             <m:r>
+              <m:rPr>
+                <m:sty m:val="p"/>
+              </m:rPr>
+              <m:t>c</m:t>
+            </m:r>
+            <m:r>
+              <m:rPr>
+                <m:sty m:val="p"/>
+              </m:rPr>
               <m:t>m</m:t>
             </m:r>
           </m:e>
@@ -30721,7 +33889,7 @@
         <w:pStyle w:val="Compact"/>
         <w:numPr>
           <w:ilvl w:val="0"/>
-          <w:numId w:val="1018"/>
+          <w:numId w:val="1025"/>
         </w:numPr>
         <w:ind w:firstLine="420"/>
       </w:pPr>
@@ -31187,7 +34355,7 @@
         <w:pStyle w:val="Compact"/>
         <w:numPr>
           <w:ilvl w:val="0"/>
-          <w:numId w:val="1019"/>
+          <w:numId w:val="1026"/>
         </w:numPr>
         <w:ind w:firstLine="420"/>
       </w:pPr>
@@ -31857,7 +35025,7 @@
         <w:pStyle w:val="Compact"/>
         <w:numPr>
           <w:ilvl w:val="0"/>
-          <w:numId w:val="1020"/>
+          <w:numId w:val="1027"/>
         </w:numPr>
         <w:ind w:firstLine="420"/>
       </w:pPr>
@@ -32875,7 +36043,7 @@
       <w:pPr>
         <w:numPr>
           <w:ilvl w:val="0"/>
-          <w:numId w:val="1021"/>
+          <w:numId w:val="1028"/>
         </w:numPr>
         <w:ind w:firstLine="420"/>
       </w:pPr>
@@ -32896,7 +36064,7 @@
       <w:pPr>
         <w:numPr>
           <w:ilvl w:val="0"/>
-          <w:numId w:val="1021"/>
+          <w:numId w:val="1028"/>
         </w:numPr>
         <w:spacing w:after="80"/>
         <w:ind w:firstLine="420"/>
@@ -34160,7 +37328,7 @@
       <w:pPr>
         <w:numPr>
           <w:ilvl w:val="0"/>
-          <w:numId w:val="1022"/>
+          <w:numId w:val="1029"/>
         </w:numPr>
         <w:ind w:firstLine="420"/>
       </w:pPr>
@@ -34218,7 +37386,7 @@
       <w:pPr>
         <w:numPr>
           <w:ilvl w:val="0"/>
-          <w:numId w:val="1022"/>
+          <w:numId w:val="1029"/>
         </w:numPr>
         <w:ind w:firstLine="420"/>
       </w:pPr>
@@ -35236,7 +38404,7 @@
       <w:pPr>
         <w:numPr>
           <w:ilvl w:val="0"/>
-          <w:numId w:val="1023"/>
+          <w:numId w:val="1030"/>
         </w:numPr>
         <w:ind w:firstLine="420"/>
       </w:pPr>
@@ -35257,7 +38425,7 @@
       <w:pPr>
         <w:numPr>
           <w:ilvl w:val="0"/>
-          <w:numId w:val="1023"/>
+          <w:numId w:val="1030"/>
         </w:numPr>
         <w:ind w:firstLine="420"/>
       </w:pPr>
@@ -35278,7 +38446,7 @@
       <w:pPr>
         <w:numPr>
           <w:ilvl w:val="0"/>
-          <w:numId w:val="1023"/>
+          <w:numId w:val="1030"/>
         </w:numPr>
         <w:spacing w:after="80"/>
         <w:ind w:firstLine="420"/>
@@ -37225,7 +40393,7 @@
       <w:pPr>
         <w:numPr>
           <w:ilvl w:val="0"/>
-          <w:numId w:val="1024"/>
+          <w:numId w:val="1031"/>
         </w:numPr>
         <w:ind w:firstLine="420"/>
       </w:pPr>
@@ -37246,7 +40414,7 @@
       <w:pPr>
         <w:numPr>
           <w:ilvl w:val="0"/>
-          <w:numId w:val="1024"/>
+          <w:numId w:val="1031"/>
         </w:numPr>
         <w:ind w:firstLine="420"/>
       </w:pPr>
@@ -37267,7 +40435,7 @@
       <w:pPr>
         <w:numPr>
           <w:ilvl w:val="0"/>
-          <w:numId w:val="1024"/>
+          <w:numId w:val="1031"/>
         </w:numPr>
         <w:ind w:firstLine="420"/>
       </w:pPr>
@@ -37598,7 +40766,7 @@
         <w:pStyle w:val="Compact"/>
         <w:numPr>
           <w:ilvl w:val="0"/>
-          <w:numId w:val="1025"/>
+          <w:numId w:val="1032"/>
         </w:numPr>
         <w:ind w:firstLine="420"/>
       </w:pPr>
@@ -37695,7 +40863,7 @@
       <w:pPr>
         <w:numPr>
           <w:ilvl w:val="0"/>
-          <w:numId w:val="1026"/>
+          <w:numId w:val="1033"/>
         </w:numPr>
         <w:ind w:firstLine="420"/>
       </w:pPr>
@@ -37769,7 +40937,7 @@
       <w:pPr>
         <w:numPr>
           <w:ilvl w:val="0"/>
-          <w:numId w:val="1026"/>
+          <w:numId w:val="1033"/>
         </w:numPr>
         <w:ind w:firstLine="420"/>
       </w:pPr>
@@ -38698,7 +41866,7 @@
       <w:pPr>
         <w:numPr>
           <w:ilvl w:val="0"/>
-          <w:numId w:val="1027"/>
+          <w:numId w:val="1034"/>
         </w:numPr>
         <w:ind w:firstLine="420"/>
       </w:pPr>
@@ -38787,7 +41955,7 @@
       <w:pPr>
         <w:numPr>
           <w:ilvl w:val="0"/>
-          <w:numId w:val="1027"/>
+          <w:numId w:val="1034"/>
         </w:numPr>
         <w:ind w:firstLine="420"/>
       </w:pPr>
@@ -39084,7 +42252,7 @@
         <w:pStyle w:val="Compact"/>
         <w:numPr>
           <w:ilvl w:val="0"/>
-          <w:numId w:val="1028"/>
+          <w:numId w:val="1035"/>
         </w:numPr>
         <w:ind w:firstLine="420"/>
       </w:pPr>
@@ -39379,12 +42547,18 @@
           </m:rPr>
           <m:t>/</m:t>
         </m:r>
-        <m:r>
-          <m:t>c</m:t>
-        </m:r>
         <m:sSup>
           <m:e>
             <m:r>
+              <m:rPr>
+                <m:sty m:val="p"/>
+              </m:rPr>
+              <m:t>c</m:t>
+            </m:r>
+            <m:r>
+              <m:rPr>
+                <m:sty m:val="p"/>
+              </m:rPr>
               <m:t>m</m:t>
             </m:r>
           </m:e>
@@ -39689,7 +42863,7 @@
         <w:pStyle w:val="Compact"/>
         <w:numPr>
           <w:ilvl w:val="0"/>
-          <w:numId w:val="1029"/>
+          <w:numId w:val="1036"/>
         </w:numPr>
         <w:ind w:firstLine="420"/>
       </w:pPr>
@@ -40000,7 +43174,7 @@
       <w:pPr>
         <w:numPr>
           <w:ilvl w:val="0"/>
-          <w:numId w:val="1030"/>
+          <w:numId w:val="1037"/>
         </w:numPr>
         <w:ind w:firstLine="420"/>
       </w:pPr>
@@ -40015,7 +43189,7 @@
       <w:pPr>
         <w:numPr>
           <w:ilvl w:val="0"/>
-          <w:numId w:val="1030"/>
+          <w:numId w:val="1037"/>
         </w:numPr>
         <w:ind w:firstLine="420"/>
       </w:pPr>
@@ -40030,7 +43204,7 @@
       <w:pPr>
         <w:numPr>
           <w:ilvl w:val="0"/>
-          <w:numId w:val="1030"/>
+          <w:numId w:val="1037"/>
         </w:numPr>
         <w:ind w:firstLine="420"/>
       </w:pPr>
@@ -40045,7 +43219,7 @@
       <w:pPr>
         <w:numPr>
           <w:ilvl w:val="0"/>
-          <w:numId w:val="1030"/>
+          <w:numId w:val="1037"/>
         </w:numPr>
         <w:ind w:firstLine="420"/>
       </w:pPr>
@@ -41462,7 +44636,7 @@
       <w:pPr>
         <w:numPr>
           <w:ilvl w:val="0"/>
-          <w:numId w:val="1031"/>
+          <w:numId w:val="1038"/>
         </w:numPr>
         <w:ind w:firstLine="420"/>
       </w:pPr>
@@ -41710,7 +44884,7 @@
       <w:pPr>
         <w:numPr>
           <w:ilvl w:val="0"/>
-          <w:numId w:val="1031"/>
+          <w:numId w:val="1038"/>
         </w:numPr>
         <w:ind w:firstLine="420"/>
       </w:pPr>
@@ -42022,7 +45196,7 @@
       <w:pPr>
         <w:numPr>
           <w:ilvl w:val="0"/>
-          <w:numId w:val="1031"/>
+          <w:numId w:val="1038"/>
         </w:numPr>
         <w:ind w:firstLine="420"/>
       </w:pPr>
@@ -42213,7 +45387,7 @@
       <w:pPr>
         <w:numPr>
           <w:ilvl w:val="0"/>
-          <w:numId w:val="1031"/>
+          <w:numId w:val="1038"/>
         </w:numPr>
         <w:ind w:firstLine="420"/>
       </w:pPr>
@@ -42270,7 +45444,7 @@
       <w:pPr>
         <w:numPr>
           <w:ilvl w:val="0"/>
-          <w:numId w:val="1031"/>
+          <w:numId w:val="1038"/>
         </w:numPr>
         <w:ind w:firstLine="420"/>
       </w:pPr>
@@ -42327,7 +45501,7 @@
       <w:pPr>
         <w:numPr>
           <w:ilvl w:val="0"/>
-          <w:numId w:val="1031"/>
+          <w:numId w:val="1038"/>
         </w:numPr>
         <w:ind w:firstLine="420"/>
       </w:pPr>
@@ -42792,7 +45966,7 @@
       <w:pPr>
         <w:numPr>
           <w:ilvl w:val="0"/>
-          <w:numId w:val="1032"/>
+          <w:numId w:val="1039"/>
         </w:numPr>
         <w:ind w:firstLine="420"/>
       </w:pPr>
@@ -42898,7 +46072,7 @@
       <w:pPr>
         <w:numPr>
           <w:ilvl w:val="0"/>
-          <w:numId w:val="1032"/>
+          <w:numId w:val="1039"/>
         </w:numPr>
         <w:ind w:firstLine="420"/>
       </w:pPr>
@@ -43122,7 +46296,7 @@
       <w:pPr>
         <w:numPr>
           <w:ilvl w:val="0"/>
-          <w:numId w:val="1032"/>
+          <w:numId w:val="1039"/>
         </w:numPr>
         <w:ind w:firstLine="420"/>
       </w:pPr>
@@ -43922,7 +47096,7 @@
         <w:pStyle w:val="Compact"/>
         <w:numPr>
           <w:ilvl w:val="0"/>
-          <w:numId w:val="1033"/>
+          <w:numId w:val="1040"/>
         </w:numPr>
         <w:ind w:firstLine="420"/>
       </w:pPr>
@@ -45061,6 +48235,36 @@
     </w:lvlOverride>
   </w:num>
   <w:num w:numId="1006">
+    <w:abstractNumId w:val="99431"/>
+    <w:lvlOverride w:ilvl="0">
+      <w:startOverride w:val="1"/>
+    </w:lvlOverride>
+    <w:lvlOverride w:ilvl="1">
+      <w:startOverride w:val="1"/>
+    </w:lvlOverride>
+    <w:lvlOverride w:ilvl="2">
+      <w:startOverride w:val="1"/>
+    </w:lvlOverride>
+    <w:lvlOverride w:ilvl="3">
+      <w:startOverride w:val="1"/>
+    </w:lvlOverride>
+    <w:lvlOverride w:ilvl="4">
+      <w:startOverride w:val="1"/>
+    </w:lvlOverride>
+    <w:lvlOverride w:ilvl="5">
+      <w:startOverride w:val="1"/>
+    </w:lvlOverride>
+    <w:lvlOverride w:ilvl="6">
+      <w:startOverride w:val="1"/>
+    </w:lvlOverride>
+    <w:lvlOverride w:ilvl="7">
+      <w:startOverride w:val="1"/>
+    </w:lvlOverride>
+    <w:lvlOverride w:ilvl="8">
+      <w:startOverride w:val="1"/>
+    </w:lvlOverride>
+  </w:num>
+  <w:num w:numId="1007">
     <w:abstractNumId w:val="99432"/>
     <w:lvlOverride w:ilvl="0">
       <w:startOverride w:val="2"/>
@@ -45090,7 +48294,7 @@
       <w:startOverride w:val="2"/>
     </w:lvlOverride>
   </w:num>
-  <w:num w:numId="1007">
+  <w:num w:numId="1008">
     <w:abstractNumId w:val="99437"/>
     <w:lvlOverride w:ilvl="0">
       <w:startOverride w:val="7"/>
@@ -45118,36 +48322,6 @@
     </w:lvlOverride>
     <w:lvlOverride w:ilvl="8">
       <w:startOverride w:val="7"/>
-    </w:lvlOverride>
-  </w:num>
-  <w:num w:numId="1008">
-    <w:abstractNumId w:val="99431"/>
-    <w:lvlOverride w:ilvl="0">
-      <w:startOverride w:val="1"/>
-    </w:lvlOverride>
-    <w:lvlOverride w:ilvl="1">
-      <w:startOverride w:val="1"/>
-    </w:lvlOverride>
-    <w:lvlOverride w:ilvl="2">
-      <w:startOverride w:val="1"/>
-    </w:lvlOverride>
-    <w:lvlOverride w:ilvl="3">
-      <w:startOverride w:val="1"/>
-    </w:lvlOverride>
-    <w:lvlOverride w:ilvl="4">
-      <w:startOverride w:val="1"/>
-    </w:lvlOverride>
-    <w:lvlOverride w:ilvl="5">
-      <w:startOverride w:val="1"/>
-    </w:lvlOverride>
-    <w:lvlOverride w:ilvl="6">
-      <w:startOverride w:val="1"/>
-    </w:lvlOverride>
-    <w:lvlOverride w:ilvl="7">
-      <w:startOverride w:val="1"/>
-    </w:lvlOverride>
-    <w:lvlOverride w:ilvl="8">
-      <w:startOverride w:val="1"/>
     </w:lvlOverride>
   </w:num>
   <w:num w:numId="1009">
@@ -45181,33 +48355,33 @@
     </w:lvlOverride>
   </w:num>
   <w:num w:numId="1010">
-    <w:abstractNumId w:val="99433"/>
+    <w:abstractNumId w:val="99431"/>
     <w:lvlOverride w:ilvl="0">
-      <w:startOverride w:val="3"/>
+      <w:startOverride w:val="1"/>
     </w:lvlOverride>
     <w:lvlOverride w:ilvl="1">
-      <w:startOverride w:val="3"/>
+      <w:startOverride w:val="1"/>
     </w:lvlOverride>
     <w:lvlOverride w:ilvl="2">
-      <w:startOverride w:val="3"/>
+      <w:startOverride w:val="1"/>
     </w:lvlOverride>
     <w:lvlOverride w:ilvl="3">
-      <w:startOverride w:val="3"/>
+      <w:startOverride w:val="1"/>
     </w:lvlOverride>
     <w:lvlOverride w:ilvl="4">
-      <w:startOverride w:val="3"/>
+      <w:startOverride w:val="1"/>
     </w:lvlOverride>
     <w:lvlOverride w:ilvl="5">
-      <w:startOverride w:val="3"/>
+      <w:startOverride w:val="1"/>
     </w:lvlOverride>
     <w:lvlOverride w:ilvl="6">
-      <w:startOverride w:val="3"/>
+      <w:startOverride w:val="1"/>
     </w:lvlOverride>
     <w:lvlOverride w:ilvl="7">
-      <w:startOverride w:val="3"/>
+      <w:startOverride w:val="1"/>
     </w:lvlOverride>
     <w:lvlOverride w:ilvl="8">
-      <w:startOverride w:val="3"/>
+      <w:startOverride w:val="1"/>
     </w:lvlOverride>
   </w:num>
   <w:num w:numId="1011">
@@ -45271,7 +48445,7 @@
     </w:lvlOverride>
   </w:num>
   <w:num w:numId="1013">
-    <w:abstractNumId w:val="99731"/>
+    <w:abstractNumId w:val="99431"/>
     <w:lvlOverride w:ilvl="0">
       <w:startOverride w:val="1"/>
     </w:lvlOverride>
@@ -45301,63 +48475,63 @@
     </w:lvlOverride>
   </w:num>
   <w:num w:numId="1014">
-    <w:abstractNumId w:val="99732"/>
+    <w:abstractNumId w:val="99431"/>
     <w:lvlOverride w:ilvl="0">
-      <w:startOverride w:val="2"/>
+      <w:startOverride w:val="1"/>
     </w:lvlOverride>
     <w:lvlOverride w:ilvl="1">
-      <w:startOverride w:val="2"/>
+      <w:startOverride w:val="1"/>
     </w:lvlOverride>
     <w:lvlOverride w:ilvl="2">
-      <w:startOverride w:val="2"/>
+      <w:startOverride w:val="1"/>
     </w:lvlOverride>
     <w:lvlOverride w:ilvl="3">
-      <w:startOverride w:val="2"/>
+      <w:startOverride w:val="1"/>
     </w:lvlOverride>
     <w:lvlOverride w:ilvl="4">
-      <w:startOverride w:val="2"/>
+      <w:startOverride w:val="1"/>
     </w:lvlOverride>
     <w:lvlOverride w:ilvl="5">
-      <w:startOverride w:val="2"/>
+      <w:startOverride w:val="1"/>
     </w:lvlOverride>
     <w:lvlOverride w:ilvl="6">
-      <w:startOverride w:val="2"/>
+      <w:startOverride w:val="1"/>
     </w:lvlOverride>
     <w:lvlOverride w:ilvl="7">
-      <w:startOverride w:val="2"/>
+      <w:startOverride w:val="1"/>
     </w:lvlOverride>
     <w:lvlOverride w:ilvl="8">
-      <w:startOverride w:val="2"/>
+      <w:startOverride w:val="1"/>
     </w:lvlOverride>
   </w:num>
   <w:num w:numId="1015">
-    <w:abstractNumId w:val="99733"/>
+    <w:abstractNumId w:val="99431"/>
     <w:lvlOverride w:ilvl="0">
-      <w:startOverride w:val="3"/>
+      <w:startOverride w:val="1"/>
     </w:lvlOverride>
     <w:lvlOverride w:ilvl="1">
-      <w:startOverride w:val="3"/>
+      <w:startOverride w:val="1"/>
     </w:lvlOverride>
     <w:lvlOverride w:ilvl="2">
-      <w:startOverride w:val="3"/>
+      <w:startOverride w:val="1"/>
     </w:lvlOverride>
     <w:lvlOverride w:ilvl="3">
-      <w:startOverride w:val="3"/>
+      <w:startOverride w:val="1"/>
     </w:lvlOverride>
     <w:lvlOverride w:ilvl="4">
-      <w:startOverride w:val="3"/>
+      <w:startOverride w:val="1"/>
     </w:lvlOverride>
     <w:lvlOverride w:ilvl="5">
-      <w:startOverride w:val="3"/>
+      <w:startOverride w:val="1"/>
     </w:lvlOverride>
     <w:lvlOverride w:ilvl="6">
-      <w:startOverride w:val="3"/>
+      <w:startOverride w:val="1"/>
     </w:lvlOverride>
     <w:lvlOverride w:ilvl="7">
-      <w:startOverride w:val="3"/>
+      <w:startOverride w:val="1"/>
     </w:lvlOverride>
     <w:lvlOverride w:ilvl="8">
-      <w:startOverride w:val="3"/>
+      <w:startOverride w:val="1"/>
     </w:lvlOverride>
   </w:num>
   <w:num w:numId="1016">
@@ -45451,66 +48625,6 @@
     </w:lvlOverride>
   </w:num>
   <w:num w:numId="1019">
-    <w:abstractNumId w:val="99432"/>
-    <w:lvlOverride w:ilvl="0">
-      <w:startOverride w:val="2"/>
-    </w:lvlOverride>
-    <w:lvlOverride w:ilvl="1">
-      <w:startOverride w:val="2"/>
-    </w:lvlOverride>
-    <w:lvlOverride w:ilvl="2">
-      <w:startOverride w:val="2"/>
-    </w:lvlOverride>
-    <w:lvlOverride w:ilvl="3">
-      <w:startOverride w:val="2"/>
-    </w:lvlOverride>
-    <w:lvlOverride w:ilvl="4">
-      <w:startOverride w:val="2"/>
-    </w:lvlOverride>
-    <w:lvlOverride w:ilvl="5">
-      <w:startOverride w:val="2"/>
-    </w:lvlOverride>
-    <w:lvlOverride w:ilvl="6">
-      <w:startOverride w:val="2"/>
-    </w:lvlOverride>
-    <w:lvlOverride w:ilvl="7">
-      <w:startOverride w:val="2"/>
-    </w:lvlOverride>
-    <w:lvlOverride w:ilvl="8">
-      <w:startOverride w:val="2"/>
-    </w:lvlOverride>
-  </w:num>
-  <w:num w:numId="1020">
-    <w:abstractNumId w:val="99433"/>
-    <w:lvlOverride w:ilvl="0">
-      <w:startOverride w:val="3"/>
-    </w:lvlOverride>
-    <w:lvlOverride w:ilvl="1">
-      <w:startOverride w:val="3"/>
-    </w:lvlOverride>
-    <w:lvlOverride w:ilvl="2">
-      <w:startOverride w:val="3"/>
-    </w:lvlOverride>
-    <w:lvlOverride w:ilvl="3">
-      <w:startOverride w:val="3"/>
-    </w:lvlOverride>
-    <w:lvlOverride w:ilvl="4">
-      <w:startOverride w:val="3"/>
-    </w:lvlOverride>
-    <w:lvlOverride w:ilvl="5">
-      <w:startOverride w:val="3"/>
-    </w:lvlOverride>
-    <w:lvlOverride w:ilvl="6">
-      <w:startOverride w:val="3"/>
-    </w:lvlOverride>
-    <w:lvlOverride w:ilvl="7">
-      <w:startOverride w:val="3"/>
-    </w:lvlOverride>
-    <w:lvlOverride w:ilvl="8">
-      <w:startOverride w:val="3"/>
-    </w:lvlOverride>
-  </w:num>
-  <w:num w:numId="1021">
     <w:abstractNumId w:val="99431"/>
     <w:lvlOverride w:ilvl="0">
       <w:startOverride w:val="1"/>
@@ -45540,8 +48654,8 @@
       <w:startOverride w:val="1"/>
     </w:lvlOverride>
   </w:num>
-  <w:num w:numId="1022">
-    <w:abstractNumId w:val="99431"/>
+  <w:num w:numId="1020">
+    <w:abstractNumId w:val="99731"/>
     <w:lvlOverride w:ilvl="0">
       <w:startOverride w:val="1"/>
     </w:lvlOverride>
@@ -45568,6 +48682,66 @@
     </w:lvlOverride>
     <w:lvlOverride w:ilvl="8">
       <w:startOverride w:val="1"/>
+    </w:lvlOverride>
+  </w:num>
+  <w:num w:numId="1021">
+    <w:abstractNumId w:val="99732"/>
+    <w:lvlOverride w:ilvl="0">
+      <w:startOverride w:val="2"/>
+    </w:lvlOverride>
+    <w:lvlOverride w:ilvl="1">
+      <w:startOverride w:val="2"/>
+    </w:lvlOverride>
+    <w:lvlOverride w:ilvl="2">
+      <w:startOverride w:val="2"/>
+    </w:lvlOverride>
+    <w:lvlOverride w:ilvl="3">
+      <w:startOverride w:val="2"/>
+    </w:lvlOverride>
+    <w:lvlOverride w:ilvl="4">
+      <w:startOverride w:val="2"/>
+    </w:lvlOverride>
+    <w:lvlOverride w:ilvl="5">
+      <w:startOverride w:val="2"/>
+    </w:lvlOverride>
+    <w:lvlOverride w:ilvl="6">
+      <w:startOverride w:val="2"/>
+    </w:lvlOverride>
+    <w:lvlOverride w:ilvl="7">
+      <w:startOverride w:val="2"/>
+    </w:lvlOverride>
+    <w:lvlOverride w:ilvl="8">
+      <w:startOverride w:val="2"/>
+    </w:lvlOverride>
+  </w:num>
+  <w:num w:numId="1022">
+    <w:abstractNumId w:val="99733"/>
+    <w:lvlOverride w:ilvl="0">
+      <w:startOverride w:val="3"/>
+    </w:lvlOverride>
+    <w:lvlOverride w:ilvl="1">
+      <w:startOverride w:val="3"/>
+    </w:lvlOverride>
+    <w:lvlOverride w:ilvl="2">
+      <w:startOverride w:val="3"/>
+    </w:lvlOverride>
+    <w:lvlOverride w:ilvl="3">
+      <w:startOverride w:val="3"/>
+    </w:lvlOverride>
+    <w:lvlOverride w:ilvl="4">
+      <w:startOverride w:val="3"/>
+    </w:lvlOverride>
+    <w:lvlOverride w:ilvl="5">
+      <w:startOverride w:val="3"/>
+    </w:lvlOverride>
+    <w:lvlOverride w:ilvl="6">
+      <w:startOverride w:val="3"/>
+    </w:lvlOverride>
+    <w:lvlOverride w:ilvl="7">
+      <w:startOverride w:val="3"/>
+    </w:lvlOverride>
+    <w:lvlOverride w:ilvl="8">
+      <w:startOverride w:val="3"/>
     </w:lvlOverride>
   </w:num>
   <w:num w:numId="1023">
@@ -45601,33 +48775,33 @@
     </w:lvlOverride>
   </w:num>
   <w:num w:numId="1024">
-    <w:abstractNumId w:val="99431"/>
+    <w:abstractNumId w:val="99433"/>
     <w:lvlOverride w:ilvl="0">
-      <w:startOverride w:val="1"/>
+      <w:startOverride w:val="3"/>
     </w:lvlOverride>
     <w:lvlOverride w:ilvl="1">
-      <w:startOverride w:val="1"/>
+      <w:startOverride w:val="3"/>
     </w:lvlOverride>
     <w:lvlOverride w:ilvl="2">
-      <w:startOverride w:val="1"/>
+      <w:startOverride w:val="3"/>
     </w:lvlOverride>
     <w:lvlOverride w:ilvl="3">
-      <w:startOverride w:val="1"/>
+      <w:startOverride w:val="3"/>
     </w:lvlOverride>
     <w:lvlOverride w:ilvl="4">
-      <w:startOverride w:val="1"/>
+      <w:startOverride w:val="3"/>
     </w:lvlOverride>
     <w:lvlOverride w:ilvl="5">
-      <w:startOverride w:val="1"/>
+      <w:startOverride w:val="3"/>
     </w:lvlOverride>
     <w:lvlOverride w:ilvl="6">
-      <w:startOverride w:val="1"/>
+      <w:startOverride w:val="3"/>
     </w:lvlOverride>
     <w:lvlOverride w:ilvl="7">
-      <w:startOverride w:val="1"/>
+      <w:startOverride w:val="3"/>
     </w:lvlOverride>
     <w:lvlOverride w:ilvl="8">
-      <w:startOverride w:val="1"/>
+      <w:startOverride w:val="3"/>
     </w:lvlOverride>
   </w:num>
   <w:num w:numId="1025">
@@ -45691,33 +48865,33 @@
     </w:lvlOverride>
   </w:num>
   <w:num w:numId="1027">
-    <w:abstractNumId w:val="99431"/>
+    <w:abstractNumId w:val="99433"/>
     <w:lvlOverride w:ilvl="0">
-      <w:startOverride w:val="1"/>
+      <w:startOverride w:val="3"/>
     </w:lvlOverride>
     <w:lvlOverride w:ilvl="1">
-      <w:startOverride w:val="1"/>
+      <w:startOverride w:val="3"/>
     </w:lvlOverride>
     <w:lvlOverride w:ilvl="2">
-      <w:startOverride w:val="1"/>
+      <w:startOverride w:val="3"/>
     </w:lvlOverride>
     <w:lvlOverride w:ilvl="3">
-      <w:startOverride w:val="1"/>
+      <w:startOverride w:val="3"/>
     </w:lvlOverride>
     <w:lvlOverride w:ilvl="4">
-      <w:startOverride w:val="1"/>
+      <w:startOverride w:val="3"/>
     </w:lvlOverride>
     <w:lvlOverride w:ilvl="5">
-      <w:startOverride w:val="1"/>
+      <w:startOverride w:val="3"/>
     </w:lvlOverride>
     <w:lvlOverride w:ilvl="6">
-      <w:startOverride w:val="1"/>
+      <w:startOverride w:val="3"/>
     </w:lvlOverride>
     <w:lvlOverride w:ilvl="7">
-      <w:startOverride w:val="1"/>
+      <w:startOverride w:val="3"/>
     </w:lvlOverride>
     <w:lvlOverride w:ilvl="8">
-      <w:startOverride w:val="1"/>
+      <w:startOverride w:val="3"/>
     </w:lvlOverride>
   </w:num>
   <w:num w:numId="1028">
@@ -45751,37 +48925,37 @@
     </w:lvlOverride>
   </w:num>
   <w:num w:numId="1029">
-    <w:abstractNumId w:val="99432"/>
+    <w:abstractNumId w:val="99431"/>
     <w:lvlOverride w:ilvl="0">
-      <w:startOverride w:val="2"/>
+      <w:startOverride w:val="1"/>
     </w:lvlOverride>
     <w:lvlOverride w:ilvl="1">
-      <w:startOverride w:val="2"/>
+      <w:startOverride w:val="1"/>
     </w:lvlOverride>
     <w:lvlOverride w:ilvl="2">
-      <w:startOverride w:val="2"/>
+      <w:startOverride w:val="1"/>
     </w:lvlOverride>
     <w:lvlOverride w:ilvl="3">
-      <w:startOverride w:val="2"/>
+      <w:startOverride w:val="1"/>
     </w:lvlOverride>
     <w:lvlOverride w:ilvl="4">
-      <w:startOverride w:val="2"/>
+      <w:startOverride w:val="1"/>
     </w:lvlOverride>
     <w:lvlOverride w:ilvl="5">
-      <w:startOverride w:val="2"/>
+      <w:startOverride w:val="1"/>
     </w:lvlOverride>
     <w:lvlOverride w:ilvl="6">
-      <w:startOverride w:val="2"/>
+      <w:startOverride w:val="1"/>
     </w:lvlOverride>
     <w:lvlOverride w:ilvl="7">
-      <w:startOverride w:val="2"/>
+      <w:startOverride w:val="1"/>
     </w:lvlOverride>
     <w:lvlOverride w:ilvl="8">
-      <w:startOverride w:val="2"/>
+      <w:startOverride w:val="1"/>
     </w:lvlOverride>
   </w:num>
   <w:num w:numId="1030">
-    <w:abstractNumId w:val="99731"/>
+    <w:abstractNumId w:val="99431"/>
     <w:lvlOverride w:ilvl="0">
       <w:startOverride w:val="1"/>
     </w:lvlOverride>
@@ -45871,6 +49045,216 @@
     </w:lvlOverride>
   </w:num>
   <w:num w:numId="1033">
+    <w:abstractNumId w:val="99432"/>
+    <w:lvlOverride w:ilvl="0">
+      <w:startOverride w:val="2"/>
+    </w:lvlOverride>
+    <w:lvlOverride w:ilvl="1">
+      <w:startOverride w:val="2"/>
+    </w:lvlOverride>
+    <w:lvlOverride w:ilvl="2">
+      <w:startOverride w:val="2"/>
+    </w:lvlOverride>
+    <w:lvlOverride w:ilvl="3">
+      <w:startOverride w:val="2"/>
+    </w:lvlOverride>
+    <w:lvlOverride w:ilvl="4">
+      <w:startOverride w:val="2"/>
+    </w:lvlOverride>
+    <w:lvlOverride w:ilvl="5">
+      <w:startOverride w:val="2"/>
+    </w:lvlOverride>
+    <w:lvlOverride w:ilvl="6">
+      <w:startOverride w:val="2"/>
+    </w:lvlOverride>
+    <w:lvlOverride w:ilvl="7">
+      <w:startOverride w:val="2"/>
+    </w:lvlOverride>
+    <w:lvlOverride w:ilvl="8">
+      <w:startOverride w:val="2"/>
+    </w:lvlOverride>
+  </w:num>
+  <w:num w:numId="1034">
+    <w:abstractNumId w:val="99431"/>
+    <w:lvlOverride w:ilvl="0">
+      <w:startOverride w:val="1"/>
+    </w:lvlOverride>
+    <w:lvlOverride w:ilvl="1">
+      <w:startOverride w:val="1"/>
+    </w:lvlOverride>
+    <w:lvlOverride w:ilvl="2">
+      <w:startOverride w:val="1"/>
+    </w:lvlOverride>
+    <w:lvlOverride w:ilvl="3">
+      <w:startOverride w:val="1"/>
+    </w:lvlOverride>
+    <w:lvlOverride w:ilvl="4">
+      <w:startOverride w:val="1"/>
+    </w:lvlOverride>
+    <w:lvlOverride w:ilvl="5">
+      <w:startOverride w:val="1"/>
+    </w:lvlOverride>
+    <w:lvlOverride w:ilvl="6">
+      <w:startOverride w:val="1"/>
+    </w:lvlOverride>
+    <w:lvlOverride w:ilvl="7">
+      <w:startOverride w:val="1"/>
+    </w:lvlOverride>
+    <w:lvlOverride w:ilvl="8">
+      <w:startOverride w:val="1"/>
+    </w:lvlOverride>
+  </w:num>
+  <w:num w:numId="1035">
+    <w:abstractNumId w:val="99431"/>
+    <w:lvlOverride w:ilvl="0">
+      <w:startOverride w:val="1"/>
+    </w:lvlOverride>
+    <w:lvlOverride w:ilvl="1">
+      <w:startOverride w:val="1"/>
+    </w:lvlOverride>
+    <w:lvlOverride w:ilvl="2">
+      <w:startOverride w:val="1"/>
+    </w:lvlOverride>
+    <w:lvlOverride w:ilvl="3">
+      <w:startOverride w:val="1"/>
+    </w:lvlOverride>
+    <w:lvlOverride w:ilvl="4">
+      <w:startOverride w:val="1"/>
+    </w:lvlOverride>
+    <w:lvlOverride w:ilvl="5">
+      <w:startOverride w:val="1"/>
+    </w:lvlOverride>
+    <w:lvlOverride w:ilvl="6">
+      <w:startOverride w:val="1"/>
+    </w:lvlOverride>
+    <w:lvlOverride w:ilvl="7">
+      <w:startOverride w:val="1"/>
+    </w:lvlOverride>
+    <w:lvlOverride w:ilvl="8">
+      <w:startOverride w:val="1"/>
+    </w:lvlOverride>
+  </w:num>
+  <w:num w:numId="1036">
+    <w:abstractNumId w:val="99432"/>
+    <w:lvlOverride w:ilvl="0">
+      <w:startOverride w:val="2"/>
+    </w:lvlOverride>
+    <w:lvlOverride w:ilvl="1">
+      <w:startOverride w:val="2"/>
+    </w:lvlOverride>
+    <w:lvlOverride w:ilvl="2">
+      <w:startOverride w:val="2"/>
+    </w:lvlOverride>
+    <w:lvlOverride w:ilvl="3">
+      <w:startOverride w:val="2"/>
+    </w:lvlOverride>
+    <w:lvlOverride w:ilvl="4">
+      <w:startOverride w:val="2"/>
+    </w:lvlOverride>
+    <w:lvlOverride w:ilvl="5">
+      <w:startOverride w:val="2"/>
+    </w:lvlOverride>
+    <w:lvlOverride w:ilvl="6">
+      <w:startOverride w:val="2"/>
+    </w:lvlOverride>
+    <w:lvlOverride w:ilvl="7">
+      <w:startOverride w:val="2"/>
+    </w:lvlOverride>
+    <w:lvlOverride w:ilvl="8">
+      <w:startOverride w:val="2"/>
+    </w:lvlOverride>
+  </w:num>
+  <w:num w:numId="1037">
+    <w:abstractNumId w:val="99731"/>
+    <w:lvlOverride w:ilvl="0">
+      <w:startOverride w:val="1"/>
+    </w:lvlOverride>
+    <w:lvlOverride w:ilvl="1">
+      <w:startOverride w:val="1"/>
+    </w:lvlOverride>
+    <w:lvlOverride w:ilvl="2">
+      <w:startOverride w:val="1"/>
+    </w:lvlOverride>
+    <w:lvlOverride w:ilvl="3">
+      <w:startOverride w:val="1"/>
+    </w:lvlOverride>
+    <w:lvlOverride w:ilvl="4">
+      <w:startOverride w:val="1"/>
+    </w:lvlOverride>
+    <w:lvlOverride w:ilvl="5">
+      <w:startOverride w:val="1"/>
+    </w:lvlOverride>
+    <w:lvlOverride w:ilvl="6">
+      <w:startOverride w:val="1"/>
+    </w:lvlOverride>
+    <w:lvlOverride w:ilvl="7">
+      <w:startOverride w:val="1"/>
+    </w:lvlOverride>
+    <w:lvlOverride w:ilvl="8">
+      <w:startOverride w:val="1"/>
+    </w:lvlOverride>
+  </w:num>
+  <w:num w:numId="1038">
+    <w:abstractNumId w:val="99431"/>
+    <w:lvlOverride w:ilvl="0">
+      <w:startOverride w:val="1"/>
+    </w:lvlOverride>
+    <w:lvlOverride w:ilvl="1">
+      <w:startOverride w:val="1"/>
+    </w:lvlOverride>
+    <w:lvlOverride w:ilvl="2">
+      <w:startOverride w:val="1"/>
+    </w:lvlOverride>
+    <w:lvlOverride w:ilvl="3">
+      <w:startOverride w:val="1"/>
+    </w:lvlOverride>
+    <w:lvlOverride w:ilvl="4">
+      <w:startOverride w:val="1"/>
+    </w:lvlOverride>
+    <w:lvlOverride w:ilvl="5">
+      <w:startOverride w:val="1"/>
+    </w:lvlOverride>
+    <w:lvlOverride w:ilvl="6">
+      <w:startOverride w:val="1"/>
+    </w:lvlOverride>
+    <w:lvlOverride w:ilvl="7">
+      <w:startOverride w:val="1"/>
+    </w:lvlOverride>
+    <w:lvlOverride w:ilvl="8">
+      <w:startOverride w:val="1"/>
+    </w:lvlOverride>
+  </w:num>
+  <w:num w:numId="1039">
+    <w:abstractNumId w:val="99431"/>
+    <w:lvlOverride w:ilvl="0">
+      <w:startOverride w:val="1"/>
+    </w:lvlOverride>
+    <w:lvlOverride w:ilvl="1">
+      <w:startOverride w:val="1"/>
+    </w:lvlOverride>
+    <w:lvlOverride w:ilvl="2">
+      <w:startOverride w:val="1"/>
+    </w:lvlOverride>
+    <w:lvlOverride w:ilvl="3">
+      <w:startOverride w:val="1"/>
+    </w:lvlOverride>
+    <w:lvlOverride w:ilvl="4">
+      <w:startOverride w:val="1"/>
+    </w:lvlOverride>
+    <w:lvlOverride w:ilvl="5">
+      <w:startOverride w:val="1"/>
+    </w:lvlOverride>
+    <w:lvlOverride w:ilvl="6">
+      <w:startOverride w:val="1"/>
+    </w:lvlOverride>
+    <w:lvlOverride w:ilvl="7">
+      <w:startOverride w:val="1"/>
+    </w:lvlOverride>
+    <w:lvlOverride w:ilvl="8">
+      <w:startOverride w:val="1"/>
+    </w:lvlOverride>
+  </w:num>
+  <w:num w:numId="1040">
     <w:abstractNumId w:val="99434"/>
     <w:lvlOverride w:ilvl="0">
       <w:startOverride w:val="4"/>
